--- a/00-首页/题组Word/第一轮·综合套卷/第一轮综合卷04（学生版）.docx
+++ b/00-首页/题组Word/第一轮·综合套卷/第一轮综合卷04（学生版）.docx
@@ -19106,73 +19106,6 @@
           <w:rFonts w:hint="eastAsia" w:ascii="Times New Roman" w:hAnsi="Times New Roman" w:eastAsia="SimHei" w:cs="Times New Roman"/>
         </w:rPr>
         <w:t>题</w:t>
-      </w:r>
-    </w:p>
-    <w:p>
-      <w:pPr>
-        <w:pStyle w:val="BlockText"/>
-      </w:pPr>
-      <w:r>
-        <w:rPr>
-          <w:rFonts w:hint="eastAsia" w:ascii="Times New Roman" w:hAnsi="Times New Roman" w:eastAsia="FangSong" w:cs="Times New Roman"/>
-          <w:b/>
-          <w:bCs/>
-        </w:rPr>
-        <w:t xml:space="preserve">互链</w:t>
-      </w:r>
-      <w:r>
-        <w:rPr>
-          <w:rFonts w:hint="eastAsia" w:ascii="Times New Roman" w:hAnsi="Times New Roman" w:eastAsia="Times New Roman" w:cs="Times New Roman"/>
-        </w:rPr>
-        <w:t>：</w:t>
-      </w:r>
-      <w:r>
-        <w:rPr>
-          <w:rFonts w:hint="eastAsia" w:ascii="Times New Roman" w:hAnsi="Times New Roman" w:eastAsia="FangSong" w:cs="Times New Roman"/>
-        </w:rPr>
-        <w:t>题</w:t>
-      </w:r>
-      <w:r>
-        <w:rPr>
-          <w:rFonts w:hint="eastAsia" w:ascii="Times New Roman" w:hAnsi="Times New Roman" w:eastAsia="Times New Roman" w:cs="Times New Roman"/>
-        </w:rPr>
-        <w:t>-</w:t>
-      </w:r>
-      <w:r>
-        <w:rPr>
-          <w:rFonts w:hint="eastAsia" w:ascii="Times New Roman" w:hAnsi="Times New Roman" w:eastAsia="FangSong" w:cs="Times New Roman"/>
-        </w:rPr>
-        <w:t>容量</w:t>
-      </w:r>
-      <w:r>
-        <w:rPr>
-          <w:rFonts w:hint="eastAsia" w:ascii="Times New Roman" w:hAnsi="Times New Roman" w:eastAsia="Times New Roman" w:cs="Times New Roman"/>
-        </w:rPr>
-        <w:t>-02-</w:t>
-      </w:r>
-      <w:r>
-        <w:rPr>
-          <w:rFonts w:hint="eastAsia" w:ascii="Times New Roman" w:hAnsi="Times New Roman" w:eastAsia="FangSong" w:cs="Times New Roman"/>
-        </w:rPr>
-        <w:t>混合碱双指示剂法</w:t>
-      </w:r>
-      <w:r>
-        <w:rPr>
-          <w:rFonts w:hint="eastAsia" w:ascii="Times New Roman" w:hAnsi="Times New Roman" w:eastAsia="Times New Roman" w:cs="Times New Roman"/>
-        </w:rPr>
-        <w:t>（</w:t>
-      </w:r>
-      <w:r>
-        <w:rPr>
-          <w:rFonts w:hint="eastAsia" w:ascii="Times New Roman" w:hAnsi="Times New Roman" w:eastAsia="FangSong" w:cs="Times New Roman"/>
-        </w:rPr>
-        <w:t>同方法不同题</w:t>
-      </w:r>
-      <w:r>
-        <w:rPr>
-          <w:rFonts w:hint="eastAsia" w:ascii="Times New Roman" w:hAnsi="Times New Roman" w:eastAsia="Times New Roman" w:cs="Times New Roman"/>
-        </w:rPr>
-        <w:t>）。</w:t>
       </w:r>
     </w:p>
     <w:p>

--- a/00-首页/题组Word/第一轮·综合套卷/第一轮综合卷04（学生版）.docx
+++ b/00-首页/题组Word/第一轮·综合套卷/第一轮综合卷04（学生版）.docx
@@ -4862,7 +4862,7 @@
       </w:r>
     </w:p>
     <w:bookmarkEnd w:id="34"/>
-    <w:bookmarkStart w:id="38" w:name="第15题"/>
+    <w:bookmarkStart w:id="35" w:name="第15题"/>
     <w:p>
       <w:pPr>
         <w:pStyle w:val="Heading3"/>
@@ -4893,15 +4893,67 @@
       </w:pPr>
       <w:r>
         <w:rPr>
-          <w:rFonts w:ascii="Times New Roman" w:hAnsi="Times New Roman" w:eastAsia="Times New Roman" w:cs="Times New Roman"/>
-        </w:rPr>
-        <w:t xml:space="preserve">BaFCl </w:t>
-      </w:r>
-      <w:r>
-        <w:rPr>
-          <w:rFonts w:hint="eastAsia" w:ascii="Times New Roman" w:hAnsi="Times New Roman" w:eastAsia="FangSong" w:cs="Times New Roman"/>
-        </w:rPr>
-        <w:t>晶胞属四方晶系</w:t>
+          <w:rFonts w:hint="eastAsia" w:ascii="Times New Roman" w:hAnsi="Times New Roman" w:eastAsia="FangSong" w:cs="Times New Roman"/>
+        </w:rPr>
+        <w:t xml:space="preserve">第一代稀土永磁体</w:t>
+      </w:r>
+      <w:r>
+        <w:rPr>
+          <w:rFonts w:ascii="Times New Roman" w:hAnsi="Times New Roman" w:eastAsia="Times New Roman" w:cs="Times New Roman"/>
+        </w:rPr>
+        <w:t xml:space="preserve"> </w:t>
+      </w:r>
+      <m:oMath>
+        <m:oMathPr>
+          <m:ctrlPr>
+            <w:rPr>
+              <w:sz w:val="28"/>
+              <w:szCs w:val="28"/>
+            </w:rPr>
+          </m:ctrlPr>
+        </m:oMathPr>
+        <m:r>
+          <m:t>S</m:t>
+        </m:r>
+        <m:sSub>
+          <m:e>
+            <m:r>
+              <m:t>m</m:t>
+            </m:r>
+          </m:e>
+          <m:sub>
+            <m:r>
+              <m:t>x</m:t>
+            </m:r>
+          </m:sub>
+        </m:sSub>
+        <m:r>
+          <m:t>C</m:t>
+        </m:r>
+        <m:sSub>
+          <m:e>
+            <m:r>
+              <m:t>o</m:t>
+            </m:r>
+          </m:e>
+          <m:sub>
+            <m:r>
+              <m:t>y</m:t>
+            </m:r>
+          </m:sub>
+        </m:sSub>
+      </m:oMath>
+      <w:r>
+        <w:rPr>
+          <w:rFonts w:ascii="Times New Roman" w:hAnsi="Times New Roman" w:eastAsia="Times New Roman" w:cs="Times New Roman"/>
+        </w:rPr>
+        <w:t xml:space="preserve"> </w:t>
+      </w:r>
+      <w:r>
+        <w:rPr>
+          <w:rFonts w:hint="eastAsia" w:ascii="Times New Roman" w:hAnsi="Times New Roman" w:eastAsia="FangSong" w:cs="Times New Roman"/>
+        </w:rPr>
+        <w:t>晶体为六方晶系</w:t>
       </w:r>
       <w:r>
         <w:rPr>
@@ -4913,113 +4965,351 @@
         <w:rPr>
           <w:rFonts w:hint="eastAsia" w:ascii="Times New Roman" w:hAnsi="Times New Roman" w:eastAsia="FangSong" w:cs="Times New Roman"/>
         </w:rPr>
+        <w:t>晶胞参数</w:t>
+      </w:r>
+      <w:r>
+        <w:rPr>
+          <w:rFonts w:ascii="Times New Roman" w:hAnsi="Times New Roman" w:eastAsia="Times New Roman" w:cs="Times New Roman"/>
+        </w:rPr>
+        <w:t xml:space="preserve"> a=498.9pm, c=398.1pm,</w:t>
+      </w:r>
+      <w:r>
+        <w:rPr>
+          <w:rFonts w:ascii="Times New Roman" w:hAnsi="Times New Roman" w:eastAsia="Times New Roman" w:cs="Times New Roman"/>
+        </w:rPr>
+        <w:t xml:space="preserve"> </w:t>
+      </w:r>
+      <m:oMath>
+        <m:oMathPr>
+          <m:ctrlPr>
+            <w:rPr>
+              <w:sz w:val="28"/>
+              <w:szCs w:val="28"/>
+            </w:rPr>
+          </m:ctrlPr>
+        </m:oMathPr>
+        <m:r>
+          <m:t>ρ</m:t>
+        </m:r>
+        <m:r>
+          <m:rPr>
+            <m:sty m:val="p"/>
+          </m:rPr>
+          <m:t>=</m:t>
+        </m:r>
+        <m:r>
+          <m:t>8.615</m:t>
+        </m:r>
+        <m:r>
+          <m:t>g</m:t>
+        </m:r>
+        <m:r>
+          <m:rPr>
+            <m:sty m:val="p"/>
+          </m:rPr>
+          <m:t>/</m:t>
+        </m:r>
+        <m:r>
+          <m:t>c</m:t>
+        </m:r>
+        <m:sSup>
+          <m:e>
+            <m:r>
+              <m:t>m</m:t>
+            </m:r>
+          </m:e>
+          <m:sup>
+            <m:r>
+              <m:t>3</m:t>
+            </m:r>
+          </m:sup>
+        </m:sSup>
+      </m:oMath>
+      <w:r>
+        <w:rPr>
+          <w:rFonts w:ascii="Times New Roman" w:hAnsi="Times New Roman" w:eastAsia="Times New Roman" w:cs="Times New Roman"/>
+        </w:rPr>
+        <w:t xml:space="preserve"> </w:t>
+      </w:r>
+      <w:r>
+        <w:rPr>
+          <w:rFonts w:hint="eastAsia" w:ascii="Times New Roman" w:hAnsi="Times New Roman" w:eastAsia="Times New Roman" w:cs="Times New Roman"/>
+        </w:rPr>
+        <w:t>。</w:t>
+      </w:r>
+      <w:r>
+        <w:rPr>
+          <w:rFonts w:hint="eastAsia" w:ascii="Times New Roman" w:hAnsi="Times New Roman" w:eastAsia="FangSong" w:cs="Times New Roman"/>
+        </w:rPr>
+        <w:t>该晶体有</w:t>
+      </w:r>
+      <w:r>
+        <w:rPr>
+          <w:rFonts w:ascii="Times New Roman" w:hAnsi="Times New Roman" w:eastAsia="Times New Roman" w:cs="Times New Roman"/>
+        </w:rPr>
+        <w:t xml:space="preserve"> Sm、Co </w:t>
+      </w:r>
+      <w:r>
+        <w:rPr>
+          <w:rFonts w:hint="eastAsia" w:ascii="Times New Roman" w:hAnsi="Times New Roman" w:eastAsia="FangSong" w:cs="Times New Roman"/>
+        </w:rPr>
+        <w:t xml:space="preserve">层和</w:t>
+      </w:r>
+      <w:r>
+        <w:rPr>
+          <w:rFonts w:ascii="Times New Roman" w:hAnsi="Times New Roman" w:eastAsia="Times New Roman" w:cs="Times New Roman"/>
+        </w:rPr>
+        <w:t xml:space="preserve"> Co </w:t>
+      </w:r>
+      <w:r>
+        <w:rPr>
+          <w:rFonts w:hint="eastAsia" w:ascii="Times New Roman" w:hAnsi="Times New Roman" w:eastAsia="FangSong" w:cs="Times New Roman"/>
+        </w:rPr>
+        <w:t>层</w:t>
+      </w:r>
+      <w:r>
+        <w:rPr>
+          <w:rFonts w:hint="eastAsia" w:ascii="Times New Roman" w:hAnsi="Times New Roman" w:eastAsia="Times New Roman" w:cs="Times New Roman"/>
+        </w:rPr>
+        <w:t>。Sm、Co</w:t>
+      </w:r>
+      <w:r>
+        <w:rPr>
+          <w:rFonts w:ascii="Times New Roman" w:hAnsi="Times New Roman" w:eastAsia="Times New Roman" w:cs="Times New Roman"/>
+        </w:rPr>
+        <w:t xml:space="preserve"> </w:t>
+      </w:r>
+      <w:r>
+        <w:rPr>
+          <w:rFonts w:hint="eastAsia" w:ascii="Times New Roman" w:hAnsi="Times New Roman" w:eastAsia="FangSong" w:cs="Times New Roman"/>
+        </w:rPr>
+        <w:t xml:space="preserve">层中</w:t>
+      </w:r>
+      <w:r>
+        <w:rPr>
+          <w:rFonts w:ascii="Times New Roman" w:hAnsi="Times New Roman" w:eastAsia="Times New Roman" w:cs="Times New Roman"/>
+        </w:rPr>
+        <w:t xml:space="preserve"> Sm </w:t>
+      </w:r>
+      <w:r>
+        <w:rPr>
+          <w:rFonts w:hint="eastAsia" w:ascii="Times New Roman" w:hAnsi="Times New Roman" w:eastAsia="FangSong" w:cs="Times New Roman"/>
+        </w:rPr>
+        <w:t xml:space="preserve">在</w:t>
+      </w:r>
+      <w:r>
+        <w:rPr>
+          <w:rFonts w:ascii="Times New Roman" w:hAnsi="Times New Roman" w:eastAsia="Times New Roman" w:cs="Times New Roman"/>
+        </w:rPr>
+        <w:t xml:space="preserve"> Co </w:t>
+      </w:r>
+      <w:r>
+        <w:rPr>
+          <w:rFonts w:hint="eastAsia" w:ascii="Times New Roman" w:hAnsi="Times New Roman" w:eastAsia="FangSong" w:cs="Times New Roman"/>
+        </w:rPr>
+        <w:t>围成的正六边形中</w:t>
+      </w:r>
+      <w:r>
+        <w:rPr>
+          <w:rFonts w:hint="eastAsia" w:ascii="Times New Roman" w:hAnsi="Times New Roman" w:eastAsia="Times New Roman" w:cs="Times New Roman"/>
+        </w:rPr>
+        <w:t>，</w:t>
+      </w:r>
+      <w:r>
+        <w:rPr>
+          <w:rFonts w:hint="eastAsia" w:ascii="Times New Roman" w:hAnsi="Times New Roman" w:eastAsia="FangSong" w:cs="Times New Roman"/>
+        </w:rPr>
+        <w:t>两层原子沿</w:t>
+      </w:r>
+      <w:r>
+        <w:rPr>
+          <w:rFonts w:ascii="Times New Roman" w:hAnsi="Times New Roman" w:eastAsia="Times New Roman" w:cs="Times New Roman"/>
+        </w:rPr>
+        <w:t xml:space="preserve"> c </w:t>
+      </w:r>
+      <w:r>
+        <w:rPr>
+          <w:rFonts w:hint="eastAsia" w:ascii="Times New Roman" w:hAnsi="Times New Roman" w:eastAsia="FangSong" w:cs="Times New Roman"/>
+        </w:rPr>
+        <w:t>轴方向投影无重叠</w:t>
+      </w:r>
+      <w:r>
+        <w:rPr>
+          <w:rFonts w:hint="eastAsia" w:ascii="Times New Roman" w:hAnsi="Times New Roman" w:eastAsia="Times New Roman" w:cs="Times New Roman"/>
+        </w:rPr>
+        <w:t>。Sm</w:t>
+      </w:r>
+      <w:r>
+        <w:rPr>
+          <w:rFonts w:ascii="Times New Roman" w:hAnsi="Times New Roman" w:eastAsia="Times New Roman" w:cs="Times New Roman"/>
+        </w:rPr>
+        <w:t xml:space="preserve"> </w:t>
+      </w:r>
+      <w:r>
+        <w:rPr>
+          <w:rFonts w:hint="eastAsia" w:ascii="Times New Roman" w:hAnsi="Times New Roman" w:eastAsia="FangSong" w:cs="Times New Roman"/>
+        </w:rPr>
+        <w:t xml:space="preserve">的相对原子质量为</w:t>
+      </w:r>
+      <w:r>
+        <w:rPr>
+          <w:rFonts w:ascii="Times New Roman" w:hAnsi="Times New Roman" w:eastAsia="Times New Roman" w:cs="Times New Roman"/>
+        </w:rPr>
+        <w:t xml:space="preserve"> 150.4。</w:t>
+      </w:r>
+    </w:p>
+    <w:p>
+      <w:pPr>
+        <w:spacing w:before="160" w:after="80"/>
+      </w:pPr>
+      <w:r>
+        <w:pict>
+          <v:rect style="width:0;height:1.5pt" o:hralign="center" o:hrstd="t" o:hr="t"/>
+        </w:pict>
+      </w:r>
+    </w:p>
+    <w:bookmarkEnd w:id="35"/>
+    <w:bookmarkStart w:id="39" w:name="第16题"/>
+    <w:p>
+      <w:pPr>
+        <w:pStyle w:val="Heading3"/>
+        <w:spacing w:before="280" w:after="120"/>
+      </w:pPr>
+      <w:r>
+        <w:rPr>
+          <w:rFonts w:hint="eastAsia" w:ascii="Times New Roman" w:hAnsi="Times New Roman" w:eastAsia="SimHei" w:cs="Times New Roman"/>
+        </w:rPr>
+        <w:t>第</w:t>
+      </w:r>
+      <w:r>
+        <w:rPr>
+          <w:rFonts w:hint="eastAsia" w:ascii="Times New Roman" w:hAnsi="Times New Roman" w:eastAsia="Times New Roman" w:cs="Times New Roman"/>
+        </w:rPr>
+        <w:t>16</w:t>
+      </w:r>
+      <w:r>
+        <w:rPr>
+          <w:rFonts w:hint="eastAsia" w:ascii="Times New Roman" w:hAnsi="Times New Roman" w:eastAsia="SimHei" w:cs="Times New Roman"/>
+        </w:rPr>
+        <w:t>题</w:t>
+      </w:r>
+    </w:p>
+    <w:p>
+      <w:pPr>
+        <w:pStyle w:val="FirstParagraph"/>
+      </w:pPr>
+      <w:r>
+        <w:rPr>
+          <w:rFonts w:hint="eastAsia" w:ascii="Times New Roman" w:hAnsi="Times New Roman" w:eastAsia="FangSong" w:cs="Times New Roman"/>
+        </w:rPr>
+        <w:t>铂很难和硫化合</w:t>
+      </w:r>
+      <w:r>
+        <w:rPr>
+          <w:rFonts w:hint="eastAsia" w:ascii="Times New Roman" w:hAnsi="Times New Roman" w:eastAsia="Times New Roman" w:cs="Times New Roman"/>
+        </w:rPr>
+        <w:t>，</w:t>
+      </w:r>
+      <w:r>
+        <w:rPr>
+          <w:rFonts w:hint="eastAsia" w:ascii="Times New Roman" w:hAnsi="Times New Roman" w:eastAsia="FangSong" w:cs="Times New Roman"/>
+        </w:rPr>
+        <w:t>但仍可设法制得它的一种硫化物</w:t>
+      </w:r>
+      <w:r>
+        <w:rPr>
+          <w:rFonts w:hint="eastAsia" w:ascii="Times New Roman" w:hAnsi="Times New Roman" w:eastAsia="Times New Roman" w:cs="Times New Roman"/>
+        </w:rPr>
+        <w:t>。</w:t>
+      </w:r>
+      <w:r>
+        <w:rPr>
+          <w:rFonts w:hint="eastAsia" w:ascii="Times New Roman" w:hAnsi="Times New Roman" w:eastAsia="FangSong" w:cs="Times New Roman"/>
+        </w:rPr>
+        <w:t>在硫化铂中铂原子以</w:t>
+      </w:r>
+      <w:r>
+        <w:rPr>
+          <w:rFonts w:hint="eastAsia" w:ascii="Times New Roman" w:hAnsi="Times New Roman" w:eastAsia="Times New Roman" w:cs="Times New Roman"/>
+        </w:rPr>
+        <w:t>dsp</w:t>
+      </w:r>
+      <w:r>
+        <w:rPr>
+          <w:rFonts w:hint="eastAsia" w:ascii="Times New Roman" w:hAnsi="Times New Roman" w:eastAsia="FangSong" w:cs="Times New Roman"/>
+        </w:rPr>
+        <w:t>杂化</w:t>
+      </w:r>
+      <w:r>
+        <w:rPr>
+          <w:rFonts w:hint="eastAsia" w:ascii="Times New Roman" w:hAnsi="Times New Roman" w:eastAsia="Times New Roman" w:cs="Times New Roman"/>
+        </w:rPr>
+        <w:t>，</w:t>
+      </w:r>
+      <w:r>
+        <w:rPr>
+          <w:rFonts w:hint="eastAsia" w:ascii="Times New Roman" w:hAnsi="Times New Roman" w:eastAsia="FangSong" w:cs="Times New Roman"/>
+        </w:rPr>
+        <w:t>硫原子采用</w:t>
+      </w:r>
+      <w:r>
+        <w:rPr>
+          <w:rFonts w:hint="eastAsia" w:ascii="Times New Roman" w:hAnsi="Times New Roman" w:eastAsia="Times New Roman" w:cs="Times New Roman"/>
+        </w:rPr>
+        <w:t>sp</w:t>
+      </w:r>
+      <w:r>
+        <w:rPr>
+          <w:rFonts w:hint="eastAsia" w:ascii="Times New Roman" w:hAnsi="Times New Roman" w:eastAsia="FangSong" w:cs="Times New Roman"/>
+        </w:rPr>
+        <w:t>杂化</w:t>
+      </w:r>
+      <w:r>
+        <w:rPr>
+          <w:rFonts w:hint="eastAsia" w:ascii="Times New Roman" w:hAnsi="Times New Roman" w:eastAsia="Times New Roman" w:cs="Times New Roman"/>
+        </w:rPr>
+        <w:t>。</w:t>
+      </w:r>
+      <w:r>
+        <w:rPr>
+          <w:rFonts w:hint="eastAsia" w:ascii="Times New Roman" w:hAnsi="Times New Roman" w:eastAsia="FangSong" w:cs="Times New Roman"/>
+        </w:rPr>
+        <w:t>硫化铂属于四方晶系</w:t>
+      </w:r>
+      <w:r>
+        <w:rPr>
+          <w:rFonts w:hint="eastAsia" w:ascii="Times New Roman" w:hAnsi="Times New Roman" w:eastAsia="Times New Roman" w:cs="Times New Roman"/>
+        </w:rPr>
+        <w:t>，</w:t>
+      </w:r>
+      <w:r>
+        <w:rPr>
+          <w:rFonts w:hint="eastAsia" w:ascii="Times New Roman" w:hAnsi="Times New Roman" w:eastAsia="FangSong" w:cs="Times New Roman"/>
+        </w:rPr>
         <w:t>沿</w:t>
       </w:r>
       <w:r>
         <w:rPr>
           <w:rFonts w:ascii="Times New Roman" w:hAnsi="Times New Roman" w:eastAsia="Times New Roman" w:cs="Times New Roman"/>
         </w:rPr>
-        <w:t xml:space="preserve"> c </w:t>
-      </w:r>
-      <w:r>
-        <w:rPr>
-          <w:rFonts w:hint="eastAsia" w:ascii="Times New Roman" w:hAnsi="Times New Roman" w:eastAsia="FangSong" w:cs="Times New Roman"/>
-        </w:rPr>
-        <w:t>轴投影如下图所示</w:t>
-      </w:r>
-      <w:r>
-        <w:rPr>
-          <w:rFonts w:hint="eastAsia" w:ascii="Times New Roman" w:hAnsi="Times New Roman" w:eastAsia="Times New Roman" w:cs="Times New Roman"/>
-        </w:rPr>
-        <w:t>。</w:t>
-      </w:r>
-      <w:r>
-        <w:rPr>
-          <w:rFonts w:hint="eastAsia" w:ascii="Times New Roman" w:hAnsi="Times New Roman" w:eastAsia="FangSong" w:cs="Times New Roman"/>
-        </w:rPr>
-        <w:t>其排列方式为</w:t>
-      </w:r>
-      <w:r>
-        <w:rPr>
-          <w:rFonts w:hint="eastAsia" w:ascii="Times New Roman" w:hAnsi="Times New Roman" w:eastAsia="Times New Roman" w:cs="Times New Roman"/>
-        </w:rPr>
-        <w:t>—Cl</w:t>
-      </w:r>
-      <w:r>
-        <w:rPr>
-          <w:rFonts w:hint="eastAsia" w:ascii="Times New Roman" w:hAnsi="Times New Roman" w:eastAsia="Times New Roman" w:cs="Times New Roman"/>
-          <w:vertAlign w:val="subscript"/>
-        </w:rPr>
-        <w:t>1</w:t>
-      </w:r>
-      <w:r>
-        <w:rPr>
-          <w:rFonts w:hint="eastAsia" w:ascii="Times New Roman" w:hAnsi="Times New Roman" w:eastAsia="Times New Roman" w:cs="Times New Roman"/>
-        </w:rPr>
-        <w:t>—Cl</w:t>
-      </w:r>
-      <w:r>
-        <w:rPr>
-          <w:rFonts w:hint="eastAsia" w:ascii="Times New Roman" w:hAnsi="Times New Roman" w:eastAsia="Times New Roman" w:cs="Times New Roman"/>
-          <w:vertAlign w:val="subscript"/>
-        </w:rPr>
-        <w:t>2</w:t>
-      </w:r>
-      <w:r>
-        <w:rPr>
-          <w:rFonts w:hint="eastAsia" w:ascii="Times New Roman" w:hAnsi="Times New Roman" w:eastAsia="Times New Roman" w:cs="Times New Roman"/>
-        </w:rPr>
-        <w:t>—Ba</w:t>
-      </w:r>
-      <w:r>
-        <w:rPr>
-          <w:rFonts w:hint="eastAsia" w:ascii="Times New Roman" w:hAnsi="Times New Roman" w:eastAsia="Times New Roman" w:cs="Times New Roman"/>
-          <w:vertAlign w:val="subscript"/>
-        </w:rPr>
-        <w:t>1</w:t>
-      </w:r>
-      <w:r>
-        <w:rPr>
-          <w:rFonts w:hint="eastAsia" w:ascii="Times New Roman" w:hAnsi="Times New Roman" w:eastAsia="Times New Roman" w:cs="Times New Roman"/>
-        </w:rPr>
-        <w:t>—F—Ba</w:t>
-      </w:r>
-      <w:r>
-        <w:rPr>
-          <w:rFonts w:hint="eastAsia" w:ascii="Times New Roman" w:hAnsi="Times New Roman" w:eastAsia="Times New Roman" w:cs="Times New Roman"/>
-          <w:vertAlign w:val="subscript"/>
-        </w:rPr>
-        <w:t>2</w:t>
-      </w:r>
-      <w:r>
-        <w:rPr>
-          <w:rFonts w:hint="eastAsia" w:ascii="Times New Roman" w:hAnsi="Times New Roman" w:eastAsia="Times New Roman" w:cs="Times New Roman"/>
-        </w:rPr>
-        <w:t>—(</w:t>
-      </w:r>
-      <w:r>
-        <w:rPr>
-          <w:rFonts w:hint="eastAsia" w:ascii="Times New Roman" w:hAnsi="Times New Roman" w:eastAsia="FangSong" w:cs="Times New Roman"/>
-        </w:rPr>
-        <w:t>下标是不同的层的表示</w:t>
-      </w:r>
-      <w:r>
-        <w:rPr>
-          <w:rFonts w:hint="eastAsia" w:ascii="Times New Roman" w:hAnsi="Times New Roman" w:eastAsia="Times New Roman" w:cs="Times New Roman"/>
-        </w:rPr>
-        <w:t>)，Ba</w:t>
-      </w:r>
-      <w:r>
-        <w:rPr>
-          <w:rFonts w:ascii="Times New Roman" w:hAnsi="Times New Roman" w:eastAsia="Times New Roman" w:cs="Times New Roman"/>
-        </w:rPr>
-        <w:t xml:space="preserve"> </w:t>
-      </w:r>
-      <w:r>
-        <w:rPr>
-          <w:rFonts w:hint="eastAsia" w:ascii="Times New Roman" w:hAnsi="Times New Roman" w:eastAsia="FangSong" w:cs="Times New Roman"/>
-        </w:rPr>
-        <w:t>的配位数尽可能高</w:t>
+        <w:t xml:space="preserve"> </w:t>
+      </w:r>
+      <m:oMath>
+        <m:r>
+          <m:t>c</m:t>
+        </m:r>
+      </m:oMath>
+      <w:r>
+        <w:rPr>
+          <w:rFonts w:ascii="Times New Roman" w:hAnsi="Times New Roman" w:eastAsia="Times New Roman" w:cs="Times New Roman"/>
+        </w:rPr>
+        <w:t xml:space="preserve"> </w:t>
+      </w:r>
+      <w:r>
+        <w:rPr>
+          <w:rFonts w:hint="eastAsia" w:ascii="Times New Roman" w:hAnsi="Times New Roman" w:eastAsia="FangSong" w:cs="Times New Roman"/>
+        </w:rPr>
+        <w:t>轴在平面上的投影如下图所示</w:t>
       </w:r>
       <w:r>
         <w:rPr>
@@ -5040,20 +5330,20 @@
         </w:rPr>
         <w:drawing>
           <wp:inline>
-            <wp:extent cx="3600000" cy="1819148"/>
+            <wp:extent cx="3240000" cy="3323883"/>
             <wp:effectExtent b="0" l="0" r="0" t="0"/>
-            <wp:docPr descr="" title="" id="36" name="Picture"/>
+            <wp:docPr descr="" title="" id="37" name="Picture"/>
             <a:graphic>
               <a:graphicData uri="http://schemas.openxmlformats.org/drawingml/2006/picture">
                 <pic:pic>
                   <pic:nvPicPr>
-                    <pic:cNvPr descr="2eb05f63a5d3d59d4b8a9e42908756af8926acb44e1526e2fb0ee47799134659.jpg" id="37" name="Picture"/>
+                    <pic:cNvPr descr="53c0585160fae7d88cfa1b2fa3a8973cbfa1ca885f40fbf58efac17736242bf9.jpg" id="38" name="Picture"/>
                     <pic:cNvPicPr>
                       <a:picLocks noChangeArrowheads="1" noChangeAspect="1"/>
                     </pic:cNvPicPr>
                   </pic:nvPicPr>
                   <pic:blipFill>
-                    <a:blip r:embed="rId35"/>
+                    <a:blip r:embed="rId36"/>
                     <a:stretch>
                       <a:fillRect/>
                     </a:stretch>
@@ -5061,7 +5351,7 @@
                   <pic:spPr bwMode="auto">
                     <a:xfrm>
                       <a:off x="0" y="0"/>
-                      <a:ext cx="3600000" cy="1819148"/>
+                      <a:ext cx="3240000" cy="3323883"/>
                     </a:xfrm>
                     <a:prstGeom prst="rect">
                       <a:avLst/>
@@ -5078,279 +5368,6 @@
             </a:graphic>
           </wp:inline>
         </w:drawing>
-      </w:r>
-    </w:p>
-    <w:p>
-      <w:pPr>
-        <w:spacing w:before="160" w:after="80"/>
-      </w:pPr>
-      <w:r>
-        <w:pict>
-          <v:rect style="width:0;height:1.5pt" o:hralign="center" o:hrstd="t" o:hr="t"/>
-        </w:pict>
-      </w:r>
-    </w:p>
-    <w:bookmarkEnd w:id="38"/>
-    <w:bookmarkStart w:id="39" w:name="第16题"/>
-    <w:p>
-      <w:pPr>
-        <w:pStyle w:val="Heading3"/>
-        <w:spacing w:before="280" w:after="120"/>
-      </w:pPr>
-      <w:r>
-        <w:rPr>
-          <w:rFonts w:hint="eastAsia" w:ascii="Times New Roman" w:hAnsi="Times New Roman" w:eastAsia="SimHei" w:cs="Times New Roman"/>
-        </w:rPr>
-        <w:t>第</w:t>
-      </w:r>
-      <w:r>
-        <w:rPr>
-          <w:rFonts w:hint="eastAsia" w:ascii="Times New Roman" w:hAnsi="Times New Roman" w:eastAsia="Times New Roman" w:cs="Times New Roman"/>
-        </w:rPr>
-        <w:t>16</w:t>
-      </w:r>
-      <w:r>
-        <w:rPr>
-          <w:rFonts w:hint="eastAsia" w:ascii="Times New Roman" w:hAnsi="Times New Roman" w:eastAsia="SimHei" w:cs="Times New Roman"/>
-        </w:rPr>
-        <w:t>题</w:t>
-      </w:r>
-    </w:p>
-    <w:p>
-      <w:pPr>
-        <w:pStyle w:val="FirstParagraph"/>
-      </w:pPr>
-      <w:r>
-        <w:rPr>
-          <w:rFonts w:hint="eastAsia" w:ascii="Times New Roman" w:hAnsi="Times New Roman" w:eastAsia="FangSong" w:cs="Times New Roman"/>
-        </w:rPr>
-        <w:t xml:space="preserve">近似的</w:t>
-      </w:r>
-      <w:r>
-        <w:rPr>
-          <w:rFonts w:ascii="Times New Roman" w:hAnsi="Times New Roman" w:eastAsia="Times New Roman" w:cs="Times New Roman"/>
-        </w:rPr>
-        <w:t xml:space="preserve"> </w:t>
-      </w:r>
-      <m:oMath>
-        <m:sSub>
-          <m:e>
-            <m:r>
-              <m:rPr>
-                <m:sty m:val="p"/>
-              </m:rPr>
-              <m:t>K</m:t>
-            </m:r>
-          </m:e>
-          <m:sub>
-            <m:r>
-              <m:t>3</m:t>
-            </m:r>
-          </m:sub>
-        </m:sSub>
-        <m:r>
-          <m:rPr>
-            <m:sty m:val="p"/>
-          </m:rPr>
-          <m:t>N</m:t>
-        </m:r>
-      </m:oMath>
-      <w:r>
-        <w:rPr>
-          <w:rFonts w:ascii="Times New Roman" w:hAnsi="Times New Roman" w:eastAsia="Times New Roman" w:cs="Times New Roman"/>
-        </w:rPr>
-        <w:t xml:space="preserve"> </w:t>
-      </w:r>
-      <w:r>
-        <w:rPr>
-          <w:rFonts w:hint="eastAsia" w:ascii="Times New Roman" w:hAnsi="Times New Roman" w:eastAsia="FangSong" w:cs="Times New Roman"/>
-        </w:rPr>
-        <w:t>晶体结构中</w:t>
-      </w:r>
-      <w:r>
-        <w:rPr>
-          <w:rFonts w:hint="eastAsia" w:ascii="Times New Roman" w:hAnsi="Times New Roman" w:eastAsia="Times New Roman" w:cs="Times New Roman"/>
-        </w:rPr>
-        <w:t>，</w:t>
-      </w:r>
-      <w:r>
-        <w:rPr>
-          <w:rFonts w:ascii="Times New Roman" w:hAnsi="Times New Roman" w:eastAsia="Times New Roman" w:cs="Times New Roman"/>
-        </w:rPr>
-        <w:t xml:space="preserve"> </w:t>
-      </w:r>
-      <m:oMath>
-        <m:sSup>
-          <m:e>
-            <m:r>
-              <m:rPr>
-                <m:sty m:val="bi"/>
-              </m:rPr>
-              <m:t>K</m:t>
-            </m:r>
-          </m:e>
-          <m:sup>
-            <m:r>
-              <m:rPr>
-                <m:sty m:val="p"/>
-              </m:rPr>
-              <m:t>+</m:t>
-            </m:r>
-          </m:sup>
-        </m:sSup>
-      </m:oMath>
-      <w:r>
-        <w:rPr>
-          <w:rFonts w:ascii="Times New Roman" w:hAnsi="Times New Roman" w:eastAsia="Times New Roman" w:cs="Times New Roman"/>
-        </w:rPr>
-        <w:t xml:space="preserve"> </w:t>
-      </w:r>
-      <w:r>
-        <w:rPr>
-          <w:rFonts w:hint="eastAsia" w:ascii="Times New Roman" w:hAnsi="Times New Roman" w:eastAsia="FangSong" w:cs="Times New Roman"/>
-        </w:rPr>
-        <w:t>作六方最密堆积</w:t>
-      </w:r>
-      <w:r>
-        <w:rPr>
-          <w:rFonts w:hint="eastAsia" w:ascii="Times New Roman" w:hAnsi="Times New Roman" w:eastAsia="Times New Roman" w:cs="Times New Roman"/>
-        </w:rPr>
-        <w:t>，</w:t>
-      </w:r>
-      <w:r>
-        <w:rPr>
-          <w:rFonts w:ascii="Times New Roman" w:hAnsi="Times New Roman" w:eastAsia="Times New Roman" w:cs="Times New Roman"/>
-        </w:rPr>
-        <w:t xml:space="preserve"> </w:t>
-      </w:r>
-      <m:oMath>
-        <m:sSup>
-          <m:e>
-            <m:r>
-              <m:rPr>
-                <m:sty m:val="bi"/>
-              </m:rPr>
-              <m:t>N</m:t>
-            </m:r>
-          </m:e>
-          <m:sup>
-            <m:r>
-              <m:t>3</m:t>
-            </m:r>
-            <m:r>
-              <m:rPr>
-                <m:sty m:val="p"/>
-              </m:rPr>
-              <m:t>−</m:t>
-            </m:r>
-          </m:sup>
-        </m:sSup>
-      </m:oMath>
-      <w:r>
-        <w:rPr>
-          <w:rFonts w:ascii="Times New Roman" w:hAnsi="Times New Roman" w:eastAsia="Times New Roman" w:cs="Times New Roman"/>
-        </w:rPr>
-        <w:t xml:space="preserve"> </w:t>
-      </w:r>
-      <w:r>
-        <w:rPr>
-          <w:rFonts w:hint="eastAsia" w:ascii="Times New Roman" w:hAnsi="Times New Roman" w:eastAsia="FangSong" w:cs="Times New Roman"/>
-        </w:rPr>
-        <w:t>填入其中的八面体空隙</w:t>
-      </w:r>
-      <w:r>
-        <w:rPr>
-          <w:rFonts w:hint="eastAsia" w:ascii="Times New Roman" w:hAnsi="Times New Roman" w:eastAsia="Times New Roman" w:cs="Times New Roman"/>
-        </w:rPr>
-        <w:t>。</w:t>
-      </w:r>
-      <w:r>
-        <w:rPr>
-          <w:rFonts w:hint="eastAsia" w:ascii="Times New Roman" w:hAnsi="Times New Roman" w:eastAsia="FangSong" w:cs="Times New Roman"/>
-        </w:rPr>
-        <w:t>沿</w:t>
-      </w:r>
-      <w:r>
-        <w:rPr>
-          <w:rFonts w:ascii="Times New Roman" w:hAnsi="Times New Roman" w:eastAsia="Times New Roman" w:cs="Times New Roman"/>
-        </w:rPr>
-        <w:t xml:space="preserve"> </w:t>
-      </w:r>
-      <m:oMath>
-        <m:r>
-          <m:t>c</m:t>
-        </m:r>
-      </m:oMath>
-      <w:r>
-        <w:rPr>
-          <w:rFonts w:ascii="Times New Roman" w:hAnsi="Times New Roman" w:eastAsia="Times New Roman" w:cs="Times New Roman"/>
-        </w:rPr>
-        <w:t xml:space="preserve"> </w:t>
-      </w:r>
-      <w:r>
-        <w:rPr>
-          <w:rFonts w:hint="eastAsia" w:ascii="Times New Roman" w:hAnsi="Times New Roman" w:eastAsia="FangSong" w:cs="Times New Roman"/>
-        </w:rPr>
-        <w:t>轴方向</w:t>
-      </w:r>
-      <w:r>
-        <w:rPr>
-          <w:rFonts w:hint="eastAsia" w:ascii="Times New Roman" w:hAnsi="Times New Roman" w:eastAsia="Times New Roman" w:cs="Times New Roman"/>
-        </w:rPr>
-        <w:t>，</w:t>
-      </w:r>
-      <w:r>
-        <w:rPr>
-          <w:rFonts w:hint="eastAsia" w:ascii="Times New Roman" w:hAnsi="Times New Roman" w:eastAsia="FangSong" w:cs="Times New Roman"/>
-        </w:rPr>
-        <w:t>每一层</w:t>
-      </w:r>
-      <w:r>
-        <w:rPr>
-          <w:rFonts w:ascii="Times New Roman" w:hAnsi="Times New Roman" w:eastAsia="Times New Roman" w:cs="Times New Roman"/>
-        </w:rPr>
-        <w:t xml:space="preserve"> </w:t>
-      </w:r>
-      <m:oMath>
-        <m:sSup>
-          <m:e>
-            <m:r>
-              <m:rPr>
-                <m:sty m:val="bi"/>
-              </m:rPr>
-              <m:t>N</m:t>
-            </m:r>
-          </m:e>
-          <m:sup>
-            <m:r>
-              <m:t>3</m:t>
-            </m:r>
-            <m:r>
-              <m:rPr>
-                <m:sty m:val="p"/>
-              </m:rPr>
-              <m:t>−</m:t>
-            </m:r>
-          </m:sup>
-        </m:sSup>
-      </m:oMath>
-      <w:r>
-        <w:rPr>
-          <w:rFonts w:ascii="Times New Roman" w:hAnsi="Times New Roman" w:eastAsia="Times New Roman" w:cs="Times New Roman"/>
-        </w:rPr>
-        <w:t xml:space="preserve"> </w:t>
-      </w:r>
-      <w:r>
-        <w:rPr>
-          <w:rFonts w:hint="eastAsia" w:ascii="Times New Roman" w:hAnsi="Times New Roman" w:eastAsia="FangSong" w:cs="Times New Roman"/>
-        </w:rPr>
-        <w:t>的投影均重合</w:t>
-      </w:r>
-      <w:r>
-        <w:rPr>
-          <w:rFonts w:hint="eastAsia" w:ascii="Times New Roman" w:hAnsi="Times New Roman" w:eastAsia="Times New Roman" w:cs="Times New Roman"/>
-        </w:rPr>
-        <w:t>。</w:t>
       </w:r>
     </w:p>
     <w:p>
@@ -9967,7 +9984,7 @@
       </w:r>
     </w:p>
     <w:bookmarkEnd w:id="60"/>
-    <w:bookmarkStart w:id="67" w:name="第23题"/>
+    <w:bookmarkStart w:id="61" w:name="第23题"/>
     <w:p>
       <w:pPr>
         <w:pStyle w:val="Heading3"/>
@@ -9984,1366 +10001,6 @@
           <w:rFonts w:hint="eastAsia" w:ascii="Times New Roman" w:hAnsi="Times New Roman" w:eastAsia="Times New Roman" w:cs="Times New Roman"/>
         </w:rPr>
         <w:t>23</w:t>
-      </w:r>
-      <w:r>
-        <w:rPr>
-          <w:rFonts w:hint="eastAsia" w:ascii="Times New Roman" w:hAnsi="Times New Roman" w:eastAsia="SimHei" w:cs="Times New Roman"/>
-        </w:rPr>
-        <w:t>题</w:t>
-      </w:r>
-    </w:p>
-    <w:p>
-      <w:pPr>
-        <w:pStyle w:val="FirstParagraph"/>
-        <w:spacing w:after="80"/>
-      </w:pPr>
-      <w:r>
-        <w:rPr>
-          <w:rFonts w:hint="eastAsia" w:ascii="Times New Roman" w:hAnsi="Times New Roman" w:eastAsia="FangSong" w:cs="Times New Roman"/>
-        </w:rPr>
-        <w:t>当今世界</w:t>
-      </w:r>
-      <w:r>
-        <w:rPr>
-          <w:rFonts w:hint="eastAsia" w:ascii="Times New Roman" w:hAnsi="Times New Roman" w:eastAsia="Times New Roman" w:cs="Times New Roman"/>
-        </w:rPr>
-        <w:t>，</w:t>
-      </w:r>
-      <w:r>
-        <w:rPr>
-          <w:rFonts w:hint="eastAsia" w:ascii="Times New Roman" w:hAnsi="Times New Roman" w:eastAsia="FangSong" w:cs="Times New Roman"/>
-        </w:rPr>
-        <w:t>食品生产几乎都离不开食品添加剂</w:t>
-      </w:r>
-      <w:r>
-        <w:rPr>
-          <w:rFonts w:hint="eastAsia" w:ascii="Times New Roman" w:hAnsi="Times New Roman" w:eastAsia="Times New Roman" w:cs="Times New Roman"/>
-        </w:rPr>
-        <w:t>。</w:t>
-      </w:r>
-      <w:r>
-        <w:rPr>
-          <w:rFonts w:hint="eastAsia" w:ascii="Times New Roman" w:hAnsi="Times New Roman" w:eastAsia="FangSong" w:cs="Times New Roman"/>
-        </w:rPr>
-        <w:t>部分欧盟许可的食品添加剂信息如下表</w:t>
-      </w:r>
-      <w:r>
-        <w:rPr>
-          <w:rFonts w:hint="eastAsia" w:ascii="Times New Roman" w:hAnsi="Times New Roman" w:eastAsia="Times New Roman" w:cs="Times New Roman"/>
-        </w:rPr>
-        <w:t>。</w:t>
-      </w:r>
-      <w:r>
-        <w:rPr>
-          <w:rFonts w:hint="eastAsia" w:ascii="Times New Roman" w:hAnsi="Times New Roman" w:eastAsia="FangSong" w:cs="Times New Roman"/>
-        </w:rPr>
-        <w:t>已知</w:t>
-      </w:r>
-      <w:r>
-        <w:rPr>
-          <w:rFonts w:ascii="Times New Roman" w:hAnsi="Times New Roman" w:eastAsia="Times New Roman" w:cs="Times New Roman"/>
-        </w:rPr>
-        <w:t xml:space="preserve"> X、Y </w:t>
-      </w:r>
-      <w:r>
-        <w:rPr>
-          <w:rFonts w:hint="eastAsia" w:ascii="Times New Roman" w:hAnsi="Times New Roman" w:eastAsia="FangSong" w:cs="Times New Roman"/>
-        </w:rPr>
-        <w:t>为不同的金属元素</w:t>
-      </w:r>
-      <w:r>
-        <w:rPr>
-          <w:rFonts w:hint="eastAsia" w:ascii="Times New Roman" w:hAnsi="Times New Roman" w:eastAsia="Times New Roman" w:cs="Times New Roman"/>
-        </w:rPr>
-        <w:t>。</w:t>
-      </w:r>
-    </w:p>
-    <w:tbl>
-      <w:tblPr>
-        <w:tblStyle w:val="Table"/>
-        <w:tblW w:type="pct" w:w="5000"/>
-        <w:tblLayout w:type="fixed"/>
-        <w:tblLook w:firstRow="1" w:lastRow="0" w:firstColumn="0" w:lastColumn="0" w:noHBand="0" w:noVBand="0" w:val="0020"/>
-      </w:tblPr>
-      <w:tblGrid>
-        <w:gridCol w:w="1980"/>
-        <w:gridCol w:w="1980"/>
-        <w:gridCol w:w="1980"/>
-        <w:gridCol w:w="1980"/>
-      </w:tblGrid>
-      <w:tr>
-        <w:trPr>
-          <w:tblHeader w:val="on"/>
-        </w:trPr>
-        <w:tc>
-          <w:tcPr/>
-          <w:p>
-            <w:pPr>
-              <w:pStyle w:val="Compact"/>
-              <w:jc w:val="center"/>
-            </w:pPr>
-            <w:r>
-              <w:rPr>
-                <w:rFonts w:hint="eastAsia" w:ascii="Times New Roman" w:hAnsi="Times New Roman" w:eastAsia="SimHei" w:cs="Times New Roman"/>
-                <w:b/>
-              </w:rPr>
-              <w:t xml:space="preserve">食品添加剂</w:t>
-            </w:r>
-          </w:p>
-        </w:tc>
-        <w:tc>
-          <w:tcPr/>
-          <w:p>
-            <w:pPr>
-              <w:pStyle w:val="Compact"/>
-              <w:jc w:val="center"/>
-            </w:pPr>
-            <w:r>
-              <w:rPr>
-                <w:rFonts w:hint="eastAsia" w:ascii="Times New Roman" w:hAnsi="Times New Roman" w:eastAsia="SimHei" w:cs="Times New Roman"/>
-                <w:b/>
-              </w:rPr>
-              <w:t xml:space="preserve">元素成分</w:t>
-            </w:r>
-          </w:p>
-        </w:tc>
-        <w:tc>
-          <w:tcPr/>
-          <w:p>
-            <w:pPr>
-              <w:pStyle w:val="Compact"/>
-              <w:jc w:val="center"/>
-            </w:pPr>
-            <w:r>
-              <w:rPr>
-                <w:rFonts w:hint="eastAsia" w:ascii="Times New Roman" w:hAnsi="Times New Roman" w:eastAsia="SimHei" w:cs="Times New Roman"/>
-                <w:b/>
-              </w:rPr>
-              <w:t xml:space="preserve">用途</w:t>
-            </w:r>
-          </w:p>
-        </w:tc>
-        <w:tc>
-          <w:tcPr/>
-          <w:p>
-            <w:pPr>
-              <w:pStyle w:val="Compact"/>
-              <w:jc w:val="center"/>
-            </w:pPr>
-            <w:r>
-              <w:rPr>
-                <w:rFonts w:hint="eastAsia" w:ascii="Times New Roman" w:hAnsi="Times New Roman" w:eastAsia="SimHei" w:cs="Times New Roman"/>
-                <w:b/>
-              </w:rPr>
-              <w:t xml:space="preserve">生成过程</w:t>
-            </w:r>
-          </w:p>
-        </w:tc>
-      </w:tr>
-      <w:tr>
-        <w:tc>
-          <w:tcPr/>
-          <w:p>
-            <w:pPr>
-              <w:pStyle w:val="Compact"/>
-              <w:jc w:val="center"/>
-            </w:pPr>
-            <w:r>
-              <w:rPr>
-                <w:rFonts w:ascii="Times New Roman" w:hAnsi="Times New Roman" w:eastAsia="Times New Roman" w:cs="Times New Roman"/>
-              </w:rPr>
-              <w:t xml:space="preserve">N</w:t>
-            </w:r>
-          </w:p>
-        </w:tc>
-        <w:tc>
-          <w:tcPr/>
-          <w:p>
-            <w:pPr>
-              <w:pStyle w:val="Compact"/>
-              <w:jc w:val="center"/>
-            </w:pPr>
-            <w:r>
-              <w:rPr>
-                <w:rFonts w:ascii="Times New Roman" w:hAnsi="Times New Roman" w:eastAsia="Times New Roman" w:cs="Times New Roman"/>
-              </w:rPr>
-              <w:t xml:space="preserve">39.34% X</w:t>
-            </w:r>
-          </w:p>
-        </w:tc>
-        <w:tc>
-          <w:tcPr/>
-          <w:p>
-            <w:pPr>
-              <w:pStyle w:val="Compact"/>
-              <w:jc w:val="center"/>
-            </w:pPr>
-            <w:r>
-              <w:rPr>
-                <w:rFonts w:hint="eastAsia" w:ascii="Times New Roman" w:hAnsi="Times New Roman" w:eastAsia="FangSong" w:cs="Times New Roman"/>
-              </w:rPr>
-              <w:t xml:space="preserve">保持口味</w:t>
-            </w:r>
-          </w:p>
-        </w:tc>
-        <w:tc>
-          <w:tcPr/>
-          <w:p>
-            <w:pPr>
-              <w:pStyle w:val="Compact"/>
-              <w:jc w:val="center"/>
-            </w:pPr>
-          </w:p>
-        </w:tc>
-      </w:tr>
-      <w:tr>
-        <w:tc>
-          <w:tcPr/>
-          <w:p>
-            <w:pPr>
-              <w:pStyle w:val="Compact"/>
-              <w:jc w:val="center"/>
-            </w:pPr>
-            <w:r>
-              <w:rPr>
-                <w:rFonts w:ascii="Times New Roman" w:hAnsi="Times New Roman" w:eastAsia="Times New Roman" w:cs="Times New Roman"/>
-              </w:rPr>
-              <w:t xml:space="preserve">E171</w:t>
-            </w:r>
-          </w:p>
-        </w:tc>
-        <w:tc>
-          <w:tcPr/>
-          <w:p>
-            <w:pPr>
-              <w:pStyle w:val="Compact"/>
-              <w:jc w:val="center"/>
-            </w:pPr>
-            <w:r>
-              <w:rPr>
-                <w:rFonts w:ascii="Times New Roman" w:hAnsi="Times New Roman" w:eastAsia="Times New Roman" w:cs="Times New Roman"/>
-              </w:rPr>
-              <w:t xml:space="preserve">59.94% Y</w:t>
-            </w:r>
-          </w:p>
-        </w:tc>
-        <w:tc>
-          <w:tcPr/>
-          <w:p>
-            <w:pPr>
-              <w:pStyle w:val="Compact"/>
-              <w:jc w:val="center"/>
-            </w:pPr>
-            <w:r>
-              <w:rPr>
-                <w:rFonts w:hint="eastAsia" w:ascii="Times New Roman" w:hAnsi="Times New Roman" w:eastAsia="FangSong" w:cs="Times New Roman"/>
-              </w:rPr>
-              <w:t xml:space="preserve">食品颜色白色</w:t>
-            </w:r>
-          </w:p>
-        </w:tc>
-        <w:tc>
-          <w:tcPr/>
-          <w:p>
-            <w:pPr>
-              <w:pStyle w:val="Compact"/>
-              <w:jc w:val="center"/>
-            </w:pPr>
-            <w:r>
-              <w:rPr>
-                <w:rFonts w:hint="eastAsia" w:ascii="Times New Roman" w:hAnsi="Times New Roman" w:eastAsia="FangSong" w:cs="Times New Roman"/>
-              </w:rPr>
-              <w:t xml:space="preserve">见下方流程图</w:t>
-            </w:r>
-          </w:p>
-        </w:tc>
-      </w:tr>
-      <w:tr>
-        <w:tc>
-          <w:tcPr/>
-          <w:p>
-            <w:pPr>
-              <w:pStyle w:val="Compact"/>
-              <w:jc w:val="center"/>
-            </w:pPr>
-            <w:r>
-              <w:rPr>
-                <w:rFonts w:ascii="Times New Roman" w:hAnsi="Times New Roman" w:eastAsia="Times New Roman" w:cs="Times New Roman"/>
-              </w:rPr>
-              <w:t xml:space="preserve">E450(I)</w:t>
-            </w:r>
-          </w:p>
-        </w:tc>
-        <w:tc>
-          <w:tcPr/>
-          <w:p>
-            <w:pPr>
-              <w:pStyle w:val="Compact"/>
-              <w:jc w:val="center"/>
-            </w:pPr>
-            <w:r>
-              <w:rPr>
-                <w:rFonts w:ascii="Times New Roman" w:hAnsi="Times New Roman" w:eastAsia="Times New Roman" w:cs="Times New Roman"/>
-              </w:rPr>
-              <w:t xml:space="preserve">20.72% X</w:t>
-            </w:r>
-          </w:p>
-        </w:tc>
-        <w:tc>
-          <w:tcPr/>
-          <w:p>
-            <w:pPr>
-              <w:pStyle w:val="Compact"/>
-              <w:jc w:val="center"/>
-            </w:pPr>
-            <w:r>
-              <w:rPr>
-                <w:rFonts w:hint="eastAsia" w:ascii="Times New Roman" w:hAnsi="Times New Roman" w:eastAsia="FangSong" w:cs="Times New Roman"/>
-              </w:rPr>
-              <w:t xml:space="preserve">烘焙面粉的成分</w:t>
-            </w:r>
-          </w:p>
-        </w:tc>
-        <w:tc>
-          <w:tcPr/>
-          <w:p>
-            <w:pPr>
-              <w:pStyle w:val="Compact"/>
-              <w:jc w:val="center"/>
-            </w:pPr>
-            <m:oMath>
-              <m:r>
-                <m:t>N</m:t>
-              </m:r>
-              <m:r>
-                <m:t>a</m:t>
-              </m:r>
-              <m:sSub>
-                <m:e>
-                  <m:r>
-                    <m:t>H</m:t>
-                  </m:r>
-                </m:e>
-                <m:sub>
-                  <m:r>
-                    <m:t>2</m:t>
-                  </m:r>
-                </m:sub>
-              </m:sSub>
-              <m:r>
-                <m:t>P</m:t>
-              </m:r>
-              <m:sSub>
-                <m:e>
-                  <m:r>
-                    <m:t>O</m:t>
-                  </m:r>
-                </m:e>
-                <m:sub>
-                  <m:r>
-                    <m:t>4</m:t>
-                  </m:r>
-                </m:sub>
-              </m:sSub>
-              <m:limUpp>
-                <m:e>
-                  <m:r>
-                    <m:rPr>
-                      <m:sty m:val="p"/>
-                    </m:rPr>
-                    <m:t>→</m:t>
-                  </m:r>
-                </m:e>
-                <m:lim>
-                  <m:sSup>
-                    <m:e>
-                      <m:r>
-                        <m:t>170</m:t>
-                      </m:r>
-                    </m:e>
-                    <m:sup>
-                      <m:r>
-                        <m:rPr>
-                          <m:sty m:val="p"/>
-                        </m:rPr>
-                        <m:t>∘</m:t>
-                      </m:r>
-                    </m:sup>
-                  </m:sSup>
-                  <m:r>
-                    <m:t>C</m:t>
-                  </m:r>
-                </m:lim>
-              </m:limUpp>
-              <m:r>
-                <m:t>E</m:t>
-              </m:r>
-              <m:r>
-                <m:t>450</m:t>
-              </m:r>
-              <m:r>
-                <m:rPr>
-                  <m:sty m:val="p"/>
-                </m:rPr>
-                <m:t>(</m:t>
-              </m:r>
-              <m:r>
-                <m:t>I</m:t>
-              </m:r>
-              <m:r>
-                <m:rPr>
-                  <m:sty m:val="p"/>
-                </m:rPr>
-                <m:t>)</m:t>
-              </m:r>
-            </m:oMath>
-            <w:r>
-              <w:rPr>
-                <w:rFonts w:ascii="Times New Roman" w:hAnsi="Times New Roman" w:eastAsia="Times New Roman" w:cs="Times New Roman"/>
-              </w:rPr>
-              <w:t xml:space="preserve">​</w:t>
-            </w:r>
-          </w:p>
-        </w:tc>
-      </w:tr>
-      <w:tr>
-        <w:tc>
-          <w:tcPr/>
-          <w:p>
-            <w:pPr>
-              <w:pStyle w:val="Compact"/>
-              <w:jc w:val="center"/>
-            </w:pPr>
-            <w:r>
-              <w:rPr>
-                <w:rFonts w:ascii="Times New Roman" w:hAnsi="Times New Roman" w:eastAsia="Times New Roman" w:cs="Times New Roman"/>
-              </w:rPr>
-              <w:t xml:space="preserve">E500(II)</w:t>
-            </w:r>
-          </w:p>
-        </w:tc>
-        <w:tc>
-          <w:tcPr/>
-          <w:p>
-            <w:pPr>
-              <w:pStyle w:val="Compact"/>
-              <w:jc w:val="center"/>
-            </w:pPr>
-            <w:r>
-              <w:rPr>
-                <w:rFonts w:ascii="Times New Roman" w:hAnsi="Times New Roman" w:eastAsia="Times New Roman" w:cs="Times New Roman"/>
-              </w:rPr>
-              <w:t xml:space="preserve">27.37% X</w:t>
-            </w:r>
-          </w:p>
-        </w:tc>
-        <w:tc>
-          <w:tcPr/>
-          <w:p>
-            <w:pPr>
-              <w:pStyle w:val="Compact"/>
-              <w:jc w:val="center"/>
-            </w:pPr>
-            <w:r>
-              <w:rPr>
-                <w:rFonts w:hint="eastAsia" w:ascii="Times New Roman" w:hAnsi="Times New Roman" w:eastAsia="FangSong" w:cs="Times New Roman"/>
-              </w:rPr>
-              <w:t xml:space="preserve">烘焙面粉的成分</w:t>
-            </w:r>
-          </w:p>
-        </w:tc>
-        <w:tc>
-          <w:tcPr/>
-          <w:p>
-            <w:pPr>
-              <w:pStyle w:val="Compact"/>
-              <w:jc w:val="center"/>
-            </w:pPr>
-            <m:oMath>
-              <m:r>
-                <m:t>N</m:t>
-              </m:r>
-              <m:limUpp>
-                <m:e>
-                  <m:r>
-                    <m:rPr>
-                      <m:sty m:val="p"/>
-                    </m:rPr>
-                    <m:t>→</m:t>
-                  </m:r>
-                </m:e>
-                <m:lim>
-                  <m:r>
-                    <m:t>N</m:t>
-                  </m:r>
-                  <m:sSub>
-                    <m:e>
-                      <m:r>
-                        <m:t>H</m:t>
-                      </m:r>
-                    </m:e>
-                    <m:sub>
-                      <m:r>
-                        <m:t>3</m:t>
-                      </m:r>
-                    </m:sub>
-                  </m:sSub>
-                  <m:r>
-                    <m:rPr>
-                      <m:sty m:val="p"/>
-                    </m:rPr>
-                    <m:t>+</m:t>
-                  </m:r>
-                  <m:r>
-                    <m:t>C</m:t>
-                  </m:r>
-                  <m:sSub>
-                    <m:e>
-                      <m:r>
-                        <m:t>O</m:t>
-                      </m:r>
-                    </m:e>
-                    <m:sub>
-                      <m:r>
-                        <m:t>2</m:t>
-                      </m:r>
-                    </m:sub>
-                  </m:sSub>
-                  <m:r>
-                    <m:rPr>
-                      <m:sty m:val="p"/>
-                    </m:rPr>
-                    <m:t>+</m:t>
-                  </m:r>
-                  <m:sSub>
-                    <m:e>
-                      <m:r>
-                        <m:t>H</m:t>
-                      </m:r>
-                    </m:e>
-                    <m:sub>
-                      <m:r>
-                        <m:t>2</m:t>
-                      </m:r>
-                    </m:sub>
-                  </m:sSub>
-                  <m:r>
-                    <m:t>O</m:t>
-                  </m:r>
-                </m:lim>
-              </m:limUpp>
-              <m:r>
-                <m:t>E</m:t>
-              </m:r>
-              <m:r>
-                <m:t>500</m:t>
-              </m:r>
-              <m:r>
-                <m:rPr>
-                  <m:sty m:val="p"/>
-                </m:rPr>
-                <m:t>(</m:t>
-              </m:r>
-              <m:r>
-                <m:t>I</m:t>
-              </m:r>
-              <m:r>
-                <m:t>I</m:t>
-              </m:r>
-              <m:r>
-                <m:rPr>
-                  <m:sty m:val="p"/>
-                </m:rPr>
-                <m:t>)</m:t>
-              </m:r>
-            </m:oMath>
-            <w:r>
-              <w:rPr>
-                <w:rFonts w:ascii="Times New Roman" w:hAnsi="Times New Roman" w:eastAsia="Times New Roman" w:cs="Times New Roman"/>
-              </w:rPr>
-              <w:t xml:space="preserve">​</w:t>
-            </w:r>
-          </w:p>
-        </w:tc>
-      </w:tr>
-    </w:tbl>
-    <w:p>
-      <w:pPr>
-        <w:pStyle w:val="BodyText"/>
-        <w:spacing w:before="160" w:after="80"/>
-        <w:jc w:val="center"/>
-      </w:pPr>
-      <w:r>
-        <w:rPr>
-          <w:rFonts w:ascii="Times New Roman" w:hAnsi="Times New Roman" w:eastAsia="Times New Roman" w:cs="Times New Roman"/>
-        </w:rPr>
-        <w:drawing>
-          <wp:inline>
-            <wp:extent cx="3600000" cy="1459458"/>
-            <wp:effectExtent b="0" l="0" r="0" t="0"/>
-            <wp:docPr descr="" title="" id="62" name="Picture"/>
-            <a:graphic>
-              <a:graphicData uri="http://schemas.openxmlformats.org/drawingml/2006/picture">
-                <pic:pic>
-                  <pic:nvPicPr>
-                    <pic:cNvPr descr="95933515f76a0f59260abc5f1560cfa345890b6d71e6fe661684d05ec844cbdf.jpg" id="63" name="Picture"/>
-                    <pic:cNvPicPr>
-                      <a:picLocks noChangeArrowheads="1" noChangeAspect="1"/>
-                    </pic:cNvPicPr>
-                  </pic:nvPicPr>
-                  <pic:blipFill>
-                    <a:blip r:embed="rId61"/>
-                    <a:stretch>
-                      <a:fillRect/>
-                    </a:stretch>
-                  </pic:blipFill>
-                  <pic:spPr bwMode="auto">
-                    <a:xfrm>
-                      <a:off x="0" y="0"/>
-                      <a:ext cx="3600000" cy="1459458"/>
-                    </a:xfrm>
-                    <a:prstGeom prst="rect">
-                      <a:avLst/>
-                    </a:prstGeom>
-                    <a:noFill/>
-                    <a:ln w="9525">
-                      <a:noFill/>
-                      <a:headEnd/>
-                      <a:tailEnd/>
-                    </a:ln>
-                  </pic:spPr>
-                </pic:pic>
-              </a:graphicData>
-            </a:graphic>
-          </wp:inline>
-        </w:drawing>
-      </w:r>
-    </w:p>
-    <w:p>
-      <w:pPr>
-        <w:pStyle w:val="BodyText"/>
-      </w:pPr>
-      <w:r>
-        <w:rPr>
-          <w:rFonts w:hint="eastAsia" w:ascii="Times New Roman" w:hAnsi="Times New Roman" w:eastAsia="FangSong" w:cs="Times New Roman"/>
-        </w:rPr>
-        <w:t xml:space="preserve">下图画出了</w:t>
-      </w:r>
-      <w:r>
-        <w:rPr>
-          <w:rFonts w:ascii="Times New Roman" w:hAnsi="Times New Roman" w:eastAsia="Times New Roman" w:cs="Times New Roman"/>
-        </w:rPr>
-        <w:t xml:space="preserve"> </w:t>
-      </w:r>
-      <w:r>
-        <w:rPr>
-          <w:rFonts w:hint="eastAsia" w:ascii="Times New Roman" w:hAnsi="Times New Roman" w:eastAsia="Times New Roman" w:cs="Times New Roman"/>
-        </w:rPr>
-        <w:t>E171（</w:t>
-      </w:r>
-      <w:r>
-        <w:rPr>
-          <w:rFonts w:hint="eastAsia" w:ascii="Times New Roman" w:hAnsi="Times New Roman" w:eastAsia="FangSong" w:cs="Times New Roman"/>
-        </w:rPr>
-        <w:t>晶胞参数</w:t>
-      </w:r>
-      <w:r>
-        <w:rPr>
-          <w:rFonts w:ascii="Times New Roman" w:hAnsi="Times New Roman" w:eastAsia="Times New Roman" w:cs="Times New Roman"/>
-        </w:rPr>
-        <w:t xml:space="preserve"> </w:t>
-      </w:r>
-      <m:oMath>
-        <m:oMathPr>
-          <m:ctrlPr>
-            <w:rPr>
-              <w:sz w:val="28"/>
-              <w:szCs w:val="28"/>
-            </w:rPr>
-          </m:ctrlPr>
-        </m:oMathPr>
-        <m:r>
-          <m:t>a</m:t>
-        </m:r>
-        <m:r>
-          <m:rPr>
-            <m:sty m:val="p"/>
-          </m:rPr>
-          <m:t>=</m:t>
-        </m:r>
-        <m:r>
-          <m:t>b</m:t>
-        </m:r>
-        <m:r>
-          <m:rPr>
-            <m:sty m:val="p"/>
-          </m:rPr>
-          <m:t>=</m:t>
-        </m:r>
-        <m:r>
-          <m:t>4.59</m:t>
-        </m:r>
-        <m:r>
-          <m:t> </m:t>
-        </m:r>
-        <m:r>
-          <m:rPr>
-            <m:nor/>
-            <m:sty m:val="p"/>
-          </m:rPr>
-          <m:t>Å</m:t>
-        </m:r>
-        <m:r>
-          <m:rPr>
-            <m:sty m:val="p"/>
-          </m:rPr>
-          <m:t>,</m:t>
-        </m:r>
-        <m:r>
-          <m:t>c</m:t>
-        </m:r>
-        <m:r>
-          <m:rPr>
-            <m:sty m:val="p"/>
-          </m:rPr>
-          <m:t>=</m:t>
-        </m:r>
-        <m:r>
-          <m:t>2.96</m:t>
-        </m:r>
-        <m:r>
-          <m:t> </m:t>
-        </m:r>
-        <m:r>
-          <m:rPr>
-            <m:nor/>
-            <m:sty m:val="p"/>
-          </m:rPr>
-          <m:t>Å</m:t>
-        </m:r>
-        <m:r>
-          <m:rPr>
-            <m:sty m:val="p"/>
-          </m:rPr>
-          <m:t>,</m:t>
-        </m:r>
-        <m:r>
-          <m:t>α</m:t>
-        </m:r>
-        <m:r>
-          <m:rPr>
-            <m:sty m:val="p"/>
-          </m:rPr>
-          <m:t>=</m:t>
-        </m:r>
-        <m:r>
-          <m:t>β</m:t>
-        </m:r>
-        <m:r>
-          <m:rPr>
-            <m:sty m:val="p"/>
-          </m:rPr>
-          <m:t>=</m:t>
-        </m:r>
-        <m:r>
-          <m:t>γ</m:t>
-        </m:r>
-        <m:r>
-          <m:rPr>
-            <m:sty m:val="p"/>
-          </m:rPr>
-          <m:t>=</m:t>
-        </m:r>
-        <m:sSup>
-          <m:e>
-            <m:r>
-              <m:t>90</m:t>
-            </m:r>
-          </m:e>
-          <m:sup>
-            <m:r>
-              <m:rPr>
-                <m:sty m:val="p"/>
-              </m:rPr>
-              <m:t>∘</m:t>
-            </m:r>
-          </m:sup>
-        </m:sSup>
-        <m:r>
-          <m:rPr>
-            <m:sty m:val="p"/>
-          </m:rPr>
-          <m:t>,</m:t>
-        </m:r>
-        <m:r>
-          <m:t>ρ</m:t>
-        </m:r>
-        <m:r>
-          <m:rPr>
-            <m:sty m:val="p"/>
-          </m:rPr>
-          <m:t>=</m:t>
-        </m:r>
-        <m:r>
-          <m:t>4.25</m:t>
-        </m:r>
-        <m:r>
-          <m:t> </m:t>
-        </m:r>
-        <m:r>
-          <m:rPr>
-            <m:sty m:val="p"/>
-          </m:rPr>
-          <m:t>g</m:t>
-        </m:r>
-        <m:r>
-          <m:rPr>
-            <m:sty m:val="p"/>
-          </m:rPr>
-          <m:t>⋅</m:t>
-        </m:r>
-        <m:sSup>
-          <m:e>
-            <m:r>
-              <m:rPr>
-                <m:sty m:val="p"/>
-              </m:rPr>
-              <m:t>c</m:t>
-            </m:r>
-            <m:r>
-              <m:rPr>
-                <m:sty m:val="p"/>
-              </m:rPr>
-              <m:t>m</m:t>
-            </m:r>
-          </m:e>
-          <m:sup>
-            <m:r>
-              <m:rPr>
-                <m:sty m:val="p"/>
-              </m:rPr>
-              <m:t>−</m:t>
-            </m:r>
-            <m:r>
-              <m:t>3</m:t>
-            </m:r>
-          </m:sup>
-        </m:sSup>
-      </m:oMath>
-      <w:r>
-        <w:rPr>
-          <w:rFonts w:hint="eastAsia" w:ascii="Times New Roman" w:hAnsi="Times New Roman" w:eastAsia="Times New Roman" w:cs="Times New Roman"/>
-        </w:rPr>
-        <w:t>）</w:t>
-      </w:r>
-      <w:r>
-        <w:rPr>
-          <w:rFonts w:hint="eastAsia" w:ascii="Times New Roman" w:hAnsi="Times New Roman" w:eastAsia="FangSong" w:cs="Times New Roman"/>
-        </w:rPr>
-        <w:t>的</w:t>
-      </w:r>
-    </w:p>
-    <w:p>
-      <w:pPr>
-        <w:pStyle w:val="BodyText"/>
-        <w:spacing w:before="160" w:after="80"/>
-        <w:jc w:val="center"/>
-      </w:pPr>
-      <w:r>
-        <w:rPr>
-          <w:rFonts w:ascii="Times New Roman" w:hAnsi="Times New Roman" w:eastAsia="Times New Roman" w:cs="Times New Roman"/>
-        </w:rPr>
-        <w:drawing>
-          <wp:inline>
-            <wp:extent cx="3048000" cy="2019300"/>
-            <wp:effectExtent b="0" l="0" r="0" t="0"/>
-            <wp:docPr descr="" title="" id="65" name="Picture"/>
-            <a:graphic>
-              <a:graphicData uri="http://schemas.openxmlformats.org/drawingml/2006/picture">
-                <pic:pic>
-                  <pic:nvPicPr>
-                    <pic:cNvPr descr="b5e3c29a5d7e6967c0cf15a434ac59460a876449a104130f29fe58ef509aff0c.jpg" id="66" name="Picture"/>
-                    <pic:cNvPicPr>
-                      <a:picLocks noChangeArrowheads="1" noChangeAspect="1"/>
-                    </pic:cNvPicPr>
-                  </pic:nvPicPr>
-                  <pic:blipFill>
-                    <a:blip r:embed="rId64"/>
-                    <a:stretch>
-                      <a:fillRect/>
-                    </a:stretch>
-                  </pic:blipFill>
-                  <pic:spPr bwMode="auto">
-                    <a:xfrm>
-                      <a:off x="0" y="0"/>
-                      <a:ext cx="3048000" cy="2019300"/>
-                    </a:xfrm>
-                    <a:prstGeom prst="rect">
-                      <a:avLst/>
-                    </a:prstGeom>
-                    <a:noFill/>
-                    <a:ln w="9525">
-                      <a:noFill/>
-                      <a:headEnd/>
-                      <a:tailEnd/>
-                    </a:ln>
-                  </pic:spPr>
-                </pic:pic>
-              </a:graphicData>
-            </a:graphic>
-          </wp:inline>
-        </w:drawing>
-      </w:r>
-    </w:p>
-    <w:p>
-      <w:pPr>
-        <w:pStyle w:val="BodyText"/>
-      </w:pPr>
-      <w:r>
-        <w:rPr>
-          <w:rFonts w:hint="eastAsia" w:ascii="Times New Roman" w:hAnsi="Times New Roman" w:eastAsia="Times New Roman" w:cs="Times New Roman"/>
-        </w:rPr>
-        <w:t>（</w:t>
-      </w:r>
-      <w:r>
-        <w:rPr>
-          <w:rFonts w:hint="eastAsia" w:ascii="Times New Roman" w:hAnsi="Times New Roman" w:eastAsia="FangSong" w:cs="Times New Roman"/>
-        </w:rPr>
-        <w:t>灰球</w:t>
-      </w:r>
-      <w:r>
-        <w:rPr>
-          <w:rFonts w:hint="eastAsia" w:ascii="Times New Roman" w:hAnsi="Times New Roman" w:eastAsia="Times New Roman" w:cs="Times New Roman"/>
-        </w:rPr>
-        <w:t>●</w:t>
-      </w:r>
-      <w:r>
-        <w:rPr>
-          <w:rFonts w:hint="eastAsia" w:ascii="Times New Roman" w:hAnsi="Times New Roman" w:eastAsia="FangSong" w:cs="Times New Roman"/>
-        </w:rPr>
-        <w:t>为</w:t>
-      </w:r>
-      <w:r>
-        <w:rPr>
-          <w:rFonts w:hint="eastAsia" w:ascii="Times New Roman" w:hAnsi="Times New Roman" w:eastAsia="Times New Roman" w:cs="Times New Roman"/>
-        </w:rPr>
-        <w:t>Y</w:t>
-      </w:r>
-      <w:r>
-        <w:rPr>
-          <w:rFonts w:hint="eastAsia" w:ascii="Times New Roman" w:hAnsi="Times New Roman" w:eastAsia="FangSong" w:cs="Times New Roman"/>
-        </w:rPr>
-        <w:t>原子</w:t>
-      </w:r>
-      <w:r>
-        <w:rPr>
-          <w:rFonts w:hint="eastAsia" w:ascii="Times New Roman" w:hAnsi="Times New Roman" w:eastAsia="Times New Roman" w:cs="Times New Roman"/>
-        </w:rPr>
-        <w:t>）</w:t>
-      </w:r>
-    </w:p>
-    <w:p>
-      <w:pPr>
-        <w:pStyle w:val="BodyText"/>
-      </w:pPr>
-      <w:r>
-        <w:rPr>
-          <w:rFonts w:hint="eastAsia" w:ascii="Times New Roman" w:hAnsi="Times New Roman" w:eastAsia="FangSong" w:cs="Times New Roman"/>
-        </w:rPr>
-        <w:t>第</w:t>
-      </w:r>
-      <w:r>
-        <w:rPr>
-          <w:rFonts w:hint="eastAsia" w:ascii="Times New Roman" w:hAnsi="Times New Roman" w:eastAsia="Times New Roman" w:cs="Times New Roman"/>
-        </w:rPr>
-        <w:t>8</w:t>
-      </w:r>
-      <w:r>
-        <w:rPr>
-          <w:rFonts w:hint="eastAsia" w:ascii="Times New Roman" w:hAnsi="Times New Roman" w:eastAsia="FangSong" w:cs="Times New Roman"/>
-        </w:rPr>
-        <w:t>题图</w:t>
-      </w:r>
-    </w:p>
-    <w:p>
-      <w:pPr>
-        <w:pStyle w:val="BodyText"/>
-      </w:pPr>
-      <w:r>
-        <w:rPr>
-          <w:rFonts w:ascii="Times New Roman" w:hAnsi="Times New Roman" w:eastAsia="Times New Roman" w:cs="Times New Roman"/>
-        </w:rPr>
-        <w:t xml:space="preserve">8-1 </w:t>
-      </w:r>
-      <w:r>
-        <w:rPr>
-          <w:rFonts w:hint="eastAsia" w:ascii="Times New Roman" w:hAnsi="Times New Roman" w:eastAsia="FangSong" w:cs="Times New Roman"/>
-        </w:rPr>
-        <w:t>利用给出的晶胞参数</w:t>
-      </w:r>
-      <w:r>
-        <w:rPr>
-          <w:rFonts w:hint="eastAsia" w:ascii="Times New Roman" w:hAnsi="Times New Roman" w:eastAsia="Times New Roman" w:cs="Times New Roman"/>
-        </w:rPr>
-        <w:t>，</w:t>
-      </w:r>
-      <w:r>
-        <w:rPr>
-          <w:rFonts w:hint="eastAsia" w:ascii="Times New Roman" w:hAnsi="Times New Roman" w:eastAsia="FangSong" w:cs="Times New Roman"/>
-        </w:rPr>
-        <w:t>列式计算</w:t>
-      </w:r>
-      <w:r>
-        <w:rPr>
-          <w:rFonts w:ascii="Times New Roman" w:hAnsi="Times New Roman" w:eastAsia="Times New Roman" w:cs="Times New Roman"/>
-        </w:rPr>
-        <w:t xml:space="preserve"> E171 </w:t>
-      </w:r>
-      <w:r>
-        <w:rPr>
-          <w:rFonts w:hint="eastAsia" w:ascii="Times New Roman" w:hAnsi="Times New Roman" w:eastAsia="FangSong" w:cs="Times New Roman"/>
-        </w:rPr>
-        <w:t>中最小重复单元的化学式的摩尔质量</w:t>
-      </w:r>
-      <w:r>
-        <w:rPr>
-          <w:rFonts w:hint="eastAsia" w:ascii="Times New Roman" w:hAnsi="Times New Roman" w:eastAsia="Times New Roman" w:cs="Times New Roman"/>
-        </w:rPr>
-        <w:t>。</w:t>
-      </w:r>
-    </w:p>
-    <w:p>
-      <w:pPr>
-        <w:pStyle w:val="BodyText"/>
-      </w:pPr>
-      <w:r>
-        <w:rPr>
-          <w:rFonts w:ascii="Times New Roman" w:hAnsi="Times New Roman" w:eastAsia="Times New Roman" w:cs="Times New Roman"/>
-        </w:rPr>
-        <w:t xml:space="preserve">8-2 </w:t>
-      </w:r>
-      <w:r>
-        <w:rPr>
-          <w:rFonts w:hint="eastAsia" w:ascii="Times New Roman" w:hAnsi="Times New Roman" w:eastAsia="FangSong" w:cs="Times New Roman"/>
-        </w:rPr>
-        <w:t xml:space="preserve">确定</w:t>
-      </w:r>
-      <w:r>
-        <w:rPr>
-          <w:rFonts w:ascii="Times New Roman" w:hAnsi="Times New Roman" w:eastAsia="Times New Roman" w:cs="Times New Roman"/>
-        </w:rPr>
-        <w:t xml:space="preserve"> B、D </w:t>
-      </w:r>
-      <w:r>
-        <w:rPr>
-          <w:rFonts w:hint="eastAsia" w:ascii="Times New Roman" w:hAnsi="Times New Roman" w:eastAsia="FangSong" w:cs="Times New Roman"/>
-        </w:rPr>
-        <w:t>的化学式</w:t>
-      </w:r>
-      <w:r>
-        <w:rPr>
-          <w:rFonts w:hint="eastAsia" w:ascii="Times New Roman" w:hAnsi="Times New Roman" w:eastAsia="Times New Roman" w:cs="Times New Roman"/>
-        </w:rPr>
-        <w:t>，</w:t>
-      </w:r>
-      <w:r>
-        <w:rPr>
-          <w:rFonts w:hint="eastAsia" w:ascii="Times New Roman" w:hAnsi="Times New Roman" w:eastAsia="FangSong" w:cs="Times New Roman"/>
-        </w:rPr>
-        <w:t>以及</w:t>
-      </w:r>
-      <w:r>
-        <w:rPr>
-          <w:rFonts w:ascii="Times New Roman" w:hAnsi="Times New Roman" w:eastAsia="Times New Roman" w:cs="Times New Roman"/>
-        </w:rPr>
-        <w:t xml:space="preserve"> E500(II)、E171 </w:t>
-      </w:r>
-      <w:r>
-        <w:rPr>
-          <w:rFonts w:hint="eastAsia" w:ascii="Times New Roman" w:hAnsi="Times New Roman" w:eastAsia="FangSong" w:cs="Times New Roman"/>
-        </w:rPr>
-        <w:t xml:space="preserve">和</w:t>
-      </w:r>
-      <w:r>
-        <w:rPr>
-          <w:rFonts w:ascii="Times New Roman" w:hAnsi="Times New Roman" w:eastAsia="Times New Roman" w:cs="Times New Roman"/>
-        </w:rPr>
-        <w:t xml:space="preserve"> N </w:t>
-      </w:r>
-      <w:r>
-        <w:rPr>
-          <w:rFonts w:hint="eastAsia" w:ascii="Times New Roman" w:hAnsi="Times New Roman" w:eastAsia="FangSong" w:cs="Times New Roman"/>
-        </w:rPr>
-        <w:t>的化学式</w:t>
-      </w:r>
-      <w:r>
-        <w:rPr>
-          <w:rFonts w:hint="eastAsia" w:ascii="Times New Roman" w:hAnsi="Times New Roman" w:eastAsia="Times New Roman" w:cs="Times New Roman"/>
-        </w:rPr>
-        <w:t>。</w:t>
-      </w:r>
-      <w:r>
-        <w:rPr>
-          <w:rFonts w:hint="eastAsia" w:ascii="Times New Roman" w:hAnsi="Times New Roman" w:eastAsia="FangSong" w:cs="Times New Roman"/>
-        </w:rPr>
-        <w:t>注</w:t>
-      </w:r>
-      <w:r>
-        <w:rPr>
-          <w:rFonts w:hint="eastAsia" w:ascii="Times New Roman" w:hAnsi="Times New Roman" w:eastAsia="Times New Roman" w:cs="Times New Roman"/>
-        </w:rPr>
-        <w:t>：</w:t>
-      </w:r>
-      <w:r>
-        <w:rPr>
-          <w:rFonts w:hint="eastAsia" w:ascii="Times New Roman" w:hAnsi="Times New Roman" w:eastAsia="FangSong" w:cs="Times New Roman"/>
-        </w:rPr>
-        <w:t>标准状态下</w:t>
-      </w:r>
-      <w:r>
-        <w:rPr>
-          <w:rFonts w:ascii="Times New Roman" w:hAnsi="Times New Roman" w:eastAsia="Times New Roman" w:cs="Times New Roman"/>
-        </w:rPr>
-        <w:t xml:space="preserve"> D </w:t>
-      </w:r>
-      <w:r>
-        <w:rPr>
-          <w:rFonts w:hint="eastAsia" w:ascii="Times New Roman" w:hAnsi="Times New Roman" w:eastAsia="FangSong" w:cs="Times New Roman"/>
-        </w:rPr>
-        <w:t>是一种液体</w:t>
-      </w:r>
-      <w:r>
-        <w:rPr>
-          <w:rFonts w:hint="eastAsia" w:ascii="Times New Roman" w:hAnsi="Times New Roman" w:eastAsia="Times New Roman" w:cs="Times New Roman"/>
-        </w:rPr>
-        <w:t>。</w:t>
-      </w:r>
-    </w:p>
-    <w:p>
-      <w:pPr>
-        <w:pStyle w:val="BodyText"/>
-      </w:pPr>
-      <w:r>
-        <w:rPr>
-          <w:rFonts w:ascii="Times New Roman" w:hAnsi="Times New Roman" w:eastAsia="Times New Roman" w:cs="Times New Roman"/>
-        </w:rPr>
-        <w:t xml:space="preserve">8-3 </w:t>
-      </w:r>
-      <w:r>
-        <w:rPr>
-          <w:rFonts w:hint="eastAsia" w:ascii="Times New Roman" w:hAnsi="Times New Roman" w:eastAsia="FangSong" w:cs="Times New Roman"/>
-        </w:rPr>
-        <w:t xml:space="preserve">写出</w:t>
-      </w:r>
-      <w:r>
-        <w:rPr>
-          <w:rFonts w:ascii="Times New Roman" w:hAnsi="Times New Roman" w:eastAsia="Times New Roman" w:cs="Times New Roman"/>
-        </w:rPr>
-        <w:t xml:space="preserve"> </w:t>
-      </w:r>
-      <m:oMath>
-        <m:oMathPr>
-          <m:ctrlPr>
-            <w:rPr>
-              <w:sz w:val="28"/>
-              <w:szCs w:val="28"/>
-            </w:rPr>
-          </m:ctrlPr>
-        </m:oMathPr>
-        <m:r>
-          <m:rPr>
-            <m:sty m:val="p"/>
-          </m:rPr>
-          <m:t>N</m:t>
-        </m:r>
-        <m:r>
-          <m:rPr>
-            <m:sty m:val="p"/>
-          </m:rPr>
-          <m:t>a</m:t>
-        </m:r>
-        <m:sSub>
-          <m:e>
-            <m:r>
-              <m:rPr>
-                <m:sty m:val="p"/>
-              </m:rPr>
-              <m:t>H</m:t>
-            </m:r>
-          </m:e>
-          <m:sub>
-            <m:r>
-              <m:rPr>
-                <m:sty m:val="p"/>
-              </m:rPr>
-              <m:t>2</m:t>
-            </m:r>
-          </m:sub>
-        </m:sSub>
-        <m:r>
-          <m:rPr>
-            <m:sty m:val="p"/>
-          </m:rPr>
-          <m:t>P</m:t>
-        </m:r>
-        <m:sSub>
-          <m:e>
-            <m:r>
-              <m:rPr>
-                <m:sty m:val="p"/>
-              </m:rPr>
-              <m:t>O</m:t>
-            </m:r>
-          </m:e>
-          <m:sub>
-            <m:r>
-              <m:rPr>
-                <m:sty m:val="p"/>
-              </m:rPr>
-              <m:t>4</m:t>
-            </m:r>
-          </m:sub>
-        </m:sSub>
-        <m:limUpp>
-          <m:e>
-            <m:r>
-              <m:rPr>
-                <m:sty m:val="p"/>
-              </m:rPr>
-              <m:t>→</m:t>
-            </m:r>
-          </m:e>
-          <m:lim>
-            <m:sSup>
-              <m:e>
-                <m:r>
-                  <m:t>170</m:t>
-                </m:r>
-              </m:e>
-              <m:sup>
-                <m:r>
-                  <m:rPr>
-                    <m:sty m:val="p"/>
-                  </m:rPr>
-                  <m:t>∘</m:t>
-                </m:r>
-              </m:sup>
-            </m:sSup>
-            <m:r>
-              <m:rPr>
-                <m:sty m:val="p"/>
-              </m:rPr>
-              <m:t>C</m:t>
-            </m:r>
-          </m:lim>
-        </m:limUpp>
-      </m:oMath>
-      <w:r>
-        <w:rPr>
-          <w:rFonts w:ascii="Times New Roman" w:hAnsi="Times New Roman" w:eastAsia="Times New Roman" w:cs="Times New Roman"/>
-        </w:rPr>
-        <w:t xml:space="preserve"> </w:t>
-      </w:r>
-      <w:r>
-        <w:rPr>
-          <w:rFonts w:ascii="Times New Roman" w:hAnsi="Times New Roman" w:eastAsia="Times New Roman" w:cs="Times New Roman"/>
-        </w:rPr>
-        <w:t xml:space="preserve">E450(I) </w:t>
-      </w:r>
-      <w:r>
-        <w:rPr>
-          <w:rFonts w:hint="eastAsia" w:ascii="Times New Roman" w:hAnsi="Times New Roman" w:eastAsia="FangSong" w:cs="Times New Roman"/>
-        </w:rPr>
-        <w:t>转化的反应方程式</w:t>
-      </w:r>
-      <w:r>
-        <w:rPr>
-          <w:rFonts w:hint="eastAsia" w:ascii="Times New Roman" w:hAnsi="Times New Roman" w:eastAsia="Times New Roman" w:cs="Times New Roman"/>
-        </w:rPr>
-        <w:t>。</w:t>
-      </w:r>
-    </w:p>
-    <w:p>
-      <w:pPr>
-        <w:pStyle w:val="BodyText"/>
-      </w:pPr>
-      <w:r>
-        <w:rPr>
-          <w:rFonts w:ascii="Times New Roman" w:hAnsi="Times New Roman" w:eastAsia="Times New Roman" w:cs="Times New Roman"/>
-        </w:rPr>
-        <w:t xml:space="preserve">8-4 </w:t>
-      </w:r>
-      <w:r>
-        <w:rPr>
-          <w:rFonts w:hint="eastAsia" w:ascii="Times New Roman" w:hAnsi="Times New Roman" w:eastAsia="Times New Roman" w:cs="Times New Roman"/>
-        </w:rPr>
-        <w:t>E450(I)、E500(II)</w:t>
-      </w:r>
-      <w:r>
-        <w:rPr>
-          <w:rFonts w:hint="eastAsia" w:ascii="Times New Roman" w:hAnsi="Times New Roman" w:eastAsia="FangSong" w:cs="Times New Roman"/>
-        </w:rPr>
-        <w:t>和面粉的混合物就是发酵粉</w:t>
-      </w:r>
-      <w:r>
-        <w:rPr>
-          <w:rFonts w:hint="eastAsia" w:ascii="Times New Roman" w:hAnsi="Times New Roman" w:eastAsia="Times New Roman" w:cs="Times New Roman"/>
-        </w:rPr>
-        <w:t>，</w:t>
-      </w:r>
-      <w:r>
-        <w:rPr>
-          <w:rFonts w:hint="eastAsia" w:ascii="Times New Roman" w:hAnsi="Times New Roman" w:eastAsia="FangSong" w:cs="Times New Roman"/>
-        </w:rPr>
-        <w:t>广泛用于糕点生产中的无酵母面坯</w:t>
-      </w:r>
-      <w:r>
-        <w:rPr>
-          <w:rFonts w:hint="eastAsia" w:ascii="Times New Roman" w:hAnsi="Times New Roman" w:eastAsia="Times New Roman" w:cs="Times New Roman"/>
-        </w:rPr>
-        <w:t>。</w:t>
-      </w:r>
-      <w:r>
-        <w:rPr>
-          <w:rFonts w:hint="eastAsia" w:ascii="Times New Roman" w:hAnsi="Times New Roman" w:eastAsia="FangSong" w:cs="Times New Roman"/>
-        </w:rPr>
-        <w:t>请写出上述混合物能够使面坯疏松的反应方程式</w:t>
-      </w:r>
-      <w:r>
-        <w:rPr>
-          <w:rFonts w:hint="eastAsia" w:ascii="Times New Roman" w:hAnsi="Times New Roman" w:eastAsia="Times New Roman" w:cs="Times New Roman"/>
-        </w:rPr>
-        <w:t>。</w:t>
-      </w:r>
-    </w:p>
-    <w:p>
-      <w:pPr>
-        <w:spacing w:before="160" w:after="80"/>
-      </w:pPr>
-      <w:r>
-        <w:pict>
-          <v:rect style="width:0;height:1.5pt" o:hralign="center" o:hrstd="t" o:hr="t"/>
-        </w:pict>
-      </w:r>
-    </w:p>
-    <w:bookmarkEnd w:id="67"/>
-    <w:bookmarkStart w:id="68" w:name="第24题"/>
-    <w:p>
-      <w:pPr>
-        <w:pStyle w:val="Heading3"/>
-        <w:spacing w:before="280" w:after="120"/>
-      </w:pPr>
-      <w:r>
-        <w:rPr>
-          <w:rFonts w:hint="eastAsia" w:ascii="Times New Roman" w:hAnsi="Times New Roman" w:eastAsia="SimHei" w:cs="Times New Roman"/>
-        </w:rPr>
-        <w:t>第</w:t>
-      </w:r>
-      <w:r>
-        <w:rPr>
-          <w:rFonts w:hint="eastAsia" w:ascii="Times New Roman" w:hAnsi="Times New Roman" w:eastAsia="Times New Roman" w:cs="Times New Roman"/>
-        </w:rPr>
-        <w:t>24</w:t>
       </w:r>
       <w:r>
         <w:rPr>
@@ -12072,6 +10729,513 @@
           <w:rFonts w:hint="eastAsia" w:ascii="Times New Roman" w:hAnsi="Times New Roman" w:eastAsia="FangSong" w:cs="Times New Roman"/>
         </w:rPr>
         <w:t>用质量分数表示</w:t>
+      </w:r>
+      <w:r>
+        <w:rPr>
+          <w:rFonts w:hint="eastAsia" w:ascii="Times New Roman" w:hAnsi="Times New Roman" w:eastAsia="Times New Roman" w:cs="Times New Roman"/>
+        </w:rPr>
+        <w:t>。</w:t>
+      </w:r>
+    </w:p>
+    <w:p>
+      <w:pPr>
+        <w:spacing w:before="160" w:after="80"/>
+      </w:pPr>
+      <w:r>
+        <w:pict>
+          <v:rect style="width:0;height:1.5pt" o:hralign="center" o:hrstd="t" o:hr="t"/>
+        </w:pict>
+      </w:r>
+    </w:p>
+    <w:bookmarkEnd w:id="61"/>
+    <w:bookmarkStart w:id="68" w:name="第24题"/>
+    <w:p>
+      <w:pPr>
+        <w:pStyle w:val="Heading3"/>
+        <w:spacing w:before="280" w:after="120"/>
+      </w:pPr>
+      <w:r>
+        <w:rPr>
+          <w:rFonts w:hint="eastAsia" w:ascii="Times New Roman" w:hAnsi="Times New Roman" w:eastAsia="SimHei" w:cs="Times New Roman"/>
+        </w:rPr>
+        <w:t>第</w:t>
+      </w:r>
+      <w:r>
+        <w:rPr>
+          <w:rFonts w:hint="eastAsia" w:ascii="Times New Roman" w:hAnsi="Times New Roman" w:eastAsia="Times New Roman" w:cs="Times New Roman"/>
+        </w:rPr>
+        <w:t>24</w:t>
+      </w:r>
+      <w:r>
+        <w:rPr>
+          <w:rFonts w:hint="eastAsia" w:ascii="Times New Roman" w:hAnsi="Times New Roman" w:eastAsia="SimHei" w:cs="Times New Roman"/>
+        </w:rPr>
+        <w:t>题</w:t>
+      </w:r>
+    </w:p>
+    <w:p>
+      <w:pPr>
+        <w:pStyle w:val="FirstParagraph"/>
+      </w:pPr>
+      <w:r>
+        <w:rPr>
+          <w:rFonts w:hint="eastAsia" w:ascii="Times New Roman" w:hAnsi="Times New Roman" w:eastAsia="FangSong" w:cs="Times New Roman"/>
+        </w:rPr>
+        <w:t xml:space="preserve">某高能炸药</w:t>
+      </w:r>
+      <w:r>
+        <w:rPr>
+          <w:rFonts w:ascii="Times New Roman" w:hAnsi="Times New Roman" w:eastAsia="Times New Roman" w:cs="Times New Roman"/>
+        </w:rPr>
+        <w:t xml:space="preserve"> E </w:t>
+      </w:r>
+      <w:r>
+        <w:rPr>
+          <w:rFonts w:hint="eastAsia" w:ascii="Times New Roman" w:hAnsi="Times New Roman" w:eastAsia="FangSong" w:cs="Times New Roman"/>
+        </w:rPr>
+        <w:t xml:space="preserve">可由</w:t>
+      </w:r>
+      <w:r>
+        <w:rPr>
+          <w:rFonts w:ascii="Times New Roman" w:hAnsi="Times New Roman" w:eastAsia="Times New Roman" w:cs="Times New Roman"/>
+        </w:rPr>
+        <w:t xml:space="preserve"> B </w:t>
+      </w:r>
+      <w:r>
+        <w:rPr>
+          <w:rFonts w:hint="eastAsia" w:ascii="Times New Roman" w:hAnsi="Times New Roman" w:eastAsia="FangSong" w:cs="Times New Roman"/>
+        </w:rPr>
+        <w:t xml:space="preserve">或</w:t>
+      </w:r>
+      <w:r>
+        <w:rPr>
+          <w:rFonts w:ascii="Times New Roman" w:hAnsi="Times New Roman" w:eastAsia="Times New Roman" w:cs="Times New Roman"/>
+        </w:rPr>
+        <w:t xml:space="preserve"> D </w:t>
+      </w:r>
+      <w:r>
+        <w:rPr>
+          <w:rFonts w:hint="eastAsia" w:ascii="Times New Roman" w:hAnsi="Times New Roman" w:eastAsia="FangSong" w:cs="Times New Roman"/>
+        </w:rPr>
+        <w:t>用浓硝酸硝化得到</w:t>
+      </w:r>
+      <w:r>
+        <w:rPr>
+          <w:rFonts w:hint="eastAsia" w:ascii="Times New Roman" w:hAnsi="Times New Roman" w:eastAsia="Times New Roman" w:cs="Times New Roman"/>
+        </w:rPr>
+        <w:t>，B</w:t>
+      </w:r>
+      <w:r>
+        <w:rPr>
+          <w:rFonts w:ascii="Times New Roman" w:hAnsi="Times New Roman" w:eastAsia="Times New Roman" w:cs="Times New Roman"/>
+        </w:rPr>
+        <w:t xml:space="preserve"> </w:t>
+      </w:r>
+      <w:r>
+        <w:rPr>
+          <w:rFonts w:hint="eastAsia" w:ascii="Times New Roman" w:hAnsi="Times New Roman" w:eastAsia="FangSong" w:cs="Times New Roman"/>
+        </w:rPr>
+        <w:t xml:space="preserve">和</w:t>
+      </w:r>
+      <w:r>
+        <w:rPr>
+          <w:rFonts w:ascii="Times New Roman" w:hAnsi="Times New Roman" w:eastAsia="Times New Roman" w:cs="Times New Roman"/>
+        </w:rPr>
+        <w:t xml:space="preserve"> D </w:t>
+      </w:r>
+      <w:r>
+        <w:rPr>
+          <w:rFonts w:hint="eastAsia" w:ascii="Times New Roman" w:hAnsi="Times New Roman" w:eastAsia="FangSong" w:cs="Times New Roman"/>
+        </w:rPr>
+        <w:t>的制备流程如下图所示</w:t>
+      </w:r>
+      <w:r>
+        <w:rPr>
+          <w:rFonts w:hint="eastAsia" w:ascii="Times New Roman" w:hAnsi="Times New Roman" w:eastAsia="Times New Roman" w:cs="Times New Roman"/>
+        </w:rPr>
+        <w:t>，</w:t>
+      </w:r>
+      <w:r>
+        <w:rPr>
+          <w:rFonts w:hint="eastAsia" w:ascii="Times New Roman" w:hAnsi="Times New Roman" w:eastAsia="FangSong" w:cs="Times New Roman"/>
+        </w:rPr>
+        <w:t>其</w:t>
+      </w:r>
+      <w:r>
+        <w:rPr>
+          <w:rFonts w:ascii="Times New Roman" w:hAnsi="Times New Roman" w:eastAsia="Times New Roman" w:cs="Times New Roman"/>
+        </w:rPr>
+        <w:t xml:space="preserve"> </w:t>
+      </w:r>
+      <w:r>
+        <w:rPr>
+          <w:rFonts w:ascii="Times New Roman" w:hAnsi="Times New Roman" w:eastAsia="Times New Roman" w:cs="Times New Roman"/>
+          <w:vertAlign w:val="superscript"/>
+        </w:rPr>
+        <w:t>1</w:t>
+      </w:r>
+      <w:r>
+        <w:rPr>
+          <w:rFonts w:ascii="Times New Roman" w:hAnsi="Times New Roman" w:eastAsia="Times New Roman" w:cs="Times New Roman"/>
+        </w:rPr>
+        <w:t xml:space="preserve">H </w:t>
+      </w:r>
+      <w:r>
+        <w:rPr>
+          <w:rFonts w:hint="eastAsia" w:ascii="Times New Roman" w:hAnsi="Times New Roman" w:eastAsia="FangSong" w:cs="Times New Roman"/>
+        </w:rPr>
+        <w:t>核磁共振谱</w:t>
+      </w:r>
+      <w:r>
+        <w:rPr>
+          <w:rFonts w:hint="eastAsia" w:ascii="Times New Roman" w:hAnsi="Times New Roman" w:eastAsia="Times New Roman" w:cs="Times New Roman"/>
+        </w:rPr>
+        <w:t>（H-NMR）</w:t>
+      </w:r>
+      <w:r>
+        <w:rPr>
+          <w:rFonts w:hint="eastAsia" w:ascii="Times New Roman" w:hAnsi="Times New Roman" w:eastAsia="FangSong" w:cs="Times New Roman"/>
+        </w:rPr>
+        <w:t>中显示</w:t>
+      </w:r>
+      <w:r>
+        <w:rPr>
+          <w:rFonts w:ascii="Times New Roman" w:hAnsi="Times New Roman" w:eastAsia="Times New Roman" w:cs="Times New Roman"/>
+        </w:rPr>
+        <w:t xml:space="preserve"> B、E </w:t>
+      </w:r>
+      <w:r>
+        <w:rPr>
+          <w:rFonts w:hint="eastAsia" w:ascii="Times New Roman" w:hAnsi="Times New Roman" w:eastAsia="FangSong" w:cs="Times New Roman"/>
+        </w:rPr>
+        <w:t>只有一种化学环境的氢原子</w:t>
+      </w:r>
+      <w:r>
+        <w:rPr>
+          <w:rFonts w:hint="eastAsia" w:ascii="Times New Roman" w:hAnsi="Times New Roman" w:eastAsia="Times New Roman" w:cs="Times New Roman"/>
+        </w:rPr>
+        <w:t>，D</w:t>
+      </w:r>
+      <w:r>
+        <w:rPr>
+          <w:rFonts w:ascii="Times New Roman" w:hAnsi="Times New Roman" w:eastAsia="Times New Roman" w:cs="Times New Roman"/>
+        </w:rPr>
+        <w:t xml:space="preserve"> </w:t>
+      </w:r>
+      <w:r>
+        <w:rPr>
+          <w:rFonts w:hint="eastAsia" w:ascii="Times New Roman" w:hAnsi="Times New Roman" w:eastAsia="FangSong" w:cs="Times New Roman"/>
+        </w:rPr>
+        <w:t>有两种化学环境的氢原子</w:t>
+      </w:r>
+      <w:r>
+        <w:rPr>
+          <w:rFonts w:hint="eastAsia" w:ascii="Times New Roman" w:hAnsi="Times New Roman" w:eastAsia="Times New Roman" w:cs="Times New Roman"/>
+        </w:rPr>
+        <w:t>。</w:t>
+      </w:r>
+    </w:p>
+    <w:p>
+      <w:pPr>
+        <w:pStyle w:val="BodyText"/>
+        <w:spacing w:before="160" w:after="80"/>
+        <w:jc w:val="center"/>
+      </w:pPr>
+      <w:r>
+        <w:rPr>
+          <w:rFonts w:ascii="Times New Roman" w:hAnsi="Times New Roman" w:eastAsia="Times New Roman" w:cs="Times New Roman"/>
+        </w:rPr>
+        <w:drawing>
+          <wp:inline>
+            <wp:extent cx="3600000" cy="707812"/>
+            <wp:effectExtent b="0" l="0" r="0" t="0"/>
+            <wp:docPr descr="" title="" id="63" name="Picture"/>
+            <a:graphic>
+              <a:graphicData uri="http://schemas.openxmlformats.org/drawingml/2006/picture">
+                <pic:pic>
+                  <pic:nvPicPr>
+                    <pic:cNvPr descr="7112485373518eba5690bbe970eb22fa7580827759146069d35124c611ceb097.jpg" id="64" name="Picture"/>
+                    <pic:cNvPicPr>
+                      <a:picLocks noChangeArrowheads="1" noChangeAspect="1"/>
+                    </pic:cNvPicPr>
+                  </pic:nvPicPr>
+                  <pic:blipFill>
+                    <a:blip r:embed="rId62"/>
+                    <a:stretch>
+                      <a:fillRect/>
+                    </a:stretch>
+                  </pic:blipFill>
+                  <pic:spPr bwMode="auto">
+                    <a:xfrm>
+                      <a:off x="0" y="0"/>
+                      <a:ext cx="3600000" cy="707812"/>
+                    </a:xfrm>
+                    <a:prstGeom prst="rect">
+                      <a:avLst/>
+                    </a:prstGeom>
+                    <a:noFill/>
+                    <a:ln w="9525">
+                      <a:noFill/>
+                      <a:headEnd/>
+                      <a:tailEnd/>
+                    </a:ln>
+                  </pic:spPr>
+                </pic:pic>
+              </a:graphicData>
+            </a:graphic>
+          </wp:inline>
+        </w:drawing>
+      </w:r>
+    </w:p>
+    <w:p>
+      <w:pPr>
+        <w:pStyle w:val="BodyText"/>
+        <w:spacing w:before="160" w:after="80"/>
+        <w:jc w:val="center"/>
+      </w:pPr>
+      <w:r>
+        <w:rPr>
+          <w:rFonts w:ascii="Times New Roman" w:hAnsi="Times New Roman" w:eastAsia="Times New Roman" w:cs="Times New Roman"/>
+        </w:rPr>
+        <w:drawing>
+          <wp:inline>
+            <wp:extent cx="3600000" cy="811456"/>
+            <wp:effectExtent b="0" l="0" r="0" t="0"/>
+            <wp:docPr descr="" title="" id="66" name="Picture"/>
+            <a:graphic>
+              <a:graphicData uri="http://schemas.openxmlformats.org/drawingml/2006/picture">
+                <pic:pic>
+                  <pic:nvPicPr>
+                    <pic:cNvPr descr="9e658bd1463323e4c24f4ab52ca17c7212dbb58fba48158f0af22c4467d61044.jpg" id="67" name="Picture"/>
+                    <pic:cNvPicPr>
+                      <a:picLocks noChangeArrowheads="1" noChangeAspect="1"/>
+                    </pic:cNvPicPr>
+                  </pic:nvPicPr>
+                  <pic:blipFill>
+                    <a:blip r:embed="rId65"/>
+                    <a:stretch>
+                      <a:fillRect/>
+                    </a:stretch>
+                  </pic:blipFill>
+                  <pic:spPr bwMode="auto">
+                    <a:xfrm>
+                      <a:off x="0" y="0"/>
+                      <a:ext cx="3600000" cy="811456"/>
+                    </a:xfrm>
+                    <a:prstGeom prst="rect">
+                      <a:avLst/>
+                    </a:prstGeom>
+                    <a:noFill/>
+                    <a:ln w="9525">
+                      <a:noFill/>
+                      <a:headEnd/>
+                      <a:tailEnd/>
+                    </a:ln>
+                  </pic:spPr>
+                </pic:pic>
+              </a:graphicData>
+            </a:graphic>
+          </wp:inline>
+        </w:drawing>
+      </w:r>
+    </w:p>
+    <w:p>
+      <w:pPr>
+        <w:pStyle w:val="BodyText"/>
+      </w:pPr>
+      <w:r>
+        <w:rPr>
+          <w:rFonts w:ascii="Times New Roman" w:hAnsi="Times New Roman" w:eastAsia="Times New Roman" w:cs="Times New Roman"/>
+        </w:rPr>
+        <w:t xml:space="preserve">1-1 </w:t>
+      </w:r>
+      <w:r>
+        <w:rPr>
+          <w:rFonts w:hint="eastAsia" w:ascii="Times New Roman" w:hAnsi="Times New Roman" w:eastAsia="FangSong" w:cs="Times New Roman"/>
+        </w:rPr>
+        <w:t>指出反应</w:t>
+      </w:r>
+      <w:r>
+        <w:rPr>
+          <w:rFonts w:hint="eastAsia" w:ascii="Times New Roman" w:hAnsi="Times New Roman" w:eastAsia="Times New Roman" w:cs="Times New Roman"/>
+        </w:rPr>
+        <w:t>⑤</w:t>
+      </w:r>
+      <w:r>
+        <w:rPr>
+          <w:rFonts w:hint="eastAsia" w:ascii="Times New Roman" w:hAnsi="Times New Roman" w:eastAsia="FangSong" w:cs="Times New Roman"/>
+        </w:rPr>
+        <w:t>的反应类型</w:t>
+      </w:r>
+      <w:r>
+        <w:rPr>
+          <w:rFonts w:hint="eastAsia" w:ascii="Times New Roman" w:hAnsi="Times New Roman" w:eastAsia="Times New Roman" w:cs="Times New Roman"/>
+        </w:rPr>
+        <w:t>____。</w:t>
+      </w:r>
+    </w:p>
+    <w:p>
+      <w:pPr>
+        <w:pStyle w:val="BodyText"/>
+      </w:pPr>
+      <w:r>
+        <w:rPr>
+          <w:rFonts w:ascii="Times New Roman" w:hAnsi="Times New Roman" w:eastAsia="Times New Roman" w:cs="Times New Roman"/>
+        </w:rPr>
+        <w:t xml:space="preserve">1-2 </w:t>
+      </w:r>
+      <w:r>
+        <w:rPr>
+          <w:rFonts w:hint="eastAsia" w:ascii="Times New Roman" w:hAnsi="Times New Roman" w:eastAsia="FangSong" w:cs="Times New Roman"/>
+        </w:rPr>
+        <w:t xml:space="preserve">写出</w:t>
+      </w:r>
+      <w:r>
+        <w:rPr>
+          <w:rFonts w:ascii="Times New Roman" w:hAnsi="Times New Roman" w:eastAsia="Times New Roman" w:cs="Times New Roman"/>
+        </w:rPr>
+        <w:t xml:space="preserve"> A、B、D </w:t>
+      </w:r>
+      <w:r>
+        <w:rPr>
+          <w:rFonts w:hint="eastAsia" w:ascii="Times New Roman" w:hAnsi="Times New Roman" w:eastAsia="FangSong" w:cs="Times New Roman"/>
+        </w:rPr>
+        <w:t>的结构简式</w:t>
+      </w:r>
+      <w:r>
+        <w:rPr>
+          <w:rFonts w:hint="eastAsia" w:ascii="Times New Roman" w:hAnsi="Times New Roman" w:eastAsia="Times New Roman" w:cs="Times New Roman"/>
+        </w:rPr>
+        <w:t>。</w:t>
+      </w:r>
+    </w:p>
+    <w:p>
+      <w:pPr>
+        <w:pStyle w:val="BodyText"/>
+      </w:pPr>
+      <w:r>
+        <w:rPr>
+          <w:rFonts w:ascii="Times New Roman" w:hAnsi="Times New Roman" w:eastAsia="Times New Roman" w:cs="Times New Roman"/>
+        </w:rPr>
+        <w:t xml:space="preserve">1-3 </w:t>
+      </w:r>
+      <w:r>
+        <w:rPr>
+          <w:rFonts w:hint="eastAsia" w:ascii="Times New Roman" w:hAnsi="Times New Roman" w:eastAsia="FangSong" w:cs="Times New Roman"/>
+        </w:rPr>
+        <w:t>反应</w:t>
+      </w:r>
+      <w:r>
+        <w:rPr>
+          <w:rFonts w:hint="eastAsia" w:ascii="Times New Roman" w:hAnsi="Times New Roman" w:eastAsia="Times New Roman" w:cs="Times New Roman"/>
+        </w:rPr>
+        <w:t>③</w:t>
+      </w:r>
+      <w:r>
+        <w:rPr>
+          <w:rFonts w:hint="eastAsia" w:ascii="Times New Roman" w:hAnsi="Times New Roman" w:eastAsia="FangSong" w:cs="Times New Roman"/>
+        </w:rPr>
+        <w:t>中除了生成</w:t>
+      </w:r>
+      <w:r>
+        <w:rPr>
+          <w:rFonts w:ascii="Times New Roman" w:hAnsi="Times New Roman" w:eastAsia="Times New Roman" w:cs="Times New Roman"/>
+        </w:rPr>
+        <w:t xml:space="preserve"> E </w:t>
+      </w:r>
+      <w:r>
+        <w:rPr>
+          <w:rFonts w:hint="eastAsia" w:ascii="Times New Roman" w:hAnsi="Times New Roman" w:eastAsia="FangSong" w:cs="Times New Roman"/>
+        </w:rPr>
+        <w:t>外</w:t>
+      </w:r>
+      <w:r>
+        <w:rPr>
+          <w:rFonts w:hint="eastAsia" w:ascii="Times New Roman" w:hAnsi="Times New Roman" w:eastAsia="Times New Roman" w:cs="Times New Roman"/>
+        </w:rPr>
+        <w:t>，</w:t>
+      </w:r>
+      <w:r>
+        <w:rPr>
+          <w:rFonts w:hint="eastAsia" w:ascii="Times New Roman" w:hAnsi="Times New Roman" w:eastAsia="FangSong" w:cs="Times New Roman"/>
+        </w:rPr>
+        <w:t>还生成了</w:t>
+      </w:r>
+      <w:r>
+        <w:rPr>
+          <w:rFonts w:ascii="Times New Roman" w:hAnsi="Times New Roman" w:eastAsia="Times New Roman" w:cs="Times New Roman"/>
+        </w:rPr>
+        <w:t xml:space="preserve"> </w:t>
+      </w:r>
+      <m:oMath>
+        <m:sSub>
+          <m:e>
+            <m:r>
+              <m:rPr>
+                <m:sty m:val="p"/>
+              </m:rPr>
+              <m:t>N</m:t>
+            </m:r>
+          </m:e>
+          <m:sub>
+            <m:r>
+              <m:t>2</m:t>
+            </m:r>
+          </m:sub>
+        </m:sSub>
+      </m:oMath>
+      <w:r>
+        <w:rPr>
+          <w:rFonts w:ascii="Times New Roman" w:hAnsi="Times New Roman" w:eastAsia="Times New Roman" w:cs="Times New Roman"/>
+        </w:rPr>
+        <w:t xml:space="preserve">、</w:t>
+      </w:r>
+      <m:oMath>
+        <m:sSub>
+          <m:e>
+            <m:r>
+              <m:rPr>
+                <m:sty m:val="p"/>
+              </m:rPr>
+              <m:t>C</m:t>
+            </m:r>
+            <m:r>
+              <m:rPr>
+                <m:sty m:val="p"/>
+              </m:rPr>
+              <m:t>O</m:t>
+            </m:r>
+          </m:e>
+          <m:sub>
+            <m:r>
+              <m:t>2</m:t>
+            </m:r>
+          </m:sub>
+        </m:sSub>
+      </m:oMath>
+      <w:r>
+        <w:rPr>
+          <w:rFonts w:ascii="Times New Roman" w:hAnsi="Times New Roman" w:eastAsia="Times New Roman" w:cs="Times New Roman"/>
+        </w:rPr>
+        <w:t xml:space="preserve"> </w:t>
+      </w:r>
+      <w:r>
+        <w:rPr>
+          <w:rFonts w:hint="eastAsia" w:ascii="Times New Roman" w:hAnsi="Times New Roman" w:eastAsia="FangSong" w:cs="Times New Roman"/>
+        </w:rPr>
+        <w:t>气体</w:t>
+      </w:r>
+      <w:r>
+        <w:rPr>
+          <w:rFonts w:hint="eastAsia" w:ascii="Times New Roman" w:hAnsi="Times New Roman" w:eastAsia="Times New Roman" w:cs="Times New Roman"/>
+        </w:rPr>
+        <w:t>，</w:t>
+      </w:r>
+      <w:r>
+        <w:rPr>
+          <w:rFonts w:hint="eastAsia" w:ascii="Times New Roman" w:hAnsi="Times New Roman" w:eastAsia="FangSong" w:cs="Times New Roman"/>
+        </w:rPr>
+        <w:t>写出该反应方程式</w:t>
       </w:r>
       <w:r>
         <w:rPr>

--- a/00-首页/题组Word/第一轮·综合套卷/第一轮综合卷04（学生版）.docx
+++ b/00-首页/题组Word/第一轮·综合套卷/第一轮综合卷04（学生版）.docx
@@ -1582,14 +1582,14 @@
         </w:rPr>
         <w:drawing>
           <wp:inline>
-            <wp:extent cx="3240000" cy="4584609"/>
+            <wp:extent cx="3600000" cy="1215584"/>
             <wp:effectExtent b="0" l="0" r="0" t="0"/>
             <wp:docPr descr="" title="" id="16" name="Picture"/>
             <a:graphic>
               <a:graphicData uri="http://schemas.openxmlformats.org/drawingml/2006/picture">
                 <pic:pic>
                   <pic:nvPicPr>
-                    <pic:cNvPr descr="2021-浙江预赛_p12.png" id="17" name="Picture"/>
+                    <pic:cNvPr descr="5417936f930fc888.png" id="17" name="Picture"/>
                     <pic:cNvPicPr>
                       <a:picLocks noChangeArrowheads="1" noChangeAspect="1"/>
                     </pic:cNvPicPr>
@@ -1603,7 +1603,7 @@
                   <pic:spPr bwMode="auto">
                     <a:xfrm>
                       <a:off x="0" y="0"/>
-                      <a:ext cx="3240000" cy="4584609"/>
+                      <a:ext cx="3600000" cy="1215584"/>
                     </a:xfrm>
                     <a:prstGeom prst="rect">
                       <a:avLst/>
@@ -1943,14 +1943,14 @@
         </w:rPr>
         <w:drawing>
           <wp:inline>
-            <wp:extent cx="3240000" cy="4584609"/>
+            <wp:extent cx="3600000" cy="1745038"/>
             <wp:effectExtent b="0" l="0" r="0" t="0"/>
             <wp:docPr descr="" title="" id="20" name="Picture"/>
             <a:graphic>
               <a:graphicData uri="http://schemas.openxmlformats.org/drawingml/2006/picture">
                 <pic:pic>
                   <pic:nvPicPr>
-                    <pic:cNvPr descr="2021-浙江预赛_p13.png" id="21" name="Picture"/>
+                    <pic:cNvPr descr="88ff7492ce6a13c3.png" id="21" name="Picture"/>
                     <pic:cNvPicPr>
                       <a:picLocks noChangeArrowheads="1" noChangeAspect="1"/>
                     </pic:cNvPicPr>
@@ -1964,7 +1964,7 @@
                   <pic:spPr bwMode="auto">
                     <a:xfrm>
                       <a:off x="0" y="0"/>
-                      <a:ext cx="3240000" cy="4584609"/>
+                      <a:ext cx="3600000" cy="1745038"/>
                     </a:xfrm>
                     <a:prstGeom prst="rect">
                       <a:avLst/>
@@ -2303,14 +2303,14 @@
         </w:rPr>
         <w:drawing>
           <wp:inline>
-            <wp:extent cx="3240000" cy="4584609"/>
+            <wp:extent cx="3600000" cy="1688242"/>
             <wp:effectExtent b="0" l="0" r="0" t="0"/>
             <wp:docPr descr="" title="" id="24" name="Picture"/>
             <a:graphic>
               <a:graphicData uri="http://schemas.openxmlformats.org/drawingml/2006/picture">
                 <pic:pic>
                   <pic:nvPicPr>
-                    <pic:cNvPr descr="2022-浙江预赛_p03.png" id="25" name="Picture"/>
+                    <pic:cNvPr descr="6d5e779c714e4d47.png" id="25" name="Picture"/>
                     <pic:cNvPicPr>
                       <a:picLocks noChangeArrowheads="1" noChangeAspect="1"/>
                     </pic:cNvPicPr>
@@ -2324,7 +2324,7 @@
                   <pic:spPr bwMode="auto">
                     <a:xfrm>
                       <a:off x="0" y="0"/>
-                      <a:ext cx="3240000" cy="4584609"/>
+                      <a:ext cx="3600000" cy="1688242"/>
                     </a:xfrm>
                     <a:prstGeom prst="rect">
                       <a:avLst/>
@@ -2895,14 +2895,14 @@
         </w:rPr>
         <w:drawing>
           <wp:inline>
-            <wp:extent cx="3240000" cy="4584609"/>
+            <wp:extent cx="3600000" cy="811981"/>
             <wp:effectExtent b="0" l="0" r="0" t="0"/>
             <wp:docPr descr="" title="" id="29" name="Picture"/>
             <a:graphic>
               <a:graphicData uri="http://schemas.openxmlformats.org/drawingml/2006/picture">
                 <pic:pic>
                   <pic:nvPicPr>
-                    <pic:cNvPr descr="2022-浙江预赛_p13.png" id="30" name="Picture"/>
+                    <pic:cNvPr descr="da7f0b115f27eb22.png" id="30" name="Picture"/>
                     <pic:cNvPicPr>
                       <a:picLocks noChangeArrowheads="1" noChangeAspect="1"/>
                     </pic:cNvPicPr>
@@ -2916,7 +2916,7 @@
                   <pic:spPr bwMode="auto">
                     <a:xfrm>
                       <a:off x="0" y="0"/>
-                      <a:ext cx="3240000" cy="4584609"/>
+                      <a:ext cx="3600000" cy="811981"/>
                     </a:xfrm>
                     <a:prstGeom prst="rect">
                       <a:avLst/>

--- a/00-首页/题组Word/第一轮·综合套卷/第一轮综合卷04（学生版）.docx
+++ b/00-首页/题组Word/第一轮·综合套卷/第一轮综合卷04（学生版）.docx
@@ -153,6 +153,21 @@
     </w:p>
     <w:p>
       <w:pPr>
+        <w:spacing w:before="0" w:after="0"/>
+      </w:pPr>
+    </w:p>
+    <w:p>
+      <w:pPr>
+        <w:spacing w:before="0" w:after="0"/>
+      </w:pPr>
+    </w:p>
+    <w:p>
+      <w:pPr>
+        <w:spacing w:before="0" w:after="0"/>
+      </w:pPr>
+    </w:p>
+    <w:p>
+      <w:pPr>
         <w:spacing w:before="160" w:after="80"/>
       </w:pPr>
       <w:r>
@@ -241,6 +256,21 @@
         </w:rPr>
         <w:t>。</w:t>
       </w:r>
+    </w:p>
+    <w:p>
+      <w:pPr>
+        <w:spacing w:before="0" w:after="0"/>
+      </w:pPr>
+    </w:p>
+    <w:p>
+      <w:pPr>
+        <w:spacing w:before="0" w:after="0"/>
+      </w:pPr>
+    </w:p>
+    <w:p>
+      <w:pPr>
+        <w:spacing w:before="0" w:after="0"/>
+      </w:pPr>
     </w:p>
     <w:p>
       <w:pPr>
@@ -462,6 +492,31 @@
     </w:p>
     <w:p>
       <w:pPr>
+        <w:spacing w:before="0" w:after="0"/>
+      </w:pPr>
+    </w:p>
+    <w:p>
+      <w:pPr>
+        <w:spacing w:before="0" w:after="0"/>
+      </w:pPr>
+    </w:p>
+    <w:p>
+      <w:pPr>
+        <w:spacing w:before="0" w:after="0"/>
+      </w:pPr>
+    </w:p>
+    <w:p>
+      <w:pPr>
+        <w:spacing w:before="0" w:after="0"/>
+      </w:pPr>
+    </w:p>
+    <w:p>
+      <w:pPr>
+        <w:spacing w:before="0" w:after="0"/>
+      </w:pPr>
+    </w:p>
+    <w:p>
+      <w:pPr>
         <w:spacing w:before="160" w:after="80"/>
       </w:pPr>
       <w:r>
@@ -499,6 +554,8 @@
     <w:p>
       <w:pPr>
         <w:pStyle w:val="FirstParagraph"/>
+        <w:ind w:left="480" w:hanging="480"/>
+        <w:spacing w:after="0"/>
       </w:pPr>
       <w:r>
         <w:rPr>
@@ -518,6 +575,13 @@
         </w:rPr>
         <w:t xml:space="preserve"> </w:t>
       </w:r>
+    </w:p>
+    <w:p>
+      <w:pPr>
+        <w:pStyle w:val="FirstParagraph"/>
+        <w:ind w:left="480" w:hanging="480"/>
+        <w:spacing w:before="0" w:after="0"/>
+      </w:pPr>
       <w:r>
         <w:rPr>
           <w:rFonts w:hint="eastAsia" w:ascii="Times New Roman" w:hAnsi="Times New Roman" w:eastAsia="Times New Roman" w:cs="Times New Roman"/>
@@ -536,6 +600,13 @@
         </w:rPr>
         <w:t xml:space="preserve"> </w:t>
       </w:r>
+    </w:p>
+    <w:p>
+      <w:pPr>
+        <w:pStyle w:val="FirstParagraph"/>
+        <w:ind w:left="480" w:hanging="480"/>
+        <w:spacing w:before="0" w:after="0"/>
+      </w:pPr>
       <w:r>
         <w:rPr>
           <w:rFonts w:hint="eastAsia" w:ascii="Times New Roman" w:hAnsi="Times New Roman" w:eastAsia="Times New Roman" w:cs="Times New Roman"/>
@@ -554,6 +625,13 @@
         </w:rPr>
         <w:t xml:space="preserve"> </w:t>
       </w:r>
+    </w:p>
+    <w:p>
+      <w:pPr>
+        <w:pStyle w:val="FirstParagraph"/>
+        <w:ind w:left="480" w:hanging="480"/>
+        <w:spacing w:before="0" w:after="0"/>
+      </w:pPr>
       <w:r>
         <w:rPr>
           <w:rFonts w:hint="eastAsia" w:ascii="Times New Roman" w:hAnsi="Times New Roman" w:eastAsia="Times New Roman" w:cs="Times New Roman"/>
@@ -572,6 +650,13 @@
         </w:rPr>
         <w:t xml:space="preserve"> </w:t>
       </w:r>
+    </w:p>
+    <w:p>
+      <w:pPr>
+        <w:pStyle w:val="FirstParagraph"/>
+        <w:ind w:left="480" w:hanging="480"/>
+        <w:spacing w:before="0" w:after="180"/>
+      </w:pPr>
       <w:r>
         <w:rPr>
           <w:rFonts w:hint="eastAsia" w:ascii="Times New Roman" w:hAnsi="Times New Roman" w:eastAsia="Times New Roman" w:cs="Times New Roman"/>
@@ -608,6 +693,16 @@
         </w:rPr>
         <w:t>沸点也会高于相对分子质量大的物质</w:t>
       </w:r>
+    </w:p>
+    <w:p>
+      <w:pPr>
+        <w:spacing w:before="0" w:after="0"/>
+      </w:pPr>
+    </w:p>
+    <w:p>
+      <w:pPr>
+        <w:spacing w:before="0" w:after="0"/>
+      </w:pPr>
     </w:p>
     <w:p>
       <w:pPr>
@@ -648,6 +743,8 @@
     <w:p>
       <w:pPr>
         <w:pStyle w:val="FirstParagraph"/>
+        <w:ind w:left="480" w:hanging="480"/>
+        <w:spacing w:after="0"/>
       </w:pPr>
       <w:r>
         <w:rPr>
@@ -837,12 +934,68 @@
         </w:rPr>
         <w:t xml:space="preserve"> </w:t>
       </w:r>
-      <w:r>
-        <w:rPr>
-          <w:rFonts w:ascii="Times New Roman" w:hAnsi="Times New Roman" w:eastAsia="Times New Roman" w:cs="Times New Roman"/>
-        </w:rPr>
-        <w:t xml:space="preserve">A. 152 B. 134 C. 96 D. 71</w:t>
-      </w:r>
+    </w:p>
+    <w:p>
+      <w:pPr>
+        <w:pStyle w:val="FirstParagraph"/>
+        <w:ind w:left="480" w:hanging="480"/>
+        <w:spacing w:before="0" w:after="0"/>
+      </w:pPr>
+      <w:r>
+        <w:rPr>
+          <w:rFonts w:ascii="Times New Roman" w:hAnsi="Times New Roman" w:eastAsia="Times New Roman" w:cs="Times New Roman"/>
+        </w:rPr>
+        <w:t xml:space="preserve">A. 152 </w:t>
+      </w:r>
+    </w:p>
+    <w:p>
+      <w:pPr>
+        <w:pStyle w:val="FirstParagraph"/>
+        <w:ind w:left="480" w:hanging="480"/>
+        <w:spacing w:before="0" w:after="0"/>
+      </w:pPr>
+      <w:r>
+        <w:rPr>
+          <w:rFonts w:ascii="Times New Roman" w:hAnsi="Times New Roman" w:eastAsia="Times New Roman" w:cs="Times New Roman"/>
+        </w:rPr>
+        <w:t xml:space="preserve">B. 134 </w:t>
+      </w:r>
+    </w:p>
+    <w:p>
+      <w:pPr>
+        <w:pStyle w:val="FirstParagraph"/>
+        <w:ind w:left="480" w:hanging="480"/>
+        <w:spacing w:before="0" w:after="0"/>
+      </w:pPr>
+      <w:r>
+        <w:rPr>
+          <w:rFonts w:ascii="Times New Roman" w:hAnsi="Times New Roman" w:eastAsia="Times New Roman" w:cs="Times New Roman"/>
+        </w:rPr>
+        <w:t xml:space="preserve">C. 96 </w:t>
+      </w:r>
+    </w:p>
+    <w:p>
+      <w:pPr>
+        <w:pStyle w:val="FirstParagraph"/>
+        <w:ind w:left="480" w:hanging="480"/>
+        <w:spacing w:before="0" w:after="180"/>
+      </w:pPr>
+      <w:r>
+        <w:rPr>
+          <w:rFonts w:ascii="Times New Roman" w:hAnsi="Times New Roman" w:eastAsia="Times New Roman" w:cs="Times New Roman"/>
+        </w:rPr>
+        <w:t xml:space="preserve">D. 71</w:t>
+      </w:r>
+    </w:p>
+    <w:p>
+      <w:pPr>
+        <w:spacing w:before="0" w:after="0"/>
+      </w:pPr>
+    </w:p>
+    <w:p>
+      <w:pPr>
+        <w:spacing w:before="0" w:after="0"/>
+      </w:pPr>
     </w:p>
     <w:p>
       <w:pPr>
@@ -883,6 +1036,8 @@
     <w:p>
       <w:pPr>
         <w:pStyle w:val="FirstParagraph"/>
+        <w:ind w:left="480" w:hanging="480"/>
+        <w:spacing w:after="0"/>
       </w:pPr>
       <w:r>
         <w:rPr>
@@ -1178,6 +1333,13 @@
         </w:rPr>
         <w:t xml:space="preserve"> </w:t>
       </w:r>
+    </w:p>
+    <w:p>
+      <w:pPr>
+        <w:pStyle w:val="FirstParagraph"/>
+        <w:ind w:left="480" w:hanging="480"/>
+        <w:spacing w:before="0" w:after="0"/>
+      </w:pPr>
       <w:r>
         <w:rPr>
           <w:rFonts w:ascii="Times New Roman" w:hAnsi="Times New Roman" w:eastAsia="Times New Roman" w:cs="Times New Roman"/>
@@ -1220,7 +1382,20 @@
         <w:rPr>
           <w:rFonts w:ascii="Times New Roman" w:hAnsi="Times New Roman" w:eastAsia="Times New Roman" w:cs="Times New Roman"/>
         </w:rPr>
-        <w:t xml:space="preserve"> B.</w:t>
+        <w:t xml:space="preserve"> </w:t>
+      </w:r>
+    </w:p>
+    <w:p>
+      <w:pPr>
+        <w:pStyle w:val="FirstParagraph"/>
+        <w:ind w:left="480" w:hanging="480"/>
+        <w:spacing w:before="0" w:after="0"/>
+      </w:pPr>
+      <w:r>
+        <w:rPr>
+          <w:rFonts w:ascii="Times New Roman" w:hAnsi="Times New Roman" w:eastAsia="Times New Roman" w:cs="Times New Roman"/>
+        </w:rPr>
+        <w:t xml:space="preserve">B.</w:t>
       </w:r>
       <w:r>
         <w:rPr>
@@ -1260,6 +1435,13 @@
         </w:rPr>
         <w:t xml:space="preserve"> </w:t>
       </w:r>
+    </w:p>
+    <w:p>
+      <w:pPr>
+        <w:pStyle w:val="FirstParagraph"/>
+        <w:ind w:left="480" w:hanging="480"/>
+        <w:spacing w:before="0" w:after="0"/>
+      </w:pPr>
       <w:r>
         <w:rPr>
           <w:rFonts w:ascii="Times New Roman" w:hAnsi="Times New Roman" w:eastAsia="Times New Roman" w:cs="Times New Roman"/>
@@ -1334,7 +1516,20 @@
         <w:rPr>
           <w:rFonts w:ascii="Times New Roman" w:hAnsi="Times New Roman" w:eastAsia="Times New Roman" w:cs="Times New Roman"/>
         </w:rPr>
-        <w:t xml:space="preserve"> D.</w:t>
+        <w:t xml:space="preserve"> </w:t>
+      </w:r>
+    </w:p>
+    <w:p>
+      <w:pPr>
+        <w:pStyle w:val="FirstParagraph"/>
+        <w:ind w:left="480" w:hanging="480"/>
+        <w:spacing w:before="0" w:after="180"/>
+      </w:pPr>
+      <w:r>
+        <w:rPr>
+          <w:rFonts w:ascii="Times New Roman" w:hAnsi="Times New Roman" w:eastAsia="Times New Roman" w:cs="Times New Roman"/>
+        </w:rPr>
+        <w:t xml:space="preserve">D.</w:t>
       </w:r>
       <w:r>
         <w:rPr>
@@ -1403,6 +1598,16 @@
     </w:p>
     <w:p>
       <w:pPr>
+        <w:spacing w:before="0" w:after="0"/>
+      </w:pPr>
+    </w:p>
+    <w:p>
+      <w:pPr>
+        <w:spacing w:before="0" w:after="0"/>
+      </w:pPr>
+    </w:p>
+    <w:p>
+      <w:pPr>
         <w:spacing w:before="160" w:after="80"/>
       </w:pPr>
       <w:r>
@@ -1582,7 +1787,7 @@
         </w:rPr>
         <w:drawing>
           <wp:inline>
-            <wp:extent cx="3600000" cy="1215584"/>
+            <wp:extent cx="3599167" cy="1215584"/>
             <wp:effectExtent b="0" l="0" r="0" t="0"/>
             <wp:docPr descr="" title="" id="16" name="Picture"/>
             <a:graphic>
@@ -1603,7 +1808,7 @@
                   <pic:spPr bwMode="auto">
                     <a:xfrm>
                       <a:off x="0" y="0"/>
-                      <a:ext cx="3600000" cy="1215584"/>
+                      <a:ext cx="3599167" cy="1215584"/>
                     </a:xfrm>
                     <a:prstGeom prst="rect">
                       <a:avLst/>
@@ -1625,10 +1830,6 @@
     <w:p>
       <w:pPr>
         <w:pStyle w:val="Compact"/>
-        <w:numPr>
-          <w:ilvl w:val="0"/>
-          <w:numId w:val="1002"/>
-        </w:numPr>
       </w:pPr>
       <w:r>
         <w:rPr>
@@ -1646,10 +1847,6 @@
     <w:p>
       <w:pPr>
         <w:pStyle w:val="Compact"/>
-        <w:numPr>
-          <w:ilvl w:val="0"/>
-          <w:numId w:val="1002"/>
-        </w:numPr>
       </w:pPr>
       <w:r>
         <w:rPr>
@@ -1673,10 +1870,6 @@
     <w:p>
       <w:pPr>
         <w:pStyle w:val="Compact"/>
-        <w:numPr>
-          <w:ilvl w:val="0"/>
-          <w:numId w:val="1002"/>
-        </w:numPr>
       </w:pPr>
       <w:r>
         <w:rPr>
@@ -1694,10 +1887,6 @@
     <w:p>
       <w:pPr>
         <w:pStyle w:val="Compact"/>
-        <w:numPr>
-          <w:ilvl w:val="0"/>
-          <w:numId w:val="1002"/>
-        </w:numPr>
       </w:pPr>
       <w:r>
         <w:rPr>
@@ -1763,6 +1952,16 @@
         </w:rPr>
         <w:t>4</w:t>
       </w:r>
+    </w:p>
+    <w:p>
+      <w:pPr>
+        <w:spacing w:before="0" w:after="0"/>
+      </w:pPr>
+    </w:p>
+    <w:p>
+      <w:pPr>
+        <w:spacing w:before="0" w:after="0"/>
+      </w:pPr>
     </w:p>
     <w:p>
       <w:pPr>
@@ -1986,10 +2185,6 @@
     <w:p>
       <w:pPr>
         <w:pStyle w:val="Compact"/>
-        <w:numPr>
-          <w:ilvl w:val="0"/>
-          <w:numId w:val="1003"/>
-        </w:numPr>
       </w:pPr>
       <w:r>
         <w:rPr>
@@ -2013,10 +2208,6 @@
     <w:p>
       <w:pPr>
         <w:pStyle w:val="Compact"/>
-        <w:numPr>
-          <w:ilvl w:val="0"/>
-          <w:numId w:val="1003"/>
-        </w:numPr>
       </w:pPr>
       <w:r>
         <w:rPr>
@@ -2064,10 +2255,6 @@
     <w:p>
       <w:pPr>
         <w:pStyle w:val="Compact"/>
-        <w:numPr>
-          <w:ilvl w:val="0"/>
-          <w:numId w:val="1003"/>
-        </w:numPr>
       </w:pPr>
       <w:r>
         <w:rPr>
@@ -2097,10 +2284,6 @@
     <w:p>
       <w:pPr>
         <w:pStyle w:val="Compact"/>
-        <w:numPr>
-          <w:ilvl w:val="0"/>
-          <w:numId w:val="1003"/>
-        </w:numPr>
       </w:pPr>
       <w:r>
         <w:rPr>
@@ -2120,6 +2303,16 @@
         </w:rPr>
         <w:t>碳的硬度比金刚石小</w:t>
       </w:r>
+    </w:p>
+    <w:p>
+      <w:pPr>
+        <w:spacing w:before="0" w:after="0"/>
+      </w:pPr>
+    </w:p>
+    <w:p>
+      <w:pPr>
+        <w:spacing w:before="0" w:after="0"/>
+      </w:pPr>
     </w:p>
     <w:p>
       <w:pPr>
@@ -2303,7 +2496,7 @@
         </w:rPr>
         <w:drawing>
           <wp:inline>
-            <wp:extent cx="3600000" cy="1688242"/>
+            <wp:extent cx="3381321" cy="1688242"/>
             <wp:effectExtent b="0" l="0" r="0" t="0"/>
             <wp:docPr descr="" title="" id="24" name="Picture"/>
             <a:graphic>
@@ -2324,7 +2517,7 @@
                   <pic:spPr bwMode="auto">
                     <a:xfrm>
                       <a:off x="0" y="0"/>
-                      <a:ext cx="3600000" cy="1688242"/>
+                      <a:ext cx="3381321" cy="1688242"/>
                     </a:xfrm>
                     <a:prstGeom prst="rect">
                       <a:avLst/>
@@ -2346,10 +2539,6 @@
     <w:p>
       <w:pPr>
         <w:pStyle w:val="Compact"/>
-        <w:numPr>
-          <w:ilvl w:val="0"/>
-          <w:numId w:val="1004"/>
-        </w:numPr>
       </w:pPr>
       <w:r>
         <w:rPr>
@@ -2373,10 +2562,6 @@
     <w:p>
       <w:pPr>
         <w:pStyle w:val="Compact"/>
-        <w:numPr>
-          <w:ilvl w:val="0"/>
-          <w:numId w:val="1004"/>
-        </w:numPr>
       </w:pPr>
       <w:r>
         <w:rPr>
@@ -2432,10 +2617,6 @@
     <w:p>
       <w:pPr>
         <w:pStyle w:val="Compact"/>
-        <w:numPr>
-          <w:ilvl w:val="0"/>
-          <w:numId w:val="1004"/>
-        </w:numPr>
       </w:pPr>
       <w:r>
         <w:rPr>
@@ -2453,10 +2634,6 @@
     <w:p>
       <w:pPr>
         <w:pStyle w:val="Compact"/>
-        <w:numPr>
-          <w:ilvl w:val="0"/>
-          <w:numId w:val="1004"/>
-        </w:numPr>
       </w:pPr>
       <w:r>
         <w:rPr>
@@ -2548,6 +2725,16 @@
         </w:rPr>
         <w:t xml:space="preserve">键</w:t>
       </w:r>
+    </w:p>
+    <w:p>
+      <w:pPr>
+        <w:spacing w:before="0" w:after="0"/>
+      </w:pPr>
+    </w:p>
+    <w:p>
+      <w:pPr>
+        <w:spacing w:before="0" w:after="0"/>
+      </w:pPr>
     </w:p>
     <w:p>
       <w:pPr>
@@ -2680,17 +2867,64 @@
     <w:p>
       <w:pPr>
         <w:pStyle w:val="Compact"/>
-        <w:numPr>
-          <w:ilvl w:val="0"/>
-          <w:numId w:val="1005"/>
-        </w:numPr>
-      </w:pPr>
-      <w:r>
-        <w:rPr>
-          <w:rFonts w:ascii="Times New Roman" w:hAnsi="Times New Roman" w:eastAsia="Times New Roman" w:cs="Times New Roman"/>
-        </w:rPr>
-        <w:t xml:space="preserve">A. 10　　B. 15　　C. 20　　D. 30</w:t>
-      </w:r>
+        <w:ind w:left="480" w:hanging="480"/>
+        <w:spacing w:after="0"/>
+      </w:pPr>
+      <w:r>
+        <w:rPr>
+          <w:rFonts w:ascii="Times New Roman" w:hAnsi="Times New Roman" w:eastAsia="Times New Roman" w:cs="Times New Roman"/>
+        </w:rPr>
+        <w:t xml:space="preserve">A. 10　　</w:t>
+      </w:r>
+    </w:p>
+    <w:p>
+      <w:pPr>
+        <w:pStyle w:val="Compact"/>
+        <w:ind w:left="480" w:hanging="480"/>
+        <w:spacing w:before="0" w:after="0"/>
+      </w:pPr>
+      <w:r>
+        <w:rPr>
+          <w:rFonts w:ascii="Times New Roman" w:hAnsi="Times New Roman" w:eastAsia="Times New Roman" w:cs="Times New Roman"/>
+        </w:rPr>
+        <w:t xml:space="preserve">B. 15　　</w:t>
+      </w:r>
+    </w:p>
+    <w:p>
+      <w:pPr>
+        <w:pStyle w:val="Compact"/>
+        <w:ind w:left="480" w:hanging="480"/>
+        <w:spacing w:before="0" w:after="0"/>
+      </w:pPr>
+      <w:r>
+        <w:rPr>
+          <w:rFonts w:ascii="Times New Roman" w:hAnsi="Times New Roman" w:eastAsia="Times New Roman" w:cs="Times New Roman"/>
+        </w:rPr>
+        <w:t xml:space="preserve">C. 20　　</w:t>
+      </w:r>
+    </w:p>
+    <w:p>
+      <w:pPr>
+        <w:pStyle w:val="Compact"/>
+        <w:ind w:left="480" w:hanging="480"/>
+        <w:spacing w:before="0" w:after="36"/>
+      </w:pPr>
+      <w:r>
+        <w:rPr>
+          <w:rFonts w:ascii="Times New Roman" w:hAnsi="Times New Roman" w:eastAsia="Times New Roman" w:cs="Times New Roman"/>
+        </w:rPr>
+        <w:t xml:space="preserve">D. 30</w:t>
+      </w:r>
+    </w:p>
+    <w:p>
+      <w:pPr>
+        <w:spacing w:before="0" w:after="0"/>
+      </w:pPr>
+    </w:p>
+    <w:p>
+      <w:pPr>
+        <w:spacing w:before="0" w:after="0"/>
+      </w:pPr>
     </w:p>
     <w:p>
       <w:pPr>
@@ -2895,7 +3129,7 @@
         </w:rPr>
         <w:drawing>
           <wp:inline>
-            <wp:extent cx="3600000" cy="811981"/>
+            <wp:extent cx="3241580" cy="811981"/>
             <wp:effectExtent b="0" l="0" r="0" t="0"/>
             <wp:docPr descr="" title="" id="29" name="Picture"/>
             <a:graphic>
@@ -2916,7 +3150,7 @@
                   <pic:spPr bwMode="auto">
                     <a:xfrm>
                       <a:off x="0" y="0"/>
-                      <a:ext cx="3600000" cy="811981"/>
+                      <a:ext cx="3241580" cy="811981"/>
                     </a:xfrm>
                     <a:prstGeom prst="rect">
                       <a:avLst/>
@@ -2938,10 +3172,6 @@
     <w:p>
       <w:pPr>
         <w:pStyle w:val="Compact"/>
-        <w:numPr>
-          <w:ilvl w:val="0"/>
-          <w:numId w:val="1006"/>
-        </w:numPr>
       </w:pPr>
       <w:r>
         <w:rPr>
@@ -3010,10 +3240,6 @@
     <w:p>
       <w:pPr>
         <w:pStyle w:val="Compact"/>
-        <w:numPr>
-          <w:ilvl w:val="0"/>
-          <w:numId w:val="1006"/>
-        </w:numPr>
       </w:pPr>
       <w:r>
         <w:rPr>
@@ -3062,10 +3288,6 @@
     <w:p>
       <w:pPr>
         <w:pStyle w:val="Compact"/>
-        <w:numPr>
-          <w:ilvl w:val="0"/>
-          <w:numId w:val="1006"/>
-        </w:numPr>
       </w:pPr>
       <w:r>
         <w:rPr>
@@ -3153,10 +3375,6 @@
     <w:p>
       <w:pPr>
         <w:pStyle w:val="Compact"/>
-        <w:numPr>
-          <w:ilvl w:val="0"/>
-          <w:numId w:val="1006"/>
-        </w:numPr>
       </w:pPr>
       <w:r>
         <w:rPr>
@@ -3182,6 +3400,16 @@
         </w:rPr>
         <w:t>且配合物分子都无手性</w:t>
       </w:r>
+    </w:p>
+    <w:p>
+      <w:pPr>
+        <w:spacing w:before="0" w:after="0"/>
+      </w:pPr>
+    </w:p>
+    <w:p>
+      <w:pPr>
+        <w:spacing w:before="0" w:after="0"/>
+      </w:pPr>
     </w:p>
     <w:p>
       <w:pPr>
@@ -3923,6 +4151,46 @@
     </w:p>
     <w:p>
       <w:pPr>
+        <w:spacing w:before="0" w:after="0"/>
+      </w:pPr>
+    </w:p>
+    <w:p>
+      <w:pPr>
+        <w:spacing w:before="0" w:after="0"/>
+      </w:pPr>
+    </w:p>
+    <w:p>
+      <w:pPr>
+        <w:spacing w:before="0" w:after="0"/>
+      </w:pPr>
+    </w:p>
+    <w:p>
+      <w:pPr>
+        <w:spacing w:before="0" w:after="0"/>
+      </w:pPr>
+    </w:p>
+    <w:p>
+      <w:pPr>
+        <w:spacing w:before="0" w:after="0"/>
+      </w:pPr>
+    </w:p>
+    <w:p>
+      <w:pPr>
+        <w:spacing w:before="0" w:after="0"/>
+      </w:pPr>
+    </w:p>
+    <w:p>
+      <w:pPr>
+        <w:spacing w:before="0" w:after="0"/>
+      </w:pPr>
+    </w:p>
+    <w:p>
+      <w:pPr>
+        <w:spacing w:before="0" w:after="0"/>
+      </w:pPr>
+    </w:p>
+    <w:p>
+      <w:pPr>
         <w:spacing w:before="160" w:after="80"/>
       </w:pPr>
       <w:r>
@@ -4195,6 +4463,31 @@
         </w:rPr>
         <w:t>。</w:t>
       </w:r>
+    </w:p>
+    <w:p>
+      <w:pPr>
+        <w:spacing w:before="0" w:after="0"/>
+      </w:pPr>
+    </w:p>
+    <w:p>
+      <w:pPr>
+        <w:spacing w:before="0" w:after="0"/>
+      </w:pPr>
+    </w:p>
+    <w:p>
+      <w:pPr>
+        <w:spacing w:before="0" w:after="0"/>
+      </w:pPr>
+    </w:p>
+    <w:p>
+      <w:pPr>
+        <w:spacing w:before="0" w:after="0"/>
+      </w:pPr>
+    </w:p>
+    <w:p>
+      <w:pPr>
+        <w:spacing w:before="0" w:after="0"/>
+      </w:pPr>
     </w:p>
     <w:p>
       <w:pPr>
@@ -4850,6 +5143,31 @@
         </w:rPr>
         <w:t>。</w:t>
       </w:r>
+    </w:p>
+    <w:p>
+      <w:pPr>
+        <w:spacing w:before="0" w:after="0"/>
+      </w:pPr>
+    </w:p>
+    <w:p>
+      <w:pPr>
+        <w:spacing w:before="0" w:after="0"/>
+      </w:pPr>
+    </w:p>
+    <w:p>
+      <w:pPr>
+        <w:spacing w:before="0" w:after="0"/>
+      </w:pPr>
+    </w:p>
+    <w:p>
+      <w:pPr>
+        <w:spacing w:before="0" w:after="0"/>
+      </w:pPr>
+    </w:p>
+    <w:p>
+      <w:pPr>
+        <w:spacing w:before="0" w:after="0"/>
+      </w:pPr>
     </w:p>
     <w:p>
       <w:pPr>
@@ -5160,6 +5478,31 @@
     </w:p>
     <w:p>
       <w:pPr>
+        <w:spacing w:before="0" w:after="0"/>
+      </w:pPr>
+    </w:p>
+    <w:p>
+      <w:pPr>
+        <w:spacing w:before="0" w:after="0"/>
+      </w:pPr>
+    </w:p>
+    <w:p>
+      <w:pPr>
+        <w:spacing w:before="0" w:after="0"/>
+      </w:pPr>
+    </w:p>
+    <w:p>
+      <w:pPr>
+        <w:spacing w:before="0" w:after="0"/>
+      </w:pPr>
+    </w:p>
+    <w:p>
+      <w:pPr>
+        <w:spacing w:before="0" w:after="0"/>
+      </w:pPr>
+    </w:p>
+    <w:p>
+      <w:pPr>
         <w:spacing w:before="160" w:after="80"/>
       </w:pPr>
       <w:r>
@@ -5330,7 +5673,7 @@
         </w:rPr>
         <w:drawing>
           <wp:inline>
-            <wp:extent cx="3240000" cy="3323883"/>
+            <wp:extent cx="3207069" cy="3323883"/>
             <wp:effectExtent b="0" l="0" r="0" t="0"/>
             <wp:docPr descr="" title="" id="37" name="Picture"/>
             <a:graphic>
@@ -5351,7 +5694,7 @@
                   <pic:spPr bwMode="auto">
                     <a:xfrm>
                       <a:off x="0" y="0"/>
-                      <a:ext cx="3240000" cy="3323883"/>
+                      <a:ext cx="3207069" cy="3323883"/>
                     </a:xfrm>
                     <a:prstGeom prst="rect">
                       <a:avLst/>
@@ -5369,6 +5712,21 @@
           </wp:inline>
         </w:drawing>
       </w:r>
+    </w:p>
+    <w:p>
+      <w:pPr>
+        <w:spacing w:before="0" w:after="0"/>
+      </w:pPr>
+    </w:p>
+    <w:p>
+      <w:pPr>
+        <w:spacing w:before="0" w:after="0"/>
+      </w:pPr>
+    </w:p>
+    <w:p>
+      <w:pPr>
+        <w:spacing w:before="0" w:after="0"/>
+      </w:pPr>
     </w:p>
     <w:p>
       <w:pPr>
@@ -6530,6 +6888,46 @@
     </w:p>
     <w:p>
       <w:pPr>
+        <w:spacing w:before="0" w:after="0"/>
+      </w:pPr>
+    </w:p>
+    <w:p>
+      <w:pPr>
+        <w:spacing w:before="0" w:after="0"/>
+      </w:pPr>
+    </w:p>
+    <w:p>
+      <w:pPr>
+        <w:spacing w:before="0" w:after="0"/>
+      </w:pPr>
+    </w:p>
+    <w:p>
+      <w:pPr>
+        <w:spacing w:before="0" w:after="0"/>
+      </w:pPr>
+    </w:p>
+    <w:p>
+      <w:pPr>
+        <w:spacing w:before="0" w:after="0"/>
+      </w:pPr>
+    </w:p>
+    <w:p>
+      <w:pPr>
+        <w:spacing w:before="0" w:after="0"/>
+      </w:pPr>
+    </w:p>
+    <w:p>
+      <w:pPr>
+        <w:spacing w:before="0" w:after="0"/>
+      </w:pPr>
+    </w:p>
+    <w:p>
+      <w:pPr>
+        <w:spacing w:before="0" w:after="0"/>
+      </w:pPr>
+    </w:p>
+    <w:p>
+      <w:pPr>
         <w:spacing w:before="160" w:after="80"/>
       </w:pPr>
       <w:r>
@@ -7856,6 +8254,46 @@
     </w:p>
     <w:p>
       <w:pPr>
+        <w:spacing w:before="0" w:after="0"/>
+      </w:pPr>
+    </w:p>
+    <w:p>
+      <w:pPr>
+        <w:spacing w:before="0" w:after="0"/>
+      </w:pPr>
+    </w:p>
+    <w:p>
+      <w:pPr>
+        <w:spacing w:before="0" w:after="0"/>
+      </w:pPr>
+    </w:p>
+    <w:p>
+      <w:pPr>
+        <w:spacing w:before="0" w:after="0"/>
+      </w:pPr>
+    </w:p>
+    <w:p>
+      <w:pPr>
+        <w:spacing w:before="0" w:after="0"/>
+      </w:pPr>
+    </w:p>
+    <w:p>
+      <w:pPr>
+        <w:spacing w:before="0" w:after="0"/>
+      </w:pPr>
+    </w:p>
+    <w:p>
+      <w:pPr>
+        <w:spacing w:before="0" w:after="0"/>
+      </w:pPr>
+    </w:p>
+    <w:p>
+      <w:pPr>
+        <w:spacing w:before="0" w:after="0"/>
+      </w:pPr>
+    </w:p>
+    <w:p>
+      <w:pPr>
         <w:spacing w:before="160" w:after="80"/>
       </w:pPr>
       <w:r>
@@ -8584,6 +9022,31 @@
     </w:p>
     <w:p>
       <w:pPr>
+        <w:spacing w:before="0" w:after="0"/>
+      </w:pPr>
+    </w:p>
+    <w:p>
+      <w:pPr>
+        <w:spacing w:before="0" w:after="0"/>
+      </w:pPr>
+    </w:p>
+    <w:p>
+      <w:pPr>
+        <w:spacing w:before="0" w:after="0"/>
+      </w:pPr>
+    </w:p>
+    <w:p>
+      <w:pPr>
+        <w:spacing w:before="0" w:after="0"/>
+      </w:pPr>
+    </w:p>
+    <w:p>
+      <w:pPr>
+        <w:spacing w:before="0" w:after="0"/>
+      </w:pPr>
+    </w:p>
+    <w:p>
+      <w:pPr>
         <w:spacing w:before="160" w:after="80"/>
       </w:pPr>
       <w:r>
@@ -8883,6 +9346,21 @@
     </w:p>
     <w:p>
       <w:pPr>
+        <w:spacing w:before="0" w:after="0"/>
+      </w:pPr>
+    </w:p>
+    <w:p>
+      <w:pPr>
+        <w:spacing w:before="0" w:after="0"/>
+      </w:pPr>
+    </w:p>
+    <w:p>
+      <w:pPr>
+        <w:spacing w:before="0" w:after="0"/>
+      </w:pPr>
+    </w:p>
+    <w:p>
+      <w:pPr>
         <w:spacing w:before="160" w:after="80"/>
       </w:pPr>
       <w:r>
@@ -9352,6 +9830,21 @@
         </w:rPr>
         <w:t>。</w:t>
       </w:r>
+    </w:p>
+    <w:p>
+      <w:pPr>
+        <w:spacing w:before="0" w:after="0"/>
+      </w:pPr>
+    </w:p>
+    <w:p>
+      <w:pPr>
+        <w:spacing w:before="0" w:after="0"/>
+      </w:pPr>
+    </w:p>
+    <w:p>
+      <w:pPr>
+        <w:spacing w:before="0" w:after="0"/>
+      </w:pPr>
     </w:p>
     <w:p>
       <w:pPr>
@@ -9726,7 +10219,7 @@
         </w:rPr>
         <w:drawing>
           <wp:inline>
-            <wp:extent cx="3600000" cy="1675862"/>
+            <wp:extent cx="3600000" cy="1613793"/>
             <wp:effectExtent b="0" l="0" r="0" t="0"/>
             <wp:docPr descr="" title="" id="52" name="Picture"/>
             <a:graphic>
@@ -9747,7 +10240,7 @@
                   <pic:spPr bwMode="auto">
                     <a:xfrm>
                       <a:off x="0" y="0"/>
-                      <a:ext cx="3600000" cy="1675862"/>
+                      <a:ext cx="3600000" cy="1613793"/>
                     </a:xfrm>
                     <a:prstGeom prst="rect">
                       <a:avLst/>
@@ -9829,7 +10322,7 @@
         </w:rPr>
         <w:drawing>
           <wp:inline>
-            <wp:extent cx="3365500" cy="1562100"/>
+            <wp:extent cx="3365500" cy="1515760"/>
             <wp:effectExtent b="0" l="0" r="0" t="0"/>
             <wp:docPr descr="" title="" id="55" name="Picture"/>
             <a:graphic>
@@ -9850,7 +10343,7 @@
                   <pic:spPr bwMode="auto">
                     <a:xfrm>
                       <a:off x="0" y="0"/>
-                      <a:ext cx="3365500" cy="1562100"/>
+                      <a:ext cx="3365500" cy="1515760"/>
                     </a:xfrm>
                     <a:prstGeom prst="rect">
                       <a:avLst/>
@@ -9892,7 +10385,7 @@
         </w:rPr>
         <w:drawing>
           <wp:inline>
-            <wp:extent cx="3600000" cy="1700689"/>
+            <wp:extent cx="3600000" cy="1638621"/>
             <wp:effectExtent b="0" l="0" r="0" t="0"/>
             <wp:docPr descr="" title="" id="58" name="Picture"/>
             <a:graphic>
@@ -9913,7 +10406,7 @@
                   <pic:spPr bwMode="auto">
                     <a:xfrm>
                       <a:off x="0" y="0"/>
-                      <a:ext cx="3600000" cy="1700689"/>
+                      <a:ext cx="3600000" cy="1638621"/>
                     </a:xfrm>
                     <a:prstGeom prst="rect">
                       <a:avLst/>
@@ -9972,6 +10465,16 @@
         </w:rPr>
         <w:t>将消耗原电池的正极反应</w:t>
       </w:r>
+    </w:p>
+    <w:p>
+      <w:pPr>
+        <w:spacing w:before="0" w:after="0"/>
+      </w:pPr>
+    </w:p>
+    <w:p>
+      <w:pPr>
+        <w:spacing w:before="0" w:after="0"/>
+      </w:pPr>
     </w:p>
     <w:p>
       <w:pPr>
@@ -10739,6 +11242,46 @@
     </w:p>
     <w:p>
       <w:pPr>
+        <w:spacing w:before="0" w:after="0"/>
+      </w:pPr>
+    </w:p>
+    <w:p>
+      <w:pPr>
+        <w:spacing w:before="0" w:after="0"/>
+      </w:pPr>
+    </w:p>
+    <w:p>
+      <w:pPr>
+        <w:spacing w:before="0" w:after="0"/>
+      </w:pPr>
+    </w:p>
+    <w:p>
+      <w:pPr>
+        <w:spacing w:before="0" w:after="0"/>
+      </w:pPr>
+    </w:p>
+    <w:p>
+      <w:pPr>
+        <w:spacing w:before="0" w:after="0"/>
+      </w:pPr>
+    </w:p>
+    <w:p>
+      <w:pPr>
+        <w:spacing w:before="0" w:after="0"/>
+      </w:pPr>
+    </w:p>
+    <w:p>
+      <w:pPr>
+        <w:spacing w:before="0" w:after="0"/>
+      </w:pPr>
+    </w:p>
+    <w:p>
+      <w:pPr>
+        <w:spacing w:before="0" w:after="0"/>
+      </w:pPr>
+    </w:p>
+    <w:p>
+      <w:pPr>
         <w:spacing w:before="160" w:after="80"/>
       </w:pPr>
       <w:r>
@@ -10947,7 +11490,7 @@
         </w:rPr>
         <w:drawing>
           <wp:inline>
-            <wp:extent cx="3600000" cy="707812"/>
+            <wp:extent cx="3590622" cy="707812"/>
             <wp:effectExtent b="0" l="0" r="0" t="0"/>
             <wp:docPr descr="" title="" id="63" name="Picture"/>
             <a:graphic>
@@ -10968,7 +11511,7 @@
                   <pic:spPr bwMode="auto">
                     <a:xfrm>
                       <a:off x="0" y="0"/>
-                      <a:ext cx="3600000" cy="707812"/>
+                      <a:ext cx="3590622" cy="707812"/>
                     </a:xfrm>
                     <a:prstGeom prst="rect">
                       <a:avLst/>
@@ -11243,6 +11786,31 @@
         </w:rPr>
         <w:t>。</w:t>
       </w:r>
+    </w:p>
+    <w:p>
+      <w:pPr>
+        <w:spacing w:before="0" w:after="0"/>
+      </w:pPr>
+    </w:p>
+    <w:p>
+      <w:pPr>
+        <w:spacing w:before="0" w:after="0"/>
+      </w:pPr>
+    </w:p>
+    <w:p>
+      <w:pPr>
+        <w:spacing w:before="0" w:after="0"/>
+      </w:pPr>
+    </w:p>
+    <w:p>
+      <w:pPr>
+        <w:spacing w:before="0" w:after="0"/>
+      </w:pPr>
+    </w:p>
+    <w:p>
+      <w:pPr>
+        <w:spacing w:before="0" w:after="0"/>
+      </w:pPr>
     </w:p>
     <w:p>
       <w:pPr>
@@ -12241,6 +12809,46 @@
     </w:p>
     <w:p>
       <w:pPr>
+        <w:spacing w:before="0" w:after="0"/>
+      </w:pPr>
+    </w:p>
+    <w:p>
+      <w:pPr>
+        <w:spacing w:before="0" w:after="0"/>
+      </w:pPr>
+    </w:p>
+    <w:p>
+      <w:pPr>
+        <w:spacing w:before="0" w:after="0"/>
+      </w:pPr>
+    </w:p>
+    <w:p>
+      <w:pPr>
+        <w:spacing w:before="0" w:after="0"/>
+      </w:pPr>
+    </w:p>
+    <w:p>
+      <w:pPr>
+        <w:spacing w:before="0" w:after="0"/>
+      </w:pPr>
+    </w:p>
+    <w:p>
+      <w:pPr>
+        <w:spacing w:before="0" w:after="0"/>
+      </w:pPr>
+    </w:p>
+    <w:p>
+      <w:pPr>
+        <w:spacing w:before="0" w:after="0"/>
+      </w:pPr>
+    </w:p>
+    <w:p>
+      <w:pPr>
+        <w:spacing w:before="0" w:after="0"/>
+      </w:pPr>
+    </w:p>
+    <w:p>
+      <w:pPr>
         <w:spacing w:before="160" w:after="80"/>
       </w:pPr>
       <w:r>
@@ -12834,6 +13442,46 @@
         </w:rPr>
         <w:t>?</w:t>
       </w:r>
+    </w:p>
+    <w:p>
+      <w:pPr>
+        <w:spacing w:before="0" w:after="0"/>
+      </w:pPr>
+    </w:p>
+    <w:p>
+      <w:pPr>
+        <w:spacing w:before="0" w:after="0"/>
+      </w:pPr>
+    </w:p>
+    <w:p>
+      <w:pPr>
+        <w:spacing w:before="0" w:after="0"/>
+      </w:pPr>
+    </w:p>
+    <w:p>
+      <w:pPr>
+        <w:spacing w:before="0" w:after="0"/>
+      </w:pPr>
+    </w:p>
+    <w:p>
+      <w:pPr>
+        <w:spacing w:before="0" w:after="0"/>
+      </w:pPr>
+    </w:p>
+    <w:p>
+      <w:pPr>
+        <w:spacing w:before="0" w:after="0"/>
+      </w:pPr>
+    </w:p>
+    <w:p>
+      <w:pPr>
+        <w:spacing w:before="0" w:after="0"/>
+      </w:pPr>
+    </w:p>
+    <w:p>
+      <w:pPr>
+        <w:spacing w:before="0" w:after="0"/>
+      </w:pPr>
     </w:p>
     <w:p>
       <w:pPr>

--- a/00-首页/题组Word/第一轮·综合套卷/第一轮综合卷04（学生版）.docx
+++ b/00-首页/题组Word/第一轮·综合套卷/第一轮综合卷04（学生版）.docx
@@ -554,8 +554,8 @@
     <w:p>
       <w:pPr>
         <w:pStyle w:val="FirstParagraph"/>
+        <w:spacing w:before="0" w:after="0"/>
         <w:ind w:left="480" w:hanging="480"/>
-        <w:spacing w:after="0"/>
       </w:pPr>
       <w:r>
         <w:rPr>
@@ -579,20 +579,45 @@
     <w:p>
       <w:pPr>
         <w:pStyle w:val="FirstParagraph"/>
+        <w:spacing w:before="0" w:after="0"/>
         <w:ind w:left="480" w:hanging="480"/>
+      </w:pPr>
+      <w:r>
+        <w:rPr>
+          <w:rFonts w:hint="eastAsia" w:ascii="Times New Roman" w:hAnsi="Times New Roman" w:eastAsia="Times New Roman" w:cs="Times New Roman"/>
+        </w:rPr>
+        <w:t>A.</w:t>
+      </w:r>
+      <w:r>
+        <w:rPr>
+          <w:rFonts w:hint="eastAsia" w:ascii="Times New Roman" w:hAnsi="Times New Roman" w:eastAsia="FangSong" w:cs="Times New Roman"/>
+        </w:rPr>
+        <w:t>色散力仅存在于非极性分子之间</w:t>
+      </w:r>
+      <w:r>
+        <w:rPr>
+          <w:rFonts w:ascii="Times New Roman" w:hAnsi="Times New Roman" w:eastAsia="Times New Roman" w:cs="Times New Roman"/>
+        </w:rPr>
+        <w:t xml:space="preserve"> </w:t>
+      </w:r>
+    </w:p>
+    <w:p>
+      <w:pPr>
+        <w:pStyle w:val="FirstParagraph"/>
         <w:spacing w:before="0" w:after="0"/>
-      </w:pPr>
-      <w:r>
-        <w:rPr>
-          <w:rFonts w:hint="eastAsia" w:ascii="Times New Roman" w:hAnsi="Times New Roman" w:eastAsia="Times New Roman" w:cs="Times New Roman"/>
-        </w:rPr>
-        <w:t>A.</w:t>
-      </w:r>
-      <w:r>
-        <w:rPr>
-          <w:rFonts w:hint="eastAsia" w:ascii="Times New Roman" w:hAnsi="Times New Roman" w:eastAsia="FangSong" w:cs="Times New Roman"/>
-        </w:rPr>
-        <w:t>色散力仅存在于非极性分子之间</w:t>
+        <w:ind w:left="480" w:hanging="480"/>
+      </w:pPr>
+      <w:r>
+        <w:rPr>
+          <w:rFonts w:hint="eastAsia" w:ascii="Times New Roman" w:hAnsi="Times New Roman" w:eastAsia="Times New Roman" w:cs="Times New Roman"/>
+        </w:rPr>
+        <w:t>B.</w:t>
+      </w:r>
+      <w:r>
+        <w:rPr>
+          <w:rFonts w:hint="eastAsia" w:ascii="Times New Roman" w:hAnsi="Times New Roman" w:eastAsia="FangSong" w:cs="Times New Roman"/>
+        </w:rPr>
+        <w:t>极性分子之间的作用力称为取向力</w:t>
       </w:r>
       <w:r>
         <w:rPr>
@@ -604,58 +629,33 @@
     <w:p>
       <w:pPr>
         <w:pStyle w:val="FirstParagraph"/>
+        <w:spacing w:before="0" w:after="0"/>
         <w:ind w:left="480" w:hanging="480"/>
+      </w:pPr>
+      <w:r>
+        <w:rPr>
+          <w:rFonts w:hint="eastAsia" w:ascii="Times New Roman" w:hAnsi="Times New Roman" w:eastAsia="Times New Roman" w:cs="Times New Roman"/>
+        </w:rPr>
+        <w:t>C.</w:t>
+      </w:r>
+      <w:r>
+        <w:rPr>
+          <w:rFonts w:hint="eastAsia" w:ascii="Times New Roman" w:hAnsi="Times New Roman" w:eastAsia="FangSong" w:cs="Times New Roman"/>
+        </w:rPr>
+        <w:t>诱导力仅存在于极性分子与非极性分子之间</w:t>
+      </w:r>
+      <w:r>
+        <w:rPr>
+          <w:rFonts w:ascii="Times New Roman" w:hAnsi="Times New Roman" w:eastAsia="Times New Roman" w:cs="Times New Roman"/>
+        </w:rPr>
+        <w:t xml:space="preserve"> </w:t>
+      </w:r>
+    </w:p>
+    <w:p>
+      <w:pPr>
+        <w:pStyle w:val="FirstParagraph"/>
         <w:spacing w:before="0" w:after="0"/>
-      </w:pPr>
-      <w:r>
-        <w:rPr>
-          <w:rFonts w:hint="eastAsia" w:ascii="Times New Roman" w:hAnsi="Times New Roman" w:eastAsia="Times New Roman" w:cs="Times New Roman"/>
-        </w:rPr>
-        <w:t>B.</w:t>
-      </w:r>
-      <w:r>
-        <w:rPr>
-          <w:rFonts w:hint="eastAsia" w:ascii="Times New Roman" w:hAnsi="Times New Roman" w:eastAsia="FangSong" w:cs="Times New Roman"/>
-        </w:rPr>
-        <w:t>极性分子之间的作用力称为取向力</w:t>
-      </w:r>
-      <w:r>
-        <w:rPr>
-          <w:rFonts w:ascii="Times New Roman" w:hAnsi="Times New Roman" w:eastAsia="Times New Roman" w:cs="Times New Roman"/>
-        </w:rPr>
-        <w:t xml:space="preserve"> </w:t>
-      </w:r>
-    </w:p>
-    <w:p>
-      <w:pPr>
-        <w:pStyle w:val="FirstParagraph"/>
         <w:ind w:left="480" w:hanging="480"/>
-        <w:spacing w:before="0" w:after="0"/>
-      </w:pPr>
-      <w:r>
-        <w:rPr>
-          <w:rFonts w:hint="eastAsia" w:ascii="Times New Roman" w:hAnsi="Times New Roman" w:eastAsia="Times New Roman" w:cs="Times New Roman"/>
-        </w:rPr>
-        <w:t>C.</w:t>
-      </w:r>
-      <w:r>
-        <w:rPr>
-          <w:rFonts w:hint="eastAsia" w:ascii="Times New Roman" w:hAnsi="Times New Roman" w:eastAsia="FangSong" w:cs="Times New Roman"/>
-        </w:rPr>
-        <w:t>诱导力仅存在于极性分子与非极性分子之间</w:t>
-      </w:r>
-      <w:r>
-        <w:rPr>
-          <w:rFonts w:ascii="Times New Roman" w:hAnsi="Times New Roman" w:eastAsia="Times New Roman" w:cs="Times New Roman"/>
-        </w:rPr>
-        <w:t xml:space="preserve"> </w:t>
-      </w:r>
-    </w:p>
-    <w:p>
-      <w:pPr>
-        <w:pStyle w:val="FirstParagraph"/>
-        <w:ind w:left="480" w:hanging="480"/>
-        <w:spacing w:before="0" w:after="180"/>
       </w:pPr>
       <w:r>
         <w:rPr>
@@ -743,8 +743,8 @@
     <w:p>
       <w:pPr>
         <w:pStyle w:val="FirstParagraph"/>
+        <w:spacing w:before="0" w:after="0"/>
         <w:ind w:left="480" w:hanging="480"/>
-        <w:spacing w:after="0"/>
       </w:pPr>
       <w:r>
         <w:rPr>
@@ -938,47 +938,47 @@
     <w:p>
       <w:pPr>
         <w:pStyle w:val="FirstParagraph"/>
+        <w:spacing w:before="0" w:after="0"/>
         <w:ind w:left="480" w:hanging="480"/>
+      </w:pPr>
+      <w:r>
+        <w:rPr>
+          <w:rFonts w:ascii="Times New Roman" w:hAnsi="Times New Roman" w:eastAsia="Times New Roman" w:cs="Times New Roman"/>
+        </w:rPr>
+        <w:t xml:space="preserve">A. 152 </w:t>
+      </w:r>
+    </w:p>
+    <w:p>
+      <w:pPr>
+        <w:pStyle w:val="FirstParagraph"/>
         <w:spacing w:before="0" w:after="0"/>
-      </w:pPr>
-      <w:r>
-        <w:rPr>
-          <w:rFonts w:ascii="Times New Roman" w:hAnsi="Times New Roman" w:eastAsia="Times New Roman" w:cs="Times New Roman"/>
-        </w:rPr>
-        <w:t xml:space="preserve">A. 152 </w:t>
+        <w:ind w:left="480" w:hanging="480"/>
+      </w:pPr>
+      <w:r>
+        <w:rPr>
+          <w:rFonts w:ascii="Times New Roman" w:hAnsi="Times New Roman" w:eastAsia="Times New Roman" w:cs="Times New Roman"/>
+        </w:rPr>
+        <w:t xml:space="preserve">B. 134 </w:t>
       </w:r>
     </w:p>
     <w:p>
       <w:pPr>
         <w:pStyle w:val="FirstParagraph"/>
+        <w:spacing w:before="0" w:after="0"/>
         <w:ind w:left="480" w:hanging="480"/>
+      </w:pPr>
+      <w:r>
+        <w:rPr>
+          <w:rFonts w:ascii="Times New Roman" w:hAnsi="Times New Roman" w:eastAsia="Times New Roman" w:cs="Times New Roman"/>
+        </w:rPr>
+        <w:t xml:space="preserve">C. 96 </w:t>
+      </w:r>
+    </w:p>
+    <w:p>
+      <w:pPr>
+        <w:pStyle w:val="FirstParagraph"/>
         <w:spacing w:before="0" w:after="0"/>
-      </w:pPr>
-      <w:r>
-        <w:rPr>
-          <w:rFonts w:ascii="Times New Roman" w:hAnsi="Times New Roman" w:eastAsia="Times New Roman" w:cs="Times New Roman"/>
-        </w:rPr>
-        <w:t xml:space="preserve">B. 134 </w:t>
-      </w:r>
-    </w:p>
-    <w:p>
-      <w:pPr>
-        <w:pStyle w:val="FirstParagraph"/>
         <w:ind w:left="480" w:hanging="480"/>
-        <w:spacing w:before="0" w:after="0"/>
-      </w:pPr>
-      <w:r>
-        <w:rPr>
-          <w:rFonts w:ascii="Times New Roman" w:hAnsi="Times New Roman" w:eastAsia="Times New Roman" w:cs="Times New Roman"/>
-        </w:rPr>
-        <w:t xml:space="preserve">C. 96 </w:t>
-      </w:r>
-    </w:p>
-    <w:p>
-      <w:pPr>
-        <w:pStyle w:val="FirstParagraph"/>
-        <w:ind w:left="480" w:hanging="480"/>
-        <w:spacing w:before="0" w:after="180"/>
       </w:pPr>
       <w:r>
         <w:rPr>
@@ -1036,8 +1036,8 @@
     <w:p>
       <w:pPr>
         <w:pStyle w:val="FirstParagraph"/>
+        <w:spacing w:before="0" w:after="0"/>
         <w:ind w:left="480" w:hanging="480"/>
-        <w:spacing w:after="0"/>
       </w:pPr>
       <w:r>
         <w:rPr>
@@ -1337,8 +1337,8 @@
     <w:p>
       <w:pPr>
         <w:pStyle w:val="FirstParagraph"/>
+        <w:spacing w:before="0" w:after="0"/>
         <w:ind w:left="480" w:hanging="480"/>
-        <w:spacing w:before="0" w:after="0"/>
       </w:pPr>
       <w:r>
         <w:rPr>
@@ -1388,8 +1388,8 @@
     <w:p>
       <w:pPr>
         <w:pStyle w:val="FirstParagraph"/>
+        <w:spacing w:before="0" w:after="0"/>
         <w:ind w:left="480" w:hanging="480"/>
-        <w:spacing w:before="0" w:after="0"/>
       </w:pPr>
       <w:r>
         <w:rPr>
@@ -1439,8 +1439,8 @@
     <w:p>
       <w:pPr>
         <w:pStyle w:val="FirstParagraph"/>
+        <w:spacing w:before="0" w:after="0"/>
         <w:ind w:left="480" w:hanging="480"/>
-        <w:spacing w:before="0" w:after="0"/>
       </w:pPr>
       <w:r>
         <w:rPr>
@@ -1522,8 +1522,8 @@
     <w:p>
       <w:pPr>
         <w:pStyle w:val="FirstParagraph"/>
+        <w:spacing w:before="0" w:after="0"/>
         <w:ind w:left="480" w:hanging="480"/>
-        <w:spacing w:before="0" w:after="180"/>
       </w:pPr>
       <w:r>
         <w:rPr>
@@ -1830,6 +1830,7 @@
     <w:p>
       <w:pPr>
         <w:pStyle w:val="Compact"/>
+        <w:spacing w:before="0" w:after="0"/>
       </w:pPr>
       <w:r>
         <w:rPr>
@@ -1847,6 +1848,7 @@
     <w:p>
       <w:pPr>
         <w:pStyle w:val="Compact"/>
+        <w:spacing w:before="0" w:after="0"/>
       </w:pPr>
       <w:r>
         <w:rPr>
@@ -1870,6 +1872,7 @@
     <w:p>
       <w:pPr>
         <w:pStyle w:val="Compact"/>
+        <w:spacing w:before="0" w:after="0"/>
       </w:pPr>
       <w:r>
         <w:rPr>
@@ -1887,6 +1890,7 @@
     <w:p>
       <w:pPr>
         <w:pStyle w:val="Compact"/>
+        <w:spacing w:before="0" w:after="0"/>
       </w:pPr>
       <w:r>
         <w:rPr>
@@ -2185,6 +2189,7 @@
     <w:p>
       <w:pPr>
         <w:pStyle w:val="Compact"/>
+        <w:spacing w:before="0" w:after="0"/>
       </w:pPr>
       <w:r>
         <w:rPr>
@@ -2208,6 +2213,7 @@
     <w:p>
       <w:pPr>
         <w:pStyle w:val="Compact"/>
+        <w:spacing w:before="0" w:after="0"/>
       </w:pPr>
       <w:r>
         <w:rPr>
@@ -2255,6 +2261,7 @@
     <w:p>
       <w:pPr>
         <w:pStyle w:val="Compact"/>
+        <w:spacing w:before="0" w:after="0"/>
       </w:pPr>
       <w:r>
         <w:rPr>
@@ -2284,6 +2291,7 @@
     <w:p>
       <w:pPr>
         <w:pStyle w:val="Compact"/>
+        <w:spacing w:before="0" w:after="0"/>
       </w:pPr>
       <w:r>
         <w:rPr>
@@ -2539,6 +2547,7 @@
     <w:p>
       <w:pPr>
         <w:pStyle w:val="Compact"/>
+        <w:spacing w:before="0" w:after="0"/>
       </w:pPr>
       <w:r>
         <w:rPr>
@@ -2562,6 +2571,7 @@
     <w:p>
       <w:pPr>
         <w:pStyle w:val="Compact"/>
+        <w:spacing w:before="0" w:after="0"/>
       </w:pPr>
       <w:r>
         <w:rPr>
@@ -2617,6 +2627,7 @@
     <w:p>
       <w:pPr>
         <w:pStyle w:val="Compact"/>
+        <w:spacing w:before="0" w:after="0"/>
       </w:pPr>
       <w:r>
         <w:rPr>
@@ -2634,6 +2645,7 @@
     <w:p>
       <w:pPr>
         <w:pStyle w:val="Compact"/>
+        <w:spacing w:before="0" w:after="0"/>
       </w:pPr>
       <w:r>
         <w:rPr>
@@ -2867,8 +2879,8 @@
     <w:p>
       <w:pPr>
         <w:pStyle w:val="Compact"/>
+        <w:spacing w:before="0" w:after="0"/>
         <w:ind w:left="480" w:hanging="480"/>
-        <w:spacing w:after="0"/>
       </w:pPr>
       <w:r>
         <w:rPr>
@@ -2880,34 +2892,34 @@
     <w:p>
       <w:pPr>
         <w:pStyle w:val="Compact"/>
+        <w:spacing w:before="0" w:after="0"/>
         <w:ind w:left="480" w:hanging="480"/>
+      </w:pPr>
+      <w:r>
+        <w:rPr>
+          <w:rFonts w:ascii="Times New Roman" w:hAnsi="Times New Roman" w:eastAsia="Times New Roman" w:cs="Times New Roman"/>
+        </w:rPr>
+        <w:t xml:space="preserve">B. 15　　</w:t>
+      </w:r>
+    </w:p>
+    <w:p>
+      <w:pPr>
+        <w:pStyle w:val="Compact"/>
         <w:spacing w:before="0" w:after="0"/>
-      </w:pPr>
-      <w:r>
-        <w:rPr>
-          <w:rFonts w:ascii="Times New Roman" w:hAnsi="Times New Roman" w:eastAsia="Times New Roman" w:cs="Times New Roman"/>
-        </w:rPr>
-        <w:t xml:space="preserve">B. 15　　</w:t>
+        <w:ind w:left="480" w:hanging="480"/>
+      </w:pPr>
+      <w:r>
+        <w:rPr>
+          <w:rFonts w:ascii="Times New Roman" w:hAnsi="Times New Roman" w:eastAsia="Times New Roman" w:cs="Times New Roman"/>
+        </w:rPr>
+        <w:t xml:space="preserve">C. 20　　</w:t>
       </w:r>
     </w:p>
     <w:p>
       <w:pPr>
         <w:pStyle w:val="Compact"/>
+        <w:spacing w:before="0" w:after="0"/>
         <w:ind w:left="480" w:hanging="480"/>
-        <w:spacing w:before="0" w:after="0"/>
-      </w:pPr>
-      <w:r>
-        <w:rPr>
-          <w:rFonts w:ascii="Times New Roman" w:hAnsi="Times New Roman" w:eastAsia="Times New Roman" w:cs="Times New Roman"/>
-        </w:rPr>
-        <w:t xml:space="preserve">C. 20　　</w:t>
-      </w:r>
-    </w:p>
-    <w:p>
-      <w:pPr>
-        <w:pStyle w:val="Compact"/>
-        <w:ind w:left="480" w:hanging="480"/>
-        <w:spacing w:before="0" w:after="36"/>
       </w:pPr>
       <w:r>
         <w:rPr>
@@ -3172,6 +3184,7 @@
     <w:p>
       <w:pPr>
         <w:pStyle w:val="Compact"/>
+        <w:spacing w:before="0" w:after="0"/>
       </w:pPr>
       <w:r>
         <w:rPr>
@@ -3240,6 +3253,7 @@
     <w:p>
       <w:pPr>
         <w:pStyle w:val="Compact"/>
+        <w:spacing w:before="0" w:after="0"/>
       </w:pPr>
       <w:r>
         <w:rPr>
@@ -3288,6 +3302,7 @@
     <w:p>
       <w:pPr>
         <w:pStyle w:val="Compact"/>
+        <w:spacing w:before="0" w:after="0"/>
       </w:pPr>
       <w:r>
         <w:rPr>
@@ -3375,6 +3390,7 @@
     <w:p>
       <w:pPr>
         <w:pStyle w:val="Compact"/>
+        <w:spacing w:before="0" w:after="0"/>
       </w:pPr>
       <w:r>
         <w:rPr>
@@ -6008,6 +6024,14 @@
         <w:tblStyle w:val="Table"/>
         <w:tblW w:type="pct" w:w="5000"/>
         <w:tblLayout w:type="fixed"/>
+        <w:tblBorders>
+          <w:top w:val="single" w:sz="12" w:space="0" w:color="000000"/>
+          <w:left w:val="none" w:sz="0" w:space="0" w:color="auto"/>
+          <w:bottom w:val="single" w:sz="12" w:space="0" w:color="000000"/>
+          <w:right w:val="none" w:sz="0" w:space="0" w:color="auto"/>
+          <w:insideH w:val="none" w:sz="0" w:space="0" w:color="auto"/>
+          <w:insideV w:val="none" w:sz="0" w:space="0" w:color="auto"/>
+        </w:tblBorders>
         <w:tblLook w:firstRow="1" w:lastRow="0" w:firstColumn="0" w:lastColumn="0" w:noHBand="0" w:noVBand="0" w:val="0020"/>
       </w:tblPr>
       <w:tblGrid>
@@ -6024,7 +6048,11 @@
           <w:tblHeader w:val="on"/>
         </w:trPr>
         <w:tc>
-          <w:tcPr/>
+          <w:tcPr>
+            <w:tcBorders>
+              <w:bottom w:val="single" w:sz="8" w:space="0" w:color="000000"/>
+            </w:tcBorders>
+          </w:tcPr>
           <w:p>
             <w:pPr>
               <w:pStyle w:val="Compact"/>
@@ -6040,7 +6068,11 @@
           </w:p>
         </w:tc>
         <w:tc>
-          <w:tcPr/>
+          <w:tcPr>
+            <w:tcBorders>
+              <w:bottom w:val="single" w:sz="8" w:space="0" w:color="000000"/>
+            </w:tcBorders>
+          </w:tcPr>
           <w:p>
             <w:pPr>
               <w:pStyle w:val="Compact"/>
@@ -6097,7 +6129,11 @@
           </w:p>
         </w:tc>
         <w:tc>
-          <w:tcPr/>
+          <w:tcPr>
+            <w:tcBorders>
+              <w:bottom w:val="single" w:sz="8" w:space="0" w:color="000000"/>
+            </w:tcBorders>
+          </w:tcPr>
           <w:p>
             <w:pPr>
               <w:pStyle w:val="Compact"/>
@@ -6154,7 +6190,11 @@
           </w:p>
         </w:tc>
         <w:tc>
-          <w:tcPr/>
+          <w:tcPr>
+            <w:tcBorders>
+              <w:bottom w:val="single" w:sz="8" w:space="0" w:color="000000"/>
+            </w:tcBorders>
+          </w:tcPr>
           <w:p>
             <w:pPr>
               <w:pStyle w:val="Compact"/>
@@ -6199,7 +6239,11 @@
           </w:p>
         </w:tc>
         <w:tc>
-          <w:tcPr/>
+          <w:tcPr>
+            <w:tcBorders>
+              <w:bottom w:val="single" w:sz="8" w:space="0" w:color="000000"/>
+            </w:tcBorders>
+          </w:tcPr>
           <w:p>
             <w:pPr>
               <w:pStyle w:val="Compact"/>
@@ -6247,7 +6291,11 @@
           </w:p>
         </w:tc>
         <w:tc>
-          <w:tcPr/>
+          <w:tcPr>
+            <w:tcBorders>
+              <w:bottom w:val="single" w:sz="8" w:space="0" w:color="000000"/>
+            </w:tcBorders>
+          </w:tcPr>
           <w:p>
             <w:pPr>
               <w:pStyle w:val="Compact"/>
@@ -6295,7 +6343,11 @@
           </w:p>
         </w:tc>
         <w:tc>
-          <w:tcPr/>
+          <w:tcPr>
+            <w:tcBorders>
+              <w:bottom w:val="single" w:sz="8" w:space="0" w:color="000000"/>
+            </w:tcBorders>
+          </w:tcPr>
           <w:p>
             <w:pPr>
               <w:pStyle w:val="Compact"/>
@@ -7112,6 +7164,14 @@
       <w:tblPr>
         <w:tblStyle w:val="Table"/>
         <w:tblW w:type="auto" w:w="0"/>
+        <w:tblBorders>
+          <w:top w:val="single" w:sz="12" w:space="0" w:color="000000"/>
+          <w:left w:val="none" w:sz="0" w:space="0" w:color="auto"/>
+          <w:bottom w:val="single" w:sz="12" w:space="0" w:color="000000"/>
+          <w:right w:val="none" w:sz="0" w:space="0" w:color="auto"/>
+          <w:insideH w:val="none" w:sz="0" w:space="0" w:color="auto"/>
+          <w:insideV w:val="none" w:sz="0" w:space="0" w:color="auto"/>
+        </w:tblBorders>
         <w:tblLook w:firstRow="1" w:lastRow="0" w:firstColumn="0" w:lastColumn="0" w:noHBand="0" w:noVBand="0" w:val="0020"/>
       </w:tblPr>
       <w:tblGrid>
@@ -7123,7 +7183,11 @@
           <w:tblHeader w:val="on"/>
         </w:trPr>
         <w:tc>
-          <w:tcPr/>
+          <w:tcPr>
+            <w:tcBorders>
+              <w:bottom w:val="single" w:sz="8" w:space="0" w:color="000000"/>
+            </w:tcBorders>
+          </w:tcPr>
           <w:p>
             <w:pPr>
               <w:pStyle w:val="Compact"/>
@@ -7146,7 +7210,11 @@
           </w:p>
         </w:tc>
         <w:tc>
-          <w:tcPr/>
+          <w:tcPr>
+            <w:tcBorders>
+              <w:bottom w:val="single" w:sz="8" w:space="0" w:color="000000"/>
+            </w:tcBorders>
+          </w:tcPr>
           <w:p>
             <w:pPr>
               <w:pStyle w:val="Compact"/>
@@ -10262,6 +10330,7 @@
     <w:p>
       <w:pPr>
         <w:pStyle w:val="BodyText"/>
+        <w:spacing w:before="0" w:after="0"/>
       </w:pPr>
       <w:r>
         <w:rPr>
@@ -10279,6 +10348,7 @@
     <w:p>
       <w:pPr>
         <w:pStyle w:val="BodyText"/>
+        <w:spacing w:before="0" w:after="0"/>
       </w:pPr>
       <w:r>
         <w:rPr>
@@ -10296,6 +10366,7 @@
     <w:p>
       <w:pPr>
         <w:pStyle w:val="BodyText"/>
+        <w:spacing w:before="0" w:after="0"/>
       </w:pPr>
       <w:r>
         <w:rPr>
@@ -10428,6 +10499,7 @@
     <w:p>
       <w:pPr>
         <w:pStyle w:val="BodyText"/>
+        <w:spacing w:before="0" w:after="0"/>
       </w:pPr>
       <w:r>
         <w:rPr>
@@ -11952,6 +12024,14 @@
       <w:tblPr>
         <w:tblStyle w:val="Table"/>
         <w:tblW w:type="auto" w:w="0"/>
+        <w:tblBorders>
+          <w:top w:val="single" w:sz="12" w:space="0" w:color="000000"/>
+          <w:left w:val="none" w:sz="0" w:space="0" w:color="auto"/>
+          <w:bottom w:val="single" w:sz="12" w:space="0" w:color="000000"/>
+          <w:right w:val="none" w:sz="0" w:space="0" w:color="auto"/>
+          <w:insideH w:val="none" w:sz="0" w:space="0" w:color="auto"/>
+          <w:insideV w:val="none" w:sz="0" w:space="0" w:color="auto"/>
+        </w:tblBorders>
         <w:tblLook w:firstRow="1" w:lastRow="0" w:firstColumn="0" w:lastColumn="0" w:noHBand="0" w:noVBand="0" w:val="0020"/>
       </w:tblPr>
       <w:tblGrid>
@@ -11963,7 +12043,11 @@
           <w:tblHeader w:val="on"/>
         </w:trPr>
         <w:tc>
-          <w:tcPr/>
+          <w:tcPr>
+            <w:tcBorders>
+              <w:bottom w:val="single" w:sz="8" w:space="0" w:color="000000"/>
+            </w:tcBorders>
+          </w:tcPr>
           <w:p>
             <w:pPr>
               <w:pStyle w:val="Compact"/>
@@ -11979,7 +12063,11 @@
           </w:p>
         </w:tc>
         <w:tc>
-          <w:tcPr/>
+          <w:tcPr>
+            <w:tcBorders>
+              <w:bottom w:val="single" w:sz="8" w:space="0" w:color="000000"/>
+            </w:tcBorders>
+          </w:tcPr>
           <w:p>
             <w:pPr>
               <w:pStyle w:val="Compact"/>
@@ -13106,6 +13194,14 @@
       <w:tblPr>
         <w:tblStyle w:val="Table"/>
         <w:tblW w:type="auto" w:w="0"/>
+        <w:tblBorders>
+          <w:top w:val="single" w:sz="12" w:space="0" w:color="000000"/>
+          <w:left w:val="none" w:sz="0" w:space="0" w:color="auto"/>
+          <w:bottom w:val="single" w:sz="12" w:space="0" w:color="000000"/>
+          <w:right w:val="none" w:sz="0" w:space="0" w:color="auto"/>
+          <w:insideH w:val="none" w:sz="0" w:space="0" w:color="auto"/>
+          <w:insideV w:val="none" w:sz="0" w:space="0" w:color="auto"/>
+        </w:tblBorders>
         <w:tblLook w:firstRow="1" w:lastRow="0" w:firstColumn="0" w:lastColumn="0" w:noHBand="0" w:noVBand="0" w:val="0020"/>
       </w:tblPr>
       <w:tblGrid>
@@ -13118,7 +13214,11 @@
           <w:tblHeader w:val="on"/>
         </w:trPr>
         <w:tc>
-          <w:tcPr/>
+          <w:tcPr>
+            <w:tcBorders>
+              <w:bottom w:val="single" w:sz="8" w:space="0" w:color="000000"/>
+            </w:tcBorders>
+          </w:tcPr>
           <w:p>
             <w:pPr>
               <w:pStyle w:val="Compact"/>
@@ -13134,7 +13234,11 @@
           </w:p>
         </w:tc>
         <w:tc>
-          <w:tcPr/>
+          <w:tcPr>
+            <w:tcBorders>
+              <w:bottom w:val="single" w:sz="8" w:space="0" w:color="000000"/>
+            </w:tcBorders>
+          </w:tcPr>
           <w:p>
             <w:pPr>
               <w:pStyle w:val="Compact"/>
@@ -13157,7 +13261,11 @@
           </w:p>
         </w:tc>
         <w:tc>
-          <w:tcPr/>
+          <w:tcPr>
+            <w:tcBorders>
+              <w:bottom w:val="single" w:sz="8" w:space="0" w:color="000000"/>
+            </w:tcBorders>
+          </w:tcPr>
           <w:p>
             <w:pPr>
               <w:pStyle w:val="Compact"/>
@@ -14314,7 +14422,7 @@
     <ns0:rPr>
       <ns0:rFonts ns0:ascii="Times New Roman" ns0:cs="Times New Roman" ns0:eastAsia="SimHei" ns0:hAnsi="Times New Roman"/>
       <ns0:b/>
-      <ns0:color ns0:val="17324D"/>
+      <ns0:color ns0:val="000000"/>
       <ns0:sz ns0:val="44"/>
       <ns0:szCs ns0:val="56"/>
     </ns0:rPr>
@@ -14456,7 +14564,7 @@
     <ns0:rPr>
       <ns0:rFonts ns0:ascii="Times New Roman" ns0:cs="Times New Roman" ns0:eastAsia="SimHei" ns0:hAnsi="Times New Roman"/>
       <ns0:b/>
-      <ns0:color ns0:val="17324D"/>
+      <ns0:color ns0:val="000000"/>
       <ns0:sz ns0:val="32"/>
       <ns0:szCs ns0:val="40"/>
     </ns0:rPr>
@@ -14480,7 +14588,7 @@
     <ns0:rPr>
       <ns0:rFonts ns0:ascii="Times New Roman" ns0:cs="Times New Roman" ns0:eastAsia="SimHei" ns0:hAnsi="Times New Roman"/>
       <ns0:b/>
-      <ns0:color ns0:val="17324D"/>
+      <ns0:color ns0:val="000000"/>
       <ns0:sz ns0:val="28"/>
       <ns0:szCs ns0:val="32"/>
     </ns0:rPr>
@@ -14504,7 +14612,7 @@
     <ns0:rPr>
       <ns0:rFonts ns0:ascii="Times New Roman" ns0:cs="Times New Roman" ns0:eastAsia="SimHei" ns0:hAnsi="Times New Roman"/>
       <ns0:b/>
-      <ns0:color ns0:val="17324D"/>
+      <ns0:color ns0:val="000000"/>
       <ns0:sz ns0:val="25"/>
       <ns0:szCs ns0:val="28"/>
     </ns0:rPr>

--- a/00-首页/题组Word/第一轮·综合套卷/第一轮综合卷04（学生版）.docx
+++ b/00-首页/题组Word/第一轮·综合套卷/第一轮综合卷04（学生版）.docx
@@ -153,21 +153,6 @@
     </w:p>
     <w:p>
       <w:pPr>
-        <w:spacing w:before="0" w:after="0"/>
-      </w:pPr>
-    </w:p>
-    <w:p>
-      <w:pPr>
-        <w:spacing w:before="0" w:after="0"/>
-      </w:pPr>
-    </w:p>
-    <w:p>
-      <w:pPr>
-        <w:spacing w:before="0" w:after="0"/>
-      </w:pPr>
-    </w:p>
-    <w:p>
-      <w:pPr>
         <w:spacing w:before="160" w:after="80"/>
       </w:pPr>
       <w:r>
@@ -256,21 +241,6 @@
         </w:rPr>
         <w:t>。</w:t>
       </w:r>
-    </w:p>
-    <w:p>
-      <w:pPr>
-        <w:spacing w:before="0" w:after="0"/>
-      </w:pPr>
-    </w:p>
-    <w:p>
-      <w:pPr>
-        <w:spacing w:before="0" w:after="0"/>
-      </w:pPr>
-    </w:p>
-    <w:p>
-      <w:pPr>
-        <w:spacing w:before="0" w:after="0"/>
-      </w:pPr>
     </w:p>
     <w:p>
       <w:pPr>
@@ -492,31 +462,6 @@
     </w:p>
     <w:p>
       <w:pPr>
-        <w:spacing w:before="0" w:after="0"/>
-      </w:pPr>
-    </w:p>
-    <w:p>
-      <w:pPr>
-        <w:spacing w:before="0" w:after="0"/>
-      </w:pPr>
-    </w:p>
-    <w:p>
-      <w:pPr>
-        <w:spacing w:before="0" w:after="0"/>
-      </w:pPr>
-    </w:p>
-    <w:p>
-      <w:pPr>
-        <w:spacing w:before="0" w:after="0"/>
-      </w:pPr>
-    </w:p>
-    <w:p>
-      <w:pPr>
-        <w:spacing w:before="0" w:after="0"/>
-      </w:pPr>
-    </w:p>
-    <w:p>
-      <w:pPr>
         <w:spacing w:before="160" w:after="80"/>
       </w:pPr>
       <w:r>
@@ -554,8 +499,6 @@
     <w:p>
       <w:pPr>
         <w:pStyle w:val="FirstParagraph"/>
-        <w:spacing w:before="0" w:after="0"/>
-        <w:ind w:left="480" w:hanging="480"/>
       </w:pPr>
       <w:r>
         <w:rPr>
@@ -575,13 +518,6 @@
         </w:rPr>
         <w:t xml:space="preserve"> </w:t>
       </w:r>
-    </w:p>
-    <w:p>
-      <w:pPr>
-        <w:pStyle w:val="FirstParagraph"/>
-        <w:spacing w:before="0" w:after="0"/>
-        <w:ind w:left="480" w:hanging="480"/>
-      </w:pPr>
       <w:r>
         <w:rPr>
           <w:rFonts w:hint="eastAsia" w:ascii="Times New Roman" w:hAnsi="Times New Roman" w:eastAsia="Times New Roman" w:cs="Times New Roman"/>
@@ -600,13 +536,6 @@
         </w:rPr>
         <w:t xml:space="preserve"> </w:t>
       </w:r>
-    </w:p>
-    <w:p>
-      <w:pPr>
-        <w:pStyle w:val="FirstParagraph"/>
-        <w:spacing w:before="0" w:after="0"/>
-        <w:ind w:left="480" w:hanging="480"/>
-      </w:pPr>
       <w:r>
         <w:rPr>
           <w:rFonts w:hint="eastAsia" w:ascii="Times New Roman" w:hAnsi="Times New Roman" w:eastAsia="Times New Roman" w:cs="Times New Roman"/>
@@ -625,13 +554,6 @@
         </w:rPr>
         <w:t xml:space="preserve"> </w:t>
       </w:r>
-    </w:p>
-    <w:p>
-      <w:pPr>
-        <w:pStyle w:val="FirstParagraph"/>
-        <w:spacing w:before="0" w:after="0"/>
-        <w:ind w:left="480" w:hanging="480"/>
-      </w:pPr>
       <w:r>
         <w:rPr>
           <w:rFonts w:hint="eastAsia" w:ascii="Times New Roman" w:hAnsi="Times New Roman" w:eastAsia="Times New Roman" w:cs="Times New Roman"/>
@@ -650,13 +572,6 @@
         </w:rPr>
         <w:t xml:space="preserve"> </w:t>
       </w:r>
-    </w:p>
-    <w:p>
-      <w:pPr>
-        <w:pStyle w:val="FirstParagraph"/>
-        <w:spacing w:before="0" w:after="0"/>
-        <w:ind w:left="480" w:hanging="480"/>
-      </w:pPr>
       <w:r>
         <w:rPr>
           <w:rFonts w:hint="eastAsia" w:ascii="Times New Roman" w:hAnsi="Times New Roman" w:eastAsia="Times New Roman" w:cs="Times New Roman"/>
@@ -693,16 +608,6 @@
         </w:rPr>
         <w:t>沸点也会高于相对分子质量大的物质</w:t>
       </w:r>
-    </w:p>
-    <w:p>
-      <w:pPr>
-        <w:spacing w:before="0" w:after="0"/>
-      </w:pPr>
-    </w:p>
-    <w:p>
-      <w:pPr>
-        <w:spacing w:before="0" w:after="0"/>
-      </w:pPr>
     </w:p>
     <w:p>
       <w:pPr>
@@ -743,8 +648,6 @@
     <w:p>
       <w:pPr>
         <w:pStyle w:val="FirstParagraph"/>
-        <w:spacing w:before="0" w:after="0"/>
-        <w:ind w:left="480" w:hanging="480"/>
       </w:pPr>
       <w:r>
         <w:rPr>
@@ -934,68 +837,12 @@
         </w:rPr>
         <w:t xml:space="preserve"> </w:t>
       </w:r>
-    </w:p>
-    <w:p>
-      <w:pPr>
-        <w:pStyle w:val="FirstParagraph"/>
-        <w:spacing w:before="0" w:after="0"/>
-        <w:ind w:left="480" w:hanging="480"/>
-      </w:pPr>
-      <w:r>
-        <w:rPr>
-          <w:rFonts w:ascii="Times New Roman" w:hAnsi="Times New Roman" w:eastAsia="Times New Roman" w:cs="Times New Roman"/>
-        </w:rPr>
-        <w:t xml:space="preserve">A. 152 </w:t>
-      </w:r>
-    </w:p>
-    <w:p>
-      <w:pPr>
-        <w:pStyle w:val="FirstParagraph"/>
-        <w:spacing w:before="0" w:after="0"/>
-        <w:ind w:left="480" w:hanging="480"/>
-      </w:pPr>
-      <w:r>
-        <w:rPr>
-          <w:rFonts w:ascii="Times New Roman" w:hAnsi="Times New Roman" w:eastAsia="Times New Roman" w:cs="Times New Roman"/>
-        </w:rPr>
-        <w:t xml:space="preserve">B. 134 </w:t>
-      </w:r>
-    </w:p>
-    <w:p>
-      <w:pPr>
-        <w:pStyle w:val="FirstParagraph"/>
-        <w:spacing w:before="0" w:after="0"/>
-        <w:ind w:left="480" w:hanging="480"/>
-      </w:pPr>
-      <w:r>
-        <w:rPr>
-          <w:rFonts w:ascii="Times New Roman" w:hAnsi="Times New Roman" w:eastAsia="Times New Roman" w:cs="Times New Roman"/>
-        </w:rPr>
-        <w:t xml:space="preserve">C. 96 </w:t>
-      </w:r>
-    </w:p>
-    <w:p>
-      <w:pPr>
-        <w:pStyle w:val="FirstParagraph"/>
-        <w:spacing w:before="0" w:after="0"/>
-        <w:ind w:left="480" w:hanging="480"/>
-      </w:pPr>
-      <w:r>
-        <w:rPr>
-          <w:rFonts w:ascii="Times New Roman" w:hAnsi="Times New Roman" w:eastAsia="Times New Roman" w:cs="Times New Roman"/>
-        </w:rPr>
-        <w:t xml:space="preserve">D. 71</w:t>
-      </w:r>
-    </w:p>
-    <w:p>
-      <w:pPr>
-        <w:spacing w:before="0" w:after="0"/>
-      </w:pPr>
-    </w:p>
-    <w:p>
-      <w:pPr>
-        <w:spacing w:before="0" w:after="0"/>
-      </w:pPr>
+      <w:r>
+        <w:rPr>
+          <w:rFonts w:ascii="Times New Roman" w:hAnsi="Times New Roman" w:eastAsia="Times New Roman" w:cs="Times New Roman"/>
+        </w:rPr>
+        <w:t xml:space="preserve">A. 152 B. 134 C. 96 D. 71</w:t>
+      </w:r>
     </w:p>
     <w:p>
       <w:pPr>
@@ -1036,8 +883,6 @@
     <w:p>
       <w:pPr>
         <w:pStyle w:val="FirstParagraph"/>
-        <w:spacing w:before="0" w:after="0"/>
-        <w:ind w:left="480" w:hanging="480"/>
       </w:pPr>
       <w:r>
         <w:rPr>
@@ -1333,13 +1178,6 @@
         </w:rPr>
         <w:t xml:space="preserve"> </w:t>
       </w:r>
-    </w:p>
-    <w:p>
-      <w:pPr>
-        <w:pStyle w:val="FirstParagraph"/>
-        <w:spacing w:before="0" w:after="0"/>
-        <w:ind w:left="480" w:hanging="480"/>
-      </w:pPr>
       <w:r>
         <w:rPr>
           <w:rFonts w:ascii="Times New Roman" w:hAnsi="Times New Roman" w:eastAsia="Times New Roman" w:cs="Times New Roman"/>
@@ -1382,20 +1220,7 @@
         <w:rPr>
           <w:rFonts w:ascii="Times New Roman" w:hAnsi="Times New Roman" w:eastAsia="Times New Roman" w:cs="Times New Roman"/>
         </w:rPr>
-        <w:t xml:space="preserve"> </w:t>
-      </w:r>
-    </w:p>
-    <w:p>
-      <w:pPr>
-        <w:pStyle w:val="FirstParagraph"/>
-        <w:spacing w:before="0" w:after="0"/>
-        <w:ind w:left="480" w:hanging="480"/>
-      </w:pPr>
-      <w:r>
-        <w:rPr>
-          <w:rFonts w:ascii="Times New Roman" w:hAnsi="Times New Roman" w:eastAsia="Times New Roman" w:cs="Times New Roman"/>
-        </w:rPr>
-        <w:t xml:space="preserve">B.</w:t>
+        <w:t xml:space="preserve"> B.</w:t>
       </w:r>
       <w:r>
         <w:rPr>
@@ -1435,13 +1260,6 @@
         </w:rPr>
         <w:t xml:space="preserve"> </w:t>
       </w:r>
-    </w:p>
-    <w:p>
-      <w:pPr>
-        <w:pStyle w:val="FirstParagraph"/>
-        <w:spacing w:before="0" w:after="0"/>
-        <w:ind w:left="480" w:hanging="480"/>
-      </w:pPr>
       <w:r>
         <w:rPr>
           <w:rFonts w:ascii="Times New Roman" w:hAnsi="Times New Roman" w:eastAsia="Times New Roman" w:cs="Times New Roman"/>
@@ -1516,20 +1334,7 @@
         <w:rPr>
           <w:rFonts w:ascii="Times New Roman" w:hAnsi="Times New Roman" w:eastAsia="Times New Roman" w:cs="Times New Roman"/>
         </w:rPr>
-        <w:t xml:space="preserve"> </w:t>
-      </w:r>
-    </w:p>
-    <w:p>
-      <w:pPr>
-        <w:pStyle w:val="FirstParagraph"/>
-        <w:spacing w:before="0" w:after="0"/>
-        <w:ind w:left="480" w:hanging="480"/>
-      </w:pPr>
-      <w:r>
-        <w:rPr>
-          <w:rFonts w:ascii="Times New Roman" w:hAnsi="Times New Roman" w:eastAsia="Times New Roman" w:cs="Times New Roman"/>
-        </w:rPr>
-        <w:t xml:space="preserve">D.</w:t>
+        <w:t xml:space="preserve"> D.</w:t>
       </w:r>
       <w:r>
         <w:rPr>
@@ -1598,16 +1403,6 @@
     </w:p>
     <w:p>
       <w:pPr>
-        <w:spacing w:before="0" w:after="0"/>
-      </w:pPr>
-    </w:p>
-    <w:p>
-      <w:pPr>
-        <w:spacing w:before="0" w:after="0"/>
-      </w:pPr>
-    </w:p>
-    <w:p>
-      <w:pPr>
         <w:spacing w:before="160" w:after="80"/>
       </w:pPr>
       <w:r>
@@ -1787,7 +1582,7 @@
         </w:rPr>
         <w:drawing>
           <wp:inline>
-            <wp:extent cx="3599167" cy="1215584"/>
+            <wp:extent cx="3600000" cy="1215584"/>
             <wp:effectExtent b="0" l="0" r="0" t="0"/>
             <wp:docPr descr="" title="" id="16" name="Picture"/>
             <a:graphic>
@@ -1808,7 +1603,7 @@
                   <pic:spPr bwMode="auto">
                     <a:xfrm>
                       <a:off x="0" y="0"/>
-                      <a:ext cx="3599167" cy="1215584"/>
+                      <a:ext cx="3600000" cy="1215584"/>
                     </a:xfrm>
                     <a:prstGeom prst="rect">
                       <a:avLst/>
@@ -1830,7 +1625,10 @@
     <w:p>
       <w:pPr>
         <w:pStyle w:val="Compact"/>
-        <w:spacing w:before="0" w:after="0"/>
+        <w:numPr>
+          <w:ilvl w:val="0"/>
+          <w:numId w:val="1002"/>
+        </w:numPr>
       </w:pPr>
       <w:r>
         <w:rPr>
@@ -1848,7 +1646,10 @@
     <w:p>
       <w:pPr>
         <w:pStyle w:val="Compact"/>
-        <w:spacing w:before="0" w:after="0"/>
+        <w:numPr>
+          <w:ilvl w:val="0"/>
+          <w:numId w:val="1002"/>
+        </w:numPr>
       </w:pPr>
       <w:r>
         <w:rPr>
@@ -1872,7 +1673,10 @@
     <w:p>
       <w:pPr>
         <w:pStyle w:val="Compact"/>
-        <w:spacing w:before="0" w:after="0"/>
+        <w:numPr>
+          <w:ilvl w:val="0"/>
+          <w:numId w:val="1002"/>
+        </w:numPr>
       </w:pPr>
       <w:r>
         <w:rPr>
@@ -1890,7 +1694,10 @@
     <w:p>
       <w:pPr>
         <w:pStyle w:val="Compact"/>
-        <w:spacing w:before="0" w:after="0"/>
+        <w:numPr>
+          <w:ilvl w:val="0"/>
+          <w:numId w:val="1002"/>
+        </w:numPr>
       </w:pPr>
       <w:r>
         <w:rPr>
@@ -1956,16 +1763,6 @@
         </w:rPr>
         <w:t>4</w:t>
       </w:r>
-    </w:p>
-    <w:p>
-      <w:pPr>
-        <w:spacing w:before="0" w:after="0"/>
-      </w:pPr>
-    </w:p>
-    <w:p>
-      <w:pPr>
-        <w:spacing w:before="0" w:after="0"/>
-      </w:pPr>
     </w:p>
     <w:p>
       <w:pPr>
@@ -2189,7 +1986,10 @@
     <w:p>
       <w:pPr>
         <w:pStyle w:val="Compact"/>
-        <w:spacing w:before="0" w:after="0"/>
+        <w:numPr>
+          <w:ilvl w:val="0"/>
+          <w:numId w:val="1003"/>
+        </w:numPr>
       </w:pPr>
       <w:r>
         <w:rPr>
@@ -2213,7 +2013,10 @@
     <w:p>
       <w:pPr>
         <w:pStyle w:val="Compact"/>
-        <w:spacing w:before="0" w:after="0"/>
+        <w:numPr>
+          <w:ilvl w:val="0"/>
+          <w:numId w:val="1003"/>
+        </w:numPr>
       </w:pPr>
       <w:r>
         <w:rPr>
@@ -2261,7 +2064,10 @@
     <w:p>
       <w:pPr>
         <w:pStyle w:val="Compact"/>
-        <w:spacing w:before="0" w:after="0"/>
+        <w:numPr>
+          <w:ilvl w:val="0"/>
+          <w:numId w:val="1003"/>
+        </w:numPr>
       </w:pPr>
       <w:r>
         <w:rPr>
@@ -2291,7 +2097,10 @@
     <w:p>
       <w:pPr>
         <w:pStyle w:val="Compact"/>
-        <w:spacing w:before="0" w:after="0"/>
+        <w:numPr>
+          <w:ilvl w:val="0"/>
+          <w:numId w:val="1003"/>
+        </w:numPr>
       </w:pPr>
       <w:r>
         <w:rPr>
@@ -2311,16 +2120,6 @@
         </w:rPr>
         <w:t>碳的硬度比金刚石小</w:t>
       </w:r>
-    </w:p>
-    <w:p>
-      <w:pPr>
-        <w:spacing w:before="0" w:after="0"/>
-      </w:pPr>
-    </w:p>
-    <w:p>
-      <w:pPr>
-        <w:spacing w:before="0" w:after="0"/>
-      </w:pPr>
     </w:p>
     <w:p>
       <w:pPr>
@@ -2504,7 +2303,7 @@
         </w:rPr>
         <w:drawing>
           <wp:inline>
-            <wp:extent cx="3381321" cy="1688242"/>
+            <wp:extent cx="3600000" cy="1688242"/>
             <wp:effectExtent b="0" l="0" r="0" t="0"/>
             <wp:docPr descr="" title="" id="24" name="Picture"/>
             <a:graphic>
@@ -2525,7 +2324,7 @@
                   <pic:spPr bwMode="auto">
                     <a:xfrm>
                       <a:off x="0" y="0"/>
-                      <a:ext cx="3381321" cy="1688242"/>
+                      <a:ext cx="3600000" cy="1688242"/>
                     </a:xfrm>
                     <a:prstGeom prst="rect">
                       <a:avLst/>
@@ -2547,7 +2346,10 @@
     <w:p>
       <w:pPr>
         <w:pStyle w:val="Compact"/>
-        <w:spacing w:before="0" w:after="0"/>
+        <w:numPr>
+          <w:ilvl w:val="0"/>
+          <w:numId w:val="1004"/>
+        </w:numPr>
       </w:pPr>
       <w:r>
         <w:rPr>
@@ -2571,7 +2373,10 @@
     <w:p>
       <w:pPr>
         <w:pStyle w:val="Compact"/>
-        <w:spacing w:before="0" w:after="0"/>
+        <w:numPr>
+          <w:ilvl w:val="0"/>
+          <w:numId w:val="1004"/>
+        </w:numPr>
       </w:pPr>
       <w:r>
         <w:rPr>
@@ -2627,7 +2432,10 @@
     <w:p>
       <w:pPr>
         <w:pStyle w:val="Compact"/>
-        <w:spacing w:before="0" w:after="0"/>
+        <w:numPr>
+          <w:ilvl w:val="0"/>
+          <w:numId w:val="1004"/>
+        </w:numPr>
       </w:pPr>
       <w:r>
         <w:rPr>
@@ -2645,7 +2453,10 @@
     <w:p>
       <w:pPr>
         <w:pStyle w:val="Compact"/>
-        <w:spacing w:before="0" w:after="0"/>
+        <w:numPr>
+          <w:ilvl w:val="0"/>
+          <w:numId w:val="1004"/>
+        </w:numPr>
       </w:pPr>
       <w:r>
         <w:rPr>
@@ -2737,16 +2548,6 @@
         </w:rPr>
         <w:t xml:space="preserve">键</w:t>
       </w:r>
-    </w:p>
-    <w:p>
-      <w:pPr>
-        <w:spacing w:before="0" w:after="0"/>
-      </w:pPr>
-    </w:p>
-    <w:p>
-      <w:pPr>
-        <w:spacing w:before="0" w:after="0"/>
-      </w:pPr>
     </w:p>
     <w:p>
       <w:pPr>
@@ -2879,64 +2680,17 @@
     <w:p>
       <w:pPr>
         <w:pStyle w:val="Compact"/>
-        <w:spacing w:before="0" w:after="0"/>
-        <w:ind w:left="480" w:hanging="480"/>
-      </w:pPr>
-      <w:r>
-        <w:rPr>
-          <w:rFonts w:ascii="Times New Roman" w:hAnsi="Times New Roman" w:eastAsia="Times New Roman" w:cs="Times New Roman"/>
-        </w:rPr>
-        <w:t xml:space="preserve">A. 10　　</w:t>
-      </w:r>
-    </w:p>
-    <w:p>
-      <w:pPr>
-        <w:pStyle w:val="Compact"/>
-        <w:spacing w:before="0" w:after="0"/>
-        <w:ind w:left="480" w:hanging="480"/>
-      </w:pPr>
-      <w:r>
-        <w:rPr>
-          <w:rFonts w:ascii="Times New Roman" w:hAnsi="Times New Roman" w:eastAsia="Times New Roman" w:cs="Times New Roman"/>
-        </w:rPr>
-        <w:t xml:space="preserve">B. 15　　</w:t>
-      </w:r>
-    </w:p>
-    <w:p>
-      <w:pPr>
-        <w:pStyle w:val="Compact"/>
-        <w:spacing w:before="0" w:after="0"/>
-        <w:ind w:left="480" w:hanging="480"/>
-      </w:pPr>
-      <w:r>
-        <w:rPr>
-          <w:rFonts w:ascii="Times New Roman" w:hAnsi="Times New Roman" w:eastAsia="Times New Roman" w:cs="Times New Roman"/>
-        </w:rPr>
-        <w:t xml:space="preserve">C. 20　　</w:t>
-      </w:r>
-    </w:p>
-    <w:p>
-      <w:pPr>
-        <w:pStyle w:val="Compact"/>
-        <w:spacing w:before="0" w:after="0"/>
-        <w:ind w:left="480" w:hanging="480"/>
-      </w:pPr>
-      <w:r>
-        <w:rPr>
-          <w:rFonts w:ascii="Times New Roman" w:hAnsi="Times New Roman" w:eastAsia="Times New Roman" w:cs="Times New Roman"/>
-        </w:rPr>
-        <w:t xml:space="preserve">D. 30</w:t>
-      </w:r>
-    </w:p>
-    <w:p>
-      <w:pPr>
-        <w:spacing w:before="0" w:after="0"/>
-      </w:pPr>
-    </w:p>
-    <w:p>
-      <w:pPr>
-        <w:spacing w:before="0" w:after="0"/>
-      </w:pPr>
+        <w:numPr>
+          <w:ilvl w:val="0"/>
+          <w:numId w:val="1005"/>
+        </w:numPr>
+      </w:pPr>
+      <w:r>
+        <w:rPr>
+          <w:rFonts w:ascii="Times New Roman" w:hAnsi="Times New Roman" w:eastAsia="Times New Roman" w:cs="Times New Roman"/>
+        </w:rPr>
+        <w:t xml:space="preserve">A. 10　　B. 15　　C. 20　　D. 30</w:t>
+      </w:r>
     </w:p>
     <w:p>
       <w:pPr>
@@ -3141,7 +2895,7 @@
         </w:rPr>
         <w:drawing>
           <wp:inline>
-            <wp:extent cx="3241580" cy="811981"/>
+            <wp:extent cx="3600000" cy="811981"/>
             <wp:effectExtent b="0" l="0" r="0" t="0"/>
             <wp:docPr descr="" title="" id="29" name="Picture"/>
             <a:graphic>
@@ -3162,7 +2916,7 @@
                   <pic:spPr bwMode="auto">
                     <a:xfrm>
                       <a:off x="0" y="0"/>
-                      <a:ext cx="3241580" cy="811981"/>
+                      <a:ext cx="3600000" cy="811981"/>
                     </a:xfrm>
                     <a:prstGeom prst="rect">
                       <a:avLst/>
@@ -3184,7 +2938,10 @@
     <w:p>
       <w:pPr>
         <w:pStyle w:val="Compact"/>
-        <w:spacing w:before="0" w:after="0"/>
+        <w:numPr>
+          <w:ilvl w:val="0"/>
+          <w:numId w:val="1006"/>
+        </w:numPr>
       </w:pPr>
       <w:r>
         <w:rPr>
@@ -3253,7 +3010,10 @@
     <w:p>
       <w:pPr>
         <w:pStyle w:val="Compact"/>
-        <w:spacing w:before="0" w:after="0"/>
+        <w:numPr>
+          <w:ilvl w:val="0"/>
+          <w:numId w:val="1006"/>
+        </w:numPr>
       </w:pPr>
       <w:r>
         <w:rPr>
@@ -3302,7 +3062,10 @@
     <w:p>
       <w:pPr>
         <w:pStyle w:val="Compact"/>
-        <w:spacing w:before="0" w:after="0"/>
+        <w:numPr>
+          <w:ilvl w:val="0"/>
+          <w:numId w:val="1006"/>
+        </w:numPr>
       </w:pPr>
       <w:r>
         <w:rPr>
@@ -3390,7 +3153,10 @@
     <w:p>
       <w:pPr>
         <w:pStyle w:val="Compact"/>
-        <w:spacing w:before="0" w:after="0"/>
+        <w:numPr>
+          <w:ilvl w:val="0"/>
+          <w:numId w:val="1006"/>
+        </w:numPr>
       </w:pPr>
       <w:r>
         <w:rPr>
@@ -3416,16 +3182,6 @@
         </w:rPr>
         <w:t>且配合物分子都无手性</w:t>
       </w:r>
-    </w:p>
-    <w:p>
-      <w:pPr>
-        <w:spacing w:before="0" w:after="0"/>
-      </w:pPr>
-    </w:p>
-    <w:p>
-      <w:pPr>
-        <w:spacing w:before="0" w:after="0"/>
-      </w:pPr>
     </w:p>
     <w:p>
       <w:pPr>
@@ -4167,46 +3923,6 @@
     </w:p>
     <w:p>
       <w:pPr>
-        <w:spacing w:before="0" w:after="0"/>
-      </w:pPr>
-    </w:p>
-    <w:p>
-      <w:pPr>
-        <w:spacing w:before="0" w:after="0"/>
-      </w:pPr>
-    </w:p>
-    <w:p>
-      <w:pPr>
-        <w:spacing w:before="0" w:after="0"/>
-      </w:pPr>
-    </w:p>
-    <w:p>
-      <w:pPr>
-        <w:spacing w:before="0" w:after="0"/>
-      </w:pPr>
-    </w:p>
-    <w:p>
-      <w:pPr>
-        <w:spacing w:before="0" w:after="0"/>
-      </w:pPr>
-    </w:p>
-    <w:p>
-      <w:pPr>
-        <w:spacing w:before="0" w:after="0"/>
-      </w:pPr>
-    </w:p>
-    <w:p>
-      <w:pPr>
-        <w:spacing w:before="0" w:after="0"/>
-      </w:pPr>
-    </w:p>
-    <w:p>
-      <w:pPr>
-        <w:spacing w:before="0" w:after="0"/>
-      </w:pPr>
-    </w:p>
-    <w:p>
-      <w:pPr>
         <w:spacing w:before="160" w:after="80"/>
       </w:pPr>
       <w:r>
@@ -4479,31 +4195,6 @@
         </w:rPr>
         <w:t>。</w:t>
       </w:r>
-    </w:p>
-    <w:p>
-      <w:pPr>
-        <w:spacing w:before="0" w:after="0"/>
-      </w:pPr>
-    </w:p>
-    <w:p>
-      <w:pPr>
-        <w:spacing w:before="0" w:after="0"/>
-      </w:pPr>
-    </w:p>
-    <w:p>
-      <w:pPr>
-        <w:spacing w:before="0" w:after="0"/>
-      </w:pPr>
-    </w:p>
-    <w:p>
-      <w:pPr>
-        <w:spacing w:before="0" w:after="0"/>
-      </w:pPr>
-    </w:p>
-    <w:p>
-      <w:pPr>
-        <w:spacing w:before="0" w:after="0"/>
-      </w:pPr>
     </w:p>
     <w:p>
       <w:pPr>
@@ -5159,31 +4850,6 @@
         </w:rPr>
         <w:t>。</w:t>
       </w:r>
-    </w:p>
-    <w:p>
-      <w:pPr>
-        <w:spacing w:before="0" w:after="0"/>
-      </w:pPr>
-    </w:p>
-    <w:p>
-      <w:pPr>
-        <w:spacing w:before="0" w:after="0"/>
-      </w:pPr>
-    </w:p>
-    <w:p>
-      <w:pPr>
-        <w:spacing w:before="0" w:after="0"/>
-      </w:pPr>
-    </w:p>
-    <w:p>
-      <w:pPr>
-        <w:spacing w:before="0" w:after="0"/>
-      </w:pPr>
-    </w:p>
-    <w:p>
-      <w:pPr>
-        <w:spacing w:before="0" w:after="0"/>
-      </w:pPr>
     </w:p>
     <w:p>
       <w:pPr>
@@ -5343,12 +5009,18 @@
           </m:rPr>
           <m:t>/</m:t>
         </m:r>
-        <m:r>
-          <m:t>c</m:t>
-        </m:r>
         <m:sSup>
           <m:e>
             <m:r>
+              <m:rPr>
+                <m:sty m:val="p"/>
+              </m:rPr>
+              <m:t>c</m:t>
+            </m:r>
+            <m:r>
+              <m:rPr>
+                <m:sty m:val="p"/>
+              </m:rPr>
               <m:t>m</m:t>
             </m:r>
           </m:e>
@@ -5491,31 +5163,6 @@
         </w:rPr>
         <w:t xml:space="preserve"> 150.4。</w:t>
       </w:r>
-    </w:p>
-    <w:p>
-      <w:pPr>
-        <w:spacing w:before="0" w:after="0"/>
-      </w:pPr>
-    </w:p>
-    <w:p>
-      <w:pPr>
-        <w:spacing w:before="0" w:after="0"/>
-      </w:pPr>
-    </w:p>
-    <w:p>
-      <w:pPr>
-        <w:spacing w:before="0" w:after="0"/>
-      </w:pPr>
-    </w:p>
-    <w:p>
-      <w:pPr>
-        <w:spacing w:before="0" w:after="0"/>
-      </w:pPr>
-    </w:p>
-    <w:p>
-      <w:pPr>
-        <w:spacing w:before="0" w:after="0"/>
-      </w:pPr>
     </w:p>
     <w:p>
       <w:pPr>
@@ -5689,7 +5336,7 @@
         </w:rPr>
         <w:drawing>
           <wp:inline>
-            <wp:extent cx="3207069" cy="3323883"/>
+            <wp:extent cx="3240000" cy="3323883"/>
             <wp:effectExtent b="0" l="0" r="0" t="0"/>
             <wp:docPr descr="" title="" id="37" name="Picture"/>
             <a:graphic>
@@ -5710,7 +5357,7 @@
                   <pic:spPr bwMode="auto">
                     <a:xfrm>
                       <a:off x="0" y="0"/>
-                      <a:ext cx="3207069" cy="3323883"/>
+                      <a:ext cx="3240000" cy="3323883"/>
                     </a:xfrm>
                     <a:prstGeom prst="rect">
                       <a:avLst/>
@@ -5728,21 +5375,6 @@
           </wp:inline>
         </w:drawing>
       </w:r>
-    </w:p>
-    <w:p>
-      <w:pPr>
-        <w:spacing w:before="0" w:after="0"/>
-      </w:pPr>
-    </w:p>
-    <w:p>
-      <w:pPr>
-        <w:spacing w:before="0" w:after="0"/>
-      </w:pPr>
-    </w:p>
-    <w:p>
-      <w:pPr>
-        <w:spacing w:before="0" w:after="0"/>
-      </w:pPr>
     </w:p>
     <w:p>
       <w:pPr>
@@ -6024,14 +5656,6 @@
         <w:tblStyle w:val="Table"/>
         <w:tblW w:type="pct" w:w="5000"/>
         <w:tblLayout w:type="fixed"/>
-        <w:tblBorders>
-          <w:top w:val="single" w:sz="12" w:space="0" w:color="000000"/>
-          <w:left w:val="none" w:sz="0" w:space="0" w:color="auto"/>
-          <w:bottom w:val="single" w:sz="12" w:space="0" w:color="000000"/>
-          <w:right w:val="none" w:sz="0" w:space="0" w:color="auto"/>
-          <w:insideH w:val="none" w:sz="0" w:space="0" w:color="auto"/>
-          <w:insideV w:val="none" w:sz="0" w:space="0" w:color="auto"/>
-        </w:tblBorders>
         <w:tblLook w:firstRow="1" w:lastRow="0" w:firstColumn="0" w:lastColumn="0" w:noHBand="0" w:noVBand="0" w:val="0020"/>
       </w:tblPr>
       <w:tblGrid>
@@ -6048,11 +5672,7 @@
           <w:tblHeader w:val="on"/>
         </w:trPr>
         <w:tc>
-          <w:tcPr>
-            <w:tcBorders>
-              <w:bottom w:val="single" w:sz="8" w:space="0" w:color="000000"/>
-            </w:tcBorders>
-          </w:tcPr>
+          <w:tcPr/>
           <w:p>
             <w:pPr>
               <w:pStyle w:val="Compact"/>
@@ -6068,11 +5688,7 @@
           </w:p>
         </w:tc>
         <w:tc>
-          <w:tcPr>
-            <w:tcBorders>
-              <w:bottom w:val="single" w:sz="8" w:space="0" w:color="000000"/>
-            </w:tcBorders>
-          </w:tcPr>
+          <w:tcPr/>
           <w:p>
             <w:pPr>
               <w:pStyle w:val="Compact"/>
@@ -6129,11 +5745,7 @@
           </w:p>
         </w:tc>
         <w:tc>
-          <w:tcPr>
-            <w:tcBorders>
-              <w:bottom w:val="single" w:sz="8" w:space="0" w:color="000000"/>
-            </w:tcBorders>
-          </w:tcPr>
+          <w:tcPr/>
           <w:p>
             <w:pPr>
               <w:pStyle w:val="Compact"/>
@@ -6190,11 +5802,7 @@
           </w:p>
         </w:tc>
         <w:tc>
-          <w:tcPr>
-            <w:tcBorders>
-              <w:bottom w:val="single" w:sz="8" w:space="0" w:color="000000"/>
-            </w:tcBorders>
-          </w:tcPr>
+          <w:tcPr/>
           <w:p>
             <w:pPr>
               <w:pStyle w:val="Compact"/>
@@ -6239,11 +5847,7 @@
           </w:p>
         </w:tc>
         <w:tc>
-          <w:tcPr>
-            <w:tcBorders>
-              <w:bottom w:val="single" w:sz="8" w:space="0" w:color="000000"/>
-            </w:tcBorders>
-          </w:tcPr>
+          <w:tcPr/>
           <w:p>
             <w:pPr>
               <w:pStyle w:val="Compact"/>
@@ -6291,11 +5895,7 @@
           </w:p>
         </w:tc>
         <w:tc>
-          <w:tcPr>
-            <w:tcBorders>
-              <w:bottom w:val="single" w:sz="8" w:space="0" w:color="000000"/>
-            </w:tcBorders>
-          </w:tcPr>
+          <w:tcPr/>
           <w:p>
             <w:pPr>
               <w:pStyle w:val="Compact"/>
@@ -6343,11 +5943,7 @@
           </w:p>
         </w:tc>
         <w:tc>
-          <w:tcPr>
-            <w:tcBorders>
-              <w:bottom w:val="single" w:sz="8" w:space="0" w:color="000000"/>
-            </w:tcBorders>
-          </w:tcPr>
+          <w:tcPr/>
           <w:p>
             <w:pPr>
               <w:pStyle w:val="Compact"/>
@@ -6444,9 +6040,15 @@
                 <m:t>(</m:t>
               </m:r>
               <m:r>
+                <m:rPr>
+                  <m:sty m:val="p"/>
+                </m:rPr>
                 <m:t>k</m:t>
               </m:r>
               <m:r>
+                <m:rPr>
+                  <m:sty m:val="p"/>
+                </m:rPr>
                 <m:t>J</m:t>
               </m:r>
               <m:r>
@@ -6455,15 +6057,24 @@
                 </m:rPr>
                 <m:t>·</m:t>
               </m:r>
-              <m:r>
-                <m:t>m</m:t>
-              </m:r>
-              <m:r>
-                <m:t>o</m:t>
-              </m:r>
               <m:sSup>
                 <m:e>
                   <m:r>
+                    <m:rPr>
+                      <m:sty m:val="p"/>
+                    </m:rPr>
+                    <m:t>m</m:t>
+                  </m:r>
+                  <m:r>
+                    <m:rPr>
+                      <m:sty m:val="p"/>
+                    </m:rPr>
+                    <m:t>o</m:t>
+                  </m:r>
+                  <m:r>
+                    <m:rPr>
+                      <m:sty m:val="p"/>
+                    </m:rPr>
                     <m:t>l</m:t>
                   </m:r>
                 </m:e>
@@ -6628,12 +6239,21 @@
                 <m:t>(</m:t>
               </m:r>
               <m:r>
+                <m:rPr>
+                  <m:sty m:val="p"/>
+                </m:rPr>
                 <m:t>m</m:t>
               </m:r>
               <m:r>
+                <m:rPr>
+                  <m:sty m:val="p"/>
+                </m:rPr>
                 <m:t>o</m:t>
               </m:r>
               <m:r>
+                <m:rPr>
+                  <m:sty m:val="p"/>
+                </m:rPr>
                 <m:t>l</m:t>
               </m:r>
               <m:r>
@@ -6643,6 +6263,9 @@
                 <m:t>·</m:t>
               </m:r>
               <m:r>
+                <m:rPr>
+                  <m:sty m:val="p"/>
+                </m:rPr>
                 <m:t>K</m:t>
               </m:r>
               <m:sSup>
@@ -6940,46 +6563,6 @@
     </w:p>
     <w:p>
       <w:pPr>
-        <w:spacing w:before="0" w:after="0"/>
-      </w:pPr>
-    </w:p>
-    <w:p>
-      <w:pPr>
-        <w:spacing w:before="0" w:after="0"/>
-      </w:pPr>
-    </w:p>
-    <w:p>
-      <w:pPr>
-        <w:spacing w:before="0" w:after="0"/>
-      </w:pPr>
-    </w:p>
-    <w:p>
-      <w:pPr>
-        <w:spacing w:before="0" w:after="0"/>
-      </w:pPr>
-    </w:p>
-    <w:p>
-      <w:pPr>
-        <w:spacing w:before="0" w:after="0"/>
-      </w:pPr>
-    </w:p>
-    <w:p>
-      <w:pPr>
-        <w:spacing w:before="0" w:after="0"/>
-      </w:pPr>
-    </w:p>
-    <w:p>
-      <w:pPr>
-        <w:spacing w:before="0" w:after="0"/>
-      </w:pPr>
-    </w:p>
-    <w:p>
-      <w:pPr>
-        <w:spacing w:before="0" w:after="0"/>
-      </w:pPr>
-    </w:p>
-    <w:p>
-      <w:pPr>
         <w:spacing w:before="160" w:after="80"/>
       </w:pPr>
       <w:r>
@@ -7164,14 +6747,6 @@
       <w:tblPr>
         <w:tblStyle w:val="Table"/>
         <w:tblW w:type="auto" w:w="0"/>
-        <w:tblBorders>
-          <w:top w:val="single" w:sz="12" w:space="0" w:color="000000"/>
-          <w:left w:val="none" w:sz="0" w:space="0" w:color="auto"/>
-          <w:bottom w:val="single" w:sz="12" w:space="0" w:color="000000"/>
-          <w:right w:val="none" w:sz="0" w:space="0" w:color="auto"/>
-          <w:insideH w:val="none" w:sz="0" w:space="0" w:color="auto"/>
-          <w:insideV w:val="none" w:sz="0" w:space="0" w:color="auto"/>
-        </w:tblBorders>
         <w:tblLook w:firstRow="1" w:lastRow="0" w:firstColumn="0" w:lastColumn="0" w:noHBand="0" w:noVBand="0" w:val="0020"/>
       </w:tblPr>
       <w:tblGrid>
@@ -7183,11 +6758,7 @@
           <w:tblHeader w:val="on"/>
         </w:trPr>
         <w:tc>
-          <w:tcPr>
-            <w:tcBorders>
-              <w:bottom w:val="single" w:sz="8" w:space="0" w:color="000000"/>
-            </w:tcBorders>
-          </w:tcPr>
+          <w:tcPr/>
           <w:p>
             <w:pPr>
               <w:pStyle w:val="Compact"/>
@@ -7210,11 +6781,7 @@
           </w:p>
         </w:tc>
         <w:tc>
-          <w:tcPr>
-            <w:tcBorders>
-              <w:bottom w:val="single" w:sz="8" w:space="0" w:color="000000"/>
-            </w:tcBorders>
-          </w:tcPr>
+          <w:tcPr/>
           <w:p>
             <w:pPr>
               <w:pStyle w:val="Compact"/>
@@ -7246,12 +6813,21 @@
                 <m:t>/</m:t>
               </m:r>
               <m:r>
+                <m:rPr>
+                  <m:sty m:val="p"/>
+                </m:rPr>
                 <m:t>p</m:t>
               </m:r>
               <m:r>
+                <m:rPr>
+                  <m:sty m:val="p"/>
+                </m:rPr>
                 <m:t>p</m:t>
               </m:r>
               <m:r>
+                <m:rPr>
+                  <m:sty m:val="p"/>
+                </m:rPr>
                 <m:t>m</m:t>
               </m:r>
             </m:oMath>
@@ -8322,46 +7898,6 @@
     </w:p>
     <w:p>
       <w:pPr>
-        <w:spacing w:before="0" w:after="0"/>
-      </w:pPr>
-    </w:p>
-    <w:p>
-      <w:pPr>
-        <w:spacing w:before="0" w:after="0"/>
-      </w:pPr>
-    </w:p>
-    <w:p>
-      <w:pPr>
-        <w:spacing w:before="0" w:after="0"/>
-      </w:pPr>
-    </w:p>
-    <w:p>
-      <w:pPr>
-        <w:spacing w:before="0" w:after="0"/>
-      </w:pPr>
-    </w:p>
-    <w:p>
-      <w:pPr>
-        <w:spacing w:before="0" w:after="0"/>
-      </w:pPr>
-    </w:p>
-    <w:p>
-      <w:pPr>
-        <w:spacing w:before="0" w:after="0"/>
-      </w:pPr>
-    </w:p>
-    <w:p>
-      <w:pPr>
-        <w:spacing w:before="0" w:after="0"/>
-      </w:pPr>
-    </w:p>
-    <w:p>
-      <w:pPr>
-        <w:spacing w:before="0" w:after="0"/>
-      </w:pPr>
-    </w:p>
-    <w:p>
-      <w:pPr>
         <w:spacing w:before="160" w:after="80"/>
       </w:pPr>
       <w:r>
@@ -9090,31 +8626,6 @@
     </w:p>
     <w:p>
       <w:pPr>
-        <w:spacing w:before="0" w:after="0"/>
-      </w:pPr>
-    </w:p>
-    <w:p>
-      <w:pPr>
-        <w:spacing w:before="0" w:after="0"/>
-      </w:pPr>
-    </w:p>
-    <w:p>
-      <w:pPr>
-        <w:spacing w:before="0" w:after="0"/>
-      </w:pPr>
-    </w:p>
-    <w:p>
-      <w:pPr>
-        <w:spacing w:before="0" w:after="0"/>
-      </w:pPr>
-    </w:p>
-    <w:p>
-      <w:pPr>
-        <w:spacing w:before="0" w:after="0"/>
-      </w:pPr>
-    </w:p>
-    <w:p>
-      <w:pPr>
         <w:spacing w:before="160" w:after="80"/>
       </w:pPr>
       <w:r>
@@ -9414,21 +8925,6 @@
     </w:p>
     <w:p>
       <w:pPr>
-        <w:spacing w:before="0" w:after="0"/>
-      </w:pPr>
-    </w:p>
-    <w:p>
-      <w:pPr>
-        <w:spacing w:before="0" w:after="0"/>
-      </w:pPr>
-    </w:p>
-    <w:p>
-      <w:pPr>
-        <w:spacing w:before="0" w:after="0"/>
-      </w:pPr>
-    </w:p>
-    <w:p>
-      <w:pPr>
         <w:spacing w:before="160" w:after="80"/>
       </w:pPr>
       <w:r>
@@ -9898,21 +9394,6 @@
         </w:rPr>
         <w:t>。</w:t>
       </w:r>
-    </w:p>
-    <w:p>
-      <w:pPr>
-        <w:spacing w:before="0" w:after="0"/>
-      </w:pPr>
-    </w:p>
-    <w:p>
-      <w:pPr>
-        <w:spacing w:before="0" w:after="0"/>
-      </w:pPr>
-    </w:p>
-    <w:p>
-      <w:pPr>
-        <w:spacing w:before="0" w:after="0"/>
-      </w:pPr>
     </w:p>
     <w:p>
       <w:pPr>
@@ -10287,7 +9768,7 @@
         </w:rPr>
         <w:drawing>
           <wp:inline>
-            <wp:extent cx="3600000" cy="1613793"/>
+            <wp:extent cx="3600000" cy="1675862"/>
             <wp:effectExtent b="0" l="0" r="0" t="0"/>
             <wp:docPr descr="" title="" id="52" name="Picture"/>
             <a:graphic>
@@ -10308,7 +9789,7 @@
                   <pic:spPr bwMode="auto">
                     <a:xfrm>
                       <a:off x="0" y="0"/>
-                      <a:ext cx="3600000" cy="1613793"/>
+                      <a:ext cx="3600000" cy="1675862"/>
                     </a:xfrm>
                     <a:prstGeom prst="rect">
                       <a:avLst/>
@@ -10330,7 +9811,6 @@
     <w:p>
       <w:pPr>
         <w:pStyle w:val="BodyText"/>
-        <w:spacing w:before="0" w:after="0"/>
       </w:pPr>
       <w:r>
         <w:rPr>
@@ -10348,7 +9828,6 @@
     <w:p>
       <w:pPr>
         <w:pStyle w:val="BodyText"/>
-        <w:spacing w:before="0" w:after="0"/>
       </w:pPr>
       <w:r>
         <w:rPr>
@@ -10366,7 +9845,6 @@
     <w:p>
       <w:pPr>
         <w:pStyle w:val="BodyText"/>
-        <w:spacing w:before="0" w:after="0"/>
       </w:pPr>
       <w:r>
         <w:rPr>
@@ -10393,7 +9871,7 @@
         </w:rPr>
         <w:drawing>
           <wp:inline>
-            <wp:extent cx="3365500" cy="1515760"/>
+            <wp:extent cx="3365500" cy="1562100"/>
             <wp:effectExtent b="0" l="0" r="0" t="0"/>
             <wp:docPr descr="" title="" id="55" name="Picture"/>
             <a:graphic>
@@ -10414,7 +9892,7 @@
                   <pic:spPr bwMode="auto">
                     <a:xfrm>
                       <a:off x="0" y="0"/>
-                      <a:ext cx="3365500" cy="1515760"/>
+                      <a:ext cx="3365500" cy="1562100"/>
                     </a:xfrm>
                     <a:prstGeom prst="rect">
                       <a:avLst/>
@@ -10456,7 +9934,7 @@
         </w:rPr>
         <w:drawing>
           <wp:inline>
-            <wp:extent cx="3600000" cy="1638621"/>
+            <wp:extent cx="3600000" cy="1700689"/>
             <wp:effectExtent b="0" l="0" r="0" t="0"/>
             <wp:docPr descr="" title="" id="58" name="Picture"/>
             <a:graphic>
@@ -10477,7 +9955,7 @@
                   <pic:spPr bwMode="auto">
                     <a:xfrm>
                       <a:off x="0" y="0"/>
-                      <a:ext cx="3600000" cy="1638621"/>
+                      <a:ext cx="3600000" cy="1700689"/>
                     </a:xfrm>
                     <a:prstGeom prst="rect">
                       <a:avLst/>
@@ -10499,7 +9977,6 @@
     <w:p>
       <w:pPr>
         <w:pStyle w:val="BodyText"/>
-        <w:spacing w:before="0" w:after="0"/>
       </w:pPr>
       <w:r>
         <w:rPr>
@@ -10537,16 +10014,6 @@
         </w:rPr>
         <w:t>将消耗原电池的正极反应</w:t>
       </w:r>
-    </w:p>
-    <w:p>
-      <w:pPr>
-        <w:spacing w:before="0" w:after="0"/>
-      </w:pPr>
-    </w:p>
-    <w:p>
-      <w:pPr>
-        <w:spacing w:before="0" w:after="0"/>
-      </w:pPr>
     </w:p>
     <w:p>
       <w:pPr>
@@ -11314,46 +10781,6 @@
     </w:p>
     <w:p>
       <w:pPr>
-        <w:spacing w:before="0" w:after="0"/>
-      </w:pPr>
-    </w:p>
-    <w:p>
-      <w:pPr>
-        <w:spacing w:before="0" w:after="0"/>
-      </w:pPr>
-    </w:p>
-    <w:p>
-      <w:pPr>
-        <w:spacing w:before="0" w:after="0"/>
-      </w:pPr>
-    </w:p>
-    <w:p>
-      <w:pPr>
-        <w:spacing w:before="0" w:after="0"/>
-      </w:pPr>
-    </w:p>
-    <w:p>
-      <w:pPr>
-        <w:spacing w:before="0" w:after="0"/>
-      </w:pPr>
-    </w:p>
-    <w:p>
-      <w:pPr>
-        <w:spacing w:before="0" w:after="0"/>
-      </w:pPr>
-    </w:p>
-    <w:p>
-      <w:pPr>
-        <w:spacing w:before="0" w:after="0"/>
-      </w:pPr>
-    </w:p>
-    <w:p>
-      <w:pPr>
-        <w:spacing w:before="0" w:after="0"/>
-      </w:pPr>
-    </w:p>
-    <w:p>
-      <w:pPr>
         <w:spacing w:before="160" w:after="80"/>
       </w:pPr>
       <w:r>
@@ -11562,7 +10989,7 @@
         </w:rPr>
         <w:drawing>
           <wp:inline>
-            <wp:extent cx="3590622" cy="707812"/>
+            <wp:extent cx="3600000" cy="707812"/>
             <wp:effectExtent b="0" l="0" r="0" t="0"/>
             <wp:docPr descr="" title="" id="63" name="Picture"/>
             <a:graphic>
@@ -11583,7 +11010,7 @@
                   <pic:spPr bwMode="auto">
                     <a:xfrm>
                       <a:off x="0" y="0"/>
-                      <a:ext cx="3590622" cy="707812"/>
+                      <a:ext cx="3600000" cy="707812"/>
                     </a:xfrm>
                     <a:prstGeom prst="rect">
                       <a:avLst/>
@@ -11861,31 +11288,6 @@
     </w:p>
     <w:p>
       <w:pPr>
-        <w:spacing w:before="0" w:after="0"/>
-      </w:pPr>
-    </w:p>
-    <w:p>
-      <w:pPr>
-        <w:spacing w:before="0" w:after="0"/>
-      </w:pPr>
-    </w:p>
-    <w:p>
-      <w:pPr>
-        <w:spacing w:before="0" w:after="0"/>
-      </w:pPr>
-    </w:p>
-    <w:p>
-      <w:pPr>
-        <w:spacing w:before="0" w:after="0"/>
-      </w:pPr>
-    </w:p>
-    <w:p>
-      <w:pPr>
-        <w:spacing w:before="0" w:after="0"/>
-      </w:pPr>
-    </w:p>
-    <w:p>
-      <w:pPr>
         <w:spacing w:before="160" w:after="80"/>
       </w:pPr>
       <w:r>
@@ -12024,14 +11426,6 @@
       <w:tblPr>
         <w:tblStyle w:val="Table"/>
         <w:tblW w:type="auto" w:w="0"/>
-        <w:tblBorders>
-          <w:top w:val="single" w:sz="12" w:space="0" w:color="000000"/>
-          <w:left w:val="none" w:sz="0" w:space="0" w:color="auto"/>
-          <w:bottom w:val="single" w:sz="12" w:space="0" w:color="000000"/>
-          <w:right w:val="none" w:sz="0" w:space="0" w:color="auto"/>
-          <w:insideH w:val="none" w:sz="0" w:space="0" w:color="auto"/>
-          <w:insideV w:val="none" w:sz="0" w:space="0" w:color="auto"/>
-        </w:tblBorders>
         <w:tblLook w:firstRow="1" w:lastRow="0" w:firstColumn="0" w:lastColumn="0" w:noHBand="0" w:noVBand="0" w:val="0020"/>
       </w:tblPr>
       <w:tblGrid>
@@ -12043,11 +11437,7 @@
           <w:tblHeader w:val="on"/>
         </w:trPr>
         <w:tc>
-          <w:tcPr>
-            <w:tcBorders>
-              <w:bottom w:val="single" w:sz="8" w:space="0" w:color="000000"/>
-            </w:tcBorders>
-          </w:tcPr>
+          <w:tcPr/>
           <w:p>
             <w:pPr>
               <w:pStyle w:val="Compact"/>
@@ -12063,11 +11453,7 @@
           </w:p>
         </w:tc>
         <w:tc>
-          <w:tcPr>
-            <w:tcBorders>
-              <w:bottom w:val="single" w:sz="8" w:space="0" w:color="000000"/>
-            </w:tcBorders>
-          </w:tcPr>
+          <w:tcPr/>
           <w:p>
             <w:pPr>
               <w:pStyle w:val="Compact"/>
@@ -12897,46 +12283,6 @@
     </w:p>
     <w:p>
       <w:pPr>
-        <w:spacing w:before="0" w:after="0"/>
-      </w:pPr>
-    </w:p>
-    <w:p>
-      <w:pPr>
-        <w:spacing w:before="0" w:after="0"/>
-      </w:pPr>
-    </w:p>
-    <w:p>
-      <w:pPr>
-        <w:spacing w:before="0" w:after="0"/>
-      </w:pPr>
-    </w:p>
-    <w:p>
-      <w:pPr>
-        <w:spacing w:before="0" w:after="0"/>
-      </w:pPr>
-    </w:p>
-    <w:p>
-      <w:pPr>
-        <w:spacing w:before="0" w:after="0"/>
-      </w:pPr>
-    </w:p>
-    <w:p>
-      <w:pPr>
-        <w:spacing w:before="0" w:after="0"/>
-      </w:pPr>
-    </w:p>
-    <w:p>
-      <w:pPr>
-        <w:spacing w:before="0" w:after="0"/>
-      </w:pPr>
-    </w:p>
-    <w:p>
-      <w:pPr>
-        <w:spacing w:before="0" w:after="0"/>
-      </w:pPr>
-    </w:p>
-    <w:p>
-      <w:pPr>
         <w:spacing w:before="160" w:after="80"/>
       </w:pPr>
       <w:r>
@@ -13194,14 +12540,6 @@
       <w:tblPr>
         <w:tblStyle w:val="Table"/>
         <w:tblW w:type="auto" w:w="0"/>
-        <w:tblBorders>
-          <w:top w:val="single" w:sz="12" w:space="0" w:color="000000"/>
-          <w:left w:val="none" w:sz="0" w:space="0" w:color="auto"/>
-          <w:bottom w:val="single" w:sz="12" w:space="0" w:color="000000"/>
-          <w:right w:val="none" w:sz="0" w:space="0" w:color="auto"/>
-          <w:insideH w:val="none" w:sz="0" w:space="0" w:color="auto"/>
-          <w:insideV w:val="none" w:sz="0" w:space="0" w:color="auto"/>
-        </w:tblBorders>
         <w:tblLook w:firstRow="1" w:lastRow="0" w:firstColumn="0" w:lastColumn="0" w:noHBand="0" w:noVBand="0" w:val="0020"/>
       </w:tblPr>
       <w:tblGrid>
@@ -13214,11 +12552,7 @@
           <w:tblHeader w:val="on"/>
         </w:trPr>
         <w:tc>
-          <w:tcPr>
-            <w:tcBorders>
-              <w:bottom w:val="single" w:sz="8" w:space="0" w:color="000000"/>
-            </w:tcBorders>
-          </w:tcPr>
+          <w:tcPr/>
           <w:p>
             <w:pPr>
               <w:pStyle w:val="Compact"/>
@@ -13234,11 +12568,7 @@
           </w:p>
         </w:tc>
         <w:tc>
-          <w:tcPr>
-            <w:tcBorders>
-              <w:bottom w:val="single" w:sz="8" w:space="0" w:color="000000"/>
-            </w:tcBorders>
-          </w:tcPr>
+          <w:tcPr/>
           <w:p>
             <w:pPr>
               <w:pStyle w:val="Compact"/>
@@ -13261,11 +12591,7 @@
           </w:p>
         </w:tc>
         <w:tc>
-          <w:tcPr>
-            <w:tcBorders>
-              <w:bottom w:val="single" w:sz="8" w:space="0" w:color="000000"/>
-            </w:tcBorders>
-          </w:tcPr>
+          <w:tcPr/>
           <w:p>
             <w:pPr>
               <w:pStyle w:val="Compact"/>
@@ -13550,46 +12876,6 @@
         </w:rPr>
         <w:t>?</w:t>
       </w:r>
-    </w:p>
-    <w:p>
-      <w:pPr>
-        <w:spacing w:before="0" w:after="0"/>
-      </w:pPr>
-    </w:p>
-    <w:p>
-      <w:pPr>
-        <w:spacing w:before="0" w:after="0"/>
-      </w:pPr>
-    </w:p>
-    <w:p>
-      <w:pPr>
-        <w:spacing w:before="0" w:after="0"/>
-      </w:pPr>
-    </w:p>
-    <w:p>
-      <w:pPr>
-        <w:spacing w:before="0" w:after="0"/>
-      </w:pPr>
-    </w:p>
-    <w:p>
-      <w:pPr>
-        <w:spacing w:before="0" w:after="0"/>
-      </w:pPr>
-    </w:p>
-    <w:p>
-      <w:pPr>
-        <w:spacing w:before="0" w:after="0"/>
-      </w:pPr>
-    </w:p>
-    <w:p>
-      <w:pPr>
-        <w:spacing w:before="0" w:after="0"/>
-      </w:pPr>
-    </w:p>
-    <w:p>
-      <w:pPr>
-        <w:spacing w:before="0" w:after="0"/>
-      </w:pPr>
     </w:p>
     <w:p>
       <w:pPr>
@@ -14422,7 +13708,7 @@
     <ns0:rPr>
       <ns0:rFonts ns0:ascii="Times New Roman" ns0:cs="Times New Roman" ns0:eastAsia="SimHei" ns0:hAnsi="Times New Roman"/>
       <ns0:b/>
-      <ns0:color ns0:val="000000"/>
+      <ns0:color ns0:val="17324D"/>
       <ns0:sz ns0:val="44"/>
       <ns0:szCs ns0:val="56"/>
     </ns0:rPr>
@@ -14564,7 +13850,7 @@
     <ns0:rPr>
       <ns0:rFonts ns0:ascii="Times New Roman" ns0:cs="Times New Roman" ns0:eastAsia="SimHei" ns0:hAnsi="Times New Roman"/>
       <ns0:b/>
-      <ns0:color ns0:val="000000"/>
+      <ns0:color ns0:val="17324D"/>
       <ns0:sz ns0:val="32"/>
       <ns0:szCs ns0:val="40"/>
     </ns0:rPr>
@@ -14588,7 +13874,7 @@
     <ns0:rPr>
       <ns0:rFonts ns0:ascii="Times New Roman" ns0:cs="Times New Roman" ns0:eastAsia="SimHei" ns0:hAnsi="Times New Roman"/>
       <ns0:b/>
-      <ns0:color ns0:val="000000"/>
+      <ns0:color ns0:val="17324D"/>
       <ns0:sz ns0:val="28"/>
       <ns0:szCs ns0:val="32"/>
     </ns0:rPr>
@@ -14612,7 +13898,7 @@
     <ns0:rPr>
       <ns0:rFonts ns0:ascii="Times New Roman" ns0:cs="Times New Roman" ns0:eastAsia="SimHei" ns0:hAnsi="Times New Roman"/>
       <ns0:b/>
-      <ns0:color ns0:val="000000"/>
+      <ns0:color ns0:val="17324D"/>
       <ns0:sz ns0:val="25"/>
       <ns0:szCs ns0:val="28"/>
     </ns0:rPr>

--- a/00-首页/题组Word/第一轮·综合套卷/第一轮综合卷04（学生版）.docx
+++ b/00-首页/题组Word/第一轮·综合套卷/第一轮综合卷04（学生版）.docx
@@ -42,6 +42,60 @@
     </w:p>
     <w:p>
       <w:pPr>
+        <w:pStyle w:val="BlockText"/>
+        <w:ind w:firstLine="420"/>
+      </w:pPr>
+      <w:r>
+        <w:rPr>
+          <w:rFonts w:hint="eastAsia" w:ascii="Times New Roman" w:hAnsi="Times New Roman" w:eastAsia="FangSong" w:cs="Times New Roman"/>
+        </w:rPr>
+        <w:t xml:space="preserve">共</w:t>
+      </w:r>
+      <w:r>
+        <w:rPr>
+          <w:rFonts w:ascii="Times New Roman" w:hAnsi="Times New Roman" w:eastAsia="Times New Roman" w:cs="Times New Roman"/>
+        </w:rPr>
+        <w:t xml:space="preserve"> 26 </w:t>
+      </w:r>
+      <w:r>
+        <w:rPr>
+          <w:rFonts w:hint="eastAsia" w:ascii="Times New Roman" w:hAnsi="Times New Roman" w:eastAsia="FangSong" w:cs="Times New Roman"/>
+        </w:rPr>
+        <w:t>题</w:t>
+      </w:r>
+      <w:r>
+        <w:rPr>
+          <w:rFonts w:hint="eastAsia" w:ascii="Times New Roman" w:hAnsi="Times New Roman" w:eastAsia="Times New Roman" w:cs="Times New Roman"/>
+        </w:rPr>
+        <w:t>。</w:t>
+      </w:r>
+      <w:r>
+        <w:rPr>
+          <w:rFonts w:hint="eastAsia" w:ascii="Times New Roman" w:hAnsi="Times New Roman" w:eastAsia="FangSong" w:cs="Times New Roman"/>
+        </w:rPr>
+        <w:t>建议先独立完成</w:t>
+      </w:r>
+      <w:r>
+        <w:rPr>
+          <w:rFonts w:hint="eastAsia" w:ascii="Times New Roman" w:hAnsi="Times New Roman" w:eastAsia="Times New Roman" w:cs="Times New Roman"/>
+        </w:rPr>
+        <w:t>，</w:t>
+      </w:r>
+      <w:r>
+        <w:rPr>
+          <w:rFonts w:hint="eastAsia" w:ascii="Times New Roman" w:hAnsi="Times New Roman" w:eastAsia="FangSong" w:cs="Times New Roman"/>
+        </w:rPr>
+        <w:t>再核对答案</w:t>
+      </w:r>
+      <w:r>
+        <w:rPr>
+          <w:rFonts w:hint="eastAsia" w:ascii="Times New Roman" w:hAnsi="Times New Roman" w:eastAsia="Times New Roman" w:cs="Times New Roman"/>
+        </w:rPr>
+        <w:t>。</w:t>
+      </w:r>
+    </w:p>
+    <w:p>
+      <w:pPr>
         <w:spacing w:before="160" w:after="80"/>
       </w:pPr>
       <w:r>
@@ -91,6 +145,7 @@
     <w:p>
       <w:pPr>
         <w:pStyle w:val="FirstParagraph"/>
+        <w:ind w:firstLine="420"/>
       </w:pPr>
       <w:r>
         <w:rPr>
@@ -190,6 +245,7 @@
     <w:p>
       <w:pPr>
         <w:pStyle w:val="FirstParagraph"/>
+        <w:ind w:firstLine="420"/>
       </w:pPr>
       <w:r>
         <w:rPr>
@@ -281,6 +337,7 @@
     <w:p>
       <w:pPr>
         <w:pStyle w:val="FirstParagraph"/>
+        <w:ind w:firstLine="420"/>
       </w:pPr>
       <w:r>
         <w:rPr>
@@ -301,6 +358,7 @@
           <w:ilvl w:val="0"/>
           <w:numId w:val="1001"/>
         </w:numPr>
+        <w:ind w:firstLine="420"/>
       </w:pPr>
       <w:r>
         <w:rPr>
@@ -398,6 +456,7 @@
           <w:ilvl w:val="0"/>
           <w:numId w:val="1001"/>
         </w:numPr>
+        <w:ind w:firstLine="420"/>
       </w:pPr>
       <w:r>
         <w:rPr>
@@ -499,6 +558,7 @@
     <w:p>
       <w:pPr>
         <w:pStyle w:val="FirstParagraph"/>
+        <w:ind w:firstLine="420"/>
       </w:pPr>
       <w:r>
         <w:rPr>
@@ -520,63 +580,63 @@
       </w:r>
       <w:r>
         <w:rPr>
-          <w:rFonts w:hint="eastAsia" w:ascii="Times New Roman" w:hAnsi="Times New Roman" w:eastAsia="Times New Roman" w:cs="Times New Roman"/>
-        </w:rPr>
-        <w:t>A.</w:t>
-      </w:r>
-      <w:r>
-        <w:rPr>
-          <w:rFonts w:hint="eastAsia" w:ascii="Times New Roman" w:hAnsi="Times New Roman" w:eastAsia="FangSong" w:cs="Times New Roman"/>
-        </w:rPr>
-        <w:t>色散力仅存在于非极性分子之间</w:t>
-      </w:r>
-      <w:r>
-        <w:rPr>
-          <w:rFonts w:ascii="Times New Roman" w:hAnsi="Times New Roman" w:eastAsia="Times New Roman" w:cs="Times New Roman"/>
-        </w:rPr>
-        <w:t xml:space="preserve"> </w:t>
-      </w:r>
-      <w:r>
-        <w:rPr>
-          <w:rFonts w:hint="eastAsia" w:ascii="Times New Roman" w:hAnsi="Times New Roman" w:eastAsia="Times New Roman" w:cs="Times New Roman"/>
-        </w:rPr>
-        <w:t>B.</w:t>
-      </w:r>
-      <w:r>
-        <w:rPr>
-          <w:rFonts w:hint="eastAsia" w:ascii="Times New Roman" w:hAnsi="Times New Roman" w:eastAsia="FangSong" w:cs="Times New Roman"/>
-        </w:rPr>
-        <w:t>极性分子之间的作用力称为取向力</w:t>
-      </w:r>
-      <w:r>
-        <w:rPr>
-          <w:rFonts w:ascii="Times New Roman" w:hAnsi="Times New Roman" w:eastAsia="Times New Roman" w:cs="Times New Roman"/>
-        </w:rPr>
-        <w:t xml:space="preserve"> </w:t>
-      </w:r>
-      <w:r>
-        <w:rPr>
-          <w:rFonts w:hint="eastAsia" w:ascii="Times New Roman" w:hAnsi="Times New Roman" w:eastAsia="Times New Roman" w:cs="Times New Roman"/>
-        </w:rPr>
-        <w:t>C.</w:t>
-      </w:r>
-      <w:r>
-        <w:rPr>
-          <w:rFonts w:hint="eastAsia" w:ascii="Times New Roman" w:hAnsi="Times New Roman" w:eastAsia="FangSong" w:cs="Times New Roman"/>
-        </w:rPr>
-        <w:t>诱导力仅存在于极性分子与非极性分子之间</w:t>
-      </w:r>
-      <w:r>
-        <w:rPr>
-          <w:rFonts w:ascii="Times New Roman" w:hAnsi="Times New Roman" w:eastAsia="Times New Roman" w:cs="Times New Roman"/>
-        </w:rPr>
-        <w:t xml:space="preserve"> </w:t>
-      </w:r>
-      <w:r>
-        <w:rPr>
-          <w:rFonts w:hint="eastAsia" w:ascii="Times New Roman" w:hAnsi="Times New Roman" w:eastAsia="Times New Roman" w:cs="Times New Roman"/>
-        </w:rPr>
-        <w:t>D.</w:t>
+          <w:rFonts w:ascii="Times New Roman" w:hAnsi="Times New Roman" w:eastAsia="Times New Roman" w:cs="Times New Roman"/>
+        </w:rPr>
+        <w:t xml:space="preserve">- A. </w:t>
+      </w:r>
+      <w:r>
+        <w:rPr>
+          <w:rFonts w:hint="eastAsia" w:ascii="Times New Roman" w:hAnsi="Times New Roman" w:eastAsia="FangSong" w:cs="Times New Roman"/>
+        </w:rPr>
+        <w:t xml:space="preserve">色散力仅存在于非极性分子之间</w:t>
+      </w:r>
+      <w:r>
+        <w:rPr>
+          <w:rFonts w:ascii="Times New Roman" w:hAnsi="Times New Roman" w:eastAsia="Times New Roman" w:cs="Times New Roman"/>
+        </w:rPr>
+        <w:t xml:space="preserve"> </w:t>
+      </w:r>
+      <w:r>
+        <w:rPr>
+          <w:rFonts w:ascii="Times New Roman" w:hAnsi="Times New Roman" w:eastAsia="Times New Roman" w:cs="Times New Roman"/>
+        </w:rPr>
+        <w:t xml:space="preserve">- B. </w:t>
+      </w:r>
+      <w:r>
+        <w:rPr>
+          <w:rFonts w:hint="eastAsia" w:ascii="Times New Roman" w:hAnsi="Times New Roman" w:eastAsia="FangSong" w:cs="Times New Roman"/>
+        </w:rPr>
+        <w:t xml:space="preserve">极性分子之间的作用力称为取向力</w:t>
+      </w:r>
+      <w:r>
+        <w:rPr>
+          <w:rFonts w:ascii="Times New Roman" w:hAnsi="Times New Roman" w:eastAsia="Times New Roman" w:cs="Times New Roman"/>
+        </w:rPr>
+        <w:t xml:space="preserve"> </w:t>
+      </w:r>
+      <w:r>
+        <w:rPr>
+          <w:rFonts w:ascii="Times New Roman" w:hAnsi="Times New Roman" w:eastAsia="Times New Roman" w:cs="Times New Roman"/>
+        </w:rPr>
+        <w:t xml:space="preserve">- C. </w:t>
+      </w:r>
+      <w:r>
+        <w:rPr>
+          <w:rFonts w:hint="eastAsia" w:ascii="Times New Roman" w:hAnsi="Times New Roman" w:eastAsia="FangSong" w:cs="Times New Roman"/>
+        </w:rPr>
+        <w:t xml:space="preserve">诱导力仅存在于极性分子与非极性分子之间</w:t>
+      </w:r>
+      <w:r>
+        <w:rPr>
+          <w:rFonts w:ascii="Times New Roman" w:hAnsi="Times New Roman" w:eastAsia="Times New Roman" w:cs="Times New Roman"/>
+        </w:rPr>
+        <w:t xml:space="preserve"> </w:t>
+      </w:r>
+      <w:r>
+        <w:rPr>
+          <w:rFonts w:ascii="Times New Roman" w:hAnsi="Times New Roman" w:eastAsia="Times New Roman" w:cs="Times New Roman"/>
+        </w:rPr>
+        <w:t xml:space="preserve">- D. </w:t>
       </w:r>
       <w:r>
         <w:rPr>
@@ -648,6 +708,7 @@
     <w:p>
       <w:pPr>
         <w:pStyle w:val="FirstParagraph"/>
+        <w:ind w:firstLine="420"/>
       </w:pPr>
       <w:r>
         <w:rPr>
@@ -841,7 +902,43 @@
         <w:rPr>
           <w:rFonts w:ascii="Times New Roman" w:hAnsi="Times New Roman" w:eastAsia="Times New Roman" w:cs="Times New Roman"/>
         </w:rPr>
-        <w:t xml:space="preserve">A. 152 B. 134 C. 96 D. 71</w:t>
+        <w:t xml:space="preserve">- A. 152</w:t>
+      </w:r>
+      <w:r>
+        <w:rPr>
+          <w:rFonts w:ascii="Times New Roman" w:hAnsi="Times New Roman" w:eastAsia="Times New Roman" w:cs="Times New Roman"/>
+        </w:rPr>
+        <w:t xml:space="preserve"> </w:t>
+      </w:r>
+      <w:r>
+        <w:rPr>
+          <w:rFonts w:ascii="Times New Roman" w:hAnsi="Times New Roman" w:eastAsia="Times New Roman" w:cs="Times New Roman"/>
+        </w:rPr>
+        <w:t xml:space="preserve">- B. 134</w:t>
+      </w:r>
+      <w:r>
+        <w:rPr>
+          <w:rFonts w:ascii="Times New Roman" w:hAnsi="Times New Roman" w:eastAsia="Times New Roman" w:cs="Times New Roman"/>
+        </w:rPr>
+        <w:t xml:space="preserve"> </w:t>
+      </w:r>
+      <w:r>
+        <w:rPr>
+          <w:rFonts w:ascii="Times New Roman" w:hAnsi="Times New Roman" w:eastAsia="Times New Roman" w:cs="Times New Roman"/>
+        </w:rPr>
+        <w:t xml:space="preserve">- C. 96</w:t>
+      </w:r>
+      <w:r>
+        <w:rPr>
+          <w:rFonts w:ascii="Times New Roman" w:hAnsi="Times New Roman" w:eastAsia="Times New Roman" w:cs="Times New Roman"/>
+        </w:rPr>
+        <w:t xml:space="preserve"> </w:t>
+      </w:r>
+      <w:r>
+        <w:rPr>
+          <w:rFonts w:ascii="Times New Roman" w:hAnsi="Times New Roman" w:eastAsia="Times New Roman" w:cs="Times New Roman"/>
+        </w:rPr>
+        <w:t xml:space="preserve">- D. 71</w:t>
       </w:r>
     </w:p>
     <w:p>
@@ -883,6 +980,7 @@
     <w:p>
       <w:pPr>
         <w:pStyle w:val="FirstParagraph"/>
+        <w:ind w:firstLine="420"/>
       </w:pPr>
       <w:r>
         <w:rPr>
@@ -1182,7 +1280,7 @@
         <w:rPr>
           <w:rFonts w:ascii="Times New Roman" w:hAnsi="Times New Roman" w:eastAsia="Times New Roman" w:cs="Times New Roman"/>
         </w:rPr>
-        <w:t xml:space="preserve">A.</w:t>
+        <w:t xml:space="preserve">- A.</w:t>
       </w:r>
       <w:r>
         <w:rPr>
@@ -1220,7 +1318,13 @@
         <w:rPr>
           <w:rFonts w:ascii="Times New Roman" w:hAnsi="Times New Roman" w:eastAsia="Times New Roman" w:cs="Times New Roman"/>
         </w:rPr>
-        <w:t xml:space="preserve"> B.</w:t>
+        <w:t xml:space="preserve"> </w:t>
+      </w:r>
+      <w:r>
+        <w:rPr>
+          <w:rFonts w:ascii="Times New Roman" w:hAnsi="Times New Roman" w:eastAsia="Times New Roman" w:cs="Times New Roman"/>
+        </w:rPr>
+        <w:t xml:space="preserve">- B.</w:t>
       </w:r>
       <w:r>
         <w:rPr>
@@ -1264,7 +1368,7 @@
         <w:rPr>
           <w:rFonts w:ascii="Times New Roman" w:hAnsi="Times New Roman" w:eastAsia="Times New Roman" w:cs="Times New Roman"/>
         </w:rPr>
-        <w:t xml:space="preserve">C.</w:t>
+        <w:t xml:space="preserve">- C.</w:t>
       </w:r>
       <w:r>
         <w:rPr>
@@ -1334,7 +1438,13 @@
         <w:rPr>
           <w:rFonts w:ascii="Times New Roman" w:hAnsi="Times New Roman" w:eastAsia="Times New Roman" w:cs="Times New Roman"/>
         </w:rPr>
-        <w:t xml:space="preserve"> D.</w:t>
+        <w:t xml:space="preserve"> </w:t>
+      </w:r>
+      <w:r>
+        <w:rPr>
+          <w:rFonts w:ascii="Times New Roman" w:hAnsi="Times New Roman" w:eastAsia="Times New Roman" w:cs="Times New Roman"/>
+        </w:rPr>
+        <w:t xml:space="preserve">- D.</w:t>
       </w:r>
       <w:r>
         <w:rPr>
@@ -1440,6 +1550,7 @@
     <w:p>
       <w:pPr>
         <w:pStyle w:val="FirstParagraph"/>
+        <w:ind w:firstLine="420"/>
       </w:pPr>
       <w:r>
         <w:rPr>
@@ -1560,29 +1671,17 @@
     </w:p>
     <w:p>
       <w:pPr>
-        <w:pStyle w:val="BlockText"/>
+        <w:pStyle w:val="BodyText"/>
         <w:spacing w:before="160" w:after="80"/>
         <w:jc w:val="center"/>
       </w:pPr>
       <w:r>
         <w:rPr>
-          <w:rFonts w:hint="eastAsia" w:ascii="Times New Roman" w:hAnsi="Times New Roman" w:eastAsia="FangSong" w:cs="Times New Roman"/>
-        </w:rPr>
-        <w:t>铜碘杂化团簇结构</w:t>
-      </w:r>
-      <w:r>
-        <w:rPr>
-          <w:rFonts w:hint="eastAsia" w:ascii="Times New Roman" w:hAnsi="Times New Roman" w:eastAsia="Times New Roman" w:cs="Times New Roman"/>
-        </w:rPr>
-        <w:t>：</w:t>
-      </w:r>
-      <w:r>
-        <w:rPr>
           <w:rFonts w:ascii="Times New Roman" w:hAnsi="Times New Roman" w:eastAsia="Times New Roman" w:cs="Times New Roman"/>
         </w:rPr>
         <w:drawing>
           <wp:inline>
-            <wp:extent cx="3600000" cy="1215584"/>
+            <wp:extent cx="3600000" cy="1172194"/>
             <wp:effectExtent b="0" l="0" r="0" t="0"/>
             <wp:docPr descr="" title="" id="16" name="Picture"/>
             <a:graphic>
@@ -1603,7 +1702,7 @@
                   <pic:spPr bwMode="auto">
                     <a:xfrm>
                       <a:off x="0" y="0"/>
-                      <a:ext cx="3600000" cy="1215584"/>
+                      <a:ext cx="3600000" cy="1172194"/>
                     </a:xfrm>
                     <a:prstGeom prst="rect">
                       <a:avLst/>
@@ -1624,11 +1723,26 @@
     </w:p>
     <w:p>
       <w:pPr>
+        <w:pStyle w:val="BodyText"/>
+        <w:ind w:firstLine="420"/>
+      </w:pPr>
+      <w:r>
+        <w:rPr>
+          <w:rFonts w:hint="eastAsia" w:ascii="Times New Roman" w:hAnsi="Times New Roman" w:eastAsia="FangSong" w:cs="Times New Roman"/>
+          <w:i/>
+          <w:iCs/>
+        </w:rPr>
+        <w:t xml:space="preserve">铜碘杂化团簇结构</w:t>
+      </w:r>
+    </w:p>
+    <w:p>
+      <w:pPr>
         <w:pStyle w:val="Compact"/>
         <w:numPr>
           <w:ilvl w:val="0"/>
           <w:numId w:val="1002"/>
         </w:numPr>
+        <w:ind w:firstLine="420"/>
       </w:pPr>
       <w:r>
         <w:rPr>
@@ -1650,6 +1764,7 @@
           <w:ilvl w:val="0"/>
           <w:numId w:val="1002"/>
         </w:numPr>
+        <w:ind w:firstLine="420"/>
       </w:pPr>
       <w:r>
         <w:rPr>
@@ -1677,6 +1792,7 @@
           <w:ilvl w:val="0"/>
           <w:numId w:val="1002"/>
         </w:numPr>
+        <w:ind w:firstLine="420"/>
       </w:pPr>
       <w:r>
         <w:rPr>
@@ -1698,6 +1814,7 @@
           <w:ilvl w:val="0"/>
           <w:numId w:val="1002"/>
         </w:numPr>
+        <w:ind w:firstLine="420"/>
       </w:pPr>
       <w:r>
         <w:rPr>
@@ -1803,6 +1920,7 @@
     <w:p>
       <w:pPr>
         <w:pStyle w:val="FirstParagraph"/>
+        <w:ind w:firstLine="420"/>
       </w:pPr>
       <w:r>
         <w:rPr>
@@ -1915,28 +2033,10 @@
     </w:p>
     <w:p>
       <w:pPr>
-        <w:pStyle w:val="BlockText"/>
+        <w:pStyle w:val="BodyText"/>
         <w:spacing w:before="160" w:after="80"/>
         <w:jc w:val="center"/>
       </w:pPr>
-      <w:r>
-        <w:rPr>
-          <w:rFonts w:hint="eastAsia" w:ascii="Times New Roman" w:hAnsi="Times New Roman" w:eastAsia="Times New Roman" w:cs="Times New Roman"/>
-        </w:rPr>
-        <w:t>T-</w:t>
-      </w:r>
-      <w:r>
-        <w:rPr>
-          <w:rFonts w:hint="eastAsia" w:ascii="Times New Roman" w:hAnsi="Times New Roman" w:eastAsia="FangSong" w:cs="Times New Roman"/>
-        </w:rPr>
-        <w:t>碳结构</w:t>
-      </w:r>
-      <w:r>
-        <w:rPr>
-          <w:rFonts w:hint="eastAsia" w:ascii="Times New Roman" w:hAnsi="Times New Roman" w:eastAsia="Times New Roman" w:cs="Times New Roman"/>
-        </w:rPr>
-        <w:t>：</w:t>
-      </w:r>
       <w:r>
         <w:rPr>
           <w:rFonts w:ascii="Times New Roman" w:hAnsi="Times New Roman" w:eastAsia="Times New Roman" w:cs="Times New Roman"/>
@@ -1985,11 +2085,34 @@
     </w:p>
     <w:p>
       <w:pPr>
+        <w:pStyle w:val="BodyText"/>
+        <w:ind w:firstLine="420"/>
+      </w:pPr>
+      <w:r>
+        <w:rPr>
+          <w:rFonts w:hint="eastAsia" w:ascii="Times New Roman" w:hAnsi="Times New Roman" w:eastAsia="Times New Roman" w:cs="Times New Roman"/>
+          <w:i/>
+          <w:iCs/>
+        </w:rPr>
+        <w:t>T-</w:t>
+      </w:r>
+      <w:r>
+        <w:rPr>
+          <w:rFonts w:hint="eastAsia" w:ascii="Times New Roman" w:hAnsi="Times New Roman" w:eastAsia="FangSong" w:cs="Times New Roman"/>
+          <w:i/>
+          <w:iCs/>
+        </w:rPr>
+        <w:t>碳的晶体结构</w:t>
+      </w:r>
+    </w:p>
+    <w:p>
+      <w:pPr>
         <w:pStyle w:val="Compact"/>
         <w:numPr>
           <w:ilvl w:val="0"/>
           <w:numId w:val="1003"/>
         </w:numPr>
+        <w:ind w:firstLine="420"/>
       </w:pPr>
       <w:r>
         <w:rPr>
@@ -2017,6 +2140,7 @@
           <w:ilvl w:val="0"/>
           <w:numId w:val="1003"/>
         </w:numPr>
+        <w:ind w:firstLine="420"/>
       </w:pPr>
       <w:r>
         <w:rPr>
@@ -2068,6 +2192,7 @@
           <w:ilvl w:val="0"/>
           <w:numId w:val="1003"/>
         </w:numPr>
+        <w:ind w:firstLine="420"/>
       </w:pPr>
       <w:r>
         <w:rPr>
@@ -2101,6 +2226,7 @@
           <w:ilvl w:val="0"/>
           <w:numId w:val="1003"/>
         </w:numPr>
+        <w:ind w:firstLine="420"/>
       </w:pPr>
       <w:r>
         <w:rPr>
@@ -2160,6 +2286,7 @@
     <w:p>
       <w:pPr>
         <w:pStyle w:val="FirstParagraph"/>
+        <w:ind w:firstLine="420"/>
       </w:pPr>
       <w:r>
         <w:rPr>
@@ -2281,29 +2408,17 @@
     </w:p>
     <w:p>
       <w:pPr>
-        <w:pStyle w:val="BlockText"/>
+        <w:pStyle w:val="BodyText"/>
         <w:spacing w:before="160" w:after="80"/>
         <w:jc w:val="center"/>
       </w:pPr>
       <w:r>
         <w:rPr>
-          <w:rFonts w:hint="eastAsia" w:ascii="Times New Roman" w:hAnsi="Times New Roman" w:eastAsia="FangSong" w:cs="Times New Roman"/>
-        </w:rPr>
-        <w:t>灯笼状结构</w:t>
-      </w:r>
-      <w:r>
-        <w:rPr>
-          <w:rFonts w:hint="eastAsia" w:ascii="Times New Roman" w:hAnsi="Times New Roman" w:eastAsia="Times New Roman" w:cs="Times New Roman"/>
-        </w:rPr>
-        <w:t>：</w:t>
-      </w:r>
-      <w:r>
-        <w:rPr>
           <w:rFonts w:ascii="Times New Roman" w:hAnsi="Times New Roman" w:eastAsia="Times New Roman" w:cs="Times New Roman"/>
         </w:rPr>
         <w:drawing>
           <wp:inline>
-            <wp:extent cx="3600000" cy="1688242"/>
+            <wp:extent cx="3600000" cy="1743428"/>
             <wp:effectExtent b="0" l="0" r="0" t="0"/>
             <wp:docPr descr="" title="" id="24" name="Picture"/>
             <a:graphic>
@@ -2324,7 +2439,7 @@
                   <pic:spPr bwMode="auto">
                     <a:xfrm>
                       <a:off x="0" y="0"/>
-                      <a:ext cx="3600000" cy="1688242"/>
+                      <a:ext cx="3600000" cy="1743428"/>
                     </a:xfrm>
                     <a:prstGeom prst="rect">
                       <a:avLst/>
@@ -2345,11 +2460,26 @@
     </w:p>
     <w:p>
       <w:pPr>
+        <w:pStyle w:val="BodyText"/>
+        <w:ind w:firstLine="420"/>
+      </w:pPr>
+      <w:r>
+        <w:rPr>
+          <w:rFonts w:hint="eastAsia" w:ascii="Times New Roman" w:hAnsi="Times New Roman" w:eastAsia="FangSong" w:cs="Times New Roman"/>
+          <w:i/>
+          <w:iCs/>
+        </w:rPr>
+        <w:t xml:space="preserve">醋酸亚铬的灯笼状结构</w:t>
+      </w:r>
+    </w:p>
+    <w:p>
+      <w:pPr>
         <w:pStyle w:val="Compact"/>
         <w:numPr>
           <w:ilvl w:val="0"/>
           <w:numId w:val="1004"/>
         </w:numPr>
+        <w:ind w:firstLine="420"/>
       </w:pPr>
       <w:r>
         <w:rPr>
@@ -2377,6 +2507,7 @@
           <w:ilvl w:val="0"/>
           <w:numId w:val="1004"/>
         </w:numPr>
+        <w:ind w:firstLine="420"/>
       </w:pPr>
       <w:r>
         <w:rPr>
@@ -2436,6 +2567,7 @@
           <w:ilvl w:val="0"/>
           <w:numId w:val="1004"/>
         </w:numPr>
+        <w:ind w:firstLine="420"/>
       </w:pPr>
       <w:r>
         <w:rPr>
@@ -2457,6 +2589,7 @@
           <w:ilvl w:val="0"/>
           <w:numId w:val="1004"/>
         </w:numPr>
+        <w:ind w:firstLine="420"/>
       </w:pPr>
       <w:r>
         <w:rPr>
@@ -2588,6 +2721,7 @@
     <w:p>
       <w:pPr>
         <w:pStyle w:val="FirstParagraph"/>
+        <w:ind w:firstLine="420"/>
       </w:pPr>
       <w:r>
         <w:rPr>
@@ -2689,7 +2823,52 @@
         <w:rPr>
           <w:rFonts w:ascii="Times New Roman" w:hAnsi="Times New Roman" w:eastAsia="Times New Roman" w:cs="Times New Roman"/>
         </w:rPr>
-        <w:t xml:space="preserve">A. 10　　B. 15　　C. 20　　D. 30</w:t>
+        <w:t xml:space="preserve">A. 10</w:t>
+      </w:r>
+    </w:p>
+    <w:p>
+      <w:pPr>
+        <w:pStyle w:val="Compact"/>
+        <w:numPr>
+          <w:ilvl w:val="0"/>
+          <w:numId w:val="1005"/>
+        </w:numPr>
+      </w:pPr>
+      <w:r>
+        <w:rPr>
+          <w:rFonts w:ascii="Times New Roman" w:hAnsi="Times New Roman" w:eastAsia="Times New Roman" w:cs="Times New Roman"/>
+        </w:rPr>
+        <w:t xml:space="preserve">B. 15</w:t>
+      </w:r>
+    </w:p>
+    <w:p>
+      <w:pPr>
+        <w:pStyle w:val="Compact"/>
+        <w:numPr>
+          <w:ilvl w:val="0"/>
+          <w:numId w:val="1005"/>
+        </w:numPr>
+      </w:pPr>
+      <w:r>
+        <w:rPr>
+          <w:rFonts w:ascii="Times New Roman" w:hAnsi="Times New Roman" w:eastAsia="Times New Roman" w:cs="Times New Roman"/>
+        </w:rPr>
+        <w:t xml:space="preserve">C. 20</w:t>
+      </w:r>
+    </w:p>
+    <w:p>
+      <w:pPr>
+        <w:pStyle w:val="Compact"/>
+        <w:numPr>
+          <w:ilvl w:val="0"/>
+          <w:numId w:val="1005"/>
+        </w:numPr>
+      </w:pPr>
+      <w:r>
+        <w:rPr>
+          <w:rFonts w:ascii="Times New Roman" w:hAnsi="Times New Roman" w:eastAsia="Times New Roman" w:cs="Times New Roman"/>
+        </w:rPr>
+        <w:t xml:space="preserve">D. 30</w:t>
       </w:r>
     </w:p>
     <w:p>
@@ -2731,6 +2910,7 @@
     <w:p>
       <w:pPr>
         <w:pStyle w:val="FirstParagraph"/>
+        <w:ind w:firstLine="420"/>
       </w:pPr>
       <w:r>
         <w:rPr>
@@ -2873,29 +3053,17 @@
     </w:p>
     <w:p>
       <w:pPr>
-        <w:pStyle w:val="BlockText"/>
+        <w:pStyle w:val="BodyText"/>
         <w:spacing w:before="160" w:after="80"/>
         <w:jc w:val="center"/>
       </w:pPr>
       <w:r>
         <w:rPr>
-          <w:rFonts w:hint="eastAsia" w:ascii="Times New Roman" w:hAnsi="Times New Roman" w:eastAsia="FangSong" w:cs="Times New Roman"/>
-        </w:rPr>
-        <w:t>铂类抗癌药物结构</w:t>
-      </w:r>
-      <w:r>
-        <w:rPr>
-          <w:rFonts w:hint="eastAsia" w:ascii="Times New Roman" w:hAnsi="Times New Roman" w:eastAsia="Times New Roman" w:cs="Times New Roman"/>
-        </w:rPr>
-        <w:t>：</w:t>
-      </w:r>
-      <w:r>
-        <w:rPr>
           <w:rFonts w:ascii="Times New Roman" w:hAnsi="Times New Roman" w:eastAsia="Times New Roman" w:cs="Times New Roman"/>
         </w:rPr>
         <w:drawing>
           <wp:inline>
-            <wp:extent cx="3600000" cy="811981"/>
+            <wp:extent cx="3600000" cy="1167058"/>
             <wp:effectExtent b="0" l="0" r="0" t="0"/>
             <wp:docPr descr="" title="" id="29" name="Picture"/>
             <a:graphic>
@@ -2916,7 +3084,7 @@
                   <pic:spPr bwMode="auto">
                     <a:xfrm>
                       <a:off x="0" y="0"/>
-                      <a:ext cx="3600000" cy="811981"/>
+                      <a:ext cx="3600000" cy="1167058"/>
                     </a:xfrm>
                     <a:prstGeom prst="rect">
                       <a:avLst/>
@@ -2937,11 +3105,26 @@
     </w:p>
     <w:p>
       <w:pPr>
+        <w:pStyle w:val="BodyText"/>
+        <w:ind w:firstLine="420"/>
+      </w:pPr>
+      <w:r>
+        <w:rPr>
+          <w:rFonts w:hint="eastAsia" w:ascii="Times New Roman" w:hAnsi="Times New Roman" w:eastAsia="FangSong" w:cs="Times New Roman"/>
+          <w:i/>
+          <w:iCs/>
+        </w:rPr>
+        <w:t xml:space="preserve">铂类抗癌药物结构</w:t>
+      </w:r>
+    </w:p>
+    <w:p>
+      <w:pPr>
         <w:pStyle w:val="Compact"/>
         <w:numPr>
           <w:ilvl w:val="0"/>
           <w:numId w:val="1006"/>
         </w:numPr>
+        <w:ind w:firstLine="420"/>
       </w:pPr>
       <w:r>
         <w:rPr>
@@ -2961,26 +3144,55 @@
         </w:rPr>
         <w:t>，</w:t>
       </w:r>
-      <w:r>
-        <w:rPr>
-          <w:rFonts w:hint="eastAsia" w:ascii="Times New Roman" w:hAnsi="Times New Roman" w:eastAsia="Times New Roman" w:cs="Times New Roman"/>
-          <w:vertAlign w:val="superscript"/>
-        </w:rPr>
-        <w:t>78</w:t>
-      </w:r>
-      <w:r>
-        <w:rPr>
-          <w:rFonts w:hint="eastAsia" w:ascii="Times New Roman" w:hAnsi="Times New Roman" w:eastAsia="Times New Roman" w:cs="Times New Roman"/>
-        </w:rPr>
-        <w:t>Pt</w:t>
-      </w:r>
-      <w:r>
-        <w:rPr>
-          <w:rFonts w:hint="eastAsia" w:ascii="Times New Roman" w:hAnsi="Times New Roman" w:eastAsia="Times New Roman" w:cs="Times New Roman"/>
-          <w:vertAlign w:val="superscript"/>
-        </w:rPr>
-        <w:t>2+</w:t>
-      </w:r>
+      <m:oMath>
+        <m:oMathPr>
+          <m:ctrlPr>
+            <w:rPr>
+              <w:sz w:val="28"/>
+              <w:szCs w:val="28"/>
+            </w:rPr>
+          </m:ctrlPr>
+        </m:oMathPr>
+        <m:sSup>
+          <m:e>
+            <m:r>
+              <m:t>​</m:t>
+            </m:r>
+          </m:e>
+          <m:sup>
+            <m:r>
+              <m:t>78</m:t>
+            </m:r>
+          </m:sup>
+        </m:sSup>
+        <m:sSup>
+          <m:e>
+            <m:r>
+              <m:rPr>
+                <m:sty m:val="p"/>
+              </m:rPr>
+              <m:t>P</m:t>
+            </m:r>
+            <m:r>
+              <m:rPr>
+                <m:sty m:val="p"/>
+              </m:rPr>
+              <m:t>t</m:t>
+            </m:r>
+          </m:e>
+          <m:sup>
+            <m:r>
+              <m:t>2</m:t>
+            </m:r>
+            <m:r>
+              <m:rPr>
+                <m:sty m:val="p"/>
+              </m:rPr>
+              <m:t>+</m:t>
+            </m:r>
+          </m:sup>
+        </m:sSup>
+      </m:oMath>
       <w:r>
         <w:rPr>
           <w:rFonts w:ascii="Times New Roman" w:hAnsi="Times New Roman" w:eastAsia="Times New Roman" w:cs="Times New Roman"/>
@@ -3014,6 +3226,7 @@
           <w:ilvl w:val="0"/>
           <w:numId w:val="1006"/>
         </w:numPr>
+        <w:ind w:firstLine="420"/>
       </w:pPr>
       <w:r>
         <w:rPr>
@@ -3066,6 +3279,7 @@
           <w:ilvl w:val="0"/>
           <w:numId w:val="1006"/>
         </w:numPr>
+        <w:ind w:firstLine="420"/>
       </w:pPr>
       <w:r>
         <w:rPr>
@@ -3157,6 +3371,7 @@
           <w:ilvl w:val="0"/>
           <w:numId w:val="1006"/>
         </w:numPr>
+        <w:ind w:firstLine="420"/>
       </w:pPr>
       <w:r>
         <w:rPr>
@@ -3217,199 +3432,6 @@
           <w:rFonts w:hint="eastAsia" w:ascii="Times New Roman" w:hAnsi="Times New Roman" w:eastAsia="SimHei" w:cs="Times New Roman"/>
         </w:rPr>
         <w:t>题</w:t>
-      </w:r>
-    </w:p>
-    <w:p>
-      <w:pPr>
-        <w:pStyle w:val="FirstParagraph"/>
-      </w:pPr>
-      <w:r>
-        <w:rPr>
-          <w:rFonts w:ascii="Times New Roman" w:hAnsi="Times New Roman" w:eastAsia="Times New Roman" w:cs="Times New Roman"/>
-          <w:b/>
-          <w:bCs/>
-        </w:rPr>
-        <w:t xml:space="preserve">2-1</w:t>
-      </w:r>
-      <w:r>
-        <w:rPr>
-          <w:rFonts w:ascii="Times New Roman" w:hAnsi="Times New Roman" w:eastAsia="Times New Roman" w:cs="Times New Roman"/>
-        </w:rPr>
-        <w:t xml:space="preserve"> </w:t>
-      </w:r>
-      <w:r>
-        <w:rPr>
-          <w:rFonts w:hint="eastAsia" w:ascii="Times New Roman" w:hAnsi="Times New Roman" w:eastAsia="Times New Roman" w:cs="Times New Roman"/>
-        </w:rPr>
-        <w:t>1966</w:t>
-      </w:r>
-      <w:r>
-        <w:rPr>
-          <w:rFonts w:hint="eastAsia" w:ascii="Times New Roman" w:hAnsi="Times New Roman" w:eastAsia="FangSong" w:cs="Times New Roman"/>
-        </w:rPr>
-        <w:t>年首次报道了第一个四面体环戊二烯第一过渡金属羰基簇铁的化合物</w:t>
-      </w:r>
-      <w:r>
-        <w:rPr>
-          <w:rFonts w:hint="eastAsia" w:ascii="Times New Roman" w:hAnsi="Times New Roman" w:eastAsia="Times New Roman" w:cs="Times New Roman"/>
-        </w:rPr>
-        <w:t>，Cp</w:t>
-      </w:r>
-      <w:r>
-        <w:rPr>
-          <w:rFonts w:hint="eastAsia" w:ascii="Times New Roman" w:hAnsi="Times New Roman" w:eastAsia="Times New Roman" w:cs="Times New Roman"/>
-          <w:vertAlign w:val="subscript"/>
-        </w:rPr>
-        <w:t>4</w:t>
-      </w:r>
-      <w:r>
-        <w:rPr>
-          <w:rFonts w:hint="eastAsia" w:ascii="Times New Roman" w:hAnsi="Times New Roman" w:eastAsia="Times New Roman" w:cs="Times New Roman"/>
-        </w:rPr>
-        <w:t>Fe</w:t>
-      </w:r>
-      <w:r>
-        <w:rPr>
-          <w:rFonts w:hint="eastAsia" w:ascii="Times New Roman" w:hAnsi="Times New Roman" w:eastAsia="Times New Roman" w:cs="Times New Roman"/>
-          <w:vertAlign w:val="subscript"/>
-        </w:rPr>
-        <w:t>4</w:t>
-      </w:r>
-      <w:r>
-        <w:rPr>
-          <w:rFonts w:hint="eastAsia" w:ascii="Times New Roman" w:hAnsi="Times New Roman" w:eastAsia="Times New Roman" w:cs="Times New Roman"/>
-        </w:rPr>
-        <w:t>(CO)</w:t>
-      </w:r>
-      <w:r>
-        <w:rPr>
-          <w:rFonts w:hint="eastAsia" w:ascii="Times New Roman" w:hAnsi="Times New Roman" w:eastAsia="Times New Roman" w:cs="Times New Roman"/>
-          <w:vertAlign w:val="subscript"/>
-        </w:rPr>
-        <w:t>4</w:t>
-      </w:r>
-      <w:r>
-        <w:rPr>
-          <w:rFonts w:ascii="Times New Roman" w:hAnsi="Times New Roman" w:eastAsia="Times New Roman" w:cs="Times New Roman"/>
-        </w:rPr>
-        <w:t xml:space="preserve"> (Cp = </w:t>
-      </w:r>
-      <w:r>
-        <w:rPr>
-          <w:rFonts w:hint="eastAsia" w:ascii="Times New Roman" w:hAnsi="Times New Roman" w:eastAsia="Times New Roman" w:cs="Times New Roman"/>
-        </w:rPr>
-        <w:t>C</w:t>
-      </w:r>
-      <w:r>
-        <w:rPr>
-          <w:rFonts w:hint="eastAsia" w:ascii="Times New Roman" w:hAnsi="Times New Roman" w:eastAsia="Times New Roman" w:cs="Times New Roman"/>
-          <w:vertAlign w:val="subscript"/>
-        </w:rPr>
-        <w:t>5</w:t>
-      </w:r>
-      <w:r>
-        <w:rPr>
-          <w:rFonts w:hint="eastAsia" w:ascii="Times New Roman" w:hAnsi="Times New Roman" w:eastAsia="Times New Roman" w:cs="Times New Roman"/>
-        </w:rPr>
-        <w:t>H</w:t>
-      </w:r>
-      <w:r>
-        <w:rPr>
-          <w:rFonts w:hint="eastAsia" w:ascii="Times New Roman" w:hAnsi="Times New Roman" w:eastAsia="Times New Roman" w:cs="Times New Roman"/>
-          <w:vertAlign w:val="subscript"/>
-        </w:rPr>
-        <w:t>5</w:t>
-      </w:r>
-      <w:r>
-        <w:rPr>
-          <w:rFonts w:hint="eastAsia" w:ascii="Times New Roman" w:hAnsi="Times New Roman" w:eastAsia="Times New Roman" w:cs="Times New Roman"/>
-        </w:rPr>
-        <w:t>)，</w:t>
-      </w:r>
-      <w:r>
-        <w:rPr>
-          <w:rFonts w:hint="eastAsia" w:ascii="Times New Roman" w:hAnsi="Times New Roman" w:eastAsia="FangSong" w:cs="Times New Roman"/>
-        </w:rPr>
-        <w:t>为深绿色固体</w:t>
-      </w:r>
-      <w:r>
-        <w:rPr>
-          <w:rFonts w:hint="eastAsia" w:ascii="Times New Roman" w:hAnsi="Times New Roman" w:eastAsia="Times New Roman" w:cs="Times New Roman"/>
-        </w:rPr>
-        <w:t>；</w:t>
-      </w:r>
-      <w:r>
-        <w:rPr>
-          <w:rFonts w:hint="eastAsia" w:ascii="Times New Roman" w:hAnsi="Times New Roman" w:eastAsia="FangSong" w:cs="Times New Roman"/>
-        </w:rPr>
-        <w:t>该簇合物具有对称结构且符合</w:t>
-      </w:r>
-      <w:r>
-        <w:rPr>
-          <w:rFonts w:ascii="Times New Roman" w:hAnsi="Times New Roman" w:eastAsia="Times New Roman" w:cs="Times New Roman"/>
-        </w:rPr>
-        <w:t xml:space="preserve"> 18 </w:t>
-      </w:r>
-      <w:r>
-        <w:rPr>
-          <w:rFonts w:hint="eastAsia" w:ascii="Times New Roman" w:hAnsi="Times New Roman" w:eastAsia="FangSong" w:cs="Times New Roman"/>
-        </w:rPr>
-        <w:t>电子规则</w:t>
-      </w:r>
-      <w:r>
-        <w:rPr>
-          <w:rFonts w:hint="eastAsia" w:ascii="Times New Roman" w:hAnsi="Times New Roman" w:eastAsia="Times New Roman" w:cs="Times New Roman"/>
-        </w:rPr>
-        <w:t>，</w:t>
-      </w:r>
-      <w:r>
-        <w:rPr>
-          <w:rFonts w:hint="eastAsia" w:ascii="Times New Roman" w:hAnsi="Times New Roman" w:eastAsia="FangSong" w:cs="Times New Roman"/>
-        </w:rPr>
-        <w:t>红外光谱表明</w:t>
-      </w:r>
-      <w:r>
-        <w:rPr>
-          <w:rFonts w:ascii="Times New Roman" w:hAnsi="Times New Roman" w:eastAsia="Times New Roman" w:cs="Times New Roman"/>
-        </w:rPr>
-        <w:t xml:space="preserve"> CO </w:t>
-      </w:r>
-      <w:r>
-        <w:rPr>
-          <w:rFonts w:hint="eastAsia" w:ascii="Times New Roman" w:hAnsi="Times New Roman" w:eastAsia="FangSong" w:cs="Times New Roman"/>
-        </w:rPr>
-        <w:t>的振动频率特别的低</w:t>
-      </w:r>
-      <w:r>
-        <w:rPr>
-          <w:rFonts w:hint="eastAsia" w:ascii="Times New Roman" w:hAnsi="Times New Roman" w:eastAsia="Times New Roman" w:cs="Times New Roman"/>
-        </w:rPr>
-        <w:t>，</w:t>
-      </w:r>
-      <w:r>
-        <w:rPr>
-          <w:rFonts w:hint="eastAsia" w:ascii="Times New Roman" w:hAnsi="Times New Roman" w:eastAsia="FangSong" w:cs="Times New Roman"/>
-        </w:rPr>
-        <w:t>位于</w:t>
-      </w:r>
-      <w:r>
-        <w:rPr>
-          <w:rFonts w:ascii="Times New Roman" w:hAnsi="Times New Roman" w:eastAsia="Times New Roman" w:cs="Times New Roman"/>
-        </w:rPr>
-        <w:t xml:space="preserve"> 1620 cm</w:t>
-      </w:r>
-      <w:r>
-        <w:rPr>
-          <w:rFonts w:ascii="Times New Roman" w:hAnsi="Times New Roman" w:eastAsia="Times New Roman" w:cs="Times New Roman"/>
-          <w:vertAlign w:val="superscript"/>
-        </w:rPr>
-        <w:t>-1</w:t>
-      </w:r>
-      <w:r>
-        <w:rPr>
-          <w:rFonts w:ascii="Times New Roman" w:hAnsi="Times New Roman" w:eastAsia="Times New Roman" w:cs="Times New Roman"/>
-        </w:rPr>
-        <w:t>。</w:t>
       </w:r>
     </w:p>
     <w:p>
@@ -3419,26 +3441,114 @@
           <w:ilvl w:val="0"/>
           <w:numId w:val="1007"/>
         </w:numPr>
-      </w:pPr>
-      <w:r>
-        <w:rPr>
-          <w:rFonts w:ascii="Times New Roman" w:hAnsi="Times New Roman" w:eastAsia="Times New Roman" w:cs="Times New Roman"/>
-          <w:b/>
-          <w:bCs/>
-        </w:rPr>
-        <w:t xml:space="preserve">2-1-1</w:t>
-      </w:r>
-      <w:r>
-        <w:rPr>
-          <w:rFonts w:ascii="Times New Roman" w:hAnsi="Times New Roman" w:eastAsia="Times New Roman" w:cs="Times New Roman"/>
-        </w:rPr>
-        <w:t xml:space="preserve"> </w:t>
-      </w:r>
-      <w:r>
-        <w:rPr>
-          <w:rFonts w:hint="eastAsia" w:ascii="Times New Roman" w:hAnsi="Times New Roman" w:eastAsia="FangSong" w:cs="Times New Roman"/>
-        </w:rPr>
-        <w:t xml:space="preserve">指出中心原子符合</w:t>
+        <w:ind w:firstLine="420"/>
+      </w:pPr>
+      <w:r>
+        <w:rPr>
+          <w:rFonts w:ascii="Times New Roman" w:hAnsi="Times New Roman" w:eastAsia="Times New Roman" w:cs="Times New Roman"/>
+        </w:rPr>
+        <w:t xml:space="preserve">1966 </w:t>
+      </w:r>
+      <w:r>
+        <w:rPr>
+          <w:rFonts w:hint="eastAsia" w:ascii="Times New Roman" w:hAnsi="Times New Roman" w:eastAsia="FangSong" w:cs="Times New Roman"/>
+        </w:rPr>
+        <w:t>年首次报道了第一个四面体环戊二烯第一过渡金属羰基簇铁的化合物</w:t>
+      </w:r>
+      <w:r>
+        <w:rPr>
+          <w:rFonts w:hint="eastAsia" w:ascii="Times New Roman" w:hAnsi="Times New Roman" w:eastAsia="Times New Roman" w:cs="Times New Roman"/>
+        </w:rPr>
+        <w:t>，Cp</w:t>
+      </w:r>
+      <w:r>
+        <w:rPr>
+          <w:rFonts w:hint="eastAsia" w:ascii="Times New Roman" w:hAnsi="Times New Roman" w:eastAsia="Times New Roman" w:cs="Times New Roman"/>
+          <w:vertAlign w:val="subscript"/>
+        </w:rPr>
+        <w:t>4</w:t>
+      </w:r>
+      <w:r>
+        <w:rPr>
+          <w:rFonts w:hint="eastAsia" w:ascii="Times New Roman" w:hAnsi="Times New Roman" w:eastAsia="Times New Roman" w:cs="Times New Roman"/>
+        </w:rPr>
+        <w:t>Fe</w:t>
+      </w:r>
+      <w:r>
+        <w:rPr>
+          <w:rFonts w:hint="eastAsia" w:ascii="Times New Roman" w:hAnsi="Times New Roman" w:eastAsia="Times New Roman" w:cs="Times New Roman"/>
+          <w:vertAlign w:val="subscript"/>
+        </w:rPr>
+        <w:t>4</w:t>
+      </w:r>
+      <w:r>
+        <w:rPr>
+          <w:rFonts w:hint="eastAsia" w:ascii="Times New Roman" w:hAnsi="Times New Roman" w:eastAsia="Times New Roman" w:cs="Times New Roman"/>
+        </w:rPr>
+        <w:t>(CO)</w:t>
+      </w:r>
+      <w:r>
+        <w:rPr>
+          <w:rFonts w:hint="eastAsia" w:ascii="Times New Roman" w:hAnsi="Times New Roman" w:eastAsia="Times New Roman" w:cs="Times New Roman"/>
+          <w:vertAlign w:val="subscript"/>
+        </w:rPr>
+        <w:t>4</w:t>
+      </w:r>
+      <w:r>
+        <w:rPr>
+          <w:rFonts w:ascii="Times New Roman" w:hAnsi="Times New Roman" w:eastAsia="Times New Roman" w:cs="Times New Roman"/>
+        </w:rPr>
+        <w:t xml:space="preserve"> (Cp = </w:t>
+      </w:r>
+      <w:r>
+        <w:rPr>
+          <w:rFonts w:hint="eastAsia" w:ascii="Times New Roman" w:hAnsi="Times New Roman" w:eastAsia="Times New Roman" w:cs="Times New Roman"/>
+        </w:rPr>
+        <w:t>C</w:t>
+      </w:r>
+      <w:r>
+        <w:rPr>
+          <w:rFonts w:hint="eastAsia" w:ascii="Times New Roman" w:hAnsi="Times New Roman" w:eastAsia="Times New Roman" w:cs="Times New Roman"/>
+          <w:vertAlign w:val="subscript"/>
+        </w:rPr>
+        <w:t>5</w:t>
+      </w:r>
+      <w:r>
+        <w:rPr>
+          <w:rFonts w:hint="eastAsia" w:ascii="Times New Roman" w:hAnsi="Times New Roman" w:eastAsia="Times New Roman" w:cs="Times New Roman"/>
+        </w:rPr>
+        <w:t>H</w:t>
+      </w:r>
+      <w:r>
+        <w:rPr>
+          <w:rFonts w:hint="eastAsia" w:ascii="Times New Roman" w:hAnsi="Times New Roman" w:eastAsia="Times New Roman" w:cs="Times New Roman"/>
+          <w:vertAlign w:val="subscript"/>
+        </w:rPr>
+        <w:t>5</w:t>
+      </w:r>
+      <w:r>
+        <w:rPr>
+          <w:rFonts w:hint="eastAsia" w:ascii="Times New Roman" w:hAnsi="Times New Roman" w:eastAsia="Times New Roman" w:cs="Times New Roman"/>
+        </w:rPr>
+        <w:t>)，</w:t>
+      </w:r>
+      <w:r>
+        <w:rPr>
+          <w:rFonts w:hint="eastAsia" w:ascii="Times New Roman" w:hAnsi="Times New Roman" w:eastAsia="FangSong" w:cs="Times New Roman"/>
+        </w:rPr>
+        <w:t>为深绿色固体</w:t>
+      </w:r>
+      <w:r>
+        <w:rPr>
+          <w:rFonts w:hint="eastAsia" w:ascii="Times New Roman" w:hAnsi="Times New Roman" w:eastAsia="Times New Roman" w:cs="Times New Roman"/>
+        </w:rPr>
+        <w:t>；</w:t>
+      </w:r>
+      <w:r>
+        <w:rPr>
+          <w:rFonts w:hint="eastAsia" w:ascii="Times New Roman" w:hAnsi="Times New Roman" w:eastAsia="FangSong" w:cs="Times New Roman"/>
+        </w:rPr>
+        <w:t>该簇合物具有对称结构且符合</w:t>
       </w:r>
       <w:r>
         <w:rPr>
@@ -3450,171 +3560,7 @@
         <w:rPr>
           <w:rFonts w:hint="eastAsia" w:ascii="Times New Roman" w:hAnsi="Times New Roman" w:eastAsia="FangSong" w:cs="Times New Roman"/>
         </w:rPr>
-        <w:t>电子规则的电子来源</w:t>
-      </w:r>
-      <w:r>
-        <w:rPr>
-          <w:rFonts w:hint="eastAsia" w:ascii="Times New Roman" w:hAnsi="Times New Roman" w:eastAsia="Times New Roman" w:cs="Times New Roman"/>
-        </w:rPr>
-        <w:t>。</w:t>
-      </w:r>
-    </w:p>
-    <w:p>
-      <w:pPr>
-        <w:pStyle w:val="Compact"/>
-        <w:numPr>
-          <w:ilvl w:val="0"/>
-          <w:numId w:val="1007"/>
-        </w:numPr>
-      </w:pPr>
-      <w:r>
-        <w:rPr>
-          <w:rFonts w:ascii="Times New Roman" w:hAnsi="Times New Roman" w:eastAsia="Times New Roman" w:cs="Times New Roman"/>
-          <w:b/>
-          <w:bCs/>
-        </w:rPr>
-        <w:t xml:space="preserve">2-1-2</w:t>
-      </w:r>
-      <w:r>
-        <w:rPr>
-          <w:rFonts w:ascii="Times New Roman" w:hAnsi="Times New Roman" w:eastAsia="Times New Roman" w:cs="Times New Roman"/>
-        </w:rPr>
-        <w:t xml:space="preserve"> </w:t>
-      </w:r>
-      <w:r>
-        <w:rPr>
-          <w:rFonts w:hint="eastAsia" w:ascii="Times New Roman" w:hAnsi="Times New Roman" w:eastAsia="FangSong" w:cs="Times New Roman"/>
-        </w:rPr>
-        <w:t>指出中心原子的杂化轨道</w:t>
-      </w:r>
-      <w:r>
-        <w:rPr>
-          <w:rFonts w:hint="eastAsia" w:ascii="Times New Roman" w:hAnsi="Times New Roman" w:eastAsia="Times New Roman" w:cs="Times New Roman"/>
-        </w:rPr>
-        <w:t>。</w:t>
-      </w:r>
-    </w:p>
-    <w:p>
-      <w:pPr>
-        <w:pStyle w:val="Compact"/>
-        <w:numPr>
-          <w:ilvl w:val="0"/>
-          <w:numId w:val="1007"/>
-        </w:numPr>
-      </w:pPr>
-      <w:r>
-        <w:rPr>
-          <w:rFonts w:ascii="Times New Roman" w:hAnsi="Times New Roman" w:eastAsia="Times New Roman" w:cs="Times New Roman"/>
-          <w:b/>
-          <w:bCs/>
-        </w:rPr>
-        <w:t xml:space="preserve">2-1-3</w:t>
-      </w:r>
-      <w:r>
-        <w:rPr>
-          <w:rFonts w:ascii="Times New Roman" w:hAnsi="Times New Roman" w:eastAsia="Times New Roman" w:cs="Times New Roman"/>
-        </w:rPr>
-        <w:t xml:space="preserve"> </w:t>
-      </w:r>
-      <w:r>
-        <w:rPr>
-          <w:rFonts w:hint="eastAsia" w:ascii="Times New Roman" w:hAnsi="Times New Roman" w:eastAsia="FangSong" w:cs="Times New Roman"/>
-        </w:rPr>
-        <w:t>写出该分子的配位化学式并画出该分子的空间结构</w:t>
-      </w:r>
-      <w:r>
-        <w:rPr>
-          <w:rFonts w:hint="eastAsia" w:ascii="Times New Roman" w:hAnsi="Times New Roman" w:eastAsia="Times New Roman" w:cs="Times New Roman"/>
-        </w:rPr>
-        <w:t>。</w:t>
-      </w:r>
-    </w:p>
-    <w:p>
-      <w:pPr>
-        <w:pStyle w:val="FirstParagraph"/>
-      </w:pPr>
-      <w:r>
-        <w:rPr>
-          <w:rFonts w:ascii="Times New Roman" w:hAnsi="Times New Roman" w:eastAsia="Times New Roman" w:cs="Times New Roman"/>
-          <w:b/>
-          <w:bCs/>
-        </w:rPr>
-        <w:t xml:space="preserve">2-2</w:t>
-      </w:r>
-      <w:r>
-        <w:rPr>
-          <w:rFonts w:ascii="Times New Roman" w:hAnsi="Times New Roman" w:eastAsia="Times New Roman" w:cs="Times New Roman"/>
-        </w:rPr>
-        <w:t xml:space="preserve"> </w:t>
-      </w:r>
-      <w:r>
-        <w:rPr>
-          <w:rFonts w:hint="eastAsia" w:ascii="Times New Roman" w:hAnsi="Times New Roman" w:eastAsia="FangSong" w:cs="Times New Roman"/>
-        </w:rPr>
-        <w:t>直到</w:t>
-      </w:r>
-      <w:r>
-        <w:rPr>
-          <w:rFonts w:hint="eastAsia" w:ascii="Times New Roman" w:hAnsi="Times New Roman" w:eastAsia="Times New Roman" w:cs="Times New Roman"/>
-        </w:rPr>
-        <w:t>1979</w:t>
-      </w:r>
-      <w:r>
-        <w:rPr>
-          <w:rFonts w:hint="eastAsia" w:ascii="Times New Roman" w:hAnsi="Times New Roman" w:eastAsia="FangSong" w:cs="Times New Roman"/>
-        </w:rPr>
-        <w:t>年才合成出第二个第一过渡金属的</w:t>
-      </w:r>
-      <w:r>
-        <w:rPr>
-          <w:rFonts w:ascii="Times New Roman" w:hAnsi="Times New Roman" w:eastAsia="Times New Roman" w:cs="Times New Roman"/>
-        </w:rPr>
-        <w:t xml:space="preserve"> Cp</w:t>
-      </w:r>
-      <w:r>
-        <w:rPr>
-          <w:rFonts w:ascii="Times New Roman" w:hAnsi="Times New Roman" w:eastAsia="Times New Roman" w:cs="Times New Roman"/>
-          <w:vertAlign w:val="subscript"/>
-        </w:rPr>
-        <w:t>4</w:t>
-      </w:r>
-      <w:r>
-        <w:rPr>
-          <w:rFonts w:ascii="Times New Roman" w:hAnsi="Times New Roman" w:eastAsia="Times New Roman" w:cs="Times New Roman"/>
-        </w:rPr>
-        <w:t>V</w:t>
-      </w:r>
-      <w:r>
-        <w:rPr>
-          <w:rFonts w:ascii="Times New Roman" w:hAnsi="Times New Roman" w:eastAsia="Times New Roman" w:cs="Times New Roman"/>
-          <w:vertAlign w:val="subscript"/>
-        </w:rPr>
-        <w:t>4</w:t>
-      </w:r>
-      <w:r>
-        <w:rPr>
-          <w:rFonts w:ascii="Times New Roman" w:hAnsi="Times New Roman" w:eastAsia="Times New Roman" w:cs="Times New Roman"/>
-        </w:rPr>
-        <w:t>(CO)</w:t>
-      </w:r>
-      <w:r>
-        <w:rPr>
-          <w:rFonts w:ascii="Times New Roman" w:hAnsi="Times New Roman" w:eastAsia="Times New Roman" w:cs="Times New Roman"/>
-          <w:vertAlign w:val="subscript"/>
-        </w:rPr>
-        <w:t>4</w:t>
-      </w:r>
-      <w:r>
-        <w:rPr>
-          <w:rFonts w:ascii="Times New Roman" w:hAnsi="Times New Roman" w:eastAsia="Times New Roman" w:cs="Times New Roman"/>
-        </w:rPr>
-        <w:t xml:space="preserve"> </w:t>
-      </w:r>
-      <w:r>
-        <w:rPr>
-          <w:rFonts w:hint="eastAsia" w:ascii="Times New Roman" w:hAnsi="Times New Roman" w:eastAsia="FangSong" w:cs="Times New Roman"/>
-        </w:rPr>
-        <w:t>衍生物</w:t>
+        <w:t>电子规则</w:t>
       </w:r>
       <w:r>
         <w:rPr>
@@ -3626,11 +3572,48 @@
         <w:rPr>
           <w:rFonts w:hint="eastAsia" w:ascii="Times New Roman" w:hAnsi="Times New Roman" w:eastAsia="FangSong" w:cs="Times New Roman"/>
         </w:rPr>
-        <w:t>为黑色固体</w:t>
-      </w:r>
-      <w:r>
-        <w:rPr>
-          <w:rFonts w:hint="eastAsia" w:ascii="Times New Roman" w:hAnsi="Times New Roman" w:eastAsia="Times New Roman" w:cs="Times New Roman"/>
+        <w:t>红外光谱表明</w:t>
+      </w:r>
+      <w:r>
+        <w:rPr>
+          <w:rFonts w:ascii="Times New Roman" w:hAnsi="Times New Roman" w:eastAsia="Times New Roman" w:cs="Times New Roman"/>
+        </w:rPr>
+        <w:t xml:space="preserve"> CO </w:t>
+      </w:r>
+      <w:r>
+        <w:rPr>
+          <w:rFonts w:hint="eastAsia" w:ascii="Times New Roman" w:hAnsi="Times New Roman" w:eastAsia="FangSong" w:cs="Times New Roman"/>
+        </w:rPr>
+        <w:t>的振动频率特别的低</w:t>
+      </w:r>
+      <w:r>
+        <w:rPr>
+          <w:rFonts w:hint="eastAsia" w:ascii="Times New Roman" w:hAnsi="Times New Roman" w:eastAsia="Times New Roman" w:cs="Times New Roman"/>
+        </w:rPr>
+        <w:t>，</w:t>
+      </w:r>
+      <w:r>
+        <w:rPr>
+          <w:rFonts w:hint="eastAsia" w:ascii="Times New Roman" w:hAnsi="Times New Roman" w:eastAsia="FangSong" w:cs="Times New Roman"/>
+        </w:rPr>
+        <w:t>位于</w:t>
+      </w:r>
+      <w:r>
+        <w:rPr>
+          <w:rFonts w:ascii="Times New Roman" w:hAnsi="Times New Roman" w:eastAsia="Times New Roman" w:cs="Times New Roman"/>
+        </w:rPr>
+        <w:t xml:space="preserve"> 1620 cm</w:t>
+      </w:r>
+      <w:r>
+        <w:rPr>
+          <w:rFonts w:ascii="Times New Roman" w:hAnsi="Times New Roman" w:eastAsia="Times New Roman" w:cs="Times New Roman"/>
+          <w:vertAlign w:val="superscript"/>
+        </w:rPr>
+        <w:t>-1</w:t>
+      </w:r>
+      <w:r>
+        <w:rPr>
+          <w:rFonts w:ascii="Times New Roman" w:hAnsi="Times New Roman" w:eastAsia="Times New Roman" w:cs="Times New Roman"/>
         </w:rPr>
         <w:t>。</w:t>
       </w:r>
@@ -3642,128 +3625,31 @@
           <w:ilvl w:val="0"/>
           <w:numId w:val="1008"/>
         </w:numPr>
-      </w:pPr>
-      <w:r>
-        <w:rPr>
-          <w:rFonts w:ascii="Times New Roman" w:hAnsi="Times New Roman" w:eastAsia="Times New Roman" w:cs="Times New Roman"/>
-          <w:b/>
-          <w:bCs/>
-        </w:rPr>
-        <w:t xml:space="preserve">2-2-1</w:t>
-      </w:r>
-      <w:r>
-        <w:rPr>
-          <w:rFonts w:ascii="Times New Roman" w:hAnsi="Times New Roman" w:eastAsia="Times New Roman" w:cs="Times New Roman"/>
-        </w:rPr>
-        <w:t xml:space="preserve"> </w:t>
-      </w:r>
-      <w:r>
-        <w:rPr>
-          <w:rFonts w:hint="eastAsia" w:ascii="Times New Roman" w:hAnsi="Times New Roman" w:eastAsia="FangSong" w:cs="Times New Roman"/>
-        </w:rPr>
-        <w:t xml:space="preserve">比较</w:t>
-      </w:r>
-      <w:r>
-        <w:rPr>
-          <w:rFonts w:ascii="Times New Roman" w:hAnsi="Times New Roman" w:eastAsia="Times New Roman" w:cs="Times New Roman"/>
-        </w:rPr>
-        <w:t xml:space="preserve"> Cp</w:t>
-      </w:r>
-      <w:r>
-        <w:rPr>
-          <w:rFonts w:ascii="Times New Roman" w:hAnsi="Times New Roman" w:eastAsia="Times New Roman" w:cs="Times New Roman"/>
-          <w:vertAlign w:val="subscript"/>
-        </w:rPr>
-        <w:t>4</w:t>
-      </w:r>
-      <w:r>
-        <w:rPr>
-          <w:rFonts w:ascii="Times New Roman" w:hAnsi="Times New Roman" w:eastAsia="Times New Roman" w:cs="Times New Roman"/>
-        </w:rPr>
-        <w:t>Fe</w:t>
-      </w:r>
-      <w:r>
-        <w:rPr>
-          <w:rFonts w:ascii="Times New Roman" w:hAnsi="Times New Roman" w:eastAsia="Times New Roman" w:cs="Times New Roman"/>
-          <w:vertAlign w:val="subscript"/>
-        </w:rPr>
-        <w:t>4</w:t>
-      </w:r>
-      <w:r>
-        <w:rPr>
-          <w:rFonts w:ascii="Times New Roman" w:hAnsi="Times New Roman" w:eastAsia="Times New Roman" w:cs="Times New Roman"/>
-        </w:rPr>
-        <w:t>(CO)</w:t>
-      </w:r>
-      <w:r>
-        <w:rPr>
-          <w:rFonts w:ascii="Times New Roman" w:hAnsi="Times New Roman" w:eastAsia="Times New Roman" w:cs="Times New Roman"/>
-          <w:vertAlign w:val="subscript"/>
-        </w:rPr>
-        <w:t>4</w:t>
-      </w:r>
-      <w:r>
-        <w:rPr>
-          <w:rFonts w:ascii="Times New Roman" w:hAnsi="Times New Roman" w:eastAsia="Times New Roman" w:cs="Times New Roman"/>
-        </w:rPr>
-        <w:t xml:space="preserve"> </w:t>
-      </w:r>
-      <w:r>
-        <w:rPr>
-          <w:rFonts w:hint="eastAsia" w:ascii="Times New Roman" w:hAnsi="Times New Roman" w:eastAsia="FangSong" w:cs="Times New Roman"/>
-        </w:rPr>
-        <w:t xml:space="preserve">和</w:t>
-      </w:r>
-      <w:r>
-        <w:rPr>
-          <w:rFonts w:ascii="Times New Roman" w:hAnsi="Times New Roman" w:eastAsia="Times New Roman" w:cs="Times New Roman"/>
-        </w:rPr>
-        <w:t xml:space="preserve"> Cp</w:t>
-      </w:r>
-      <w:r>
-        <w:rPr>
-          <w:rFonts w:ascii="Times New Roman" w:hAnsi="Times New Roman" w:eastAsia="Times New Roman" w:cs="Times New Roman"/>
-          <w:vertAlign w:val="subscript"/>
-        </w:rPr>
-        <w:t>4</w:t>
-      </w:r>
-      <w:r>
-        <w:rPr>
-          <w:rFonts w:ascii="Times New Roman" w:hAnsi="Times New Roman" w:eastAsia="Times New Roman" w:cs="Times New Roman"/>
-        </w:rPr>
-        <w:t>V</w:t>
-      </w:r>
-      <w:r>
-        <w:rPr>
-          <w:rFonts w:ascii="Times New Roman" w:hAnsi="Times New Roman" w:eastAsia="Times New Roman" w:cs="Times New Roman"/>
-          <w:vertAlign w:val="subscript"/>
-        </w:rPr>
-        <w:t>4</w:t>
-      </w:r>
-      <w:r>
-        <w:rPr>
-          <w:rFonts w:ascii="Times New Roman" w:hAnsi="Times New Roman" w:eastAsia="Times New Roman" w:cs="Times New Roman"/>
-        </w:rPr>
-        <w:t>(CO)</w:t>
-      </w:r>
-      <w:r>
-        <w:rPr>
-          <w:rFonts w:ascii="Times New Roman" w:hAnsi="Times New Roman" w:eastAsia="Times New Roman" w:cs="Times New Roman"/>
-          <w:vertAlign w:val="subscript"/>
-        </w:rPr>
-        <w:t>4</w:t>
-      </w:r>
-      <w:r>
-        <w:rPr>
-          <w:rFonts w:ascii="Times New Roman" w:hAnsi="Times New Roman" w:eastAsia="Times New Roman" w:cs="Times New Roman"/>
-        </w:rPr>
-        <w:t xml:space="preserve"> </w:t>
-      </w:r>
-      <w:r>
-        <w:rPr>
-          <w:rFonts w:hint="eastAsia" w:ascii="Times New Roman" w:hAnsi="Times New Roman" w:eastAsia="FangSong" w:cs="Times New Roman"/>
-        </w:rPr>
-        <w:t>的稳定性</w:t>
+        <w:ind w:firstLine="420"/>
+      </w:pPr>
+      <w:r>
+        <w:rPr>
+          <w:rFonts w:ascii="Times New Roman" w:hAnsi="Times New Roman" w:eastAsia="Times New Roman" w:cs="Times New Roman"/>
+        </w:rPr>
+        <w:t xml:space="preserve">(1-1) </w:t>
+      </w:r>
+      <w:r>
+        <w:rPr>
+          <w:rFonts w:hint="eastAsia" w:ascii="Times New Roman" w:hAnsi="Times New Roman" w:eastAsia="FangSong" w:cs="Times New Roman"/>
+        </w:rPr>
+        <w:t xml:space="preserve">指出中心原子符合</w:t>
+      </w:r>
+      <w:r>
+        <w:rPr>
+          <w:rFonts w:ascii="Times New Roman" w:hAnsi="Times New Roman" w:eastAsia="Times New Roman" w:cs="Times New Roman"/>
+        </w:rPr>
+        <w:t xml:space="preserve"> 18 </w:t>
+      </w:r>
+      <w:r>
+        <w:rPr>
+          <w:rFonts w:hint="eastAsia" w:ascii="Times New Roman" w:hAnsi="Times New Roman" w:eastAsia="FangSong" w:cs="Times New Roman"/>
+        </w:rPr>
+        <w:t>电子规则的电子来源</w:t>
       </w:r>
       <w:r>
         <w:rPr>
@@ -3779,140 +3665,19 @@
           <w:ilvl w:val="0"/>
           <w:numId w:val="1008"/>
         </w:numPr>
-      </w:pPr>
-      <w:r>
-        <w:rPr>
-          <w:rFonts w:ascii="Times New Roman" w:hAnsi="Times New Roman" w:eastAsia="Times New Roman" w:cs="Times New Roman"/>
-          <w:b/>
-          <w:bCs/>
-        </w:rPr>
-        <w:t xml:space="preserve">2-2-2</w:t>
-      </w:r>
-      <w:r>
-        <w:rPr>
-          <w:rFonts w:ascii="Times New Roman" w:hAnsi="Times New Roman" w:eastAsia="Times New Roman" w:cs="Times New Roman"/>
-        </w:rPr>
-        <w:t xml:space="preserve"> </w:t>
-      </w:r>
-      <w:r>
-        <w:rPr>
-          <w:rFonts w:hint="eastAsia" w:ascii="Times New Roman" w:hAnsi="Times New Roman" w:eastAsia="FangSong" w:cs="Times New Roman"/>
-        </w:rPr>
-        <w:t xml:space="preserve">推测</w:t>
-      </w:r>
-      <w:r>
-        <w:rPr>
-          <w:rFonts w:ascii="Times New Roman" w:hAnsi="Times New Roman" w:eastAsia="Times New Roman" w:cs="Times New Roman"/>
-        </w:rPr>
-        <w:t xml:space="preserve"> Cp</w:t>
-      </w:r>
-      <w:r>
-        <w:rPr>
-          <w:rFonts w:ascii="Times New Roman" w:hAnsi="Times New Roman" w:eastAsia="Times New Roman" w:cs="Times New Roman"/>
-          <w:vertAlign w:val="subscript"/>
-        </w:rPr>
-        <w:t>4</w:t>
-      </w:r>
-      <w:r>
-        <w:rPr>
-          <w:rFonts w:ascii="Times New Roman" w:hAnsi="Times New Roman" w:eastAsia="Times New Roman" w:cs="Times New Roman"/>
-        </w:rPr>
-        <w:t>V</w:t>
-      </w:r>
-      <w:r>
-        <w:rPr>
-          <w:rFonts w:ascii="Times New Roman" w:hAnsi="Times New Roman" w:eastAsia="Times New Roman" w:cs="Times New Roman"/>
-          <w:vertAlign w:val="subscript"/>
-        </w:rPr>
-        <w:t>4</w:t>
-      </w:r>
-      <w:r>
-        <w:rPr>
-          <w:rFonts w:ascii="Times New Roman" w:hAnsi="Times New Roman" w:eastAsia="Times New Roman" w:cs="Times New Roman"/>
-        </w:rPr>
-        <w:t>(CO)</w:t>
-      </w:r>
-      <w:r>
-        <w:rPr>
-          <w:rFonts w:ascii="Times New Roman" w:hAnsi="Times New Roman" w:eastAsia="Times New Roman" w:cs="Times New Roman"/>
-          <w:vertAlign w:val="subscript"/>
-        </w:rPr>
-        <w:t>4</w:t>
-      </w:r>
-      <w:r>
-        <w:rPr>
-          <w:rFonts w:ascii="Times New Roman" w:hAnsi="Times New Roman" w:eastAsia="Times New Roman" w:cs="Times New Roman"/>
-        </w:rPr>
-        <w:t xml:space="preserve"> </w:t>
-      </w:r>
-      <w:r>
-        <w:rPr>
-          <w:rFonts w:hint="eastAsia" w:ascii="Times New Roman" w:hAnsi="Times New Roman" w:eastAsia="FangSong" w:cs="Times New Roman"/>
-        </w:rPr>
-        <w:t xml:space="preserve">空间结构是否与</w:t>
-      </w:r>
-      <w:r>
-        <w:rPr>
-          <w:rFonts w:ascii="Times New Roman" w:hAnsi="Times New Roman" w:eastAsia="Times New Roman" w:cs="Times New Roman"/>
-        </w:rPr>
-        <w:t xml:space="preserve"> Cp</w:t>
-      </w:r>
-      <w:r>
-        <w:rPr>
-          <w:rFonts w:ascii="Times New Roman" w:hAnsi="Times New Roman" w:eastAsia="Times New Roman" w:cs="Times New Roman"/>
-          <w:vertAlign w:val="subscript"/>
-        </w:rPr>
-        <w:t>4</w:t>
-      </w:r>
-      <w:r>
-        <w:rPr>
-          <w:rFonts w:ascii="Times New Roman" w:hAnsi="Times New Roman" w:eastAsia="Times New Roman" w:cs="Times New Roman"/>
-        </w:rPr>
-        <w:t>Fe</w:t>
-      </w:r>
-      <w:r>
-        <w:rPr>
-          <w:rFonts w:ascii="Times New Roman" w:hAnsi="Times New Roman" w:eastAsia="Times New Roman" w:cs="Times New Roman"/>
-          <w:vertAlign w:val="subscript"/>
-        </w:rPr>
-        <w:t>4</w:t>
-      </w:r>
-      <w:r>
-        <w:rPr>
-          <w:rFonts w:ascii="Times New Roman" w:hAnsi="Times New Roman" w:eastAsia="Times New Roman" w:cs="Times New Roman"/>
-        </w:rPr>
-        <w:t>(CO)</w:t>
-      </w:r>
-      <w:r>
-        <w:rPr>
-          <w:rFonts w:ascii="Times New Roman" w:hAnsi="Times New Roman" w:eastAsia="Times New Roman" w:cs="Times New Roman"/>
-          <w:vertAlign w:val="subscript"/>
-        </w:rPr>
-        <w:t>4</w:t>
-      </w:r>
-      <w:r>
-        <w:rPr>
-          <w:rFonts w:ascii="Times New Roman" w:hAnsi="Times New Roman" w:eastAsia="Times New Roman" w:cs="Times New Roman"/>
-        </w:rPr>
-        <w:t xml:space="preserve"> </w:t>
-      </w:r>
-      <w:r>
-        <w:rPr>
-          <w:rFonts w:hint="eastAsia" w:ascii="Times New Roman" w:hAnsi="Times New Roman" w:eastAsia="FangSong" w:cs="Times New Roman"/>
-        </w:rPr>
-        <w:t>相同</w:t>
-      </w:r>
-      <w:r>
-        <w:rPr>
-          <w:rFonts w:hint="eastAsia" w:ascii="Times New Roman" w:hAnsi="Times New Roman" w:eastAsia="Times New Roman" w:cs="Times New Roman"/>
-        </w:rPr>
-        <w:t>，</w:t>
-      </w:r>
-      <w:r>
-        <w:rPr>
-          <w:rFonts w:hint="eastAsia" w:ascii="Times New Roman" w:hAnsi="Times New Roman" w:eastAsia="FangSong" w:cs="Times New Roman"/>
-        </w:rPr>
-        <w:t>给出理由</w:t>
+        <w:ind w:firstLine="420"/>
+      </w:pPr>
+      <w:r>
+        <w:rPr>
+          <w:rFonts w:ascii="Times New Roman" w:hAnsi="Times New Roman" w:eastAsia="Times New Roman" w:cs="Times New Roman"/>
+        </w:rPr>
+        <w:t xml:space="preserve">(1-2) </w:t>
+      </w:r>
+      <w:r>
+        <w:rPr>
+          <w:rFonts w:hint="eastAsia" w:ascii="Times New Roman" w:hAnsi="Times New Roman" w:eastAsia="FangSong" w:cs="Times New Roman"/>
+        </w:rPr>
+        <w:t>指出中心原子的杂化轨道</w:t>
       </w:r>
       <w:r>
         <w:rPr>
@@ -3923,324 +3688,109 @@
     </w:p>
     <w:p>
       <w:pPr>
-        <w:spacing w:before="160" w:after="80"/>
-      </w:pPr>
-      <w:r>
-        <w:pict>
-          <v:rect style="width:0;height:1.5pt" o:hralign="center" o:hrstd="t" o:hr="t"/>
-        </w:pict>
-      </w:r>
-    </w:p>
-    <w:bookmarkEnd w:id="32"/>
-    <w:bookmarkStart w:id="33" w:name="第13题"/>
-    <w:p>
-      <w:pPr>
-        <w:pStyle w:val="Heading3"/>
-        <w:spacing w:before="280" w:after="120"/>
-      </w:pPr>
-      <w:r>
-        <w:rPr>
-          <w:rFonts w:hint="eastAsia" w:ascii="Times New Roman" w:hAnsi="Times New Roman" w:eastAsia="SimHei" w:cs="Times New Roman"/>
-        </w:rPr>
-        <w:t>第</w:t>
-      </w:r>
-      <w:r>
-        <w:rPr>
-          <w:rFonts w:hint="eastAsia" w:ascii="Times New Roman" w:hAnsi="Times New Roman" w:eastAsia="Times New Roman" w:cs="Times New Roman"/>
-        </w:rPr>
-        <w:t>13</w:t>
-      </w:r>
-      <w:r>
-        <w:rPr>
-          <w:rFonts w:hint="eastAsia" w:ascii="Times New Roman" w:hAnsi="Times New Roman" w:eastAsia="SimHei" w:cs="Times New Roman"/>
-        </w:rPr>
-        <w:t>题</w:t>
-      </w:r>
-    </w:p>
-    <w:p>
-      <w:pPr>
-        <w:pStyle w:val="FirstParagraph"/>
-      </w:pPr>
-      <w:r>
-        <w:rPr>
-          <w:rFonts w:hint="eastAsia" w:ascii="Times New Roman" w:hAnsi="Times New Roman" w:eastAsia="FangSong" w:cs="Times New Roman"/>
-        </w:rPr>
-        <w:t>对如下现象做逐一解释</w:t>
-      </w:r>
-      <w:r>
-        <w:rPr>
-          <w:rFonts w:hint="eastAsia" w:ascii="Times New Roman" w:hAnsi="Times New Roman" w:eastAsia="Times New Roman" w:cs="Times New Roman"/>
-        </w:rPr>
-        <w:t>：</w:t>
-      </w:r>
-    </w:p>
-    <w:p>
-      <w:pPr>
+        <w:pStyle w:val="Compact"/>
+        <w:numPr>
+          <w:ilvl w:val="0"/>
+          <w:numId w:val="1008"/>
+        </w:numPr>
+        <w:ind w:firstLine="420"/>
+      </w:pPr>
+      <w:r>
+        <w:rPr>
+          <w:rFonts w:ascii="Times New Roman" w:hAnsi="Times New Roman" w:eastAsia="Times New Roman" w:cs="Times New Roman"/>
+        </w:rPr>
+        <w:t xml:space="preserve">(1-3) </w:t>
+      </w:r>
+      <w:r>
+        <w:rPr>
+          <w:rFonts w:hint="eastAsia" w:ascii="Times New Roman" w:hAnsi="Times New Roman" w:eastAsia="FangSong" w:cs="Times New Roman"/>
+        </w:rPr>
+        <w:t>写出该分子的配位化学式并画出该分子的空间结构</w:t>
+      </w:r>
+      <w:r>
+        <w:rPr>
+          <w:rFonts w:hint="eastAsia" w:ascii="Times New Roman" w:hAnsi="Times New Roman" w:eastAsia="Times New Roman" w:cs="Times New Roman"/>
+        </w:rPr>
+        <w:t>。</w:t>
+      </w:r>
+    </w:p>
+    <w:p>
+      <w:pPr>
+        <w:pStyle w:val="Compact"/>
         <w:numPr>
           <w:ilvl w:val="0"/>
           <w:numId w:val="1009"/>
         </w:numPr>
-      </w:pPr>
-      <w:r>
-        <w:rPr>
-          <w:rFonts w:hint="eastAsia" w:ascii="Times New Roman" w:hAnsi="Times New Roman" w:eastAsia="Times New Roman" w:cs="Times New Roman"/>
-        </w:rPr>
-        <w:t>ⅢA</w:t>
-      </w:r>
-      <w:r>
-        <w:rPr>
-          <w:rFonts w:hint="eastAsia" w:ascii="Times New Roman" w:hAnsi="Times New Roman" w:eastAsia="FangSong" w:cs="Times New Roman"/>
-        </w:rPr>
-        <w:t>族元素的电离能</w:t>
-      </w:r>
-      <w:r>
-        <w:rPr>
-          <w:rFonts w:hint="eastAsia" w:ascii="Times New Roman" w:hAnsi="Times New Roman" w:eastAsia="Times New Roman" w:cs="Times New Roman"/>
-        </w:rPr>
-        <w:t>(</w:t>
-      </w:r>
-      <w:r>
-        <w:rPr>
-          <w:rFonts w:hint="eastAsia" w:ascii="Times New Roman" w:hAnsi="Times New Roman" w:eastAsia="FangSong" w:cs="Times New Roman"/>
-        </w:rPr>
-        <w:t>单位</w:t>
-      </w:r>
-      <w:r>
-        <w:rPr>
-          <w:rFonts w:hint="eastAsia" w:ascii="Times New Roman" w:hAnsi="Times New Roman" w:eastAsia="Times New Roman" w:cs="Times New Roman"/>
-        </w:rPr>
-        <w:t>:kJ/mol):B</w:t>
-      </w:r>
-      <w:r>
-        <w:rPr>
-          <w:rFonts w:ascii="Times New Roman" w:hAnsi="Times New Roman" w:eastAsia="Times New Roman" w:cs="Times New Roman"/>
-        </w:rPr>
-        <w:t xml:space="preserve"> 801、Al 578、Ga 579、In 558、Tl </w:t>
-      </w:r>
-      <w:r>
-        <w:rPr>
-          <w:rFonts w:hint="eastAsia" w:ascii="Times New Roman" w:hAnsi="Times New Roman" w:eastAsia="Times New Roman" w:cs="Times New Roman"/>
-        </w:rPr>
-        <w:t>589。Al</w:t>
-      </w:r>
-      <w:r>
-        <w:rPr>
-          <w:rFonts w:hint="eastAsia" w:ascii="Times New Roman" w:hAnsi="Times New Roman" w:eastAsia="FangSong" w:cs="Times New Roman"/>
-        </w:rPr>
-        <w:t>和</w:t>
-      </w:r>
-      <w:r>
-        <w:rPr>
-          <w:rFonts w:hint="eastAsia" w:ascii="Times New Roman" w:hAnsi="Times New Roman" w:eastAsia="Times New Roman" w:cs="Times New Roman"/>
-        </w:rPr>
-        <w:t>Ga</w:t>
-      </w:r>
-      <w:r>
-        <w:rPr>
-          <w:rFonts w:hint="eastAsia" w:ascii="Times New Roman" w:hAnsi="Times New Roman" w:eastAsia="FangSong" w:cs="Times New Roman"/>
-        </w:rPr>
-        <w:t>的电离能几乎一样</w:t>
-      </w:r>
-      <w:r>
-        <w:rPr>
-          <w:rFonts w:hint="eastAsia" w:ascii="Times New Roman" w:hAnsi="Times New Roman" w:eastAsia="Times New Roman" w:cs="Times New Roman"/>
-        </w:rPr>
-        <w:t>,Tl</w:t>
-      </w:r>
-      <w:r>
-        <w:rPr>
-          <w:rFonts w:hint="eastAsia" w:ascii="Times New Roman" w:hAnsi="Times New Roman" w:eastAsia="FangSong" w:cs="Times New Roman"/>
-        </w:rPr>
-        <w:t>的电离能反而比</w:t>
-      </w:r>
-      <w:r>
-        <w:rPr>
-          <w:rFonts w:hint="eastAsia" w:ascii="Times New Roman" w:hAnsi="Times New Roman" w:eastAsia="Times New Roman" w:cs="Times New Roman"/>
-        </w:rPr>
-        <w:t>In</w:t>
-      </w:r>
-      <w:r>
-        <w:rPr>
-          <w:rFonts w:hint="eastAsia" w:ascii="Times New Roman" w:hAnsi="Times New Roman" w:eastAsia="FangSong" w:cs="Times New Roman"/>
-        </w:rPr>
-        <w:t>大</w:t>
-      </w:r>
-      <w:r>
-        <w:rPr>
-          <w:rFonts w:hint="eastAsia" w:ascii="Times New Roman" w:hAnsi="Times New Roman" w:eastAsia="Times New Roman" w:cs="Times New Roman"/>
-        </w:rPr>
-        <w:t>。</w:t>
-      </w:r>
-    </w:p>
-    <w:p>
-      <w:pPr>
-        <w:numPr>
-          <w:ilvl w:val="0"/>
-          <w:numId w:val="1009"/>
-        </w:numPr>
-      </w:pPr>
-      <w:r>
-        <w:rPr>
-          <w:rFonts w:hint="eastAsia" w:ascii="Times New Roman" w:hAnsi="Times New Roman" w:eastAsia="Times New Roman" w:cs="Times New Roman"/>
-        </w:rPr>
-        <w:t>IB</w:t>
-      </w:r>
-      <w:r>
-        <w:rPr>
-          <w:rFonts w:hint="eastAsia" w:ascii="Times New Roman" w:hAnsi="Times New Roman" w:eastAsia="FangSong" w:cs="Times New Roman"/>
-        </w:rPr>
-        <w:t>族元素从上至下最稳定的价态</w:t>
-      </w:r>
-      <w:r>
-        <w:rPr>
-          <w:rFonts w:hint="eastAsia" w:ascii="Times New Roman" w:hAnsi="Times New Roman" w:eastAsia="Times New Roman" w:cs="Times New Roman"/>
-        </w:rPr>
-        <w:t>(</w:t>
-      </w:r>
-      <w:r>
-        <w:rPr>
-          <w:rFonts w:hint="eastAsia" w:ascii="Times New Roman" w:hAnsi="Times New Roman" w:eastAsia="FangSong" w:cs="Times New Roman"/>
-        </w:rPr>
-        <w:t>水溶液中</w:t>
-      </w:r>
-      <w:r>
-        <w:rPr>
-          <w:rFonts w:hint="eastAsia" w:ascii="Times New Roman" w:hAnsi="Times New Roman" w:eastAsia="Times New Roman" w:cs="Times New Roman"/>
-        </w:rPr>
-        <w:t>)</w:t>
-      </w:r>
-      <w:r>
-        <w:rPr>
-          <w:rFonts w:hint="eastAsia" w:ascii="Times New Roman" w:hAnsi="Times New Roman" w:eastAsia="FangSong" w:cs="Times New Roman"/>
-        </w:rPr>
-        <w:t>分别是</w:t>
-      </w:r>
-      <w:r>
-        <w:rPr>
-          <w:rFonts w:hint="eastAsia" w:ascii="Times New Roman" w:hAnsi="Times New Roman" w:eastAsia="Times New Roman" w:cs="Times New Roman"/>
-        </w:rPr>
-        <w:t>+2、+1、+3。</w:t>
-      </w:r>
-    </w:p>
-    <w:p>
-      <w:pPr>
-        <w:numPr>
-          <w:ilvl w:val="0"/>
-          <w:numId w:val="1009"/>
-        </w:numPr>
-      </w:pPr>
-      <w:r>
-        <w:rPr>
-          <w:rFonts w:ascii="Times New Roman" w:hAnsi="Times New Roman" w:eastAsia="Times New Roman" w:cs="Times New Roman"/>
-        </w:rPr>
-        <w:t xml:space="preserve">I A </w:t>
-      </w:r>
-      <w:r>
-        <w:rPr>
-          <w:rFonts w:hint="eastAsia" w:ascii="Times New Roman" w:hAnsi="Times New Roman" w:eastAsia="FangSong" w:cs="Times New Roman"/>
-        </w:rPr>
-        <w:t xml:space="preserve">族元素从</w:t>
-      </w:r>
-      <w:r>
-        <w:rPr>
-          <w:rFonts w:ascii="Times New Roman" w:hAnsi="Times New Roman" w:eastAsia="Times New Roman" w:cs="Times New Roman"/>
-        </w:rPr>
-        <w:t xml:space="preserve"> Li </w:t>
-      </w:r>
-      <w:r>
-        <w:rPr>
-          <w:rFonts w:hint="eastAsia" w:ascii="Times New Roman" w:hAnsi="Times New Roman" w:eastAsia="FangSong" w:cs="Times New Roman"/>
-        </w:rPr>
-        <w:t xml:space="preserve">到</w:t>
-      </w:r>
-      <w:r>
-        <w:rPr>
-          <w:rFonts w:ascii="Times New Roman" w:hAnsi="Times New Roman" w:eastAsia="Times New Roman" w:cs="Times New Roman"/>
-        </w:rPr>
-        <w:t xml:space="preserve"> Ca </w:t>
-      </w:r>
-      <w:r>
-        <w:rPr>
-          <w:rFonts w:hint="eastAsia" w:ascii="Times New Roman" w:hAnsi="Times New Roman" w:eastAsia="FangSong" w:cs="Times New Roman"/>
-        </w:rPr>
-        <w:t xml:space="preserve">电离能下降得比</w:t>
-      </w:r>
-      <w:r>
-        <w:rPr>
-          <w:rFonts w:ascii="Times New Roman" w:hAnsi="Times New Roman" w:eastAsia="Times New Roman" w:cs="Times New Roman"/>
-        </w:rPr>
-        <w:t xml:space="preserve"> Ca </w:t>
-      </w:r>
-      <w:r>
-        <w:rPr>
-          <w:rFonts w:hint="eastAsia" w:ascii="Times New Roman" w:hAnsi="Times New Roman" w:eastAsia="FangSong" w:cs="Times New Roman"/>
-        </w:rPr>
-        <w:t xml:space="preserve">到</w:t>
-      </w:r>
-      <w:r>
-        <w:rPr>
-          <w:rFonts w:ascii="Times New Roman" w:hAnsi="Times New Roman" w:eastAsia="Times New Roman" w:cs="Times New Roman"/>
-        </w:rPr>
-        <w:t xml:space="preserve"> Cs </w:t>
-      </w:r>
-      <w:r>
-        <w:rPr>
-          <w:rFonts w:hint="eastAsia" w:ascii="Times New Roman" w:hAnsi="Times New Roman" w:eastAsia="FangSong" w:cs="Times New Roman"/>
-        </w:rPr>
-        <w:t>快得多</w:t>
-      </w:r>
-      <w:r>
-        <w:rPr>
-          <w:rFonts w:hint="eastAsia" w:ascii="Times New Roman" w:hAnsi="Times New Roman" w:eastAsia="Times New Roman" w:cs="Times New Roman"/>
-        </w:rPr>
-        <w:t>。</w:t>
-      </w:r>
-    </w:p>
-    <w:p>
-      <w:pPr>
-        <w:spacing w:before="160" w:after="80"/>
-      </w:pPr>
-      <w:r>
-        <w:pict>
-          <v:rect style="width:0;height:1.5pt" o:hralign="center" o:hrstd="t" o:hr="t"/>
-        </w:pict>
-      </w:r>
-    </w:p>
-    <w:bookmarkEnd w:id="33"/>
-    <w:bookmarkStart w:id="34" w:name="第14题"/>
-    <w:p>
-      <w:pPr>
-        <w:pStyle w:val="Heading3"/>
-        <w:spacing w:before="280" w:after="120"/>
-      </w:pPr>
-      <w:r>
-        <w:rPr>
-          <w:rFonts w:hint="eastAsia" w:ascii="Times New Roman" w:hAnsi="Times New Roman" w:eastAsia="SimHei" w:cs="Times New Roman"/>
-        </w:rPr>
-        <w:t>第</w:t>
-      </w:r>
-      <w:r>
-        <w:rPr>
-          <w:rFonts w:hint="eastAsia" w:ascii="Times New Roman" w:hAnsi="Times New Roman" w:eastAsia="Times New Roman" w:cs="Times New Roman"/>
-        </w:rPr>
-        <w:t>14</w:t>
-      </w:r>
-      <w:r>
-        <w:rPr>
-          <w:rFonts w:hint="eastAsia" w:ascii="Times New Roman" w:hAnsi="Times New Roman" w:eastAsia="SimHei" w:cs="Times New Roman"/>
-        </w:rPr>
-        <w:t>题</w:t>
-      </w:r>
-    </w:p>
-    <w:p>
-      <w:pPr>
-        <w:pStyle w:val="FirstParagraph"/>
-      </w:pPr>
-      <w:r>
-        <w:rPr>
-          <w:rFonts w:hint="eastAsia" w:ascii="Times New Roman" w:hAnsi="Times New Roman" w:eastAsia="FangSong" w:cs="Times New Roman"/>
-        </w:rPr>
-        <w:t>与一般的印象不同</w:t>
+        <w:ind w:firstLine="420"/>
+      </w:pPr>
+      <w:r>
+        <w:rPr>
+          <w:rFonts w:hint="eastAsia" w:ascii="Times New Roman" w:hAnsi="Times New Roman" w:eastAsia="FangSong" w:cs="Times New Roman"/>
+        </w:rPr>
+        <w:t xml:space="preserve">直到</w:t>
+      </w:r>
+      <w:r>
+        <w:rPr>
+          <w:rFonts w:ascii="Times New Roman" w:hAnsi="Times New Roman" w:eastAsia="Times New Roman" w:cs="Times New Roman"/>
+        </w:rPr>
+        <w:t xml:space="preserve"> 1979 </w:t>
+      </w:r>
+      <w:r>
+        <w:rPr>
+          <w:rFonts w:hint="eastAsia" w:ascii="Times New Roman" w:hAnsi="Times New Roman" w:eastAsia="FangSong" w:cs="Times New Roman"/>
+        </w:rPr>
+        <w:t xml:space="preserve">年才合成出第二个第一过渡金属的</w:t>
+      </w:r>
+      <w:r>
+        <w:rPr>
+          <w:rFonts w:ascii="Times New Roman" w:hAnsi="Times New Roman" w:eastAsia="Times New Roman" w:cs="Times New Roman"/>
+        </w:rPr>
+        <w:t xml:space="preserve"> Cp</w:t>
+      </w:r>
+      <w:r>
+        <w:rPr>
+          <w:rFonts w:ascii="Times New Roman" w:hAnsi="Times New Roman" w:eastAsia="Times New Roman" w:cs="Times New Roman"/>
+          <w:vertAlign w:val="subscript"/>
+        </w:rPr>
+        <w:t>4</w:t>
+      </w:r>
+      <w:r>
+        <w:rPr>
+          <w:rFonts w:ascii="Times New Roman" w:hAnsi="Times New Roman" w:eastAsia="Times New Roman" w:cs="Times New Roman"/>
+        </w:rPr>
+        <w:t>V</w:t>
+      </w:r>
+      <w:r>
+        <w:rPr>
+          <w:rFonts w:ascii="Times New Roman" w:hAnsi="Times New Roman" w:eastAsia="Times New Roman" w:cs="Times New Roman"/>
+          <w:vertAlign w:val="subscript"/>
+        </w:rPr>
+        <w:t>4</w:t>
+      </w:r>
+      <w:r>
+        <w:rPr>
+          <w:rFonts w:ascii="Times New Roman" w:hAnsi="Times New Roman" w:eastAsia="Times New Roman" w:cs="Times New Roman"/>
+        </w:rPr>
+        <w:t>(CO)</w:t>
+      </w:r>
+      <w:r>
+        <w:rPr>
+          <w:rFonts w:ascii="Times New Roman" w:hAnsi="Times New Roman" w:eastAsia="Times New Roman" w:cs="Times New Roman"/>
+          <w:vertAlign w:val="subscript"/>
+        </w:rPr>
+        <w:t>4</w:t>
+      </w:r>
+      <w:r>
+        <w:rPr>
+          <w:rFonts w:ascii="Times New Roman" w:hAnsi="Times New Roman" w:eastAsia="Times New Roman" w:cs="Times New Roman"/>
+        </w:rPr>
+        <w:t xml:space="preserve"> </w:t>
+      </w:r>
+      <w:r>
+        <w:rPr>
+          <w:rFonts w:hint="eastAsia" w:ascii="Times New Roman" w:hAnsi="Times New Roman" w:eastAsia="FangSong" w:cs="Times New Roman"/>
+        </w:rPr>
+        <w:t>衍生物</w:t>
       </w:r>
       <w:r>
         <w:rPr>
@@ -4252,49 +3802,7 @@
         <w:rPr>
           <w:rFonts w:hint="eastAsia" w:ascii="Times New Roman" w:hAnsi="Times New Roman" w:eastAsia="FangSong" w:cs="Times New Roman"/>
         </w:rPr>
-        <w:t>就事实而言</w:t>
-      </w:r>
-      <w:r>
-        <w:rPr>
-          <w:rFonts w:hint="eastAsia" w:ascii="Times New Roman" w:hAnsi="Times New Roman" w:eastAsia="Times New Roman" w:cs="Times New Roman"/>
-        </w:rPr>
-        <w:t>，</w:t>
-      </w:r>
-      <w:r>
-        <w:rPr>
-          <w:rFonts w:hint="eastAsia" w:ascii="Times New Roman" w:hAnsi="Times New Roman" w:eastAsia="FangSong" w:cs="Times New Roman"/>
-        </w:rPr>
-        <w:t>同位素会影响许多物质的化学性质</w:t>
-      </w:r>
-      <w:r>
-        <w:rPr>
-          <w:rFonts w:hint="eastAsia" w:ascii="Times New Roman" w:hAnsi="Times New Roman" w:eastAsia="Times New Roman" w:cs="Times New Roman"/>
-        </w:rPr>
-        <w:t>,H</w:t>
-      </w:r>
-      <w:r>
-        <w:rPr>
-          <w:rFonts w:ascii="Times New Roman" w:hAnsi="Times New Roman" w:eastAsia="Times New Roman" w:cs="Times New Roman"/>
-        </w:rPr>
-        <w:t xml:space="preserve"> </w:t>
-      </w:r>
-      <w:r>
-        <w:rPr>
-          <w:rFonts w:hint="eastAsia" w:ascii="Times New Roman" w:hAnsi="Times New Roman" w:eastAsia="FangSong" w:cs="Times New Roman"/>
-        </w:rPr>
-        <w:t xml:space="preserve">和</w:t>
-      </w:r>
-      <w:r>
-        <w:rPr>
-          <w:rFonts w:ascii="Times New Roman" w:hAnsi="Times New Roman" w:eastAsia="Times New Roman" w:cs="Times New Roman"/>
-        </w:rPr>
-        <w:t xml:space="preserve"> D </w:t>
-      </w:r>
-      <w:r>
-        <w:rPr>
-          <w:rFonts w:hint="eastAsia" w:ascii="Times New Roman" w:hAnsi="Times New Roman" w:eastAsia="FangSong" w:cs="Times New Roman"/>
-        </w:rPr>
-        <w:t>这一对同位素就是一个典型的例子</w:t>
+        <w:t>为黑色固体</w:t>
       </w:r>
       <w:r>
         <w:rPr>
@@ -4310,6 +3818,666 @@
           <w:ilvl w:val="0"/>
           <w:numId w:val="1010"/>
         </w:numPr>
+        <w:ind w:firstLine="420"/>
+      </w:pPr>
+      <w:r>
+        <w:rPr>
+          <w:rFonts w:ascii="Times New Roman" w:hAnsi="Times New Roman" w:eastAsia="Times New Roman" w:cs="Times New Roman"/>
+        </w:rPr>
+        <w:t xml:space="preserve">(2-1) </w:t>
+      </w:r>
+      <w:r>
+        <w:rPr>
+          <w:rFonts w:hint="eastAsia" w:ascii="Times New Roman" w:hAnsi="Times New Roman" w:eastAsia="FangSong" w:cs="Times New Roman"/>
+        </w:rPr>
+        <w:t xml:space="preserve">比较</w:t>
+      </w:r>
+      <w:r>
+        <w:rPr>
+          <w:rFonts w:ascii="Times New Roman" w:hAnsi="Times New Roman" w:eastAsia="Times New Roman" w:cs="Times New Roman"/>
+        </w:rPr>
+        <w:t xml:space="preserve"> Cp</w:t>
+      </w:r>
+      <w:r>
+        <w:rPr>
+          <w:rFonts w:ascii="Times New Roman" w:hAnsi="Times New Roman" w:eastAsia="Times New Roman" w:cs="Times New Roman"/>
+          <w:vertAlign w:val="subscript"/>
+        </w:rPr>
+        <w:t>4</w:t>
+      </w:r>
+      <w:r>
+        <w:rPr>
+          <w:rFonts w:ascii="Times New Roman" w:hAnsi="Times New Roman" w:eastAsia="Times New Roman" w:cs="Times New Roman"/>
+        </w:rPr>
+        <w:t>Fe</w:t>
+      </w:r>
+      <w:r>
+        <w:rPr>
+          <w:rFonts w:ascii="Times New Roman" w:hAnsi="Times New Roman" w:eastAsia="Times New Roman" w:cs="Times New Roman"/>
+          <w:vertAlign w:val="subscript"/>
+        </w:rPr>
+        <w:t>4</w:t>
+      </w:r>
+      <w:r>
+        <w:rPr>
+          <w:rFonts w:ascii="Times New Roman" w:hAnsi="Times New Roman" w:eastAsia="Times New Roman" w:cs="Times New Roman"/>
+        </w:rPr>
+        <w:t>(CO)</w:t>
+      </w:r>
+      <w:r>
+        <w:rPr>
+          <w:rFonts w:ascii="Times New Roman" w:hAnsi="Times New Roman" w:eastAsia="Times New Roman" w:cs="Times New Roman"/>
+          <w:vertAlign w:val="subscript"/>
+        </w:rPr>
+        <w:t>4</w:t>
+      </w:r>
+      <w:r>
+        <w:rPr>
+          <w:rFonts w:ascii="Times New Roman" w:hAnsi="Times New Roman" w:eastAsia="Times New Roman" w:cs="Times New Roman"/>
+        </w:rPr>
+        <w:t xml:space="preserve"> </w:t>
+      </w:r>
+      <w:r>
+        <w:rPr>
+          <w:rFonts w:hint="eastAsia" w:ascii="Times New Roman" w:hAnsi="Times New Roman" w:eastAsia="FangSong" w:cs="Times New Roman"/>
+        </w:rPr>
+        <w:t xml:space="preserve">和</w:t>
+      </w:r>
+      <w:r>
+        <w:rPr>
+          <w:rFonts w:ascii="Times New Roman" w:hAnsi="Times New Roman" w:eastAsia="Times New Roman" w:cs="Times New Roman"/>
+        </w:rPr>
+        <w:t xml:space="preserve"> Cp</w:t>
+      </w:r>
+      <w:r>
+        <w:rPr>
+          <w:rFonts w:ascii="Times New Roman" w:hAnsi="Times New Roman" w:eastAsia="Times New Roman" w:cs="Times New Roman"/>
+          <w:vertAlign w:val="subscript"/>
+        </w:rPr>
+        <w:t>4</w:t>
+      </w:r>
+      <w:r>
+        <w:rPr>
+          <w:rFonts w:ascii="Times New Roman" w:hAnsi="Times New Roman" w:eastAsia="Times New Roman" w:cs="Times New Roman"/>
+        </w:rPr>
+        <w:t>V</w:t>
+      </w:r>
+      <w:r>
+        <w:rPr>
+          <w:rFonts w:ascii="Times New Roman" w:hAnsi="Times New Roman" w:eastAsia="Times New Roman" w:cs="Times New Roman"/>
+          <w:vertAlign w:val="subscript"/>
+        </w:rPr>
+        <w:t>4</w:t>
+      </w:r>
+      <w:r>
+        <w:rPr>
+          <w:rFonts w:ascii="Times New Roman" w:hAnsi="Times New Roman" w:eastAsia="Times New Roman" w:cs="Times New Roman"/>
+        </w:rPr>
+        <w:t>(CO)</w:t>
+      </w:r>
+      <w:r>
+        <w:rPr>
+          <w:rFonts w:ascii="Times New Roman" w:hAnsi="Times New Roman" w:eastAsia="Times New Roman" w:cs="Times New Roman"/>
+          <w:vertAlign w:val="subscript"/>
+        </w:rPr>
+        <w:t>4</w:t>
+      </w:r>
+      <w:r>
+        <w:rPr>
+          <w:rFonts w:ascii="Times New Roman" w:hAnsi="Times New Roman" w:eastAsia="Times New Roman" w:cs="Times New Roman"/>
+        </w:rPr>
+        <w:t xml:space="preserve"> </w:t>
+      </w:r>
+      <w:r>
+        <w:rPr>
+          <w:rFonts w:hint="eastAsia" w:ascii="Times New Roman" w:hAnsi="Times New Roman" w:eastAsia="FangSong" w:cs="Times New Roman"/>
+        </w:rPr>
+        <w:t>的稳定性</w:t>
+      </w:r>
+      <w:r>
+        <w:rPr>
+          <w:rFonts w:hint="eastAsia" w:ascii="Times New Roman" w:hAnsi="Times New Roman" w:eastAsia="Times New Roman" w:cs="Times New Roman"/>
+        </w:rPr>
+        <w:t>。</w:t>
+      </w:r>
+    </w:p>
+    <w:p>
+      <w:pPr>
+        <w:pStyle w:val="Compact"/>
+        <w:numPr>
+          <w:ilvl w:val="0"/>
+          <w:numId w:val="1010"/>
+        </w:numPr>
+        <w:ind w:firstLine="420"/>
+      </w:pPr>
+      <w:r>
+        <w:rPr>
+          <w:rFonts w:ascii="Times New Roman" w:hAnsi="Times New Roman" w:eastAsia="Times New Roman" w:cs="Times New Roman"/>
+        </w:rPr>
+        <w:t xml:space="preserve">(2-2) </w:t>
+      </w:r>
+      <w:r>
+        <w:rPr>
+          <w:rFonts w:hint="eastAsia" w:ascii="Times New Roman" w:hAnsi="Times New Roman" w:eastAsia="FangSong" w:cs="Times New Roman"/>
+        </w:rPr>
+        <w:t xml:space="preserve">推测</w:t>
+      </w:r>
+      <w:r>
+        <w:rPr>
+          <w:rFonts w:ascii="Times New Roman" w:hAnsi="Times New Roman" w:eastAsia="Times New Roman" w:cs="Times New Roman"/>
+        </w:rPr>
+        <w:t xml:space="preserve"> Cp</w:t>
+      </w:r>
+      <w:r>
+        <w:rPr>
+          <w:rFonts w:ascii="Times New Roman" w:hAnsi="Times New Roman" w:eastAsia="Times New Roman" w:cs="Times New Roman"/>
+          <w:vertAlign w:val="subscript"/>
+        </w:rPr>
+        <w:t>4</w:t>
+      </w:r>
+      <w:r>
+        <w:rPr>
+          <w:rFonts w:ascii="Times New Roman" w:hAnsi="Times New Roman" w:eastAsia="Times New Roman" w:cs="Times New Roman"/>
+        </w:rPr>
+        <w:t>V</w:t>
+      </w:r>
+      <w:r>
+        <w:rPr>
+          <w:rFonts w:ascii="Times New Roman" w:hAnsi="Times New Roman" w:eastAsia="Times New Roman" w:cs="Times New Roman"/>
+          <w:vertAlign w:val="subscript"/>
+        </w:rPr>
+        <w:t>4</w:t>
+      </w:r>
+      <w:r>
+        <w:rPr>
+          <w:rFonts w:ascii="Times New Roman" w:hAnsi="Times New Roman" w:eastAsia="Times New Roman" w:cs="Times New Roman"/>
+        </w:rPr>
+        <w:t>(CO)</w:t>
+      </w:r>
+      <w:r>
+        <w:rPr>
+          <w:rFonts w:ascii="Times New Roman" w:hAnsi="Times New Roman" w:eastAsia="Times New Roman" w:cs="Times New Roman"/>
+          <w:vertAlign w:val="subscript"/>
+        </w:rPr>
+        <w:t>4</w:t>
+      </w:r>
+      <w:r>
+        <w:rPr>
+          <w:rFonts w:ascii="Times New Roman" w:hAnsi="Times New Roman" w:eastAsia="Times New Roman" w:cs="Times New Roman"/>
+        </w:rPr>
+        <w:t xml:space="preserve"> </w:t>
+      </w:r>
+      <w:r>
+        <w:rPr>
+          <w:rFonts w:hint="eastAsia" w:ascii="Times New Roman" w:hAnsi="Times New Roman" w:eastAsia="FangSong" w:cs="Times New Roman"/>
+        </w:rPr>
+        <w:t xml:space="preserve">空间结构是否与</w:t>
+      </w:r>
+      <w:r>
+        <w:rPr>
+          <w:rFonts w:ascii="Times New Roman" w:hAnsi="Times New Roman" w:eastAsia="Times New Roman" w:cs="Times New Roman"/>
+        </w:rPr>
+        <w:t xml:space="preserve"> Cp</w:t>
+      </w:r>
+      <w:r>
+        <w:rPr>
+          <w:rFonts w:ascii="Times New Roman" w:hAnsi="Times New Roman" w:eastAsia="Times New Roman" w:cs="Times New Roman"/>
+          <w:vertAlign w:val="subscript"/>
+        </w:rPr>
+        <w:t>4</w:t>
+      </w:r>
+      <w:r>
+        <w:rPr>
+          <w:rFonts w:ascii="Times New Roman" w:hAnsi="Times New Roman" w:eastAsia="Times New Roman" w:cs="Times New Roman"/>
+        </w:rPr>
+        <w:t>Fe</w:t>
+      </w:r>
+      <w:r>
+        <w:rPr>
+          <w:rFonts w:ascii="Times New Roman" w:hAnsi="Times New Roman" w:eastAsia="Times New Roman" w:cs="Times New Roman"/>
+          <w:vertAlign w:val="subscript"/>
+        </w:rPr>
+        <w:t>4</w:t>
+      </w:r>
+      <w:r>
+        <w:rPr>
+          <w:rFonts w:ascii="Times New Roman" w:hAnsi="Times New Roman" w:eastAsia="Times New Roman" w:cs="Times New Roman"/>
+        </w:rPr>
+        <w:t>(CO)</w:t>
+      </w:r>
+      <w:r>
+        <w:rPr>
+          <w:rFonts w:ascii="Times New Roman" w:hAnsi="Times New Roman" w:eastAsia="Times New Roman" w:cs="Times New Roman"/>
+          <w:vertAlign w:val="subscript"/>
+        </w:rPr>
+        <w:t>4</w:t>
+      </w:r>
+      <w:r>
+        <w:rPr>
+          <w:rFonts w:ascii="Times New Roman" w:hAnsi="Times New Roman" w:eastAsia="Times New Roman" w:cs="Times New Roman"/>
+        </w:rPr>
+        <w:t xml:space="preserve"> </w:t>
+      </w:r>
+      <w:r>
+        <w:rPr>
+          <w:rFonts w:hint="eastAsia" w:ascii="Times New Roman" w:hAnsi="Times New Roman" w:eastAsia="FangSong" w:cs="Times New Roman"/>
+        </w:rPr>
+        <w:t>相同</w:t>
+      </w:r>
+      <w:r>
+        <w:rPr>
+          <w:rFonts w:hint="eastAsia" w:ascii="Times New Roman" w:hAnsi="Times New Roman" w:eastAsia="Times New Roman" w:cs="Times New Roman"/>
+        </w:rPr>
+        <w:t>，</w:t>
+      </w:r>
+      <w:r>
+        <w:rPr>
+          <w:rFonts w:hint="eastAsia" w:ascii="Times New Roman" w:hAnsi="Times New Roman" w:eastAsia="FangSong" w:cs="Times New Roman"/>
+        </w:rPr>
+        <w:t>给出理由</w:t>
+      </w:r>
+      <w:r>
+        <w:rPr>
+          <w:rFonts w:hint="eastAsia" w:ascii="Times New Roman" w:hAnsi="Times New Roman" w:eastAsia="Times New Roman" w:cs="Times New Roman"/>
+        </w:rPr>
+        <w:t>。</w:t>
+      </w:r>
+    </w:p>
+    <w:p>
+      <w:pPr>
+        <w:spacing w:before="160" w:after="80"/>
+      </w:pPr>
+      <w:r>
+        <w:pict>
+          <v:rect style="width:0;height:1.5pt" o:hralign="center" o:hrstd="t" o:hr="t"/>
+        </w:pict>
+      </w:r>
+    </w:p>
+    <w:bookmarkEnd w:id="32"/>
+    <w:bookmarkStart w:id="33" w:name="第13题"/>
+    <w:p>
+      <w:pPr>
+        <w:pStyle w:val="Heading3"/>
+        <w:spacing w:before="280" w:after="120"/>
+      </w:pPr>
+      <w:r>
+        <w:rPr>
+          <w:rFonts w:hint="eastAsia" w:ascii="Times New Roman" w:hAnsi="Times New Roman" w:eastAsia="SimHei" w:cs="Times New Roman"/>
+        </w:rPr>
+        <w:t>第</w:t>
+      </w:r>
+      <w:r>
+        <w:rPr>
+          <w:rFonts w:hint="eastAsia" w:ascii="Times New Roman" w:hAnsi="Times New Roman" w:eastAsia="Times New Roman" w:cs="Times New Roman"/>
+        </w:rPr>
+        <w:t>13</w:t>
+      </w:r>
+      <w:r>
+        <w:rPr>
+          <w:rFonts w:hint="eastAsia" w:ascii="Times New Roman" w:hAnsi="Times New Roman" w:eastAsia="SimHei" w:cs="Times New Roman"/>
+        </w:rPr>
+        <w:t>题</w:t>
+      </w:r>
+    </w:p>
+    <w:p>
+      <w:pPr>
+        <w:pStyle w:val="FirstParagraph"/>
+        <w:ind w:firstLine="420"/>
+      </w:pPr>
+      <w:r>
+        <w:rPr>
+          <w:rFonts w:hint="eastAsia" w:ascii="Times New Roman" w:hAnsi="Times New Roman" w:eastAsia="FangSong" w:cs="Times New Roman"/>
+        </w:rPr>
+        <w:t>对如下现象做逐一解释</w:t>
+      </w:r>
+      <w:r>
+        <w:rPr>
+          <w:rFonts w:hint="eastAsia" w:ascii="Times New Roman" w:hAnsi="Times New Roman" w:eastAsia="Times New Roman" w:cs="Times New Roman"/>
+        </w:rPr>
+        <w:t>：</w:t>
+      </w:r>
+    </w:p>
+    <w:p>
+      <w:pPr>
+        <w:numPr>
+          <w:ilvl w:val="0"/>
+          <w:numId w:val="1011"/>
+        </w:numPr>
+        <w:ind w:firstLine="420"/>
+      </w:pPr>
+      <w:r>
+        <w:rPr>
+          <w:rFonts w:hint="eastAsia" w:ascii="Times New Roman" w:hAnsi="Times New Roman" w:eastAsia="Times New Roman" w:cs="Times New Roman"/>
+        </w:rPr>
+        <w:t>ⅢA</w:t>
+      </w:r>
+      <w:r>
+        <w:rPr>
+          <w:rFonts w:hint="eastAsia" w:ascii="Times New Roman" w:hAnsi="Times New Roman" w:eastAsia="FangSong" w:cs="Times New Roman"/>
+        </w:rPr>
+        <w:t>族元素的电离能</w:t>
+      </w:r>
+      <w:r>
+        <w:rPr>
+          <w:rFonts w:hint="eastAsia" w:ascii="Times New Roman" w:hAnsi="Times New Roman" w:eastAsia="Times New Roman" w:cs="Times New Roman"/>
+        </w:rPr>
+        <w:t>(</w:t>
+      </w:r>
+      <w:r>
+        <w:rPr>
+          <w:rFonts w:hint="eastAsia" w:ascii="Times New Roman" w:hAnsi="Times New Roman" w:eastAsia="FangSong" w:cs="Times New Roman"/>
+        </w:rPr>
+        <w:t>单位</w:t>
+      </w:r>
+      <w:r>
+        <w:rPr>
+          <w:rFonts w:hint="eastAsia" w:ascii="Times New Roman" w:hAnsi="Times New Roman" w:eastAsia="Times New Roman" w:cs="Times New Roman"/>
+        </w:rPr>
+        <w:t>:kJ/mol):B</w:t>
+      </w:r>
+      <w:r>
+        <w:rPr>
+          <w:rFonts w:ascii="Times New Roman" w:hAnsi="Times New Roman" w:eastAsia="Times New Roman" w:cs="Times New Roman"/>
+        </w:rPr>
+        <w:t xml:space="preserve"> 801、Al 578、Ga 579、In 558、Tl </w:t>
+      </w:r>
+      <w:r>
+        <w:rPr>
+          <w:rFonts w:hint="eastAsia" w:ascii="Times New Roman" w:hAnsi="Times New Roman" w:eastAsia="Times New Roman" w:cs="Times New Roman"/>
+        </w:rPr>
+        <w:t>589。Al</w:t>
+      </w:r>
+      <w:r>
+        <w:rPr>
+          <w:rFonts w:hint="eastAsia" w:ascii="Times New Roman" w:hAnsi="Times New Roman" w:eastAsia="FangSong" w:cs="Times New Roman"/>
+        </w:rPr>
+        <w:t>和</w:t>
+      </w:r>
+      <w:r>
+        <w:rPr>
+          <w:rFonts w:hint="eastAsia" w:ascii="Times New Roman" w:hAnsi="Times New Roman" w:eastAsia="Times New Roman" w:cs="Times New Roman"/>
+        </w:rPr>
+        <w:t>Ga</w:t>
+      </w:r>
+      <w:r>
+        <w:rPr>
+          <w:rFonts w:hint="eastAsia" w:ascii="Times New Roman" w:hAnsi="Times New Roman" w:eastAsia="FangSong" w:cs="Times New Roman"/>
+        </w:rPr>
+        <w:t>的电离能几乎一样</w:t>
+      </w:r>
+      <w:r>
+        <w:rPr>
+          <w:rFonts w:hint="eastAsia" w:ascii="Times New Roman" w:hAnsi="Times New Roman" w:eastAsia="Times New Roman" w:cs="Times New Roman"/>
+        </w:rPr>
+        <w:t>,Tl</w:t>
+      </w:r>
+      <w:r>
+        <w:rPr>
+          <w:rFonts w:hint="eastAsia" w:ascii="Times New Roman" w:hAnsi="Times New Roman" w:eastAsia="FangSong" w:cs="Times New Roman"/>
+        </w:rPr>
+        <w:t>的电离能反而比</w:t>
+      </w:r>
+      <w:r>
+        <w:rPr>
+          <w:rFonts w:hint="eastAsia" w:ascii="Times New Roman" w:hAnsi="Times New Roman" w:eastAsia="Times New Roman" w:cs="Times New Roman"/>
+        </w:rPr>
+        <w:t>In</w:t>
+      </w:r>
+      <w:r>
+        <w:rPr>
+          <w:rFonts w:hint="eastAsia" w:ascii="Times New Roman" w:hAnsi="Times New Roman" w:eastAsia="FangSong" w:cs="Times New Roman"/>
+        </w:rPr>
+        <w:t>大</w:t>
+      </w:r>
+      <w:r>
+        <w:rPr>
+          <w:rFonts w:hint="eastAsia" w:ascii="Times New Roman" w:hAnsi="Times New Roman" w:eastAsia="Times New Roman" w:cs="Times New Roman"/>
+        </w:rPr>
+        <w:t>。</w:t>
+      </w:r>
+    </w:p>
+    <w:p>
+      <w:pPr>
+        <w:numPr>
+          <w:ilvl w:val="0"/>
+          <w:numId w:val="1011"/>
+        </w:numPr>
+        <w:ind w:firstLine="420"/>
+      </w:pPr>
+      <w:r>
+        <w:rPr>
+          <w:rFonts w:hint="eastAsia" w:ascii="Times New Roman" w:hAnsi="Times New Roman" w:eastAsia="Times New Roman" w:cs="Times New Roman"/>
+        </w:rPr>
+        <w:t>IB</w:t>
+      </w:r>
+      <w:r>
+        <w:rPr>
+          <w:rFonts w:hint="eastAsia" w:ascii="Times New Roman" w:hAnsi="Times New Roman" w:eastAsia="FangSong" w:cs="Times New Roman"/>
+        </w:rPr>
+        <w:t>族元素从上至下最稳定的价态</w:t>
+      </w:r>
+      <w:r>
+        <w:rPr>
+          <w:rFonts w:hint="eastAsia" w:ascii="Times New Roman" w:hAnsi="Times New Roman" w:eastAsia="Times New Roman" w:cs="Times New Roman"/>
+        </w:rPr>
+        <w:t>(</w:t>
+      </w:r>
+      <w:r>
+        <w:rPr>
+          <w:rFonts w:hint="eastAsia" w:ascii="Times New Roman" w:hAnsi="Times New Roman" w:eastAsia="FangSong" w:cs="Times New Roman"/>
+        </w:rPr>
+        <w:t>水溶液中</w:t>
+      </w:r>
+      <w:r>
+        <w:rPr>
+          <w:rFonts w:hint="eastAsia" w:ascii="Times New Roman" w:hAnsi="Times New Roman" w:eastAsia="Times New Roman" w:cs="Times New Roman"/>
+        </w:rPr>
+        <w:t>)</w:t>
+      </w:r>
+      <w:r>
+        <w:rPr>
+          <w:rFonts w:hint="eastAsia" w:ascii="Times New Roman" w:hAnsi="Times New Roman" w:eastAsia="FangSong" w:cs="Times New Roman"/>
+        </w:rPr>
+        <w:t>分别是</w:t>
+      </w:r>
+      <w:r>
+        <w:rPr>
+          <w:rFonts w:hint="eastAsia" w:ascii="Times New Roman" w:hAnsi="Times New Roman" w:eastAsia="Times New Roman" w:cs="Times New Roman"/>
+        </w:rPr>
+        <w:t>+2、+1、+3。</w:t>
+      </w:r>
+    </w:p>
+    <w:p>
+      <w:pPr>
+        <w:numPr>
+          <w:ilvl w:val="0"/>
+          <w:numId w:val="1011"/>
+        </w:numPr>
+        <w:ind w:firstLine="420"/>
+      </w:pPr>
+      <w:r>
+        <w:rPr>
+          <w:rFonts w:ascii="Times New Roman" w:hAnsi="Times New Roman" w:eastAsia="Times New Roman" w:cs="Times New Roman"/>
+        </w:rPr>
+        <w:t xml:space="preserve">IA </w:t>
+      </w:r>
+      <w:r>
+        <w:rPr>
+          <w:rFonts w:hint="eastAsia" w:ascii="Times New Roman" w:hAnsi="Times New Roman" w:eastAsia="FangSong" w:cs="Times New Roman"/>
+        </w:rPr>
+        <w:t xml:space="preserve">族元素从</w:t>
+      </w:r>
+      <w:r>
+        <w:rPr>
+          <w:rFonts w:ascii="Times New Roman" w:hAnsi="Times New Roman" w:eastAsia="Times New Roman" w:cs="Times New Roman"/>
+        </w:rPr>
+        <w:t xml:space="preserve"> Li </w:t>
+      </w:r>
+      <w:r>
+        <w:rPr>
+          <w:rFonts w:hint="eastAsia" w:ascii="Times New Roman" w:hAnsi="Times New Roman" w:eastAsia="FangSong" w:cs="Times New Roman"/>
+        </w:rPr>
+        <w:t xml:space="preserve">到</w:t>
+      </w:r>
+      <w:r>
+        <w:rPr>
+          <w:rFonts w:ascii="Times New Roman" w:hAnsi="Times New Roman" w:eastAsia="Times New Roman" w:cs="Times New Roman"/>
+        </w:rPr>
+        <w:t xml:space="preserve"> Na </w:t>
+      </w:r>
+      <w:r>
+        <w:rPr>
+          <w:rFonts w:hint="eastAsia" w:ascii="Times New Roman" w:hAnsi="Times New Roman" w:eastAsia="FangSong" w:cs="Times New Roman"/>
+        </w:rPr>
+        <w:t xml:space="preserve">电离能下降得比</w:t>
+      </w:r>
+      <w:r>
+        <w:rPr>
+          <w:rFonts w:ascii="Times New Roman" w:hAnsi="Times New Roman" w:eastAsia="Times New Roman" w:cs="Times New Roman"/>
+        </w:rPr>
+        <w:t xml:space="preserve"> Na </w:t>
+      </w:r>
+      <w:r>
+        <w:rPr>
+          <w:rFonts w:hint="eastAsia" w:ascii="Times New Roman" w:hAnsi="Times New Roman" w:eastAsia="FangSong" w:cs="Times New Roman"/>
+        </w:rPr>
+        <w:t xml:space="preserve">到</w:t>
+      </w:r>
+      <w:r>
+        <w:rPr>
+          <w:rFonts w:ascii="Times New Roman" w:hAnsi="Times New Roman" w:eastAsia="Times New Roman" w:cs="Times New Roman"/>
+        </w:rPr>
+        <w:t xml:space="preserve"> Cs </w:t>
+      </w:r>
+      <w:r>
+        <w:rPr>
+          <w:rFonts w:hint="eastAsia" w:ascii="Times New Roman" w:hAnsi="Times New Roman" w:eastAsia="FangSong" w:cs="Times New Roman"/>
+        </w:rPr>
+        <w:t>快得多</w:t>
+      </w:r>
+      <w:r>
+        <w:rPr>
+          <w:rFonts w:hint="eastAsia" w:ascii="Times New Roman" w:hAnsi="Times New Roman" w:eastAsia="Times New Roman" w:cs="Times New Roman"/>
+        </w:rPr>
+        <w:t>。</w:t>
+      </w:r>
+    </w:p>
+    <w:p>
+      <w:pPr>
+        <w:spacing w:before="160" w:after="80"/>
+      </w:pPr>
+      <w:r>
+        <w:pict>
+          <v:rect style="width:0;height:1.5pt" o:hralign="center" o:hrstd="t" o:hr="t"/>
+        </w:pict>
+      </w:r>
+    </w:p>
+    <w:bookmarkEnd w:id="33"/>
+    <w:bookmarkStart w:id="34" w:name="第14题"/>
+    <w:p>
+      <w:pPr>
+        <w:pStyle w:val="Heading3"/>
+        <w:spacing w:before="280" w:after="120"/>
+      </w:pPr>
+      <w:r>
+        <w:rPr>
+          <w:rFonts w:hint="eastAsia" w:ascii="Times New Roman" w:hAnsi="Times New Roman" w:eastAsia="SimHei" w:cs="Times New Roman"/>
+        </w:rPr>
+        <w:t>第</w:t>
+      </w:r>
+      <w:r>
+        <w:rPr>
+          <w:rFonts w:hint="eastAsia" w:ascii="Times New Roman" w:hAnsi="Times New Roman" w:eastAsia="Times New Roman" w:cs="Times New Roman"/>
+        </w:rPr>
+        <w:t>14</w:t>
+      </w:r>
+      <w:r>
+        <w:rPr>
+          <w:rFonts w:hint="eastAsia" w:ascii="Times New Roman" w:hAnsi="Times New Roman" w:eastAsia="SimHei" w:cs="Times New Roman"/>
+        </w:rPr>
+        <w:t>题</w:t>
+      </w:r>
+    </w:p>
+    <w:p>
+      <w:pPr>
+        <w:pStyle w:val="FirstParagraph"/>
+        <w:ind w:firstLine="420"/>
+      </w:pPr>
+      <w:r>
+        <w:rPr>
+          <w:rFonts w:hint="eastAsia" w:ascii="Times New Roman" w:hAnsi="Times New Roman" w:eastAsia="FangSong" w:cs="Times New Roman"/>
+        </w:rPr>
+        <w:t>与一般的印象不同</w:t>
+      </w:r>
+      <w:r>
+        <w:rPr>
+          <w:rFonts w:hint="eastAsia" w:ascii="Times New Roman" w:hAnsi="Times New Roman" w:eastAsia="Times New Roman" w:cs="Times New Roman"/>
+        </w:rPr>
+        <w:t>，</w:t>
+      </w:r>
+      <w:r>
+        <w:rPr>
+          <w:rFonts w:hint="eastAsia" w:ascii="Times New Roman" w:hAnsi="Times New Roman" w:eastAsia="FangSong" w:cs="Times New Roman"/>
+        </w:rPr>
+        <w:t>就事实而言</w:t>
+      </w:r>
+      <w:r>
+        <w:rPr>
+          <w:rFonts w:hint="eastAsia" w:ascii="Times New Roman" w:hAnsi="Times New Roman" w:eastAsia="Times New Roman" w:cs="Times New Roman"/>
+        </w:rPr>
+        <w:t>，</w:t>
+      </w:r>
+      <w:r>
+        <w:rPr>
+          <w:rFonts w:hint="eastAsia" w:ascii="Times New Roman" w:hAnsi="Times New Roman" w:eastAsia="FangSong" w:cs="Times New Roman"/>
+        </w:rPr>
+        <w:t>同位素会影响许多物质的化学性质</w:t>
+      </w:r>
+      <w:r>
+        <w:rPr>
+          <w:rFonts w:hint="eastAsia" w:ascii="Times New Roman" w:hAnsi="Times New Roman" w:eastAsia="Times New Roman" w:cs="Times New Roman"/>
+        </w:rPr>
+        <w:t>,H</w:t>
+      </w:r>
+      <w:r>
+        <w:rPr>
+          <w:rFonts w:ascii="Times New Roman" w:hAnsi="Times New Roman" w:eastAsia="Times New Roman" w:cs="Times New Roman"/>
+        </w:rPr>
+        <w:t xml:space="preserve"> </w:t>
+      </w:r>
+      <w:r>
+        <w:rPr>
+          <w:rFonts w:hint="eastAsia" w:ascii="Times New Roman" w:hAnsi="Times New Roman" w:eastAsia="FangSong" w:cs="Times New Roman"/>
+        </w:rPr>
+        <w:t xml:space="preserve">和</w:t>
+      </w:r>
+      <w:r>
+        <w:rPr>
+          <w:rFonts w:ascii="Times New Roman" w:hAnsi="Times New Roman" w:eastAsia="Times New Roman" w:cs="Times New Roman"/>
+        </w:rPr>
+        <w:t xml:space="preserve"> D </w:t>
+      </w:r>
+      <w:r>
+        <w:rPr>
+          <w:rFonts w:hint="eastAsia" w:ascii="Times New Roman" w:hAnsi="Times New Roman" w:eastAsia="FangSong" w:cs="Times New Roman"/>
+        </w:rPr>
+        <w:t>这一对同位素就是一个典型的例子</w:t>
+      </w:r>
+      <w:r>
+        <w:rPr>
+          <w:rFonts w:hint="eastAsia" w:ascii="Times New Roman" w:hAnsi="Times New Roman" w:eastAsia="Times New Roman" w:cs="Times New Roman"/>
+        </w:rPr>
+        <w:t>。</w:t>
+      </w:r>
+    </w:p>
+    <w:p>
+      <w:pPr>
+        <w:pStyle w:val="Compact"/>
+        <w:numPr>
+          <w:ilvl w:val="0"/>
+          <w:numId w:val="1012"/>
+        </w:numPr>
+        <w:ind w:firstLine="420"/>
       </w:pPr>
       <w:r>
         <w:rPr>
@@ -4593,8 +4761,9 @@
         <w:pStyle w:val="Compact"/>
         <w:numPr>
           <w:ilvl w:val="0"/>
-          <w:numId w:val="1010"/>
+          <w:numId w:val="1012"/>
         </w:numPr>
+        <w:ind w:firstLine="420"/>
       </w:pPr>
       <w:r>
         <w:rPr>
@@ -4890,6 +5059,7 @@
     <w:p>
       <w:pPr>
         <w:pStyle w:val="FirstParagraph"/>
+        <w:ind w:firstLine="420"/>
       </w:pPr>
       <w:r>
         <w:rPr>
@@ -5166,6 +5336,81 @@
     </w:p>
     <w:p>
       <w:pPr>
+        <w:numPr>
+          <w:ilvl w:val="0"/>
+          <w:numId w:val="1013"/>
+        </w:numPr>
+        <w:ind w:firstLine="420"/>
+      </w:pPr>
+      <w:r>
+        <w:rPr>
+          <w:rFonts w:hint="eastAsia" w:ascii="Times New Roman" w:hAnsi="Times New Roman" w:eastAsia="FangSong" w:cs="Times New Roman"/>
+        </w:rPr>
+        <w:t xml:space="preserve">求</w:t>
+      </w:r>
+      <w:r>
+        <w:rPr>
+          <w:rFonts w:ascii="Times New Roman" w:hAnsi="Times New Roman" w:eastAsia="Times New Roman" w:cs="Times New Roman"/>
+        </w:rPr>
+        <w:t xml:space="preserve"> x, y。</w:t>
+      </w:r>
+    </w:p>
+    <w:p>
+      <w:pPr>
+        <w:numPr>
+          <w:ilvl w:val="0"/>
+          <w:numId w:val="1013"/>
+        </w:numPr>
+        <w:ind w:firstLine="420"/>
+      </w:pPr>
+      <w:r>
+        <w:rPr>
+          <w:rFonts w:hint="eastAsia" w:ascii="Times New Roman" w:hAnsi="Times New Roman" w:eastAsia="FangSong" w:cs="Times New Roman"/>
+        </w:rPr>
+        <w:t xml:space="preserve">画出</w:t>
+      </w:r>
+      <w:r>
+        <w:rPr>
+          <w:rFonts w:ascii="Times New Roman" w:hAnsi="Times New Roman" w:eastAsia="Times New Roman" w:cs="Times New Roman"/>
+        </w:rPr>
+        <w:t xml:space="preserve"> Sm、Co </w:t>
+      </w:r>
+      <w:r>
+        <w:rPr>
+          <w:rFonts w:hint="eastAsia" w:ascii="Times New Roman" w:hAnsi="Times New Roman" w:eastAsia="FangSong" w:cs="Times New Roman"/>
+        </w:rPr>
+        <w:t>层的二维晶胞</w:t>
+      </w:r>
+      <w:r>
+        <w:rPr>
+          <w:rFonts w:hint="eastAsia" w:ascii="Times New Roman" w:hAnsi="Times New Roman" w:eastAsia="Times New Roman" w:cs="Times New Roman"/>
+        </w:rPr>
+        <w:t>。</w:t>
+      </w:r>
+    </w:p>
+    <w:p>
+      <w:pPr>
+        <w:numPr>
+          <w:ilvl w:val="0"/>
+          <w:numId w:val="1013"/>
+        </w:numPr>
+        <w:ind w:firstLine="420"/>
+      </w:pPr>
+      <w:r>
+        <w:rPr>
+          <w:rFonts w:hint="eastAsia" w:ascii="Times New Roman" w:hAnsi="Times New Roman" w:eastAsia="FangSong" w:cs="Times New Roman"/>
+        </w:rPr>
+        <w:t>简明清楚地画出其晶胞</w:t>
+      </w:r>
+      <w:r>
+        <w:rPr>
+          <w:rFonts w:hint="eastAsia" w:ascii="Times New Roman" w:hAnsi="Times New Roman" w:eastAsia="Times New Roman" w:cs="Times New Roman"/>
+        </w:rPr>
+        <w:t>。</w:t>
+      </w:r>
+    </w:p>
+    <w:p>
+      <w:pPr>
         <w:spacing w:before="160" w:after="80"/>
       </w:pPr>
       <w:r>
@@ -5203,6 +5448,7 @@
     <w:p>
       <w:pPr>
         <w:pStyle w:val="FirstParagraph"/>
+        <w:ind w:firstLine="420"/>
       </w:pPr>
       <w:r>
         <w:rPr>
@@ -5378,6 +5624,328 @@
     </w:p>
     <w:p>
       <w:pPr>
+        <w:numPr>
+          <w:ilvl w:val="0"/>
+          <w:numId w:val="1014"/>
+        </w:numPr>
+        <w:ind w:firstLine="420"/>
+      </w:pPr>
+      <w:r>
+        <w:rPr>
+          <w:rFonts w:hint="eastAsia" w:ascii="Times New Roman" w:hAnsi="Times New Roman" w:eastAsia="FangSong" w:cs="Times New Roman"/>
+        </w:rPr>
+        <w:t>推出硫化铂的化学式</w:t>
+      </w:r>
+      <w:r>
+        <w:rPr>
+          <w:rFonts w:hint="eastAsia" w:ascii="Times New Roman" w:hAnsi="Times New Roman" w:eastAsia="Times New Roman" w:cs="Times New Roman"/>
+        </w:rPr>
+        <w:t>。</w:t>
+      </w:r>
+    </w:p>
+    <w:p>
+      <w:pPr>
+        <w:numPr>
+          <w:ilvl w:val="0"/>
+          <w:numId w:val="1014"/>
+        </w:numPr>
+        <w:ind w:firstLine="420"/>
+      </w:pPr>
+      <w:r>
+        <w:rPr>
+          <w:rFonts w:hint="eastAsia" w:ascii="Times New Roman" w:hAnsi="Times New Roman" w:eastAsia="FangSong" w:cs="Times New Roman"/>
+        </w:rPr>
+        <w:t xml:space="preserve">硫化铂可看作是</w:t>
+      </w:r>
+      <w:r>
+        <w:rPr>
+          <w:rFonts w:ascii="Times New Roman" w:hAnsi="Times New Roman" w:eastAsia="Times New Roman" w:cs="Times New Roman"/>
+        </w:rPr>
+        <w:t xml:space="preserve"> Pt、S </w:t>
+      </w:r>
+      <w:r>
+        <w:rPr>
+          <w:rFonts w:hint="eastAsia" w:ascii="Times New Roman" w:hAnsi="Times New Roman" w:eastAsia="FangSong" w:cs="Times New Roman"/>
+        </w:rPr>
+        <w:t xml:space="preserve">原子沿</w:t>
+      </w:r>
+      <w:r>
+        <w:rPr>
+          <w:rFonts w:ascii="Times New Roman" w:hAnsi="Times New Roman" w:eastAsia="Times New Roman" w:cs="Times New Roman"/>
+        </w:rPr>
+        <w:t xml:space="preserve"> c </w:t>
+      </w:r>
+      <w:r>
+        <w:rPr>
+          <w:rFonts w:hint="eastAsia" w:ascii="Times New Roman" w:hAnsi="Times New Roman" w:eastAsia="FangSong" w:cs="Times New Roman"/>
+        </w:rPr>
+        <w:t>轴分层堆积</w:t>
+      </w:r>
+      <w:r>
+        <w:rPr>
+          <w:rFonts w:hint="eastAsia" w:ascii="Times New Roman" w:hAnsi="Times New Roman" w:eastAsia="Times New Roman" w:cs="Times New Roman"/>
+        </w:rPr>
+        <w:t>：Pt</w:t>
+      </w:r>
+      <w:r>
+        <w:rPr>
+          <w:rFonts w:ascii="Times New Roman" w:hAnsi="Times New Roman" w:eastAsia="Times New Roman" w:cs="Times New Roman"/>
+        </w:rPr>
+        <w:t xml:space="preserve"> </w:t>
+      </w:r>
+      <w:r>
+        <w:rPr>
+          <w:rFonts w:hint="eastAsia" w:ascii="Times New Roman" w:hAnsi="Times New Roman" w:eastAsia="FangSong" w:cs="Times New Roman"/>
+        </w:rPr>
+        <w:t xml:space="preserve">层有</w:t>
+      </w:r>
+      <w:r>
+        <w:rPr>
+          <w:rFonts w:ascii="Times New Roman" w:hAnsi="Times New Roman" w:eastAsia="Times New Roman" w:cs="Times New Roman"/>
+        </w:rPr>
+        <w:t xml:space="preserve"> 2 </w:t>
+      </w:r>
+      <w:r>
+        <w:rPr>
+          <w:rFonts w:hint="eastAsia" w:ascii="Times New Roman" w:hAnsi="Times New Roman" w:eastAsia="FangSong" w:cs="Times New Roman"/>
+        </w:rPr>
+        <w:t>种</w:t>
+      </w:r>
+      <w:r>
+        <w:rPr>
+          <w:rFonts w:hint="eastAsia" w:ascii="Times New Roman" w:hAnsi="Times New Roman" w:eastAsia="Times New Roman" w:cs="Times New Roman"/>
+        </w:rPr>
+        <w:t>，S</w:t>
+      </w:r>
+      <w:r>
+        <w:rPr>
+          <w:rFonts w:ascii="Times New Roman" w:hAnsi="Times New Roman" w:eastAsia="Times New Roman" w:cs="Times New Roman"/>
+        </w:rPr>
+        <w:t xml:space="preserve"> </w:t>
+      </w:r>
+      <w:r>
+        <w:rPr>
+          <w:rFonts w:hint="eastAsia" w:ascii="Times New Roman" w:hAnsi="Times New Roman" w:eastAsia="FangSong" w:cs="Times New Roman"/>
+        </w:rPr>
+        <w:t xml:space="preserve">层只有</w:t>
+      </w:r>
+      <w:r>
+        <w:rPr>
+          <w:rFonts w:ascii="Times New Roman" w:hAnsi="Times New Roman" w:eastAsia="Times New Roman" w:cs="Times New Roman"/>
+        </w:rPr>
+        <w:t xml:space="preserve"> 1 </w:t>
+      </w:r>
+      <w:r>
+        <w:rPr>
+          <w:rFonts w:hint="eastAsia" w:ascii="Times New Roman" w:hAnsi="Times New Roman" w:eastAsia="FangSong" w:cs="Times New Roman"/>
+        </w:rPr>
+        <w:t>种</w:t>
+      </w:r>
+      <w:r>
+        <w:rPr>
+          <w:rFonts w:hint="eastAsia" w:ascii="Times New Roman" w:hAnsi="Times New Roman" w:eastAsia="Times New Roman" w:cs="Times New Roman"/>
+        </w:rPr>
+        <w:t>。</w:t>
+      </w:r>
+      <w:r>
+        <w:rPr>
+          <w:rFonts w:hint="eastAsia" w:ascii="Times New Roman" w:hAnsi="Times New Roman" w:eastAsia="FangSong" w:cs="Times New Roman"/>
+        </w:rPr>
+        <w:t>据此画出硫化铂的晶胞</w:t>
+      </w:r>
+      <w:r>
+        <w:rPr>
+          <w:rFonts w:hint="eastAsia" w:ascii="Times New Roman" w:hAnsi="Times New Roman" w:eastAsia="Times New Roman" w:cs="Times New Roman"/>
+        </w:rPr>
+        <w:t>（</w:t>
+      </w:r>
+      <w:r>
+        <w:rPr>
+          <w:rFonts w:hint="eastAsia" w:ascii="Times New Roman" w:hAnsi="Times New Roman" w:eastAsia="FangSong" w:cs="Times New Roman"/>
+        </w:rPr>
+        <w:t>以</w:t>
+      </w:r>
+      <w:r>
+        <w:rPr>
+          <w:rFonts w:ascii="Times New Roman" w:hAnsi="Times New Roman" w:eastAsia="Times New Roman" w:cs="Times New Roman"/>
+        </w:rPr>
+        <w:t xml:space="preserve"> S </w:t>
+      </w:r>
+      <w:r>
+        <w:rPr>
+          <w:rFonts w:hint="eastAsia" w:ascii="Times New Roman" w:hAnsi="Times New Roman" w:eastAsia="FangSong" w:cs="Times New Roman"/>
+        </w:rPr>
+        <w:t>原子作顶点</w:t>
+      </w:r>
+      <w:r>
+        <w:rPr>
+          <w:rFonts w:hint="eastAsia" w:ascii="Times New Roman" w:hAnsi="Times New Roman" w:eastAsia="Times New Roman" w:cs="Times New Roman"/>
+        </w:rPr>
+        <w:t>，</w:t>
+      </w:r>
+      <w:r>
+        <w:rPr>
+          <w:rFonts w:hint="eastAsia" w:ascii="Times New Roman" w:hAnsi="Times New Roman" w:eastAsia="FangSong" w:cs="Times New Roman"/>
+        </w:rPr>
+        <w:t>忽略键角形变</w:t>
+      </w:r>
+      <w:r>
+        <w:rPr>
+          <w:rFonts w:hint="eastAsia" w:ascii="Times New Roman" w:hAnsi="Times New Roman" w:eastAsia="Times New Roman" w:cs="Times New Roman"/>
+        </w:rPr>
+        <w:t>）。</w:t>
+      </w:r>
+    </w:p>
+    <w:p>
+      <w:pPr>
+        <w:numPr>
+          <w:ilvl w:val="0"/>
+          <w:numId w:val="1014"/>
+        </w:numPr>
+        <w:ind w:firstLine="420"/>
+      </w:pPr>
+      <w:r>
+        <w:rPr>
+          <w:rFonts w:hint="eastAsia" w:ascii="Times New Roman" w:hAnsi="Times New Roman" w:eastAsia="FangSong" w:cs="Times New Roman"/>
+        </w:rPr>
+        <w:t xml:space="preserve">已知晶体中</w:t>
+      </w:r>
+      <w:r>
+        <w:rPr>
+          <w:rFonts w:ascii="Times New Roman" w:hAnsi="Times New Roman" w:eastAsia="Times New Roman" w:cs="Times New Roman"/>
+        </w:rPr>
+        <w:t xml:space="preserve"> Pt—S </w:t>
+      </w:r>
+      <w:r>
+        <w:rPr>
+          <w:rFonts w:hint="eastAsia" w:ascii="Times New Roman" w:hAnsi="Times New Roman" w:eastAsia="FangSong" w:cs="Times New Roman"/>
+        </w:rPr>
+        <w:t xml:space="preserve">的距离约为</w:t>
+      </w:r>
+      <w:r>
+        <w:rPr>
+          <w:rFonts w:ascii="Times New Roman" w:hAnsi="Times New Roman" w:eastAsia="Times New Roman" w:cs="Times New Roman"/>
+        </w:rPr>
+        <w:t xml:space="preserve"> </w:t>
+      </w:r>
+      <m:oMath>
+        <m:oMathPr>
+          <m:ctrlPr>
+            <w:rPr>
+              <w:sz w:val="28"/>
+              <w:szCs w:val="28"/>
+            </w:rPr>
+          </m:ctrlPr>
+        </m:oMathPr>
+        <m:r>
+          <m:t>2.6</m:t>
+        </m:r>
+        <m:r>
+          <m:rPr>
+            <m:sty m:val="p"/>
+          </m:rPr>
+          <m:t>×</m:t>
+        </m:r>
+        <m:sSup>
+          <m:e>
+            <m:r>
+              <m:t>10</m:t>
+            </m:r>
+          </m:e>
+          <m:sup>
+            <m:r>
+              <m:rPr>
+                <m:sty m:val="p"/>
+              </m:rPr>
+              <m:t>−</m:t>
+            </m:r>
+            <m:r>
+              <m:t>10</m:t>
+            </m:r>
+          </m:sup>
+        </m:sSup>
+        <m:r>
+          <m:t> </m:t>
+        </m:r>
+        <m:r>
+          <m:rPr>
+            <m:sty m:val="p"/>
+          </m:rPr>
+          <m:t>m</m:t>
+        </m:r>
+      </m:oMath>
+      <w:r>
+        <w:rPr>
+          <w:rFonts w:ascii="Times New Roman" w:hAnsi="Times New Roman" w:eastAsia="Times New Roman" w:cs="Times New Roman"/>
+        </w:rPr>
+        <w:t xml:space="preserve"> </w:t>
+      </w:r>
+      <w:r>
+        <w:rPr>
+          <w:rFonts w:hint="eastAsia" w:ascii="Times New Roman" w:hAnsi="Times New Roman" w:eastAsia="Times New Roman" w:cs="Times New Roman"/>
+        </w:rPr>
+        <w:t>，</w:t>
+      </w:r>
+      <w:r>
+        <w:rPr>
+          <w:rFonts w:hint="eastAsia" w:ascii="Times New Roman" w:hAnsi="Times New Roman" w:eastAsia="FangSong" w:cs="Times New Roman"/>
+        </w:rPr>
+        <w:t>估算其密度</w:t>
+      </w:r>
+      <w:r>
+        <w:rPr>
+          <w:rFonts w:hint="eastAsia" w:ascii="Times New Roman" w:hAnsi="Times New Roman" w:eastAsia="Times New Roman" w:cs="Times New Roman"/>
+        </w:rPr>
+        <w:t>。</w:t>
+      </w:r>
+    </w:p>
+    <w:p>
+      <w:pPr>
+        <w:numPr>
+          <w:ilvl w:val="0"/>
+          <w:numId w:val="1014"/>
+        </w:numPr>
+        <w:ind w:firstLine="420"/>
+      </w:pPr>
+      <w:r>
+        <w:rPr>
+          <w:rFonts w:hint="eastAsia" w:ascii="Times New Roman" w:hAnsi="Times New Roman" w:eastAsia="FangSong" w:cs="Times New Roman"/>
+        </w:rPr>
+        <w:t>画出硫化铂的晶胞中全部原子沿对角线方向的投影</w:t>
+      </w:r>
+      <w:r>
+        <w:rPr>
+          <w:rFonts w:hint="eastAsia" w:ascii="Times New Roman" w:hAnsi="Times New Roman" w:eastAsia="Times New Roman" w:cs="Times New Roman"/>
+        </w:rPr>
+        <w:t>（</w:t>
+      </w:r>
+      <w:r>
+        <w:rPr>
+          <w:rFonts w:hint="eastAsia" w:ascii="Times New Roman" w:hAnsi="Times New Roman" w:eastAsia="FangSong" w:cs="Times New Roman"/>
+        </w:rPr>
+        <w:t>忽略键角形变</w:t>
+      </w:r>
+      <w:r>
+        <w:rPr>
+          <w:rFonts w:hint="eastAsia" w:ascii="Times New Roman" w:hAnsi="Times New Roman" w:eastAsia="Times New Roman" w:cs="Times New Roman"/>
+        </w:rPr>
+        <w:t>，</w:t>
+      </w:r>
+      <w:r>
+        <w:rPr>
+          <w:rFonts w:hint="eastAsia" w:ascii="Times New Roman" w:hAnsi="Times New Roman" w:eastAsia="FangSong" w:cs="Times New Roman"/>
+        </w:rPr>
+        <w:t>重叠原子需要标明</w:t>
+      </w:r>
+      <w:r>
+        <w:rPr>
+          <w:rFonts w:hint="eastAsia" w:ascii="Times New Roman" w:hAnsi="Times New Roman" w:eastAsia="Times New Roman" w:cs="Times New Roman"/>
+        </w:rPr>
+        <w:t>）。</w:t>
+      </w:r>
+    </w:p>
+    <w:p>
+      <w:pPr>
         <w:spacing w:before="160" w:after="80"/>
       </w:pPr>
       <w:r>
@@ -5416,6 +5984,7 @@
       <w:pPr>
         <w:pStyle w:val="FirstParagraph"/>
         <w:spacing w:after="80"/>
+        <w:ind w:firstLine="420"/>
       </w:pPr>
       <w:r>
         <w:rPr>
@@ -5657,6 +6226,15 @@
         <w:tblW w:type="pct" w:w="5000"/>
         <w:tblLayout w:type="fixed"/>
         <w:tblLook w:firstRow="1" w:lastRow="0" w:firstColumn="0" w:lastColumn="0" w:noHBand="0" w:noVBand="0" w:val="0020"/>
+        <w:jc w:val="center"/>
+        <w:tblBorders>
+          <w:top w:val="single" w:sz="12" w:space="0" w:color="333333"/>
+          <w:bottom w:val="single" w:sz="12" w:space="0" w:color="333333"/>
+          <w:left w:val="none"/>
+          <w:right w:val="none"/>
+          <w:insideH w:val="none"/>
+          <w:insideV w:val="none"/>
+        </w:tblBorders>
       </w:tblPr>
       <w:tblGrid>
         <w:gridCol w:w="1131"/>
@@ -5672,7 +6250,11 @@
           <w:tblHeader w:val="on"/>
         </w:trPr>
         <w:tc>
-          <w:tcPr/>
+          <w:tcPr>
+            <w:tcBorders>
+              <w:bottom w:val="single" w:sz="6" w:space="0" w:color="333333"/>
+            </w:tcBorders>
+          </w:tcPr>
           <w:p>
             <w:pPr>
               <w:pStyle w:val="Compact"/>
@@ -5688,7 +6270,11 @@
           </w:p>
         </w:tc>
         <w:tc>
-          <w:tcPr/>
+          <w:tcPr>
+            <w:tcBorders>
+              <w:bottom w:val="single" w:sz="6" w:space="0" w:color="333333"/>
+            </w:tcBorders>
+          </w:tcPr>
           <w:p>
             <w:pPr>
               <w:pStyle w:val="Compact"/>
@@ -5745,7 +6331,11 @@
           </w:p>
         </w:tc>
         <w:tc>
-          <w:tcPr/>
+          <w:tcPr>
+            <w:tcBorders>
+              <w:bottom w:val="single" w:sz="6" w:space="0" w:color="333333"/>
+            </w:tcBorders>
+          </w:tcPr>
           <w:p>
             <w:pPr>
               <w:pStyle w:val="Compact"/>
@@ -5802,7 +6392,11 @@
           </w:p>
         </w:tc>
         <w:tc>
-          <w:tcPr/>
+          <w:tcPr>
+            <w:tcBorders>
+              <w:bottom w:val="single" w:sz="6" w:space="0" w:color="333333"/>
+            </w:tcBorders>
+          </w:tcPr>
           <w:p>
             <w:pPr>
               <w:pStyle w:val="Compact"/>
@@ -5847,7 +6441,11 @@
           </w:p>
         </w:tc>
         <w:tc>
-          <w:tcPr/>
+          <w:tcPr>
+            <w:tcBorders>
+              <w:bottom w:val="single" w:sz="6" w:space="0" w:color="333333"/>
+            </w:tcBorders>
+          </w:tcPr>
           <w:p>
             <w:pPr>
               <w:pStyle w:val="Compact"/>
@@ -5895,7 +6493,11 @@
           </w:p>
         </w:tc>
         <w:tc>
-          <w:tcPr/>
+          <w:tcPr>
+            <w:tcBorders>
+              <w:bottom w:val="single" w:sz="6" w:space="0" w:color="333333"/>
+            </w:tcBorders>
+          </w:tcPr>
           <w:p>
             <w:pPr>
               <w:pStyle w:val="Compact"/>
@@ -5943,7 +6545,11 @@
           </w:p>
         </w:tc>
         <w:tc>
-          <w:tcPr/>
+          <w:tcPr>
+            <w:tcBorders>
+              <w:bottom w:val="single" w:sz="6" w:space="0" w:color="333333"/>
+            </w:tcBorders>
+          </w:tcPr>
           <w:p>
             <w:pPr>
               <w:pStyle w:val="Compact"/>
@@ -6401,9 +7007,10 @@
         <w:pStyle w:val="Compact"/>
         <w:numPr>
           <w:ilvl w:val="0"/>
-          <w:numId w:val="1011"/>
+          <w:numId w:val="1015"/>
         </w:numPr>
         <w:spacing w:before="120"/>
+        <w:ind w:firstLine="420"/>
       </w:pPr>
       <w:r>
         <w:rPr>
@@ -6545,8 +7152,9 @@
         <w:pStyle w:val="Compact"/>
         <w:numPr>
           <w:ilvl w:val="0"/>
-          <w:numId w:val="1011"/>
+          <w:numId w:val="1015"/>
         </w:numPr>
+        <w:ind w:firstLine="420"/>
       </w:pPr>
       <w:r>
         <w:rPr>
@@ -6600,6 +7208,7 @@
     <w:p>
       <w:pPr>
         <w:pStyle w:val="FirstParagraph"/>
+        <w:ind w:firstLine="420"/>
       </w:pPr>
       <w:r>
         <w:rPr>
@@ -6748,6 +7357,15 @@
         <w:tblStyle w:val="Table"/>
         <w:tblW w:type="auto" w:w="0"/>
         <w:tblLook w:firstRow="1" w:lastRow="0" w:firstColumn="0" w:lastColumn="0" w:noHBand="0" w:noVBand="0" w:val="0020"/>
+        <w:jc w:val="center"/>
+        <w:tblBorders>
+          <w:top w:val="single" w:sz="12" w:space="0" w:color="333333"/>
+          <w:bottom w:val="single" w:sz="12" w:space="0" w:color="333333"/>
+          <w:left w:val="none"/>
+          <w:right w:val="none"/>
+          <w:insideH w:val="none"/>
+          <w:insideV w:val="none"/>
+        </w:tblBorders>
       </w:tblPr>
       <w:tblGrid>
         <w:gridCol w:w="3960"/>
@@ -6758,7 +7376,11 @@
           <w:tblHeader w:val="on"/>
         </w:trPr>
         <w:tc>
-          <w:tcPr/>
+          <w:tcPr>
+            <w:tcBorders>
+              <w:bottom w:val="single" w:sz="6" w:space="0" w:color="333333"/>
+            </w:tcBorders>
+          </w:tcPr>
           <w:p>
             <w:pPr>
               <w:pStyle w:val="Compact"/>
@@ -6781,7 +7403,11 @@
           </w:p>
         </w:tc>
         <w:tc>
-          <w:tcPr/>
+          <w:tcPr>
+            <w:tcBorders>
+              <w:bottom w:val="single" w:sz="6" w:space="0" w:color="333333"/>
+            </w:tcBorders>
+          </w:tcPr>
           <w:p>
             <w:pPr>
               <w:pStyle w:val="Compact"/>
@@ -7006,6 +7632,7 @@
       <w:pPr>
         <w:pStyle w:val="BodyText"/>
         <w:spacing w:before="120"/>
+        <w:ind w:firstLine="420"/>
       </w:pPr>
       <w:r>
         <w:rPr>
@@ -7176,6 +7803,7 @@
     <w:p>
       <w:pPr>
         <w:pStyle w:val="BodyText"/>
+        <w:ind w:firstLine="420"/>
       </w:pPr>
       <w:r>
         <w:rPr>
@@ -7355,15 +7983,16 @@
         <w:rPr>
           <w:rFonts w:ascii="Times New Roman" w:hAnsi="Times New Roman" w:eastAsia="Times New Roman" w:cs="Times New Roman"/>
         </w:rPr>
-        <w:t xml:space="preserve"> 1.0 kJ</w:t>
+        <w:t xml:space="preserve"> 1.0 L。</w:t>
       </w:r>
     </w:p>
     <w:p>
       <w:pPr>
         <w:numPr>
           <w:ilvl w:val="0"/>
-          <w:numId w:val="1012"/>
+          <w:numId w:val="1016"/>
         </w:numPr>
+        <w:ind w:firstLine="420"/>
       </w:pPr>
       <w:r>
         <w:rPr>
@@ -7375,13 +8004,7 @@
         <w:rPr>
           <w:rFonts w:hint="eastAsia" w:ascii="Times New Roman" w:hAnsi="Times New Roman" w:eastAsia="Times New Roman" w:cs="Times New Roman"/>
         </w:rPr>
-        <w:t>,</w:t>
-      </w:r>
-      <w:r>
-        <w:rPr>
-          <w:rFonts w:ascii="Times New Roman" w:hAnsi="Times New Roman" w:eastAsia="Times New Roman" w:cs="Times New Roman"/>
-        </w:rPr>
-        <w:t xml:space="preserve"> </w:t>
+        <w:t>，</w:t>
       </w:r>
       <w:r>
         <w:rPr>
@@ -7400,8 +8023,9 @@
       <w:pPr>
         <w:numPr>
           <w:ilvl w:val="0"/>
-          <w:numId w:val="1012"/>
+          <w:numId w:val="1016"/>
         </w:numPr>
+        <w:ind w:firstLine="420"/>
       </w:pPr>
       <w:r>
         <w:rPr>
@@ -7559,13 +8183,13 @@
         <w:rPr>
           <w:rFonts w:ascii="Times New Roman" w:hAnsi="Times New Roman" w:eastAsia="Times New Roman" w:cs="Times New Roman"/>
         </w:rPr>
-        <w:t xml:space="preserve"> </w:t>
-      </w:r>
-      <w:r>
-        <w:rPr>
-          <w:rFonts w:hint="eastAsia" w:ascii="Times New Roman" w:hAnsi="Times New Roman" w:eastAsia="Times New Roman" w:cs="Times New Roman"/>
-        </w:rPr>
-        <w:t>-316.0J/(mol·K)。</w:t>
+        <w:t xml:space="preserve"> -316.0 </w:t>
+      </w:r>
+      <w:r>
+        <w:rPr>
+          <w:rFonts w:hint="eastAsia" w:ascii="Times New Roman" w:hAnsi="Times New Roman" w:eastAsia="Times New Roman" w:cs="Times New Roman"/>
+        </w:rPr>
+        <w:t>J/(mol·K)。</w:t>
       </w:r>
       <w:r>
         <w:rPr>
@@ -7594,55 +8218,59 @@
     </w:p>
     <w:p>
       <w:pPr>
-        <w:pStyle w:val="FirstParagraph"/>
-      </w:pPr>
-      <w:r>
-        <w:rPr>
-          <w:rFonts w:hint="eastAsia" w:ascii="Times New Roman" w:hAnsi="Times New Roman" w:eastAsia="Times New Roman" w:cs="Times New Roman"/>
-        </w:rPr>
-        <w:t>a)</w:t>
-      </w:r>
-      <w:r>
-        <w:rPr>
-          <w:rFonts w:hint="eastAsia" w:ascii="Times New Roman" w:hAnsi="Times New Roman" w:eastAsia="FangSong" w:cs="Times New Roman"/>
-        </w:rPr>
-        <w:t>哪一种离子的标准熵在水溶液中是</w:t>
-      </w:r>
-      <w:r>
-        <w:rPr>
-          <w:rFonts w:hint="eastAsia" w:ascii="Times New Roman" w:hAnsi="Times New Roman" w:eastAsia="Times New Roman" w:cs="Times New Roman"/>
-        </w:rPr>
-        <w:t>0?</w:t>
-      </w:r>
-    </w:p>
-    <w:p>
-      <w:pPr>
-        <w:pStyle w:val="Compact"/>
         <w:numPr>
           <w:ilvl w:val="0"/>
-          <w:numId w:val="1013"/>
+          <w:numId w:val="1017"/>
         </w:numPr>
-      </w:pPr>
-      <w:r>
-        <w:rPr>
-          <w:rFonts w:hint="eastAsia" w:ascii="Times New Roman" w:hAnsi="Times New Roman" w:eastAsia="FangSong" w:cs="Times New Roman"/>
-        </w:rPr>
-        <w:t>解释为何三价离子的标准熵比二价离子高</w:t>
-      </w:r>
-      <w:r>
-        <w:rPr>
-          <w:rFonts w:hint="eastAsia" w:ascii="Times New Roman" w:hAnsi="Times New Roman" w:eastAsia="Times New Roman" w:cs="Times New Roman"/>
-        </w:rPr>
-        <w:t>。</w:t>
-      </w:r>
-    </w:p>
-    <w:p>
-      <w:pPr>
-        <w:pStyle w:val="Compact"/>
+        <w:ind w:firstLine="420"/>
+      </w:pPr>
+      <w:r>
+        <w:rPr>
+          <w:rFonts w:hint="eastAsia" w:ascii="Times New Roman" w:hAnsi="Times New Roman" w:eastAsia="FangSong" w:cs="Times New Roman"/>
+        </w:rPr>
+        <w:t xml:space="preserve">哪一种离子的标准熵在水溶液中是</w:t>
+      </w:r>
+      <w:r>
+        <w:rPr>
+          <w:rFonts w:ascii="Times New Roman" w:hAnsi="Times New Roman" w:eastAsia="Times New Roman" w:cs="Times New Roman"/>
+        </w:rPr>
+        <w:t xml:space="preserve"> </w:t>
+      </w:r>
+      <w:r>
+        <w:rPr>
+          <w:rFonts w:hint="eastAsia" w:ascii="Times New Roman" w:hAnsi="Times New Roman" w:eastAsia="Times New Roman" w:cs="Times New Roman"/>
+        </w:rPr>
+        <w:t xml:space="preserve">0？</w:t>
+      </w:r>
+    </w:p>
+    <w:p>
+      <w:pPr>
         <w:numPr>
           <w:ilvl w:val="0"/>
-          <w:numId w:val="1013"/>
+          <w:numId w:val="1017"/>
         </w:numPr>
+        <w:ind w:firstLine="420"/>
+      </w:pPr>
+      <w:r>
+        <w:rPr>
+          <w:rFonts w:hint="eastAsia" w:ascii="Times New Roman" w:hAnsi="Times New Roman" w:eastAsia="FangSong" w:cs="Times New Roman"/>
+        </w:rPr>
+        <w:t>解释为何三价离子的标准熵比二价离子高</w:t>
+      </w:r>
+      <w:r>
+        <w:rPr>
+          <w:rFonts w:hint="eastAsia" w:ascii="Times New Roman" w:hAnsi="Times New Roman" w:eastAsia="Times New Roman" w:cs="Times New Roman"/>
+        </w:rPr>
+        <w:t>。</w:t>
+      </w:r>
+    </w:p>
+    <w:p>
+      <w:pPr>
+        <w:numPr>
+          <w:ilvl w:val="0"/>
+          <w:numId w:val="1017"/>
+        </w:numPr>
+        <w:ind w:firstLine="420"/>
       </w:pPr>
       <w:r>
         <w:rPr>
@@ -7719,6 +8347,9 @@
           <m:t>,</m:t>
         </m:r>
         <m:r>
+          <m:t> </m:t>
+        </m:r>
+        <m:r>
           <m:rPr>
             <m:sty m:val="p"/>
           </m:rPr>
@@ -7734,6 +8365,9 @@
           <m:t>,</m:t>
         </m:r>
         <m:r>
+          <m:t> </m:t>
+        </m:r>
+        <m:r>
           <m:rPr>
             <m:sty m:val="p"/>
           </m:rPr>
@@ -7758,11 +8392,11 @@
     </w:p>
     <w:p>
       <w:pPr>
-        <w:pStyle w:val="Compact"/>
         <w:numPr>
           <w:ilvl w:val="0"/>
-          <w:numId w:val="1013"/>
+          <w:numId w:val="1017"/>
         </w:numPr>
+        <w:ind w:firstLine="420"/>
       </w:pPr>
       <w:r>
         <w:rPr>
@@ -7774,7 +8408,7 @@
         <w:rPr>
           <w:rFonts w:ascii="Times New Roman" w:hAnsi="Times New Roman" w:eastAsia="Times New Roman" w:cs="Times New Roman"/>
         </w:rPr>
-        <w:t xml:space="preserve"> 200.0min </w:t>
+        <w:t xml:space="preserve"> 200.0 min </w:t>
       </w:r>
       <w:r>
         <w:rPr>
@@ -7786,108 +8420,13 @@
         <w:rPr>
           <w:rFonts w:hint="eastAsia" w:ascii="Times New Roman" w:hAnsi="Times New Roman" w:eastAsia="Times New Roman" w:cs="Times New Roman"/>
         </w:rPr>
-        <w:t>,</w:t>
-      </w:r>
-      <w:r>
-        <w:rPr>
-          <w:rFonts w:ascii="Times New Roman" w:hAnsi="Times New Roman" w:eastAsia="Times New Roman" w:cs="Times New Roman"/>
-        </w:rPr>
-        <w:t xml:space="preserve"> </w:t>
+        <w:t>，</w:t>
       </w:r>
       <w:r>
         <w:rPr>
           <w:rFonts w:hint="eastAsia" w:ascii="Times New Roman" w:hAnsi="Times New Roman" w:eastAsia="FangSong" w:cs="Times New Roman"/>
         </w:rPr>
         <w:t>计算平均电流</w:t>
-      </w:r>
-      <w:r>
-        <w:rPr>
-          <w:rFonts w:hint="eastAsia" w:ascii="Times New Roman" w:hAnsi="Times New Roman" w:eastAsia="Times New Roman" w:cs="Times New Roman"/>
-        </w:rPr>
-        <w:t>。</w:t>
-      </w:r>
-    </w:p>
-    <w:p>
-      <w:pPr>
-        <w:pStyle w:val="FirstParagraph"/>
-      </w:pPr>
-      <w:r>
-        <w:rPr>
-          <w:rFonts w:ascii="Times New Roman" w:hAnsi="Times New Roman" w:eastAsia="Times New Roman" w:cs="Times New Roman"/>
-        </w:rPr>
-        <w:t xml:space="preserve">-6.4kJ/mol </w:t>
-      </w:r>
-      <w:r>
-        <w:rPr>
-          <w:rFonts w:hint="eastAsia" w:ascii="Times New Roman" w:hAnsi="Times New Roman" w:eastAsia="FangSong" w:cs="Times New Roman"/>
-        </w:rPr>
-        <w:t xml:space="preserve">和</w:t>
-      </w:r>
-      <w:r>
-        <w:rPr>
-          <w:rFonts w:ascii="Times New Roman" w:hAnsi="Times New Roman" w:eastAsia="Times New Roman" w:cs="Times New Roman"/>
-        </w:rPr>
-        <w:t xml:space="preserve"> </w:t>
-      </w:r>
-      <w:r>
-        <w:rPr>
-          <w:rFonts w:hint="eastAsia" w:ascii="Times New Roman" w:hAnsi="Times New Roman" w:eastAsia="Times New Roman" w:cs="Times New Roman"/>
-        </w:rPr>
-        <w:t>-34J/(mol·K)。</w:t>
-      </w:r>
-      <w:r>
-        <w:rPr>
-          <w:rFonts w:hint="eastAsia" w:ascii="Times New Roman" w:hAnsi="Times New Roman" w:eastAsia="FangSong" w:cs="Times New Roman"/>
-        </w:rPr>
-        <w:t>焓变为绝对值不大的负值</w:t>
-      </w:r>
-      <w:r>
-        <w:rPr>
-          <w:rFonts w:hint="eastAsia" w:ascii="Times New Roman" w:hAnsi="Times New Roman" w:eastAsia="Times New Roman" w:cs="Times New Roman"/>
-        </w:rPr>
-        <w:t>，</w:t>
-      </w:r>
-      <w:r>
-        <w:rPr>
-          <w:rFonts w:hint="eastAsia" w:ascii="Times New Roman" w:hAnsi="Times New Roman" w:eastAsia="FangSong" w:cs="Times New Roman"/>
-        </w:rPr>
-        <w:t>因为并非形成化学键</w:t>
-      </w:r>
-      <w:r>
-        <w:rPr>
-          <w:rFonts w:hint="eastAsia" w:ascii="Times New Roman" w:hAnsi="Times New Roman" w:eastAsia="Times New Roman" w:cs="Times New Roman"/>
-        </w:rPr>
-        <w:t>；</w:t>
-      </w:r>
-      <w:r>
-        <w:rPr>
-          <w:rFonts w:hint="eastAsia" w:ascii="Times New Roman" w:hAnsi="Times New Roman" w:eastAsia="FangSong" w:cs="Times New Roman"/>
-        </w:rPr>
-        <w:t>熵减</w:t>
-      </w:r>
-      <w:r>
-        <w:rPr>
-          <w:rFonts w:hint="eastAsia" w:ascii="Times New Roman" w:hAnsi="Times New Roman" w:eastAsia="Times New Roman" w:cs="Times New Roman"/>
-        </w:rPr>
-        <w:t>，</w:t>
-      </w:r>
-      <w:r>
-        <w:rPr>
-          <w:rFonts w:hint="eastAsia" w:ascii="Times New Roman" w:hAnsi="Times New Roman" w:eastAsia="FangSong" w:cs="Times New Roman"/>
-        </w:rPr>
-        <w:t>因为系统成环</w:t>
-      </w:r>
-      <w:r>
-        <w:rPr>
-          <w:rFonts w:hint="eastAsia" w:ascii="Times New Roman" w:hAnsi="Times New Roman" w:eastAsia="Times New Roman" w:cs="Times New Roman"/>
-        </w:rPr>
-        <w:t>，</w:t>
-      </w:r>
-      <w:r>
-        <w:rPr>
-          <w:rFonts w:hint="eastAsia" w:ascii="Times New Roman" w:hAnsi="Times New Roman" w:eastAsia="FangSong" w:cs="Times New Roman"/>
-        </w:rPr>
-        <w:t>系统中键的自由旋转受到限制</w:t>
       </w:r>
       <w:r>
         <w:rPr>
@@ -7935,6 +8474,7 @@
     <w:p>
       <w:pPr>
         <w:pStyle w:val="FirstParagraph"/>
+        <w:ind w:firstLine="420"/>
       </w:pPr>
       <w:r>
         <w:rPr>
@@ -8369,263 +8909,6 @@
     </w:p>
     <w:p>
       <w:pPr>
-        <w:pStyle w:val="BodyText"/>
-      </w:pPr>
-      <w:r>
-        <w:rPr>
-          <w:rFonts w:hint="eastAsia" w:ascii="Times New Roman" w:hAnsi="Times New Roman" w:eastAsia="FangSong" w:cs="Times New Roman"/>
-        </w:rPr>
-        <w:t>按峰的位置从左到右分别为硼酸</w:t>
-      </w:r>
-      <w:r>
-        <w:rPr>
-          <w:rFonts w:hint="eastAsia" w:ascii="Times New Roman" w:hAnsi="Times New Roman" w:eastAsia="Times New Roman" w:cs="Times New Roman"/>
-        </w:rPr>
-        <w:t>、</w:t>
-      </w:r>
-      <m:oMath>
-        <m:oMathPr>
-          <m:ctrlPr>
-            <w:rPr>
-              <w:sz w:val="28"/>
-              <w:szCs w:val="28"/>
-            </w:rPr>
-          </m:ctrlPr>
-        </m:oMathPr>
-        <m:sSub>
-          <m:e>
-            <m:r>
-              <m:rPr>
-                <m:sty m:val="p"/>
-              </m:rPr>
-              <m:t>B</m:t>
-            </m:r>
-          </m:e>
-          <m:sub>
-            <m:r>
-              <m:t>3</m:t>
-            </m:r>
-          </m:sub>
-        </m:sSub>
-        <m:sSub>
-          <m:e>
-            <m:r>
-              <m:rPr>
-                <m:sty m:val="p"/>
-              </m:rPr>
-              <m:t>O</m:t>
-            </m:r>
-          </m:e>
-          <m:sub>
-            <m:r>
-              <m:t>3</m:t>
-            </m:r>
-          </m:sub>
-        </m:sSub>
-        <m:r>
-          <m:rPr>
-            <m:sty m:val="p"/>
-          </m:rPr>
-          <m:t>(</m:t>
-        </m:r>
-        <m:r>
-          <m:rPr>
-            <m:sty m:val="p"/>
-          </m:rPr>
-          <m:t>O</m:t>
-        </m:r>
-        <m:r>
-          <m:rPr>
-            <m:sty m:val="p"/>
-          </m:rPr>
-          <m:t>H</m:t>
-        </m:r>
-        <m:sSubSup>
-          <m:e>
-            <m:r>
-              <m:rPr>
-                <m:sty m:val="p"/>
-              </m:rPr>
-              <m:t>)</m:t>
-            </m:r>
-          </m:e>
-          <m:sub>
-            <m:r>
-              <m:t>4</m:t>
-            </m:r>
-          </m:sub>
-          <m:sup>
-            <m:r>
-              <m:rPr>
-                <m:sty m:val="p"/>
-              </m:rPr>
-              <m:t>−</m:t>
-            </m:r>
-          </m:sup>
-        </m:sSubSup>
-      </m:oMath>
-      <w:r>
-        <w:rPr>
-          <w:rFonts w:ascii="Times New Roman" w:hAnsi="Times New Roman" w:eastAsia="Times New Roman" w:cs="Times New Roman"/>
-        </w:rPr>
-        <w:t xml:space="preserve">、</w:t>
-      </w:r>
-      <m:oMath>
-        <m:oMathPr>
-          <m:ctrlPr>
-            <w:rPr>
-              <w:sz w:val="28"/>
-              <w:szCs w:val="28"/>
-            </w:rPr>
-          </m:ctrlPr>
-        </m:oMathPr>
-        <m:sSub>
-          <m:e>
-            <m:r>
-              <m:rPr>
-                <m:sty m:val="p"/>
-              </m:rPr>
-              <m:t>B</m:t>
-            </m:r>
-          </m:e>
-          <m:sub>
-            <m:r>
-              <m:t>4</m:t>
-            </m:r>
-          </m:sub>
-        </m:sSub>
-        <m:sSub>
-          <m:e>
-            <m:r>
-              <m:rPr>
-                <m:sty m:val="p"/>
-              </m:rPr>
-              <m:t>O</m:t>
-            </m:r>
-          </m:e>
-          <m:sub>
-            <m:r>
-              <m:t>5</m:t>
-            </m:r>
-          </m:sub>
-        </m:sSub>
-        <m:r>
-          <m:rPr>
-            <m:sty m:val="p"/>
-          </m:rPr>
-          <m:t>(</m:t>
-        </m:r>
-        <m:r>
-          <m:rPr>
-            <m:sty m:val="p"/>
-          </m:rPr>
-          <m:t>O</m:t>
-        </m:r>
-        <m:r>
-          <m:rPr>
-            <m:sty m:val="p"/>
-          </m:rPr>
-          <m:t>H</m:t>
-        </m:r>
-        <m:sSubSup>
-          <m:e>
-            <m:r>
-              <m:rPr>
-                <m:sty m:val="p"/>
-              </m:rPr>
-              <m:t>)</m:t>
-            </m:r>
-          </m:e>
-          <m:sub>
-            <m:r>
-              <m:t>4</m:t>
-            </m:r>
-          </m:sub>
-          <m:sup>
-            <m:r>
-              <m:t>2</m:t>
-            </m:r>
-            <m:r>
-              <m:rPr>
-                <m:sty m:val="p"/>
-              </m:rPr>
-              <m:t>−</m:t>
-            </m:r>
-          </m:sup>
-        </m:sSubSup>
-      </m:oMath>
-      <w:r>
-        <w:rPr>
-          <w:rFonts w:ascii="Times New Roman" w:hAnsi="Times New Roman" w:eastAsia="Times New Roman" w:cs="Times New Roman"/>
-        </w:rPr>
-        <w:t xml:space="preserve">、</w:t>
-      </w:r>
-      <m:oMath>
-        <m:oMathPr>
-          <m:ctrlPr>
-            <w:rPr>
-              <w:sz w:val="28"/>
-              <w:szCs w:val="28"/>
-            </w:rPr>
-          </m:ctrlPr>
-        </m:oMathPr>
-        <m:r>
-          <m:rPr>
-            <m:sty m:val="p"/>
-          </m:rPr>
-          <m:t>B</m:t>
-        </m:r>
-        <m:r>
-          <m:rPr>
-            <m:sty m:val="p"/>
-          </m:rPr>
-          <m:t>(</m:t>
-        </m:r>
-        <m:r>
-          <m:rPr>
-            <m:sty m:val="p"/>
-          </m:rPr>
-          <m:t>O</m:t>
-        </m:r>
-        <m:r>
-          <m:rPr>
-            <m:sty m:val="p"/>
-          </m:rPr>
-          <m:t>H</m:t>
-        </m:r>
-        <m:sSubSup>
-          <m:e>
-            <m:r>
-              <m:rPr>
-                <m:sty m:val="p"/>
-              </m:rPr>
-              <m:t>)</m:t>
-            </m:r>
-          </m:e>
-          <m:sub>
-            <m:r>
-              <m:t>4</m:t>
-            </m:r>
-          </m:sub>
-          <m:sup>
-            <m:r>
-              <m:rPr>
-                <m:sty m:val="p"/>
-              </m:rPr>
-              <m:t>−</m:t>
-            </m:r>
-          </m:sup>
-        </m:sSubSup>
-      </m:oMath>
-      <w:r>
-        <w:rPr>
-          <w:rFonts w:ascii="Times New Roman" w:hAnsi="Times New Roman" w:eastAsia="Times New Roman" w:cs="Times New Roman"/>
-        </w:rPr>
-        <w:t xml:space="preserve">。</w:t>
-      </w:r>
-    </w:p>
-    <w:p>
-      <w:pPr>
         <w:spacing w:before="160" w:after="80"/>
       </w:pPr>
       <w:r>
@@ -8663,6 +8946,7 @@
     <w:p>
       <w:pPr>
         <w:pStyle w:val="FirstParagraph"/>
+        <w:ind w:firstLine="420"/>
       </w:pPr>
       <m:oMath>
         <m:r>
@@ -8962,6 +9246,7 @@
     <w:p>
       <w:pPr>
         <w:pStyle w:val="FirstParagraph"/>
+        <w:ind w:firstLine="420"/>
       </w:pPr>
       <w:r>
         <w:rPr>
@@ -9434,6 +9719,7 @@
     <w:p>
       <w:pPr>
         <w:pStyle w:val="FirstParagraph"/>
+        <w:ind w:firstLine="420"/>
       </w:pPr>
       <w:r>
         <w:rPr>
@@ -9522,59 +9808,38 @@
           </m:rPr>
           <m:t>S</m:t>
         </m:r>
-        <m:sSup>
+        <m:limLow>
           <m:e>
-            <m:r>
-              <m:rPr>
-                <m:sty m:val="p"/>
-              </m:rPr>
-              <m:t>⇌</m:t>
-            </m:r>
+            <m:limUpp>
+              <m:e>
+                <m:r>
+                  <m:rPr>
+                    <m:sty m:val="p"/>
+                  </m:rPr>
+                  <m:t>⇌</m:t>
+                </m:r>
+              </m:e>
+              <m:lim>
+                <m:r>
+                  <m:rPr>
+                    <m:nor/>
+                    <m:sty m:val="p"/>
+                  </m:rPr>
+                  <m:t>放电</m:t>
+                </m:r>
+              </m:lim>
+            </m:limUpp>
           </m:e>
-          <m:sup>
-            <m:r>
-              <m:rPr>
-                <m:sty m:val="p"/>
-              </m:rPr>
-              <m:t>(</m:t>
-            </m:r>
+          <m:lim>
             <m:r>
               <m:rPr>
                 <m:nor/>
                 <m:sty m:val="p"/>
               </m:rPr>
-              <m:t>放电</m:t>
-            </m:r>
-            <m:r>
-              <m:rPr>
-                <m:sty m:val="p"/>
-              </m:rPr>
-              <m:t>)</m:t>
-            </m:r>
-          </m:sup>
-        </m:sSup>
-        <m:r>
-          <m:t> </m:t>
-        </m:r>
-        <m:r>
-          <m:rPr>
-            <m:sty m:val="p"/>
-          </m:rPr>
-          <m:t>(</m:t>
-        </m:r>
-        <m:r>
-          <m:rPr>
-            <m:nor/>
-            <m:sty m:val="p"/>
-          </m:rPr>
-          <m:t>充电</m:t>
-        </m:r>
-        <m:r>
-          <m:rPr>
-            <m:sty m:val="p"/>
-          </m:rPr>
-          <m:t>)</m:t>
-        </m:r>
+              <m:t>充电</m:t>
+            </m:r>
+          </m:lim>
+        </m:limLow>
         <m:sSub>
           <m:e>
             <m:r>
@@ -9622,6 +9887,7 @@
     <w:p>
       <w:pPr>
         <w:pStyle w:val="BodyText"/>
+        <w:ind w:firstLine="420"/>
       </w:pPr>
       <w:r>
         <w:rPr>
@@ -9811,6 +10077,56 @@
     <w:p>
       <w:pPr>
         <w:pStyle w:val="BodyText"/>
+        <w:ind w:firstLine="420"/>
+      </w:pPr>
+      <w:r>
+        <w:rPr>
+          <w:rFonts w:hint="eastAsia" w:ascii="Times New Roman" w:hAnsi="Times New Roman" w:eastAsia="FangSong" w:cs="Times New Roman"/>
+          <w:i/>
+          <w:iCs/>
+        </w:rPr>
+        <w:t>多硫化合物</w:t>
+      </w:r>
+      <w:r>
+        <w:rPr>
+          <w:rFonts w:hint="eastAsia" w:ascii="Times New Roman" w:hAnsi="Times New Roman" w:eastAsia="Times New Roman" w:cs="Times New Roman"/>
+          <w:i/>
+          <w:iCs/>
+        </w:rPr>
+        <w:t>（</w:t>
+      </w:r>
+      <w:r>
+        <w:rPr>
+          <w:rFonts w:hint="eastAsia" w:ascii="Times New Roman" w:hAnsi="Times New Roman" w:eastAsia="FangSong" w:cs="Times New Roman"/>
+          <w:i/>
+          <w:iCs/>
+        </w:rPr>
+        <w:t>聚合物</w:t>
+      </w:r>
+      <w:r>
+        <w:rPr>
+          <w:rFonts w:hint="eastAsia" w:ascii="Times New Roman" w:hAnsi="Times New Roman" w:eastAsia="Times New Roman" w:cs="Times New Roman"/>
+          <w:i/>
+          <w:iCs/>
+        </w:rPr>
+        <w:t>）</w:t>
+      </w:r>
+      <w:r>
+        <w:rPr>
+          <w:rFonts w:hint="eastAsia" w:ascii="Times New Roman" w:hAnsi="Times New Roman" w:eastAsia="FangSong" w:cs="Times New Roman"/>
+          <w:i/>
+          <w:iCs/>
+        </w:rPr>
+        <w:t>结构</w:t>
+      </w:r>
+    </w:p>
+    <w:p>
+      <w:pPr>
+        <w:numPr>
+          <w:ilvl w:val="0"/>
+          <w:numId w:val="1018"/>
+        </w:numPr>
+        <w:ind w:firstLine="420"/>
       </w:pPr>
       <w:r>
         <w:rPr>
@@ -9827,7 +10143,11 @@
     </w:p>
     <w:p>
       <w:pPr>
-        <w:pStyle w:val="BodyText"/>
+        <w:numPr>
+          <w:ilvl w:val="0"/>
+          <w:numId w:val="1018"/>
+        </w:numPr>
+        <w:ind w:firstLine="420"/>
       </w:pPr>
       <w:r>
         <w:rPr>
@@ -9844,7 +10164,11 @@
     </w:p>
     <w:p>
       <w:pPr>
-        <w:pStyle w:val="BodyText"/>
+        <w:numPr>
+          <w:ilvl w:val="0"/>
+          <w:numId w:val="1018"/>
+        </w:numPr>
+        <w:ind w:firstLine="420"/>
       </w:pPr>
       <w:r>
         <w:rPr>
@@ -9861,7 +10185,7 @@
     </w:p>
     <w:p>
       <w:pPr>
-        <w:pStyle w:val="BodyText"/>
+        <w:pStyle w:val="FirstParagraph"/>
         <w:spacing w:before="160" w:after="80"/>
         <w:jc w:val="center"/>
       </w:pPr>
@@ -9914,6 +10238,7 @@
     <w:p>
       <w:pPr>
         <w:pStyle w:val="BodyText"/>
+        <w:ind w:firstLine="420"/>
       </w:pPr>
       <w:r>
         <w:rPr>
@@ -9976,7 +10301,12 @@
     </w:p>
     <w:p>
       <w:pPr>
-        <w:pStyle w:val="BodyText"/>
+        <w:pStyle w:val="Compact"/>
+        <w:numPr>
+          <w:ilvl w:val="0"/>
+          <w:numId w:val="1019"/>
+        </w:numPr>
+        <w:ind w:firstLine="420"/>
       </w:pPr>
       <w:r>
         <w:rPr>
@@ -10012,7 +10342,13 @@
         <w:rPr>
           <w:rFonts w:hint="eastAsia" w:ascii="Times New Roman" w:hAnsi="Times New Roman" w:eastAsia="FangSong" w:cs="Times New Roman"/>
         </w:rPr>
-        <w:t>将消耗原电池的正极反应</w:t>
+        <w:t>将消耗正极材料</w:t>
+      </w:r>
+      <w:r>
+        <w:rPr>
+          <w:rFonts w:ascii="Times New Roman" w:hAnsi="Times New Roman" w:eastAsia="Times New Roman" w:cs="Times New Roman"/>
+        </w:rPr>
+        <w:t xml:space="preserve"> ______ g</w:t>
       </w:r>
     </w:p>
     <w:p>
@@ -10054,6 +10390,7 @@
     <w:p>
       <w:pPr>
         <w:pStyle w:val="FirstParagraph"/>
+        <w:ind w:firstLine="420"/>
       </w:pPr>
       <w:r>
         <w:rPr>
@@ -10687,14 +11024,12 @@
     </w:p>
     <w:p>
       <w:pPr>
-        <w:pStyle w:val="BodyText"/>
-      </w:pPr>
-      <w:r>
-        <w:rPr>
-          <w:rFonts w:ascii="Times New Roman" w:hAnsi="Times New Roman" w:eastAsia="Times New Roman" w:cs="Times New Roman"/>
-        </w:rPr>
-        <w:t xml:space="preserve">9-1 </w:t>
-      </w:r>
+        <w:numPr>
+          <w:ilvl w:val="0"/>
+          <w:numId w:val="1020"/>
+        </w:numPr>
+        <w:ind w:firstLine="420"/>
+      </w:pPr>
       <w:r>
         <w:rPr>
           <w:rFonts w:hint="eastAsia" w:ascii="Times New Roman" w:hAnsi="Times New Roman" w:eastAsia="FangSong" w:cs="Times New Roman"/>
@@ -10734,14 +11069,12 @@
     </w:p>
     <w:p>
       <w:pPr>
-        <w:pStyle w:val="BodyText"/>
-      </w:pPr>
-      <w:r>
-        <w:rPr>
-          <w:rFonts w:ascii="Times New Roman" w:hAnsi="Times New Roman" w:eastAsia="Times New Roman" w:cs="Times New Roman"/>
-        </w:rPr>
-        <w:t xml:space="preserve">9-2 </w:t>
-      </w:r>
+        <w:numPr>
+          <w:ilvl w:val="0"/>
+          <w:numId w:val="1020"/>
+        </w:numPr>
+        <w:ind w:firstLine="420"/>
+      </w:pPr>
       <w:r>
         <w:rPr>
           <w:rFonts w:hint="eastAsia" w:ascii="Times New Roman" w:hAnsi="Times New Roman" w:eastAsia="FangSong" w:cs="Times New Roman"/>
@@ -10818,6 +11151,7 @@
     <w:p>
       <w:pPr>
         <w:pStyle w:val="FirstParagraph"/>
+        <w:ind w:firstLine="420"/>
       </w:pPr>
       <w:r>
         <w:rPr>
@@ -11083,14 +11417,12 @@
     </w:p>
     <w:p>
       <w:pPr>
-        <w:pStyle w:val="BodyText"/>
-      </w:pPr>
-      <w:r>
-        <w:rPr>
-          <w:rFonts w:ascii="Times New Roman" w:hAnsi="Times New Roman" w:eastAsia="Times New Roman" w:cs="Times New Roman"/>
-        </w:rPr>
-        <w:t xml:space="preserve">1-1 </w:t>
-      </w:r>
+        <w:numPr>
+          <w:ilvl w:val="0"/>
+          <w:numId w:val="1021"/>
+        </w:numPr>
+        <w:ind w:firstLine="420"/>
+      </w:pPr>
       <w:r>
         <w:rPr>
           <w:rFonts w:hint="eastAsia" w:ascii="Times New Roman" w:hAnsi="Times New Roman" w:eastAsia="FangSong" w:cs="Times New Roman"/>
@@ -11111,21 +11443,19 @@
       </w:r>
       <w:r>
         <w:rPr>
-          <w:rFonts w:hint="eastAsia" w:ascii="Times New Roman" w:hAnsi="Times New Roman" w:eastAsia="Times New Roman" w:cs="Times New Roman"/>
-        </w:rPr>
-        <w:t>____。</w:t>
-      </w:r>
-    </w:p>
-    <w:p>
-      <w:pPr>
-        <w:pStyle w:val="BodyText"/>
-      </w:pPr>
-      <w:r>
-        <w:rPr>
-          <w:rFonts w:ascii="Times New Roman" w:hAnsi="Times New Roman" w:eastAsia="Times New Roman" w:cs="Times New Roman"/>
-        </w:rPr>
-        <w:t xml:space="preserve">1-2 </w:t>
-      </w:r>
+          <w:rFonts w:ascii="Times New Roman" w:hAnsi="Times New Roman" w:eastAsia="Times New Roman" w:cs="Times New Roman"/>
+        </w:rPr>
+        <w:t xml:space="preserve"> ______。</w:t>
+      </w:r>
+    </w:p>
+    <w:p>
+      <w:pPr>
+        <w:numPr>
+          <w:ilvl w:val="0"/>
+          <w:numId w:val="1021"/>
+        </w:numPr>
+        <w:ind w:firstLine="420"/>
+      </w:pPr>
       <w:r>
         <w:rPr>
           <w:rFonts w:hint="eastAsia" w:ascii="Times New Roman" w:hAnsi="Times New Roman" w:eastAsia="FangSong" w:cs="Times New Roman"/>
@@ -11153,14 +11483,12 @@
     </w:p>
     <w:p>
       <w:pPr>
-        <w:pStyle w:val="BodyText"/>
-      </w:pPr>
-      <w:r>
-        <w:rPr>
-          <w:rFonts w:ascii="Times New Roman" w:hAnsi="Times New Roman" w:eastAsia="Times New Roman" w:cs="Times New Roman"/>
-        </w:rPr>
-        <w:t xml:space="preserve">1-3 </w:t>
-      </w:r>
+        <w:numPr>
+          <w:ilvl w:val="0"/>
+          <w:numId w:val="1021"/>
+        </w:numPr>
+        <w:ind w:firstLine="420"/>
+      </w:pPr>
       <w:r>
         <w:rPr>
           <w:rFonts w:hint="eastAsia" w:ascii="Times New Roman" w:hAnsi="Times New Roman" w:eastAsia="FangSong" w:cs="Times New Roman"/>
@@ -11326,6 +11654,7 @@
       <w:pPr>
         <w:pStyle w:val="FirstParagraph"/>
         <w:spacing w:after="80"/>
+        <w:ind w:firstLine="420"/>
       </w:pPr>
       <w:r>
         <w:rPr>
@@ -11427,6 +11756,15 @@
         <w:tblStyle w:val="Table"/>
         <w:tblW w:type="auto" w:w="0"/>
         <w:tblLook w:firstRow="1" w:lastRow="0" w:firstColumn="0" w:lastColumn="0" w:noHBand="0" w:noVBand="0" w:val="0020"/>
+        <w:jc w:val="center"/>
+        <w:tblBorders>
+          <w:top w:val="single" w:sz="12" w:space="0" w:color="333333"/>
+          <w:bottom w:val="single" w:sz="12" w:space="0" w:color="333333"/>
+          <w:left w:val="none"/>
+          <w:right w:val="none"/>
+          <w:insideH w:val="none"/>
+          <w:insideV w:val="none"/>
+        </w:tblBorders>
       </w:tblPr>
       <w:tblGrid>
         <w:gridCol w:w="3960"/>
@@ -11437,7 +11775,11 @@
           <w:tblHeader w:val="on"/>
         </w:trPr>
         <w:tc>
-          <w:tcPr/>
+          <w:tcPr>
+            <w:tcBorders>
+              <w:bottom w:val="single" w:sz="6" w:space="0" w:color="333333"/>
+            </w:tcBorders>
+          </w:tcPr>
           <w:p>
             <w:pPr>
               <w:pStyle w:val="Compact"/>
@@ -11453,7 +11795,11 @@
           </w:p>
         </w:tc>
         <w:tc>
-          <w:tcPr/>
+          <w:tcPr>
+            <w:tcBorders>
+              <w:bottom w:val="single" w:sz="6" w:space="0" w:color="333333"/>
+            </w:tcBorders>
+          </w:tcPr>
           <w:p>
             <w:pPr>
               <w:pStyle w:val="Compact"/>
@@ -11785,6 +12131,7 @@
       <w:pPr>
         <w:pStyle w:val="BodyText"/>
         <w:spacing w:before="120"/>
+        <w:ind w:firstLine="420"/>
       </w:pPr>
       <w:r>
         <w:rPr>
@@ -11922,6 +12269,7 @@
     <w:p>
       <w:pPr>
         <w:pStyle w:val="BodyText"/>
+        <w:ind w:firstLine="420"/>
       </w:pPr>
       <w:r>
         <w:rPr>
@@ -11938,22 +12286,12 @@
     </w:p>
     <w:p>
       <w:pPr>
-        <w:pStyle w:val="BodyText"/>
-      </w:pPr>
-      <w:r>
-        <w:rPr>
-          <w:rFonts w:ascii="Times New Roman" w:hAnsi="Times New Roman" w:eastAsia="Times New Roman" w:cs="Times New Roman"/>
-          <w:b/>
-          <w:bCs/>
-        </w:rPr>
-        <w:t xml:space="preserve">4-1</w:t>
-      </w:r>
-      <w:r>
-        <w:rPr>
-          <w:rFonts w:ascii="Times New Roman" w:hAnsi="Times New Roman" w:eastAsia="Times New Roman" w:cs="Times New Roman"/>
-        </w:rPr>
-        <w:t xml:space="preserve"> </w:t>
-      </w:r>
+        <w:numPr>
+          <w:ilvl w:val="0"/>
+          <w:numId w:val="1022"/>
+        </w:numPr>
+        <w:ind w:firstLine="420"/>
+      </w:pPr>
       <w:r>
         <w:rPr>
           <w:rFonts w:ascii="Times New Roman" w:hAnsi="Times New Roman" w:eastAsia="Times New Roman" w:cs="Times New Roman"/>
@@ -12022,7 +12360,7 @@
         <w:rPr>
           <w:rFonts w:hint="eastAsia" w:ascii="Times New Roman" w:hAnsi="Times New Roman" w:eastAsia="Times New Roman" w:cs="Times New Roman"/>
         </w:rPr>
-        <w:t>θ；</w:t>
+        <w:t>；</w:t>
       </w:r>
       <w:r>
         <w:rPr>
@@ -12039,22 +12377,12 @@
     </w:p>
     <w:p>
       <w:pPr>
-        <w:pStyle w:val="BodyText"/>
-      </w:pPr>
-      <w:r>
-        <w:rPr>
-          <w:rFonts w:ascii="Times New Roman" w:hAnsi="Times New Roman" w:eastAsia="Times New Roman" w:cs="Times New Roman"/>
-          <w:b/>
-          <w:bCs/>
-        </w:rPr>
-        <w:t xml:space="preserve">4-2</w:t>
-      </w:r>
-      <w:r>
-        <w:rPr>
-          <w:rFonts w:ascii="Times New Roman" w:hAnsi="Times New Roman" w:eastAsia="Times New Roman" w:cs="Times New Roman"/>
-        </w:rPr>
-        <w:t xml:space="preserve"> </w:t>
-      </w:r>
+        <w:numPr>
+          <w:ilvl w:val="0"/>
+          <w:numId w:val="1022"/>
+        </w:numPr>
+        <w:ind w:firstLine="420"/>
+      </w:pPr>
       <w:r>
         <w:rPr>
           <w:rFonts w:hint="eastAsia" w:ascii="Times New Roman" w:hAnsi="Times New Roman" w:eastAsia="FangSong" w:cs="Times New Roman"/>
@@ -12082,22 +12410,12 @@
     </w:p>
     <w:p>
       <w:pPr>
-        <w:pStyle w:val="BodyText"/>
-      </w:pPr>
-      <w:r>
-        <w:rPr>
-          <w:rFonts w:ascii="Times New Roman" w:hAnsi="Times New Roman" w:eastAsia="Times New Roman" w:cs="Times New Roman"/>
-          <w:b/>
-          <w:bCs/>
-        </w:rPr>
-        <w:t xml:space="preserve">4-3</w:t>
-      </w:r>
-      <w:r>
-        <w:rPr>
-          <w:rFonts w:ascii="Times New Roman" w:hAnsi="Times New Roman" w:eastAsia="Times New Roman" w:cs="Times New Roman"/>
-        </w:rPr>
-        <w:t xml:space="preserve"> </w:t>
-      </w:r>
+        <w:numPr>
+          <w:ilvl w:val="0"/>
+          <w:numId w:val="1022"/>
+        </w:numPr>
+        <w:ind w:firstLine="420"/>
+      </w:pPr>
       <w:r>
         <w:rPr>
           <w:rFonts w:hint="eastAsia" w:ascii="Times New Roman" w:hAnsi="Times New Roman" w:eastAsia="FangSong" w:cs="Times New Roman"/>
@@ -12125,22 +12443,12 @@
     </w:p>
     <w:p>
       <w:pPr>
-        <w:pStyle w:val="BodyText"/>
-      </w:pPr>
-      <w:r>
-        <w:rPr>
-          <w:rFonts w:ascii="Times New Roman" w:hAnsi="Times New Roman" w:eastAsia="Times New Roman" w:cs="Times New Roman"/>
-          <w:b/>
-          <w:bCs/>
-        </w:rPr>
-        <w:t xml:space="preserve">4-4</w:t>
-      </w:r>
-      <w:r>
-        <w:rPr>
-          <w:rFonts w:ascii="Times New Roman" w:hAnsi="Times New Roman" w:eastAsia="Times New Roman" w:cs="Times New Roman"/>
-        </w:rPr>
-        <w:t xml:space="preserve"> </w:t>
-      </w:r>
+        <w:numPr>
+          <w:ilvl w:val="0"/>
+          <w:numId w:val="1022"/>
+        </w:numPr>
+        <w:ind w:firstLine="420"/>
+      </w:pPr>
       <w:r>
         <w:rPr>
           <w:rFonts w:hint="eastAsia" w:ascii="Times New Roman" w:hAnsi="Times New Roman" w:eastAsia="FangSong" w:cs="Times New Roman"/>
@@ -12198,22 +12506,12 @@
     </w:p>
     <w:p>
       <w:pPr>
-        <w:pStyle w:val="BodyText"/>
-      </w:pPr>
-      <w:r>
-        <w:rPr>
-          <w:rFonts w:ascii="Times New Roman" w:hAnsi="Times New Roman" w:eastAsia="Times New Roman" w:cs="Times New Roman"/>
-          <w:b/>
-          <w:bCs/>
-        </w:rPr>
-        <w:t xml:space="preserve">4-5</w:t>
-      </w:r>
-      <w:r>
-        <w:rPr>
-          <w:rFonts w:ascii="Times New Roman" w:hAnsi="Times New Roman" w:eastAsia="Times New Roman" w:cs="Times New Roman"/>
-        </w:rPr>
-        <w:t xml:space="preserve"> </w:t>
-      </w:r>
+        <w:numPr>
+          <w:ilvl w:val="0"/>
+          <w:numId w:val="1022"/>
+        </w:numPr>
+        <w:ind w:firstLine="420"/>
+      </w:pPr>
       <w:r>
         <w:rPr>
           <w:rFonts w:hint="eastAsia" w:ascii="Times New Roman" w:hAnsi="Times New Roman" w:eastAsia="FangSong" w:cs="Times New Roman"/>
@@ -12321,6 +12619,7 @@
       <w:pPr>
         <w:pStyle w:val="FirstParagraph"/>
         <w:spacing w:after="80"/>
+        <w:ind w:firstLine="420"/>
       </w:pPr>
       <w:r>
         <w:rPr>
@@ -12541,6 +12840,15 @@
         <w:tblStyle w:val="Table"/>
         <w:tblW w:type="auto" w:w="0"/>
         <w:tblLook w:firstRow="1" w:lastRow="0" w:firstColumn="0" w:lastColumn="0" w:noHBand="0" w:noVBand="0" w:val="0020"/>
+        <w:jc w:val="center"/>
+        <w:tblBorders>
+          <w:top w:val="single" w:sz="12" w:space="0" w:color="333333"/>
+          <w:bottom w:val="single" w:sz="12" w:space="0" w:color="333333"/>
+          <w:left w:val="none"/>
+          <w:right w:val="none"/>
+          <w:insideH w:val="none"/>
+          <w:insideV w:val="none"/>
+        </w:tblBorders>
       </w:tblPr>
       <w:tblGrid>
         <w:gridCol w:w="2640"/>
@@ -12552,7 +12860,11 @@
           <w:tblHeader w:val="on"/>
         </w:trPr>
         <w:tc>
-          <w:tcPr/>
+          <w:tcPr>
+            <w:tcBorders>
+              <w:bottom w:val="single" w:sz="6" w:space="0" w:color="333333"/>
+            </w:tcBorders>
+          </w:tcPr>
           <w:p>
             <w:pPr>
               <w:pStyle w:val="Compact"/>
@@ -12568,7 +12880,11 @@
           </w:p>
         </w:tc>
         <w:tc>
-          <w:tcPr/>
+          <w:tcPr>
+            <w:tcBorders>
+              <w:bottom w:val="single" w:sz="6" w:space="0" w:color="333333"/>
+            </w:tcBorders>
+          </w:tcPr>
           <w:p>
             <w:pPr>
               <w:pStyle w:val="Compact"/>
@@ -12591,7 +12907,11 @@
           </w:p>
         </w:tc>
         <w:tc>
-          <w:tcPr/>
+          <w:tcPr>
+            <w:tcBorders>
+              <w:bottom w:val="single" w:sz="6" w:space="0" w:color="333333"/>
+            </w:tcBorders>
+          </w:tcPr>
           <w:p>
             <w:pPr>
               <w:pStyle w:val="Compact"/>
@@ -12760,9 +13080,10 @@
       <w:pPr>
         <w:numPr>
           <w:ilvl w:val="0"/>
-          <w:numId w:val="1014"/>
+          <w:numId w:val="1023"/>
         </w:numPr>
         <w:spacing w:before="120"/>
+        <w:ind w:firstLine="420"/>
       </w:pPr>
       <w:r>
         <w:rPr>
@@ -12781,8 +13102,9 @@
       <w:pPr>
         <w:numPr>
           <w:ilvl w:val="0"/>
-          <w:numId w:val="1014"/>
+          <w:numId w:val="1023"/>
         </w:numPr>
+        <w:ind w:firstLine="420"/>
       </w:pPr>
       <w:r>
         <w:rPr>
@@ -12831,8 +13153,9 @@
       <w:pPr>
         <w:numPr>
           <w:ilvl w:val="0"/>
-          <w:numId w:val="1014"/>
+          <w:numId w:val="1023"/>
         </w:numPr>
+        <w:ind w:firstLine="420"/>
       </w:pPr>
       <w:r>
         <w:rPr>
@@ -13226,6 +13549,91 @@
       </w:rPr>
     </w:lvl>
   </w:abstractNum>
+  <w:abstractNum w:abstractNumId="99432">
+    <w:nsid w:val="00A99432"/>
+    <w:multiLevelType w:val="multilevel"/>
+    <w:lvl w:ilvl="0">
+      <w:start w:val="2"/>
+      <w:numFmt w:val="decimal"/>
+      <w:lvlText w:val="(%1)"/>
+      <w:lvlJc w:val="left"/>
+      <w:pPr>
+        <w:ind w:left="720" w:hanging="360"/>
+      </w:pPr>
+    </w:lvl>
+    <w:lvl w:ilvl="1">
+      <w:start w:val="2"/>
+      <w:numFmt w:val="decimal"/>
+      <w:lvlText w:val="(%2)"/>
+      <w:lvlJc w:val="left"/>
+      <w:pPr>
+        <w:ind w:left="1440" w:hanging="360"/>
+      </w:pPr>
+    </w:lvl>
+    <w:lvl w:ilvl="2">
+      <w:start w:val="2"/>
+      <w:numFmt w:val="decimal"/>
+      <w:lvlText w:val="(%3)"/>
+      <w:lvlJc w:val="left"/>
+      <w:pPr>
+        <w:ind w:left="2160" w:hanging="360"/>
+      </w:pPr>
+    </w:lvl>
+    <w:lvl w:ilvl="3">
+      <w:start w:val="2"/>
+      <w:numFmt w:val="decimal"/>
+      <w:lvlText w:val="(%4)"/>
+      <w:lvlJc w:val="left"/>
+      <w:pPr>
+        <w:ind w:left="2880" w:hanging="360"/>
+      </w:pPr>
+    </w:lvl>
+    <w:lvl w:ilvl="4">
+      <w:start w:val="2"/>
+      <w:numFmt w:val="decimal"/>
+      <w:lvlText w:val="(%5)"/>
+      <w:lvlJc w:val="left"/>
+      <w:pPr>
+        <w:ind w:left="3600" w:hanging="360"/>
+      </w:pPr>
+    </w:lvl>
+    <w:lvl w:ilvl="5">
+      <w:start w:val="2"/>
+      <w:numFmt w:val="decimal"/>
+      <w:lvlText w:val="(%6)"/>
+      <w:lvlJc w:val="left"/>
+      <w:pPr>
+        <w:ind w:left="4320" w:hanging="360"/>
+      </w:pPr>
+    </w:lvl>
+    <w:lvl w:ilvl="6">
+      <w:start w:val="2"/>
+      <w:numFmt w:val="decimal"/>
+      <w:lvlText w:val="(%7)"/>
+      <w:lvlJc w:val="left"/>
+      <w:pPr>
+        <w:ind w:left="5040" w:hanging="360"/>
+      </w:pPr>
+    </w:lvl>
+    <w:lvl w:ilvl="7">
+      <w:start w:val="2"/>
+      <w:numFmt w:val="decimal"/>
+      <w:lvlText w:val="(%8)"/>
+      <w:lvlJc w:val="left"/>
+      <w:pPr>
+        <w:ind w:left="5760" w:hanging="360"/>
+      </w:pPr>
+    </w:lvl>
+    <w:lvl w:ilvl="8">
+      <w:start w:val="2"/>
+      <w:numFmt w:val="decimal"/>
+      <w:lvlText w:val="(%9)"/>
+      <w:lvlJc w:val="left"/>
+      <w:pPr>
+        <w:ind w:left="6480" w:hanging="360"/>
+      </w:pPr>
+    </w:lvl>
+  </w:abstractNum>
   <w:abstractNum w:abstractNumId="99411">
     <w:nsid w:val="00A99411"/>
     <w:multiLevelType w:val="multilevel"/>
@@ -13311,11 +13719,11 @@
       </w:pPr>
     </w:lvl>
   </w:abstractNum>
-  <w:abstractNum w:abstractNumId="99722">
-    <w:nsid w:val="00A99722"/>
+  <w:abstractNum w:abstractNumId="99721">
+    <w:nsid w:val="00A99721"/>
     <w:multiLevelType w:val="multilevel"/>
     <w:lvl w:ilvl="0">
-      <w:start w:val="2"/>
+      <w:start w:val="1"/>
       <w:numFmt w:val="lowerLetter"/>
       <w:lvlText w:val="%1)"/>
       <w:lvlJc w:val="left"/>
@@ -13324,7 +13732,7 @@
       </w:pPr>
     </w:lvl>
     <w:lvl w:ilvl="1">
-      <w:start w:val="2"/>
+      <w:start w:val="1"/>
       <w:numFmt w:val="lowerLetter"/>
       <w:lvlText w:val="%2)"/>
       <w:lvlJc w:val="left"/>
@@ -13333,7 +13741,7 @@
       </w:pPr>
     </w:lvl>
     <w:lvl w:ilvl="2">
-      <w:start w:val="2"/>
+      <w:start w:val="1"/>
       <w:numFmt w:val="lowerLetter"/>
       <w:lvlText w:val="%3)"/>
       <w:lvlJc w:val="left"/>
@@ -13342,7 +13750,7 @@
       </w:pPr>
     </w:lvl>
     <w:lvl w:ilvl="3">
-      <w:start w:val="2"/>
+      <w:start w:val="1"/>
       <w:numFmt w:val="lowerLetter"/>
       <w:lvlText w:val="%4)"/>
       <w:lvlJc w:val="left"/>
@@ -13351,7 +13759,7 @@
       </w:pPr>
     </w:lvl>
     <w:lvl w:ilvl="4">
-      <w:start w:val="2"/>
+      <w:start w:val="1"/>
       <w:numFmt w:val="lowerLetter"/>
       <w:lvlText w:val="%5)"/>
       <w:lvlJc w:val="left"/>
@@ -13360,7 +13768,7 @@
       </w:pPr>
     </w:lvl>
     <w:lvl w:ilvl="5">
-      <w:start w:val="2"/>
+      <w:start w:val="1"/>
       <w:numFmt w:val="lowerLetter"/>
       <w:lvlText w:val="%6)"/>
       <w:lvlJc w:val="left"/>
@@ -13369,7 +13777,7 @@
       </w:pPr>
     </w:lvl>
     <w:lvl w:ilvl="6">
-      <w:start w:val="2"/>
+      <w:start w:val="1"/>
       <w:numFmt w:val="lowerLetter"/>
       <w:lvlText w:val="%7)"/>
       <w:lvlJc w:val="left"/>
@@ -13378,7 +13786,7 @@
       </w:pPr>
     </w:lvl>
     <w:lvl w:ilvl="7">
-      <w:start w:val="2"/>
+      <w:start w:val="1"/>
       <w:numFmt w:val="lowerLetter"/>
       <w:lvlText w:val="%8)"/>
       <w:lvlJc w:val="left"/>
@@ -13387,7 +13795,7 @@
       </w:pPr>
     </w:lvl>
     <w:lvl w:ilvl="8">
-      <w:start w:val="2"/>
+      <w:start w:val="1"/>
       <w:numFmt w:val="lowerLetter"/>
       <w:lvlText w:val="%9)"/>
       <w:lvlJc w:val="left"/>
@@ -13445,13 +13853,7 @@
     <w:abstractNumId w:val="991"/>
   </w:num>
   <w:num w:numId="1007">
-    <w:abstractNumId w:val="991"/>
-  </w:num>
-  <w:num w:numId="1008">
-    <w:abstractNumId w:val="991"/>
-  </w:num>
-  <w:num w:numId="1009">
-    <w:abstractNumId w:val="99411"/>
+    <w:abstractNumId w:val="99431"/>
     <w:lvlOverride w:ilvl="0">
       <w:startOverride w:val="1"/>
     </w:lvlOverride>
@@ -13480,35 +13882,41 @@
       <w:startOverride w:val="1"/>
     </w:lvlOverride>
   </w:num>
-  <w:num w:numId="1010">
-    <w:abstractNumId w:val="99411"/>
+  <w:num w:numId="1008">
+    <w:abstractNumId w:val="991"/>
+  </w:num>
+  <w:num w:numId="1009">
+    <w:abstractNumId w:val="99432"/>
     <w:lvlOverride w:ilvl="0">
-      <w:startOverride w:val="1"/>
+      <w:startOverride w:val="2"/>
     </w:lvlOverride>
     <w:lvlOverride w:ilvl="1">
-      <w:startOverride w:val="1"/>
+      <w:startOverride w:val="2"/>
     </w:lvlOverride>
     <w:lvlOverride w:ilvl="2">
-      <w:startOverride w:val="1"/>
+      <w:startOverride w:val="2"/>
     </w:lvlOverride>
     <w:lvlOverride w:ilvl="3">
-      <w:startOverride w:val="1"/>
+      <w:startOverride w:val="2"/>
     </w:lvlOverride>
     <w:lvlOverride w:ilvl="4">
-      <w:startOverride w:val="1"/>
+      <w:startOverride w:val="2"/>
     </w:lvlOverride>
     <w:lvlOverride w:ilvl="5">
-      <w:startOverride w:val="1"/>
+      <w:startOverride w:val="2"/>
     </w:lvlOverride>
     <w:lvlOverride w:ilvl="6">
-      <w:startOverride w:val="1"/>
+      <w:startOverride w:val="2"/>
     </w:lvlOverride>
     <w:lvlOverride w:ilvl="7">
-      <w:startOverride w:val="1"/>
+      <w:startOverride w:val="2"/>
     </w:lvlOverride>
     <w:lvlOverride w:ilvl="8">
-      <w:startOverride w:val="1"/>
+      <w:startOverride w:val="2"/>
     </w:lvlOverride>
+  </w:num>
+  <w:num w:numId="1010">
+    <w:abstractNumId w:val="991"/>
   </w:num>
   <w:num w:numId="1011">
     <w:abstractNumId w:val="99411"/>
@@ -13571,36 +13979,252 @@
     </w:lvlOverride>
   </w:num>
   <w:num w:numId="1013">
-    <w:abstractNumId w:val="99722"/>
+    <w:abstractNumId w:val="99431"/>
     <w:lvlOverride w:ilvl="0">
-      <w:startOverride w:val="2"/>
+      <w:startOverride w:val="1"/>
     </w:lvlOverride>
     <w:lvlOverride w:ilvl="1">
-      <w:startOverride w:val="2"/>
+      <w:startOverride w:val="1"/>
     </w:lvlOverride>
     <w:lvlOverride w:ilvl="2">
-      <w:startOverride w:val="2"/>
+      <w:startOverride w:val="1"/>
     </w:lvlOverride>
     <w:lvlOverride w:ilvl="3">
-      <w:startOverride w:val="2"/>
+      <w:startOverride w:val="1"/>
     </w:lvlOverride>
     <w:lvlOverride w:ilvl="4">
-      <w:startOverride w:val="2"/>
+      <w:startOverride w:val="1"/>
     </w:lvlOverride>
     <w:lvlOverride w:ilvl="5">
-      <w:startOverride w:val="2"/>
+      <w:startOverride w:val="1"/>
     </w:lvlOverride>
     <w:lvlOverride w:ilvl="6">
-      <w:startOverride w:val="2"/>
+      <w:startOverride w:val="1"/>
     </w:lvlOverride>
     <w:lvlOverride w:ilvl="7">
-      <w:startOverride w:val="2"/>
+      <w:startOverride w:val="1"/>
     </w:lvlOverride>
     <w:lvlOverride w:ilvl="8">
-      <w:startOverride w:val="2"/>
+      <w:startOverride w:val="1"/>
     </w:lvlOverride>
   </w:num>
   <w:num w:numId="1014">
+    <w:abstractNumId w:val="99431"/>
+    <w:lvlOverride w:ilvl="0">
+      <w:startOverride w:val="1"/>
+    </w:lvlOverride>
+    <w:lvlOverride w:ilvl="1">
+      <w:startOverride w:val="1"/>
+    </w:lvlOverride>
+    <w:lvlOverride w:ilvl="2">
+      <w:startOverride w:val="1"/>
+    </w:lvlOverride>
+    <w:lvlOverride w:ilvl="3">
+      <w:startOverride w:val="1"/>
+    </w:lvlOverride>
+    <w:lvlOverride w:ilvl="4">
+      <w:startOverride w:val="1"/>
+    </w:lvlOverride>
+    <w:lvlOverride w:ilvl="5">
+      <w:startOverride w:val="1"/>
+    </w:lvlOverride>
+    <w:lvlOverride w:ilvl="6">
+      <w:startOverride w:val="1"/>
+    </w:lvlOverride>
+    <w:lvlOverride w:ilvl="7">
+      <w:startOverride w:val="1"/>
+    </w:lvlOverride>
+    <w:lvlOverride w:ilvl="8">
+      <w:startOverride w:val="1"/>
+    </w:lvlOverride>
+  </w:num>
+  <w:num w:numId="1015">
+    <w:abstractNumId w:val="99411"/>
+    <w:lvlOverride w:ilvl="0">
+      <w:startOverride w:val="1"/>
+    </w:lvlOverride>
+    <w:lvlOverride w:ilvl="1">
+      <w:startOverride w:val="1"/>
+    </w:lvlOverride>
+    <w:lvlOverride w:ilvl="2">
+      <w:startOverride w:val="1"/>
+    </w:lvlOverride>
+    <w:lvlOverride w:ilvl="3">
+      <w:startOverride w:val="1"/>
+    </w:lvlOverride>
+    <w:lvlOverride w:ilvl="4">
+      <w:startOverride w:val="1"/>
+    </w:lvlOverride>
+    <w:lvlOverride w:ilvl="5">
+      <w:startOverride w:val="1"/>
+    </w:lvlOverride>
+    <w:lvlOverride w:ilvl="6">
+      <w:startOverride w:val="1"/>
+    </w:lvlOverride>
+    <w:lvlOverride w:ilvl="7">
+      <w:startOverride w:val="1"/>
+    </w:lvlOverride>
+    <w:lvlOverride w:ilvl="8">
+      <w:startOverride w:val="1"/>
+    </w:lvlOverride>
+  </w:num>
+  <w:num w:numId="1016">
+    <w:abstractNumId w:val="99431"/>
+    <w:lvlOverride w:ilvl="0">
+      <w:startOverride w:val="1"/>
+    </w:lvlOverride>
+    <w:lvlOverride w:ilvl="1">
+      <w:startOverride w:val="1"/>
+    </w:lvlOverride>
+    <w:lvlOverride w:ilvl="2">
+      <w:startOverride w:val="1"/>
+    </w:lvlOverride>
+    <w:lvlOverride w:ilvl="3">
+      <w:startOverride w:val="1"/>
+    </w:lvlOverride>
+    <w:lvlOverride w:ilvl="4">
+      <w:startOverride w:val="1"/>
+    </w:lvlOverride>
+    <w:lvlOverride w:ilvl="5">
+      <w:startOverride w:val="1"/>
+    </w:lvlOverride>
+    <w:lvlOverride w:ilvl="6">
+      <w:startOverride w:val="1"/>
+    </w:lvlOverride>
+    <w:lvlOverride w:ilvl="7">
+      <w:startOverride w:val="1"/>
+    </w:lvlOverride>
+    <w:lvlOverride w:ilvl="8">
+      <w:startOverride w:val="1"/>
+    </w:lvlOverride>
+  </w:num>
+  <w:num w:numId="1017">
+    <w:abstractNumId w:val="99721"/>
+    <w:lvlOverride w:ilvl="0">
+      <w:startOverride w:val="1"/>
+    </w:lvlOverride>
+    <w:lvlOverride w:ilvl="1">
+      <w:startOverride w:val="1"/>
+    </w:lvlOverride>
+    <w:lvlOverride w:ilvl="2">
+      <w:startOverride w:val="1"/>
+    </w:lvlOverride>
+    <w:lvlOverride w:ilvl="3">
+      <w:startOverride w:val="1"/>
+    </w:lvlOverride>
+    <w:lvlOverride w:ilvl="4">
+      <w:startOverride w:val="1"/>
+    </w:lvlOverride>
+    <w:lvlOverride w:ilvl="5">
+      <w:startOverride w:val="1"/>
+    </w:lvlOverride>
+    <w:lvlOverride w:ilvl="6">
+      <w:startOverride w:val="1"/>
+    </w:lvlOverride>
+    <w:lvlOverride w:ilvl="7">
+      <w:startOverride w:val="1"/>
+    </w:lvlOverride>
+    <w:lvlOverride w:ilvl="8">
+      <w:startOverride w:val="1"/>
+    </w:lvlOverride>
+  </w:num>
+  <w:num w:numId="1018">
+    <w:abstractNumId w:val="991"/>
+  </w:num>
+  <w:num w:numId="1019">
+    <w:abstractNumId w:val="991"/>
+  </w:num>
+  <w:num w:numId="1020">
+    <w:abstractNumId w:val="99431"/>
+    <w:lvlOverride w:ilvl="0">
+      <w:startOverride w:val="1"/>
+    </w:lvlOverride>
+    <w:lvlOverride w:ilvl="1">
+      <w:startOverride w:val="1"/>
+    </w:lvlOverride>
+    <w:lvlOverride w:ilvl="2">
+      <w:startOverride w:val="1"/>
+    </w:lvlOverride>
+    <w:lvlOverride w:ilvl="3">
+      <w:startOverride w:val="1"/>
+    </w:lvlOverride>
+    <w:lvlOverride w:ilvl="4">
+      <w:startOverride w:val="1"/>
+    </w:lvlOverride>
+    <w:lvlOverride w:ilvl="5">
+      <w:startOverride w:val="1"/>
+    </w:lvlOverride>
+    <w:lvlOverride w:ilvl="6">
+      <w:startOverride w:val="1"/>
+    </w:lvlOverride>
+    <w:lvlOverride w:ilvl="7">
+      <w:startOverride w:val="1"/>
+    </w:lvlOverride>
+    <w:lvlOverride w:ilvl="8">
+      <w:startOverride w:val="1"/>
+    </w:lvlOverride>
+  </w:num>
+  <w:num w:numId="1021">
+    <w:abstractNumId w:val="99431"/>
+    <w:lvlOverride w:ilvl="0">
+      <w:startOverride w:val="1"/>
+    </w:lvlOverride>
+    <w:lvlOverride w:ilvl="1">
+      <w:startOverride w:val="1"/>
+    </w:lvlOverride>
+    <w:lvlOverride w:ilvl="2">
+      <w:startOverride w:val="1"/>
+    </w:lvlOverride>
+    <w:lvlOverride w:ilvl="3">
+      <w:startOverride w:val="1"/>
+    </w:lvlOverride>
+    <w:lvlOverride w:ilvl="4">
+      <w:startOverride w:val="1"/>
+    </w:lvlOverride>
+    <w:lvlOverride w:ilvl="5">
+      <w:startOverride w:val="1"/>
+    </w:lvlOverride>
+    <w:lvlOverride w:ilvl="6">
+      <w:startOverride w:val="1"/>
+    </w:lvlOverride>
+    <w:lvlOverride w:ilvl="7">
+      <w:startOverride w:val="1"/>
+    </w:lvlOverride>
+    <w:lvlOverride w:ilvl="8">
+      <w:startOverride w:val="1"/>
+    </w:lvlOverride>
+  </w:num>
+  <w:num w:numId="1022">
+    <w:abstractNumId w:val="99431"/>
+    <w:lvlOverride w:ilvl="0">
+      <w:startOverride w:val="1"/>
+    </w:lvlOverride>
+    <w:lvlOverride w:ilvl="1">
+      <w:startOverride w:val="1"/>
+    </w:lvlOverride>
+    <w:lvlOverride w:ilvl="2">
+      <w:startOverride w:val="1"/>
+    </w:lvlOverride>
+    <w:lvlOverride w:ilvl="3">
+      <w:startOverride w:val="1"/>
+    </w:lvlOverride>
+    <w:lvlOverride w:ilvl="4">
+      <w:startOverride w:val="1"/>
+    </w:lvlOverride>
+    <w:lvlOverride w:ilvl="5">
+      <w:startOverride w:val="1"/>
+    </w:lvlOverride>
+    <w:lvlOverride w:ilvl="6">
+      <w:startOverride w:val="1"/>
+    </w:lvlOverride>
+    <w:lvlOverride w:ilvl="7">
+      <w:startOverride w:val="1"/>
+    </w:lvlOverride>
+    <w:lvlOverride w:ilvl="8">
+      <w:startOverride w:val="1"/>
+    </w:lvlOverride>
+  </w:num>
+  <w:num w:numId="1023">
     <w:abstractNumId w:val="99411"/>
     <w:lvlOverride w:ilvl="0">
       <w:startOverride w:val="1"/>
